--- a/public/templates/Informe_de_necessitats_OFI.docx
+++ b/public/templates/Informe_de_necessitats_OFI.docx
@@ -20,7 +20,31 @@
           <w:szCs w:val="20"/>
           <w:lang w:val="ca-ES"/>
         </w:rPr>
-        <w:t xml:space="preserve">Informe relatiu a la despesa realitzada pel procediment de contracte menor </w:t>
+        <w:t xml:space="preserve">Informe relatiu a la despesa realitzada </w:t>
+      </w:r>
+      <w:r>
+        <w:rPr>
+          <w:rFonts w:ascii="Open Sans Light" w:eastAsia="Open Sans Light" w:hAnsi="Open Sans Light" w:cs="Open Sans Light"/>
+          <w:b/>
+          <w:bCs/>
+          <w:sz w:val="20"/>
+          <w:szCs w:val="20"/>
+          <w:lang w:val="ca-ES"/>
+        </w:rPr>
+        <w:t>amb Omissió de la Funció Interventora (OFI)</w:t>
+      </w:r>
+      <w:bookmarkStart w:id="0" w:name="_GoBack"/>
+      <w:bookmarkEnd w:id="0"/>
+      <w:r>
+        <w:rPr>
+          <w:rFonts w:ascii="Open Sans Light" w:eastAsia="Open Sans Light" w:hAnsi="Open Sans Light" w:cs="Open Sans Light"/>
+          <w:b/>
+          <w:bCs/>
+          <w:sz w:val="20"/>
+          <w:szCs w:val="20"/>
+          <w:lang w:val="ca-ES"/>
+        </w:rPr>
+        <w:t xml:space="preserve"> </w:t>
       </w:r>
       <w:r>
         <w:rPr>
@@ -2999,8 +3023,6 @@
           <w:szCs w:val="20"/>
         </w:rPr>
       </w:pPr>
-      <w:bookmarkStart w:id="0" w:name="_GoBack"/>
-      <w:bookmarkEnd w:id="0"/>
     </w:p>
     <w:sectPr>
       <w:pgSz w:w="11906" w:h="16838"/>
@@ -3874,12 +3896,14 @@
 </file>
 
 <file path=customXml/item1.xml><?xml version="1.0" encoding="utf-8"?>
-<?mso-contentType ?>
-<FormTemplates xmlns="http://schemas.microsoft.com/sharepoint/v3/contenttype/forms">
-  <Display>DocumentLibraryForm</Display>
-  <Edit>DocumentLibraryForm</Edit>
-  <New>DocumentLibraryForm</New>
-</FormTemplates>
+<p:properties xmlns:p="http://schemas.microsoft.com/office/2006/metadata/properties" xmlns:xsi="http://www.w3.org/2001/XMLSchema-instance" xmlns:pc="http://schemas.microsoft.com/office/infopath/2007/PartnerControls">
+  <documentManagement>
+    <TaxCatchAll xmlns="108d9c73-5d46-4471-9bd8-029f5de3680f" xsi:nil="true"/>
+    <lcf76f155ced4ddcb4097134ff3c332f xmlns="74cf42d7-5302-4f1c-a14a-4e00bba5b2a8">
+      <Terms xmlns="http://schemas.microsoft.com/office/infopath/2007/PartnerControls"/>
+    </lcf76f155ced4ddcb4097134ff3c332f>
+  </documentManagement>
+</p:properties>
 </file>
 
 <file path=customXml/item2.xml><?xml version="1.0" encoding="utf-8"?>
@@ -4112,14 +4136,12 @@
 </file>
 
 <file path=customXml/item3.xml><?xml version="1.0" encoding="utf-8"?>
-<p:properties xmlns:p="http://schemas.microsoft.com/office/2006/metadata/properties" xmlns:xsi="http://www.w3.org/2001/XMLSchema-instance" xmlns:pc="http://schemas.microsoft.com/office/infopath/2007/PartnerControls">
-  <documentManagement>
-    <TaxCatchAll xmlns="108d9c73-5d46-4471-9bd8-029f5de3680f" xsi:nil="true"/>
-    <lcf76f155ced4ddcb4097134ff3c332f xmlns="74cf42d7-5302-4f1c-a14a-4e00bba5b2a8">
-      <Terms xmlns="http://schemas.microsoft.com/office/infopath/2007/PartnerControls"/>
-    </lcf76f155ced4ddcb4097134ff3c332f>
-  </documentManagement>
-</p:properties>
+<?mso-contentType ?>
+<FormTemplates xmlns="http://schemas.microsoft.com/sharepoint/v3/contenttype/forms">
+  <Display>DocumentLibraryForm</Display>
+  <Edit>DocumentLibraryForm</Edit>
+  <New>DocumentLibraryForm</New>
+</FormTemplates>
 </file>
 
 <file path=customXml/item4.xml><?xml version="1.0" encoding="utf-8"?>
@@ -4127,9 +4149,12 @@
 </file>
 
 <file path=customXml/itemProps1.xml><?xml version="1.0" encoding="utf-8"?>
-<ds:datastoreItem xmlns:ds="http://schemas.openxmlformats.org/officeDocument/2006/customXml" ds:itemID="{150801C8-2C01-424E-BC6C-56C9B08C462E}">
+<ds:datastoreItem xmlns:ds="http://schemas.openxmlformats.org/officeDocument/2006/customXml" ds:itemID="{EF14DB54-CEC9-47B5-A13D-53C8A329E037}">
   <ds:schemaRefs>
-    <ds:schemaRef ds:uri="http://schemas.microsoft.com/sharepoint/v3/contenttype/forms"/>
+    <ds:schemaRef ds:uri="http://schemas.microsoft.com/office/2006/metadata/properties"/>
+    <ds:schemaRef ds:uri="http://schemas.microsoft.com/office/infopath/2007/PartnerControls"/>
+    <ds:schemaRef ds:uri="108d9c73-5d46-4471-9bd8-029f5de3680f"/>
+    <ds:schemaRef ds:uri="74cf42d7-5302-4f1c-a14a-4e00bba5b2a8"/>
   </ds:schemaRefs>
 </ds:datastoreItem>
 </file>
@@ -4154,18 +4179,15 @@
 </file>
 
 <file path=customXml/itemProps3.xml><?xml version="1.0" encoding="utf-8"?>
-<ds:datastoreItem xmlns:ds="http://schemas.openxmlformats.org/officeDocument/2006/customXml" ds:itemID="{EF14DB54-CEC9-47B5-A13D-53C8A329E037}">
+<ds:datastoreItem xmlns:ds="http://schemas.openxmlformats.org/officeDocument/2006/customXml" ds:itemID="{150801C8-2C01-424E-BC6C-56C9B08C462E}">
   <ds:schemaRefs>
-    <ds:schemaRef ds:uri="http://schemas.microsoft.com/office/2006/metadata/properties"/>
-    <ds:schemaRef ds:uri="http://schemas.microsoft.com/office/infopath/2007/PartnerControls"/>
-    <ds:schemaRef ds:uri="108d9c73-5d46-4471-9bd8-029f5de3680f"/>
-    <ds:schemaRef ds:uri="74cf42d7-5302-4f1c-a14a-4e00bba5b2a8"/>
+    <ds:schemaRef ds:uri="http://schemas.microsoft.com/sharepoint/v3/contenttype/forms"/>
   </ds:schemaRefs>
 </ds:datastoreItem>
 </file>
 
 <file path=customXml/itemProps4.xml><?xml version="1.0" encoding="utf-8"?>
-<ds:datastoreItem xmlns:ds="http://schemas.openxmlformats.org/officeDocument/2006/customXml" ds:itemID="{6BCECA3C-BDBE-4B5F-B928-BBD36FC1681B}">
+<ds:datastoreItem xmlns:ds="http://schemas.openxmlformats.org/officeDocument/2006/customXml" ds:itemID="{96CAEDA6-5BB3-4A57-AE2B-5CDEB6AEA9CC}">
   <ds:schemaRefs>
     <ds:schemaRef ds:uri="http://schemas.openxmlformats.org/officeDocument/2006/bibliography"/>
   </ds:schemaRefs>

--- a/public/templates/Informe_de_necessitats_OFI.docx
+++ b/public/templates/Informe_de_necessitats_OFI.docx
@@ -33,8 +33,6 @@
         </w:rPr>
         <w:t>amb Omissió de la Funció Interventora (OFI)</w:t>
       </w:r>
-      <w:bookmarkStart w:id="0" w:name="_GoBack"/>
-      <w:bookmarkEnd w:id="0"/>
       <w:r>
         <w:rPr>
           <w:rFonts w:ascii="Open Sans Light" w:eastAsia="Open Sans Light" w:hAnsi="Open Sans Light" w:cs="Open Sans Light"/>
@@ -153,13 +151,11 @@
     </w:p>
     <w:p>
       <w:pPr>
-        <w:spacing w:after="0" w:line="240" w:lineRule="auto"/>
-        <w:jc w:val="both"/>
-        <w:rPr>
-          <w:rFonts w:ascii="Open Sans Light" w:eastAsia="Open Sans Light" w:hAnsi="Open Sans Light" w:cs="Open Sans Light"/>
-          <w:sz w:val="20"/>
-          <w:szCs w:val="20"/>
-          <w:lang w:val="ca-ES"/>
+        <w:spacing w:before="137" w:line="240" w:lineRule="auto"/>
+        <w:rPr>
+          <w:rFonts w:ascii="Open Sans Light" w:eastAsia="Open Sans Light" w:hAnsi="Open Sans Light" w:cs="Open Sans Light"/>
+          <w:sz w:val="20"/>
+          <w:szCs w:val="20"/>
         </w:rPr>
       </w:pPr>
       <w:r>
@@ -167,82 +163,314 @@
           <w:rFonts w:ascii="Open Sans Light" w:eastAsia="Open Sans Light" w:hAnsi="Open Sans Light" w:cs="Open Sans Light"/>
           <w:sz w:val="20"/>
           <w:szCs w:val="20"/>
-          <w:lang w:val="ca-ES"/>
-        </w:rPr>
-        <w:t>En compliment de l’article 118.2 de la Llei 9/2017, de 8 de novembre, de contractes del sector</w:t>
-      </w:r>
-    </w:p>
-    <w:p>
-      <w:pPr>
-        <w:spacing w:after="0" w:line="240" w:lineRule="auto"/>
-        <w:jc w:val="both"/>
-        <w:rPr>
-          <w:rFonts w:ascii="Open Sans Light" w:eastAsia="Open Sans Light" w:hAnsi="Open Sans Light" w:cs="Open Sans Light"/>
-          <w:sz w:val="20"/>
-          <w:szCs w:val="20"/>
-          <w:lang w:val="ca-ES"/>
-        </w:rPr>
-      </w:pPr>
-      <w:r>
-        <w:rPr>
-          <w:rFonts w:ascii="Open Sans Light" w:eastAsia="Open Sans Light" w:hAnsi="Open Sans Light" w:cs="Open Sans Light"/>
-          <w:sz w:val="20"/>
-          <w:szCs w:val="20"/>
-          <w:lang w:val="ca-ES"/>
-        </w:rPr>
-        <w:t>públic, per la qual es transposen a l’ordenament jurídic espanyol les directives del Parlament</w:t>
-      </w:r>
-    </w:p>
-    <w:p>
-      <w:pPr>
-        <w:spacing w:after="0" w:line="240" w:lineRule="auto"/>
-        <w:jc w:val="both"/>
-        <w:rPr>
-          <w:rFonts w:ascii="Open Sans Light" w:eastAsia="Open Sans Light" w:hAnsi="Open Sans Light" w:cs="Open Sans Light"/>
-          <w:sz w:val="20"/>
-          <w:szCs w:val="20"/>
-          <w:lang w:val="ca-ES"/>
-        </w:rPr>
-      </w:pPr>
-      <w:r>
-        <w:rPr>
-          <w:rFonts w:ascii="Open Sans Light" w:eastAsia="Open Sans Light" w:hAnsi="Open Sans Light" w:cs="Open Sans Light"/>
-          <w:sz w:val="20"/>
-          <w:szCs w:val="20"/>
-          <w:lang w:val="ca-ES"/>
-        </w:rPr>
-        <w:t>Europeu i del Consell 2014/23/UE i 2014/24/UE, de 26 de febrer de 2014, en endavant, LCSP,</w:t>
-      </w:r>
-    </w:p>
-    <w:p>
-      <w:pPr>
-        <w:spacing w:after="0" w:line="240" w:lineRule="auto"/>
-        <w:jc w:val="both"/>
-        <w:rPr>
-          <w:rFonts w:ascii="Open Sans Light" w:eastAsia="Open Sans Light" w:hAnsi="Open Sans Light" w:cs="Open Sans Light"/>
-          <w:sz w:val="20"/>
-          <w:szCs w:val="20"/>
-        </w:rPr>
-      </w:pPr>
-      <w:r>
-        <w:rPr>
-          <w:rFonts w:ascii="Open Sans Light" w:eastAsia="Open Sans Light" w:hAnsi="Open Sans Light" w:cs="Open Sans Light"/>
-          <w:sz w:val="20"/>
-          <w:szCs w:val="20"/>
-          <w:lang w:val="ca-ES"/>
-        </w:rPr>
-        <w:t xml:space="preserve">s’informa que: </w:t>
-      </w:r>
-      <w:r>
-        <w:rPr>
-          <w:rFonts w:ascii="Open Sans Light" w:eastAsia="Open Sans Light" w:hAnsi="Open Sans Light" w:cs="Open Sans Light"/>
-          <w:b/>
-          <w:bCs/>
-          <w:sz w:val="20"/>
-          <w:szCs w:val="20"/>
-          <w:lang w:val="ca-ES"/>
-        </w:rPr>
-        <w:t xml:space="preserve">  </w:t>
+        </w:rPr>
+        <w:t xml:space="preserve">En </w:t>
+      </w:r>
+      <w:proofErr w:type="spellStart"/>
+      <w:r>
+        <w:rPr>
+          <w:rFonts w:ascii="Open Sans Light" w:eastAsia="Open Sans Light" w:hAnsi="Open Sans Light" w:cs="Open Sans Light"/>
+          <w:sz w:val="20"/>
+          <w:szCs w:val="20"/>
+        </w:rPr>
+        <w:t>compliment</w:t>
+      </w:r>
+      <w:proofErr w:type="spellEnd"/>
+      <w:r>
+        <w:rPr>
+          <w:rFonts w:ascii="Open Sans Light" w:eastAsia="Open Sans Light" w:hAnsi="Open Sans Light" w:cs="Open Sans Light"/>
+          <w:sz w:val="20"/>
+          <w:szCs w:val="20"/>
+        </w:rPr>
+        <w:t xml:space="preserve"> de </w:t>
+      </w:r>
+      <w:proofErr w:type="spellStart"/>
+      <w:r>
+        <w:rPr>
+          <w:rFonts w:ascii="Open Sans Light" w:eastAsia="Open Sans Light" w:hAnsi="Open Sans Light" w:cs="Open Sans Light"/>
+          <w:sz w:val="20"/>
+          <w:szCs w:val="20"/>
+        </w:rPr>
+        <w:t>l'article</w:t>
+      </w:r>
+      <w:proofErr w:type="spellEnd"/>
+      <w:r>
+        <w:rPr>
+          <w:rFonts w:ascii="Open Sans Light" w:eastAsia="Open Sans Light" w:hAnsi="Open Sans Light" w:cs="Open Sans Light"/>
+          <w:sz w:val="20"/>
+          <w:szCs w:val="20"/>
+        </w:rPr>
+        <w:t xml:space="preserve"> 28 del </w:t>
+      </w:r>
+      <w:proofErr w:type="spellStart"/>
+      <w:r>
+        <w:rPr>
+          <w:rFonts w:ascii="Open Sans Light" w:eastAsia="Open Sans Light" w:hAnsi="Open Sans Light" w:cs="Open Sans Light"/>
+          <w:sz w:val="20"/>
+          <w:szCs w:val="20"/>
+        </w:rPr>
+        <w:t>Reial</w:t>
+      </w:r>
+      <w:proofErr w:type="spellEnd"/>
+      <w:r>
+        <w:rPr>
+          <w:rFonts w:ascii="Open Sans Light" w:eastAsia="Open Sans Light" w:hAnsi="Open Sans Light" w:cs="Open Sans Light"/>
+          <w:sz w:val="20"/>
+          <w:szCs w:val="20"/>
+        </w:rPr>
+        <w:t xml:space="preserve"> </w:t>
+      </w:r>
+      <w:proofErr w:type="spellStart"/>
+      <w:r>
+        <w:rPr>
+          <w:rFonts w:ascii="Open Sans Light" w:eastAsia="Open Sans Light" w:hAnsi="Open Sans Light" w:cs="Open Sans Light"/>
+          <w:sz w:val="20"/>
+          <w:szCs w:val="20"/>
+        </w:rPr>
+        <w:t>Decret</w:t>
+      </w:r>
+      <w:proofErr w:type="spellEnd"/>
+      <w:r>
+        <w:rPr>
+          <w:rFonts w:ascii="Open Sans Light" w:eastAsia="Open Sans Light" w:hAnsi="Open Sans Light" w:cs="Open Sans Light"/>
+          <w:sz w:val="20"/>
+          <w:szCs w:val="20"/>
+        </w:rPr>
+        <w:t xml:space="preserve"> 424/2017, de 28 </w:t>
+      </w:r>
+      <w:proofErr w:type="spellStart"/>
+      <w:r>
+        <w:rPr>
+          <w:rFonts w:ascii="Open Sans Light" w:eastAsia="Open Sans Light" w:hAnsi="Open Sans Light" w:cs="Open Sans Light"/>
+          <w:sz w:val="20"/>
+          <w:szCs w:val="20"/>
+        </w:rPr>
+        <w:t>d'abril</w:t>
+      </w:r>
+      <w:proofErr w:type="spellEnd"/>
+      <w:r>
+        <w:rPr>
+          <w:rFonts w:ascii="Open Sans Light" w:eastAsia="Open Sans Light" w:hAnsi="Open Sans Light" w:cs="Open Sans Light"/>
+          <w:sz w:val="20"/>
+          <w:szCs w:val="20"/>
+        </w:rPr>
+        <w:t xml:space="preserve">, </w:t>
+      </w:r>
+      <w:proofErr w:type="spellStart"/>
+      <w:r>
+        <w:rPr>
+          <w:rFonts w:ascii="Open Sans Light" w:eastAsia="Open Sans Light" w:hAnsi="Open Sans Light" w:cs="Open Sans Light"/>
+          <w:sz w:val="20"/>
+          <w:szCs w:val="20"/>
+        </w:rPr>
+        <w:t>pel</w:t>
+      </w:r>
+      <w:proofErr w:type="spellEnd"/>
+      <w:r>
+        <w:rPr>
+          <w:rFonts w:ascii="Open Sans Light" w:eastAsia="Open Sans Light" w:hAnsi="Open Sans Light" w:cs="Open Sans Light"/>
+          <w:sz w:val="20"/>
+          <w:szCs w:val="20"/>
+        </w:rPr>
+        <w:t xml:space="preserve"> </w:t>
+      </w:r>
+      <w:proofErr w:type="spellStart"/>
+      <w:r>
+        <w:rPr>
+          <w:rFonts w:ascii="Open Sans Light" w:eastAsia="Open Sans Light" w:hAnsi="Open Sans Light" w:cs="Open Sans Light"/>
+          <w:sz w:val="20"/>
+          <w:szCs w:val="20"/>
+        </w:rPr>
+        <w:t>qual</w:t>
+      </w:r>
+      <w:proofErr w:type="spellEnd"/>
+      <w:r>
+        <w:rPr>
+          <w:rFonts w:ascii="Open Sans Light" w:eastAsia="Open Sans Light" w:hAnsi="Open Sans Light" w:cs="Open Sans Light"/>
+          <w:sz w:val="20"/>
+          <w:szCs w:val="20"/>
+        </w:rPr>
+        <w:t xml:space="preserve"> es regula el </w:t>
+      </w:r>
+      <w:proofErr w:type="spellStart"/>
+      <w:r>
+        <w:rPr>
+          <w:rFonts w:ascii="Open Sans Light" w:eastAsia="Open Sans Light" w:hAnsi="Open Sans Light" w:cs="Open Sans Light"/>
+          <w:sz w:val="20"/>
+          <w:szCs w:val="20"/>
+        </w:rPr>
+        <w:t>règim</w:t>
+      </w:r>
+      <w:proofErr w:type="spellEnd"/>
+      <w:r>
+        <w:rPr>
+          <w:rFonts w:ascii="Open Sans Light" w:eastAsia="Open Sans Light" w:hAnsi="Open Sans Light" w:cs="Open Sans Light"/>
+          <w:sz w:val="20"/>
+          <w:szCs w:val="20"/>
+        </w:rPr>
+        <w:t xml:space="preserve"> </w:t>
+      </w:r>
+      <w:proofErr w:type="spellStart"/>
+      <w:r>
+        <w:rPr>
+          <w:rFonts w:ascii="Open Sans Light" w:eastAsia="Open Sans Light" w:hAnsi="Open Sans Light" w:cs="Open Sans Light"/>
+          <w:sz w:val="20"/>
+          <w:szCs w:val="20"/>
+        </w:rPr>
+        <w:t>jurídic</w:t>
+      </w:r>
+      <w:proofErr w:type="spellEnd"/>
+      <w:r>
+        <w:rPr>
+          <w:rFonts w:ascii="Open Sans Light" w:eastAsia="Open Sans Light" w:hAnsi="Open Sans Light" w:cs="Open Sans Light"/>
+          <w:sz w:val="20"/>
+          <w:szCs w:val="20"/>
+        </w:rPr>
+        <w:t xml:space="preserve"> del control </w:t>
+      </w:r>
+      <w:proofErr w:type="spellStart"/>
+      <w:r>
+        <w:rPr>
+          <w:rFonts w:ascii="Open Sans Light" w:eastAsia="Open Sans Light" w:hAnsi="Open Sans Light" w:cs="Open Sans Light"/>
+          <w:sz w:val="20"/>
+          <w:szCs w:val="20"/>
+        </w:rPr>
+        <w:t>intern</w:t>
+      </w:r>
+      <w:proofErr w:type="spellEnd"/>
+      <w:r>
+        <w:rPr>
+          <w:rFonts w:ascii="Open Sans Light" w:eastAsia="Open Sans Light" w:hAnsi="Open Sans Light" w:cs="Open Sans Light"/>
+          <w:sz w:val="20"/>
+          <w:szCs w:val="20"/>
+        </w:rPr>
+        <w:t xml:space="preserve"> en les </w:t>
+      </w:r>
+      <w:proofErr w:type="spellStart"/>
+      <w:r>
+        <w:rPr>
+          <w:rFonts w:ascii="Open Sans Light" w:eastAsia="Open Sans Light" w:hAnsi="Open Sans Light" w:cs="Open Sans Light"/>
+          <w:sz w:val="20"/>
+          <w:szCs w:val="20"/>
+        </w:rPr>
+        <w:t>entitats</w:t>
+      </w:r>
+      <w:proofErr w:type="spellEnd"/>
+      <w:r>
+        <w:rPr>
+          <w:rFonts w:ascii="Open Sans Light" w:eastAsia="Open Sans Light" w:hAnsi="Open Sans Light" w:cs="Open Sans Light"/>
+          <w:sz w:val="20"/>
+          <w:szCs w:val="20"/>
+        </w:rPr>
+        <w:t xml:space="preserve"> del Sector </w:t>
+      </w:r>
+      <w:proofErr w:type="spellStart"/>
+      <w:r>
+        <w:rPr>
+          <w:rFonts w:ascii="Open Sans Light" w:eastAsia="Open Sans Light" w:hAnsi="Open Sans Light" w:cs="Open Sans Light"/>
+          <w:sz w:val="20"/>
+          <w:szCs w:val="20"/>
+        </w:rPr>
+        <w:t>Públic</w:t>
+      </w:r>
+      <w:proofErr w:type="spellEnd"/>
+      <w:r>
+        <w:rPr>
+          <w:rFonts w:ascii="Open Sans Light" w:eastAsia="Open Sans Light" w:hAnsi="Open Sans Light" w:cs="Open Sans Light"/>
+          <w:sz w:val="20"/>
+          <w:szCs w:val="20"/>
+        </w:rPr>
+        <w:t xml:space="preserve"> Local, i de la Base 29 de les Bases </w:t>
+      </w:r>
+      <w:proofErr w:type="spellStart"/>
+      <w:r>
+        <w:rPr>
+          <w:rFonts w:ascii="Open Sans Light" w:eastAsia="Open Sans Light" w:hAnsi="Open Sans Light" w:cs="Open Sans Light"/>
+          <w:sz w:val="20"/>
+          <w:szCs w:val="20"/>
+        </w:rPr>
+        <w:t>d'execució</w:t>
+      </w:r>
+      <w:proofErr w:type="spellEnd"/>
+      <w:r>
+        <w:rPr>
+          <w:rFonts w:ascii="Open Sans Light" w:eastAsia="Open Sans Light" w:hAnsi="Open Sans Light" w:cs="Open Sans Light"/>
+          <w:sz w:val="20"/>
+          <w:szCs w:val="20"/>
+        </w:rPr>
+        <w:t xml:space="preserve"> del </w:t>
+      </w:r>
+      <w:proofErr w:type="spellStart"/>
+      <w:r>
+        <w:rPr>
+          <w:rFonts w:ascii="Open Sans Light" w:eastAsia="Open Sans Light" w:hAnsi="Open Sans Light" w:cs="Open Sans Light"/>
+          <w:sz w:val="20"/>
+          <w:szCs w:val="20"/>
+        </w:rPr>
+        <w:t>Pressupost</w:t>
+      </w:r>
+      <w:proofErr w:type="spellEnd"/>
+      <w:r>
+        <w:rPr>
+          <w:rFonts w:ascii="Open Sans Light" w:eastAsia="Open Sans Light" w:hAnsi="Open Sans Light" w:cs="Open Sans Light"/>
+          <w:sz w:val="20"/>
+          <w:szCs w:val="20"/>
+        </w:rPr>
+        <w:t xml:space="preserve"> del </w:t>
+      </w:r>
+      <w:proofErr w:type="spellStart"/>
+      <w:r>
+        <w:rPr>
+          <w:rFonts w:ascii="Open Sans Light" w:eastAsia="Open Sans Light" w:hAnsi="Open Sans Light" w:cs="Open Sans Light"/>
+          <w:sz w:val="20"/>
+          <w:szCs w:val="20"/>
+        </w:rPr>
+        <w:t>Consell</w:t>
+      </w:r>
+      <w:proofErr w:type="spellEnd"/>
+      <w:r>
+        <w:rPr>
+          <w:rFonts w:ascii="Open Sans Light" w:eastAsia="Open Sans Light" w:hAnsi="Open Sans Light" w:cs="Open Sans Light"/>
+          <w:sz w:val="20"/>
+          <w:szCs w:val="20"/>
+        </w:rPr>
+        <w:t xml:space="preserve"> Insular de Mallorca </w:t>
+      </w:r>
+      <w:proofErr w:type="spellStart"/>
+      <w:r>
+        <w:rPr>
+          <w:rFonts w:ascii="Open Sans Light" w:eastAsia="Open Sans Light" w:hAnsi="Open Sans Light" w:cs="Open Sans Light"/>
+          <w:sz w:val="20"/>
+          <w:szCs w:val="20"/>
+        </w:rPr>
+        <w:t>vigents</w:t>
+      </w:r>
+      <w:proofErr w:type="spellEnd"/>
+      <w:r>
+        <w:rPr>
+          <w:rFonts w:ascii="Open Sans Light" w:eastAsia="Open Sans Light" w:hAnsi="Open Sans Light" w:cs="Open Sans Light"/>
+          <w:sz w:val="20"/>
+          <w:szCs w:val="20"/>
+        </w:rPr>
+        <w:t xml:space="preserve">, </w:t>
+      </w:r>
+      <w:proofErr w:type="spellStart"/>
+      <w:r>
+        <w:rPr>
+          <w:rFonts w:ascii="Open Sans Light" w:eastAsia="Open Sans Light" w:hAnsi="Open Sans Light" w:cs="Open Sans Light"/>
+          <w:sz w:val="20"/>
+          <w:szCs w:val="20"/>
+        </w:rPr>
+        <w:t>s’informa</w:t>
+      </w:r>
+      <w:proofErr w:type="spellEnd"/>
+      <w:r>
+        <w:rPr>
+          <w:rFonts w:ascii="Open Sans Light" w:eastAsia="Open Sans Light" w:hAnsi="Open Sans Light" w:cs="Open Sans Light"/>
+          <w:sz w:val="20"/>
+          <w:szCs w:val="20"/>
+        </w:rPr>
+        <w:t xml:space="preserve"> que:</w:t>
       </w:r>
     </w:p>
     <w:p>
@@ -695,7 +923,7 @@
           <w:szCs w:val="20"/>
           <w:lang w:val="ca-ES"/>
         </w:rPr>
-        <w:t>Objecte del contracte</w:t>
+        <w:t>Objecte de la despesa</w:t>
       </w:r>
     </w:p>
     <w:p>
@@ -876,7 +1104,25 @@
                 <w:szCs w:val="20"/>
                 <w:lang w:val="ca-ES"/>
               </w:rPr>
-              <w:t xml:space="preserve"> Contracte menor</w:t>
+              <w:t xml:space="preserve"> </w:t>
+            </w:r>
+            <w:proofErr w:type="spellStart"/>
+            <w:r>
+              <w:rPr>
+                <w:rFonts w:ascii="Open Sans Light" w:eastAsia="Open Sans Light" w:hAnsi="Open Sans Light" w:cs="Open Sans Light"/>
+                <w:sz w:val="20"/>
+                <w:szCs w:val="20"/>
+              </w:rPr>
+              <w:t>Omissió</w:t>
+            </w:r>
+            <w:proofErr w:type="spellEnd"/>
+            <w:r>
+              <w:rPr>
+                <w:rFonts w:ascii="Open Sans Light" w:eastAsia="Open Sans Light" w:hAnsi="Open Sans Light" w:cs="Open Sans Light"/>
+                <w:sz w:val="20"/>
+                <w:szCs w:val="20"/>
+              </w:rPr>
+              <w:t xml:space="preserve"> procedimental</w:t>
             </w:r>
           </w:p>
         </w:tc>
@@ -915,7 +1161,18 @@
                 <w:szCs w:val="20"/>
                 <w:lang w:val="ca-ES"/>
               </w:rPr>
-              <w:t>Tipus de contracte</w:t>
+              <w:t xml:space="preserve">Tipus de </w:t>
+            </w:r>
+            <w:r>
+              <w:rPr>
+                <w:rFonts w:ascii="Open Sans Light" w:eastAsia="Open Sans Light" w:hAnsi="Open Sans Light" w:cs="Open Sans Light"/>
+                <w:b/>
+                <w:bCs/>
+                <w:sz w:val="20"/>
+                <w:szCs w:val="20"/>
+                <w:lang w:val="ca-ES"/>
+              </w:rPr>
+              <w:t>despesa</w:t>
             </w:r>
             <w:r>
               <w:rPr>
@@ -1302,7 +1559,18 @@
                 <w:szCs w:val="20"/>
                 <w:lang w:val="ca-ES"/>
               </w:rPr>
-              <w:t>especificacions tècniques de la prestació:</w:t>
+              <w:t>especificacions tècniques</w:t>
+            </w:r>
+            <w:r>
+              <w:rPr>
+                <w:rFonts w:ascii="Open Sans Light" w:eastAsia="Open Sans Light" w:hAnsi="Open Sans Light" w:cs="Open Sans Light"/>
+                <w:b/>
+                <w:bCs/>
+                <w:sz w:val="20"/>
+                <w:szCs w:val="20"/>
+                <w:lang w:val="ca-ES"/>
+              </w:rPr>
+              <w:t>:</w:t>
             </w:r>
           </w:p>
           <w:p>
@@ -1433,7 +1701,7 @@
           <w:szCs w:val="20"/>
           <w:lang w:val="ca-ES"/>
         </w:rPr>
-        <w:t>Valor estimat del contracte</w:t>
+        <w:t>Valor estimat de la despesa</w:t>
       </w:r>
     </w:p>
     <w:p>
@@ -2396,17 +2664,403 @@
           <w:rFonts w:ascii="Open Sans Light" w:eastAsia="Open Sans Light" w:hAnsi="Open Sans Light" w:cs="Open Sans Light"/>
           <w:sz w:val="20"/>
           <w:szCs w:val="20"/>
-          <w:lang w:val="ca-ES"/>
         </w:rPr>
       </w:pPr>
-      <w:r>
-        <w:rPr>
-          <w:rFonts w:ascii="Open Sans Light" w:eastAsia="Open Sans Light" w:hAnsi="Open Sans Light" w:cs="Open Sans Light"/>
-          <w:sz w:val="20"/>
-          <w:szCs w:val="20"/>
-          <w:lang w:val="ca-ES"/>
-        </w:rPr>
-        <w:t>Aquest contracte es qualifica de menor, d'acord amb l'article 118 de la LCSP, en relació a l'article</w:t>
+      <w:proofErr w:type="spellStart"/>
+      <w:r>
+        <w:rPr>
+          <w:rFonts w:ascii="Open Sans Light" w:eastAsia="Open Sans Light" w:hAnsi="Open Sans Light" w:cs="Open Sans Light"/>
+          <w:sz w:val="20"/>
+          <w:szCs w:val="20"/>
+        </w:rPr>
+        <w:t>D'acord</w:t>
+      </w:r>
+      <w:proofErr w:type="spellEnd"/>
+      <w:r>
+        <w:rPr>
+          <w:rFonts w:ascii="Open Sans Light" w:eastAsia="Open Sans Light" w:hAnsi="Open Sans Light" w:cs="Open Sans Light"/>
+          <w:sz w:val="20"/>
+          <w:szCs w:val="20"/>
+        </w:rPr>
+        <w:t xml:space="preserve"> </w:t>
+      </w:r>
+      <w:proofErr w:type="spellStart"/>
+      <w:r>
+        <w:rPr>
+          <w:rFonts w:ascii="Open Sans Light" w:eastAsia="Open Sans Light" w:hAnsi="Open Sans Light" w:cs="Open Sans Light"/>
+          <w:sz w:val="20"/>
+          <w:szCs w:val="20"/>
+        </w:rPr>
+        <w:t>amb</w:t>
+      </w:r>
+      <w:proofErr w:type="spellEnd"/>
+      <w:r>
+        <w:rPr>
+          <w:rFonts w:ascii="Open Sans Light" w:eastAsia="Open Sans Light" w:hAnsi="Open Sans Light" w:cs="Open Sans Light"/>
+          <w:sz w:val="20"/>
+          <w:szCs w:val="20"/>
+        </w:rPr>
+        <w:t xml:space="preserve"> les </w:t>
+      </w:r>
+      <w:proofErr w:type="spellStart"/>
+      <w:r>
+        <w:rPr>
+          <w:rFonts w:ascii="Open Sans Light" w:eastAsia="Open Sans Light" w:hAnsi="Open Sans Light" w:cs="Open Sans Light"/>
+          <w:sz w:val="20"/>
+          <w:szCs w:val="20"/>
+        </w:rPr>
+        <w:t>exigències</w:t>
+      </w:r>
+      <w:proofErr w:type="spellEnd"/>
+      <w:r>
+        <w:rPr>
+          <w:rFonts w:ascii="Open Sans Light" w:eastAsia="Open Sans Light" w:hAnsi="Open Sans Light" w:cs="Open Sans Light"/>
+          <w:sz w:val="20"/>
+          <w:szCs w:val="20"/>
+        </w:rPr>
+        <w:t xml:space="preserve"> </w:t>
+      </w:r>
+      <w:proofErr w:type="spellStart"/>
+      <w:r>
+        <w:rPr>
+          <w:rFonts w:ascii="Open Sans Light" w:eastAsia="Open Sans Light" w:hAnsi="Open Sans Light" w:cs="Open Sans Light"/>
+          <w:sz w:val="20"/>
+          <w:szCs w:val="20"/>
+        </w:rPr>
+        <w:t>probatòries</w:t>
+      </w:r>
+      <w:proofErr w:type="spellEnd"/>
+      <w:r>
+        <w:rPr>
+          <w:rFonts w:ascii="Open Sans Light" w:eastAsia="Open Sans Light" w:hAnsi="Open Sans Light" w:cs="Open Sans Light"/>
+          <w:sz w:val="20"/>
+          <w:szCs w:val="20"/>
+        </w:rPr>
+        <w:t xml:space="preserve"> </w:t>
+      </w:r>
+      <w:proofErr w:type="spellStart"/>
+      <w:r>
+        <w:rPr>
+          <w:rFonts w:ascii="Open Sans Light" w:eastAsia="Open Sans Light" w:hAnsi="Open Sans Light" w:cs="Open Sans Light"/>
+          <w:sz w:val="20"/>
+          <w:szCs w:val="20"/>
+        </w:rPr>
+        <w:t>fixades</w:t>
+      </w:r>
+      <w:proofErr w:type="spellEnd"/>
+      <w:r>
+        <w:rPr>
+          <w:rFonts w:ascii="Open Sans Light" w:eastAsia="Open Sans Light" w:hAnsi="Open Sans Light" w:cs="Open Sans Light"/>
+          <w:sz w:val="20"/>
+          <w:szCs w:val="20"/>
+        </w:rPr>
+        <w:t xml:space="preserve"> a </w:t>
+      </w:r>
+      <w:proofErr w:type="spellStart"/>
+      <w:r>
+        <w:rPr>
+          <w:rFonts w:ascii="Open Sans Light" w:eastAsia="Open Sans Light" w:hAnsi="Open Sans Light" w:cs="Open Sans Light"/>
+          <w:sz w:val="20"/>
+          <w:szCs w:val="20"/>
+        </w:rPr>
+        <w:t>l'apartat</w:t>
+      </w:r>
+      <w:proofErr w:type="spellEnd"/>
+      <w:r>
+        <w:rPr>
+          <w:rFonts w:ascii="Open Sans Light" w:eastAsia="Open Sans Light" w:hAnsi="Open Sans Light" w:cs="Open Sans Light"/>
+          <w:sz w:val="20"/>
+          <w:szCs w:val="20"/>
+        </w:rPr>
+        <w:t xml:space="preserve"> 7, </w:t>
+      </w:r>
+      <w:proofErr w:type="spellStart"/>
+      <w:r>
+        <w:rPr>
+          <w:rFonts w:ascii="Open Sans Light" w:eastAsia="Open Sans Light" w:hAnsi="Open Sans Light" w:cs="Open Sans Light"/>
+          <w:sz w:val="20"/>
+          <w:szCs w:val="20"/>
+        </w:rPr>
+        <w:t>lletra</w:t>
+      </w:r>
+      <w:proofErr w:type="spellEnd"/>
+      <w:r>
+        <w:rPr>
+          <w:rFonts w:ascii="Open Sans Light" w:eastAsia="Open Sans Light" w:hAnsi="Open Sans Light" w:cs="Open Sans Light"/>
+          <w:sz w:val="20"/>
+          <w:szCs w:val="20"/>
+        </w:rPr>
+        <w:t xml:space="preserve"> a), de la Base 29 de les Bases </w:t>
+      </w:r>
+      <w:proofErr w:type="spellStart"/>
+      <w:r>
+        <w:rPr>
+          <w:rFonts w:ascii="Open Sans Light" w:eastAsia="Open Sans Light" w:hAnsi="Open Sans Light" w:cs="Open Sans Light"/>
+          <w:sz w:val="20"/>
+          <w:szCs w:val="20"/>
+        </w:rPr>
+        <w:t>d'execució</w:t>
+      </w:r>
+      <w:proofErr w:type="spellEnd"/>
+      <w:r>
+        <w:rPr>
+          <w:rFonts w:ascii="Open Sans Light" w:eastAsia="Open Sans Light" w:hAnsi="Open Sans Light" w:cs="Open Sans Light"/>
+          <w:sz w:val="20"/>
+          <w:szCs w:val="20"/>
+        </w:rPr>
+        <w:t xml:space="preserve"> del </w:t>
+      </w:r>
+      <w:proofErr w:type="spellStart"/>
+      <w:r>
+        <w:rPr>
+          <w:rFonts w:ascii="Open Sans Light" w:eastAsia="Open Sans Light" w:hAnsi="Open Sans Light" w:cs="Open Sans Light"/>
+          <w:sz w:val="20"/>
+          <w:szCs w:val="20"/>
+        </w:rPr>
+        <w:t>Pressupost</w:t>
+      </w:r>
+      <w:proofErr w:type="spellEnd"/>
+      <w:r>
+        <w:rPr>
+          <w:rFonts w:ascii="Open Sans Light" w:eastAsia="Open Sans Light" w:hAnsi="Open Sans Light" w:cs="Open Sans Light"/>
+          <w:sz w:val="20"/>
+          <w:szCs w:val="20"/>
+        </w:rPr>
+        <w:t xml:space="preserve"> del </w:t>
+      </w:r>
+      <w:proofErr w:type="spellStart"/>
+      <w:r>
+        <w:rPr>
+          <w:rFonts w:ascii="Open Sans Light" w:eastAsia="Open Sans Light" w:hAnsi="Open Sans Light" w:cs="Open Sans Light"/>
+          <w:sz w:val="20"/>
+          <w:szCs w:val="20"/>
+        </w:rPr>
+        <w:t>Consell</w:t>
+      </w:r>
+      <w:proofErr w:type="spellEnd"/>
+      <w:r>
+        <w:rPr>
+          <w:rFonts w:ascii="Open Sans Light" w:eastAsia="Open Sans Light" w:hAnsi="Open Sans Light" w:cs="Open Sans Light"/>
+          <w:sz w:val="20"/>
+          <w:szCs w:val="20"/>
+        </w:rPr>
+        <w:t xml:space="preserve"> Insular de </w:t>
+      </w:r>
+      <w:proofErr w:type="gramStart"/>
+      <w:r>
+        <w:rPr>
+          <w:rFonts w:ascii="Open Sans Light" w:eastAsia="Open Sans Light" w:hAnsi="Open Sans Light" w:cs="Open Sans Light"/>
+          <w:sz w:val="20"/>
+          <w:szCs w:val="20"/>
+        </w:rPr>
+        <w:t>Mallorca ,</w:t>
+      </w:r>
+      <w:proofErr w:type="gramEnd"/>
+      <w:r>
+        <w:rPr>
+          <w:rFonts w:ascii="Open Sans Light" w:eastAsia="Open Sans Light" w:hAnsi="Open Sans Light" w:cs="Open Sans Light"/>
+          <w:sz w:val="20"/>
+          <w:szCs w:val="20"/>
+        </w:rPr>
+        <w:t xml:space="preserve"> </w:t>
+      </w:r>
+      <w:proofErr w:type="spellStart"/>
+      <w:r>
+        <w:rPr>
+          <w:rFonts w:ascii="Open Sans Light" w:eastAsia="Open Sans Light" w:hAnsi="Open Sans Light" w:cs="Open Sans Light"/>
+          <w:sz w:val="20"/>
+          <w:szCs w:val="20"/>
+        </w:rPr>
+        <w:t>així</w:t>
+      </w:r>
+      <w:proofErr w:type="spellEnd"/>
+      <w:r>
+        <w:rPr>
+          <w:rFonts w:ascii="Open Sans Light" w:eastAsia="Open Sans Light" w:hAnsi="Open Sans Light" w:cs="Open Sans Light"/>
+          <w:sz w:val="20"/>
+          <w:szCs w:val="20"/>
+        </w:rPr>
+        <w:t xml:space="preserve"> </w:t>
+      </w:r>
+      <w:proofErr w:type="spellStart"/>
+      <w:r>
+        <w:rPr>
+          <w:rFonts w:ascii="Open Sans Light" w:eastAsia="Open Sans Light" w:hAnsi="Open Sans Light" w:cs="Open Sans Light"/>
+          <w:sz w:val="20"/>
+          <w:szCs w:val="20"/>
+        </w:rPr>
+        <w:t>com</w:t>
+      </w:r>
+      <w:proofErr w:type="spellEnd"/>
+      <w:r>
+        <w:rPr>
+          <w:rFonts w:ascii="Open Sans Light" w:eastAsia="Open Sans Light" w:hAnsi="Open Sans Light" w:cs="Open Sans Light"/>
+          <w:sz w:val="20"/>
+          <w:szCs w:val="20"/>
+        </w:rPr>
+        <w:t xml:space="preserve"> a </w:t>
+      </w:r>
+      <w:proofErr w:type="spellStart"/>
+      <w:r>
+        <w:rPr>
+          <w:rFonts w:ascii="Open Sans Light" w:eastAsia="Open Sans Light" w:hAnsi="Open Sans Light" w:cs="Open Sans Light"/>
+          <w:sz w:val="20"/>
+          <w:szCs w:val="20"/>
+        </w:rPr>
+        <w:t>l'article</w:t>
+      </w:r>
+      <w:proofErr w:type="spellEnd"/>
+      <w:r>
+        <w:rPr>
+          <w:rFonts w:ascii="Open Sans Light" w:eastAsia="Open Sans Light" w:hAnsi="Open Sans Light" w:cs="Open Sans Light"/>
+          <w:sz w:val="20"/>
+          <w:szCs w:val="20"/>
+        </w:rPr>
+        <w:t xml:space="preserve"> 28 del RD 424/2017, per </w:t>
+      </w:r>
+      <w:proofErr w:type="spellStart"/>
+      <w:r>
+        <w:rPr>
+          <w:rFonts w:ascii="Open Sans Light" w:eastAsia="Open Sans Light" w:hAnsi="Open Sans Light" w:cs="Open Sans Light"/>
+          <w:sz w:val="20"/>
+          <w:szCs w:val="20"/>
+        </w:rPr>
+        <w:t>mitjà</w:t>
+      </w:r>
+      <w:proofErr w:type="spellEnd"/>
+      <w:r>
+        <w:rPr>
+          <w:rFonts w:ascii="Open Sans Light" w:eastAsia="Open Sans Light" w:hAnsi="Open Sans Light" w:cs="Open Sans Light"/>
+          <w:sz w:val="20"/>
+          <w:szCs w:val="20"/>
+        </w:rPr>
+        <w:t xml:space="preserve"> del </w:t>
+      </w:r>
+      <w:proofErr w:type="spellStart"/>
+      <w:r>
+        <w:rPr>
+          <w:rFonts w:ascii="Open Sans Light" w:eastAsia="Open Sans Light" w:hAnsi="Open Sans Light" w:cs="Open Sans Light"/>
+          <w:sz w:val="20"/>
+          <w:szCs w:val="20"/>
+        </w:rPr>
+        <w:t>present</w:t>
+      </w:r>
+      <w:proofErr w:type="spellEnd"/>
+      <w:r>
+        <w:rPr>
+          <w:rFonts w:ascii="Open Sans Light" w:eastAsia="Open Sans Light" w:hAnsi="Open Sans Light" w:cs="Open Sans Light"/>
+          <w:sz w:val="20"/>
+          <w:szCs w:val="20"/>
+        </w:rPr>
+        <w:t xml:space="preserve"> informe </w:t>
+      </w:r>
+      <w:proofErr w:type="spellStart"/>
+      <w:r>
+        <w:rPr>
+          <w:rFonts w:ascii="Open Sans Light" w:eastAsia="Open Sans Light" w:hAnsi="Open Sans Light" w:cs="Open Sans Light"/>
+          <w:sz w:val="20"/>
+          <w:szCs w:val="20"/>
+        </w:rPr>
+        <w:t>subscrit</w:t>
+      </w:r>
+      <w:proofErr w:type="spellEnd"/>
+      <w:r>
+        <w:rPr>
+          <w:rFonts w:ascii="Open Sans Light" w:eastAsia="Open Sans Light" w:hAnsi="Open Sans Light" w:cs="Open Sans Light"/>
+          <w:sz w:val="20"/>
+          <w:szCs w:val="20"/>
+        </w:rPr>
+        <w:t xml:space="preserve"> </w:t>
+      </w:r>
+      <w:proofErr w:type="spellStart"/>
+      <w:r>
+        <w:rPr>
+          <w:rFonts w:ascii="Open Sans Light" w:eastAsia="Open Sans Light" w:hAnsi="Open Sans Light" w:cs="Open Sans Light"/>
+          <w:sz w:val="20"/>
+          <w:szCs w:val="20"/>
+        </w:rPr>
+        <w:t>pel</w:t>
+      </w:r>
+      <w:proofErr w:type="spellEnd"/>
+      <w:r>
+        <w:rPr>
+          <w:rFonts w:ascii="Open Sans Light" w:eastAsia="Open Sans Light" w:hAnsi="Open Sans Light" w:cs="Open Sans Light"/>
+          <w:sz w:val="20"/>
+          <w:szCs w:val="20"/>
+        </w:rPr>
+        <w:t xml:space="preserve"> responsable </w:t>
+      </w:r>
+      <w:proofErr w:type="spellStart"/>
+      <w:r>
+        <w:rPr>
+          <w:rFonts w:ascii="Open Sans Light" w:eastAsia="Open Sans Light" w:hAnsi="Open Sans Light" w:cs="Open Sans Light"/>
+          <w:sz w:val="20"/>
+          <w:szCs w:val="20"/>
+        </w:rPr>
+        <w:t>tècnic</w:t>
+      </w:r>
+      <w:proofErr w:type="spellEnd"/>
+      <w:r>
+        <w:rPr>
+          <w:rFonts w:ascii="Open Sans Light" w:eastAsia="Open Sans Light" w:hAnsi="Open Sans Light" w:cs="Open Sans Light"/>
+          <w:sz w:val="20"/>
+          <w:szCs w:val="20"/>
+        </w:rPr>
+        <w:t xml:space="preserve"> de la </w:t>
+      </w:r>
+      <w:proofErr w:type="spellStart"/>
+      <w:r>
+        <w:rPr>
+          <w:rFonts w:ascii="Open Sans Light" w:eastAsia="Open Sans Light" w:hAnsi="Open Sans Light" w:cs="Open Sans Light"/>
+          <w:sz w:val="20"/>
+          <w:szCs w:val="20"/>
+        </w:rPr>
+        <w:t>despesa</w:t>
+      </w:r>
+      <w:proofErr w:type="spellEnd"/>
+      <w:r>
+        <w:rPr>
+          <w:rFonts w:ascii="Open Sans Light" w:eastAsia="Open Sans Light" w:hAnsi="Open Sans Light" w:cs="Open Sans Light"/>
+          <w:sz w:val="20"/>
+          <w:szCs w:val="20"/>
+        </w:rPr>
+        <w:t xml:space="preserve"> </w:t>
+      </w:r>
+      <w:proofErr w:type="spellStart"/>
+      <w:r>
+        <w:rPr>
+          <w:rFonts w:ascii="Open Sans Light" w:eastAsia="Open Sans Light" w:hAnsi="Open Sans Light" w:cs="Open Sans Light"/>
+          <w:sz w:val="20"/>
+          <w:szCs w:val="20"/>
+        </w:rPr>
+        <w:t>s'acredita</w:t>
+      </w:r>
+      <w:proofErr w:type="spellEnd"/>
+      <w:r>
+        <w:rPr>
+          <w:rFonts w:ascii="Open Sans Light" w:eastAsia="Open Sans Light" w:hAnsi="Open Sans Light" w:cs="Open Sans Light"/>
+          <w:sz w:val="20"/>
+          <w:szCs w:val="20"/>
+        </w:rPr>
+        <w:t xml:space="preserve"> el </w:t>
+      </w:r>
+      <w:proofErr w:type="spellStart"/>
+      <w:r>
+        <w:rPr>
+          <w:rFonts w:ascii="Open Sans Light" w:eastAsia="Open Sans Light" w:hAnsi="Open Sans Light" w:cs="Open Sans Light"/>
+          <w:sz w:val="20"/>
+          <w:szCs w:val="20"/>
+        </w:rPr>
+        <w:t>següent</w:t>
+      </w:r>
+      <w:proofErr w:type="spellEnd"/>
+      <w:r>
+        <w:rPr>
+          <w:rFonts w:ascii="Open Sans Light" w:eastAsia="Open Sans Light" w:hAnsi="Open Sans Light" w:cs="Open Sans Light"/>
+          <w:sz w:val="20"/>
+          <w:szCs w:val="20"/>
+        </w:rPr>
+        <w:t>:</w:t>
       </w:r>
     </w:p>
     <w:p>
@@ -2417,17 +3071,109 @@
           <w:rFonts w:ascii="Open Sans Light" w:eastAsia="Open Sans Light" w:hAnsi="Open Sans Light" w:cs="Open Sans Light"/>
           <w:sz w:val="20"/>
           <w:szCs w:val="20"/>
-          <w:lang w:val="ca-ES"/>
         </w:rPr>
       </w:pPr>
-      <w:r>
-        <w:rPr>
-          <w:rFonts w:ascii="Open Sans Light" w:eastAsia="Open Sans Light" w:hAnsi="Open Sans Light" w:cs="Open Sans Light"/>
-          <w:sz w:val="20"/>
-          <w:szCs w:val="20"/>
-          <w:lang w:val="ca-ES"/>
-        </w:rPr>
-        <w:t>131.3 de la LCSP, perquè es tracta d’una prestació puntual o prestació recurrent, el valor</w:t>
+    </w:p>
+    <w:p>
+      <w:pPr>
+        <w:pStyle w:val="Prrafodelista"/>
+        <w:numPr>
+          <w:ilvl w:val="0"/>
+          <w:numId w:val="3"/>
+        </w:numPr>
+        <w:spacing w:after="0" w:line="240" w:lineRule="auto"/>
+        <w:jc w:val="both"/>
+        <w:rPr>
+          <w:rFonts w:ascii="Open Sans Light" w:eastAsia="Open Sans Light" w:hAnsi="Open Sans Light" w:cs="Open Sans Light"/>
+          <w:sz w:val="20"/>
+          <w:szCs w:val="20"/>
+        </w:rPr>
+      </w:pPr>
+      <w:proofErr w:type="spellStart"/>
+      <w:r>
+        <w:rPr>
+          <w:rFonts w:ascii="Open Sans Light" w:eastAsia="Open Sans Light" w:hAnsi="Open Sans Light" w:cs="Open Sans Light"/>
+          <w:b/>
+          <w:bCs/>
+          <w:sz w:val="20"/>
+          <w:szCs w:val="20"/>
+        </w:rPr>
+        <w:t>Justificació</w:t>
+      </w:r>
+      <w:proofErr w:type="spellEnd"/>
+      <w:r>
+        <w:rPr>
+          <w:rFonts w:ascii="Open Sans Light" w:eastAsia="Open Sans Light" w:hAnsi="Open Sans Light" w:cs="Open Sans Light"/>
+          <w:b/>
+          <w:bCs/>
+          <w:sz w:val="20"/>
+          <w:szCs w:val="20"/>
+        </w:rPr>
+        <w:t xml:space="preserve"> de la </w:t>
+      </w:r>
+      <w:proofErr w:type="spellStart"/>
+      <w:r>
+        <w:rPr>
+          <w:rFonts w:ascii="Open Sans Light" w:eastAsia="Open Sans Light" w:hAnsi="Open Sans Light" w:cs="Open Sans Light"/>
+          <w:b/>
+          <w:bCs/>
+          <w:sz w:val="20"/>
+          <w:szCs w:val="20"/>
+        </w:rPr>
+        <w:t>necessitat</w:t>
+      </w:r>
+      <w:proofErr w:type="spellEnd"/>
+      <w:r>
+        <w:rPr>
+          <w:rFonts w:ascii="Open Sans Light" w:eastAsia="Open Sans Light" w:hAnsi="Open Sans Light" w:cs="Open Sans Light"/>
+          <w:b/>
+          <w:bCs/>
+          <w:sz w:val="20"/>
+          <w:szCs w:val="20"/>
+        </w:rPr>
+        <w:t xml:space="preserve"> i causes de </w:t>
+      </w:r>
+      <w:proofErr w:type="spellStart"/>
+      <w:r>
+        <w:rPr>
+          <w:rFonts w:ascii="Open Sans Light" w:eastAsia="Open Sans Light" w:hAnsi="Open Sans Light" w:cs="Open Sans Light"/>
+          <w:b/>
+          <w:bCs/>
+          <w:sz w:val="20"/>
+          <w:szCs w:val="20"/>
+        </w:rPr>
+        <w:t>l'incompliment</w:t>
+      </w:r>
+      <w:proofErr w:type="spellEnd"/>
+      <w:r>
+        <w:rPr>
+          <w:rFonts w:ascii="Open Sans Light" w:eastAsia="Open Sans Light" w:hAnsi="Open Sans Light" w:cs="Open Sans Light"/>
+          <w:b/>
+          <w:bCs/>
+          <w:sz w:val="20"/>
+          <w:szCs w:val="20"/>
+        </w:rPr>
+        <w:t xml:space="preserve"> </w:t>
+      </w:r>
+      <w:proofErr w:type="spellStart"/>
+      <w:r>
+        <w:rPr>
+          <w:rFonts w:ascii="Open Sans Light" w:eastAsia="Open Sans Light" w:hAnsi="Open Sans Light" w:cs="Open Sans Light"/>
+          <w:b/>
+          <w:bCs/>
+          <w:sz w:val="20"/>
+          <w:szCs w:val="20"/>
+        </w:rPr>
+        <w:t>jurídic-administratiu</w:t>
+      </w:r>
+      <w:proofErr w:type="spellEnd"/>
+      <w:r>
+        <w:rPr>
+          <w:rFonts w:ascii="Open Sans Light" w:eastAsia="Open Sans Light" w:hAnsi="Open Sans Light" w:cs="Open Sans Light"/>
+          <w:sz w:val="20"/>
+          <w:szCs w:val="20"/>
+        </w:rPr>
+        <w:t xml:space="preserve"> </w:t>
       </w:r>
     </w:p>
     <w:p>
@@ -2438,175 +3184,6 @@
           <w:rFonts w:ascii="Open Sans Light" w:eastAsia="Open Sans Light" w:hAnsi="Open Sans Light" w:cs="Open Sans Light"/>
           <w:sz w:val="20"/>
           <w:szCs w:val="20"/>
-          <w:lang w:val="ca-ES"/>
-        </w:rPr>
-      </w:pPr>
-      <w:r>
-        <w:rPr>
-          <w:rFonts w:ascii="Open Sans Light" w:eastAsia="Open Sans Light" w:hAnsi="Open Sans Light" w:cs="Open Sans Light"/>
-          <w:sz w:val="20"/>
-          <w:szCs w:val="20"/>
-          <w:lang w:val="ca-ES"/>
-        </w:rPr>
-        <w:t>estimat de la qual no supera l’import de 15.000 € en un termini màxim de 5 anualitats, d’acord</w:t>
-      </w:r>
-    </w:p>
-    <w:p>
-      <w:pPr>
-        <w:spacing w:after="0" w:line="240" w:lineRule="auto"/>
-        <w:jc w:val="both"/>
-        <w:rPr>
-          <w:rFonts w:ascii="Open Sans Light" w:eastAsia="Open Sans Light" w:hAnsi="Open Sans Light" w:cs="Open Sans Light"/>
-          <w:sz w:val="20"/>
-          <w:szCs w:val="20"/>
-          <w:lang w:val="ca-ES"/>
-        </w:rPr>
-      </w:pPr>
-      <w:r>
-        <w:rPr>
-          <w:rFonts w:ascii="Open Sans Light" w:eastAsia="Open Sans Light" w:hAnsi="Open Sans Light" w:cs="Open Sans Light"/>
-          <w:sz w:val="20"/>
-          <w:szCs w:val="20"/>
-          <w:lang w:val="ca-ES"/>
-        </w:rPr>
-        <w:t>amb el Decret de Presidència que aprova la instrucció per gestionar els expedients de</w:t>
-      </w:r>
-    </w:p>
-    <w:p>
-      <w:pPr>
-        <w:spacing w:after="0" w:line="240" w:lineRule="auto"/>
-        <w:jc w:val="both"/>
-        <w:rPr>
-          <w:rFonts w:ascii="Open Sans Light" w:eastAsia="Open Sans Light" w:hAnsi="Open Sans Light" w:cs="Open Sans Light"/>
-          <w:sz w:val="20"/>
-          <w:szCs w:val="20"/>
-          <w:lang w:val="ca-ES"/>
-        </w:rPr>
-      </w:pPr>
-      <w:r>
-        <w:rPr>
-          <w:rFonts w:ascii="Open Sans Light" w:eastAsia="Open Sans Light" w:hAnsi="Open Sans Light" w:cs="Open Sans Light"/>
-          <w:sz w:val="20"/>
-          <w:szCs w:val="20"/>
-          <w:lang w:val="ca-ES"/>
-        </w:rPr>
-        <w:t>contractació menor (BOIB núm. 88, de 7 de juliol de 2022).</w:t>
-      </w:r>
-    </w:p>
-    <w:p>
-      <w:pPr>
-        <w:spacing w:after="0" w:line="240" w:lineRule="auto"/>
-        <w:jc w:val="both"/>
-        <w:rPr>
-          <w:rFonts w:ascii="Open Sans Light" w:eastAsia="Open Sans Light" w:hAnsi="Open Sans Light" w:cs="Open Sans Light"/>
-          <w:sz w:val="20"/>
-          <w:szCs w:val="20"/>
-          <w:lang w:val="ca-ES"/>
-        </w:rPr>
-      </w:pPr>
-      <w:r>
-        <w:rPr>
-          <w:rFonts w:ascii="Open Sans Light" w:eastAsia="Open Sans Light" w:hAnsi="Open Sans Light" w:cs="Open Sans Light"/>
-          <w:sz w:val="20"/>
-          <w:szCs w:val="20"/>
-          <w:lang w:val="ca-ES"/>
-        </w:rPr>
-        <w:t>D'acord amb allò que estableix l'article 118 de la Llei 9/2017 de contractes del sector públic</w:t>
-      </w:r>
-    </w:p>
-    <w:p>
-      <w:pPr>
-        <w:spacing w:after="0" w:line="240" w:lineRule="auto"/>
-        <w:jc w:val="both"/>
-        <w:rPr>
-          <w:rFonts w:ascii="Open Sans Light" w:eastAsia="Open Sans Light" w:hAnsi="Open Sans Light" w:cs="Open Sans Light"/>
-          <w:sz w:val="20"/>
-          <w:szCs w:val="20"/>
-          <w:lang w:val="ca-ES"/>
-        </w:rPr>
-      </w:pPr>
-      <w:r>
-        <w:rPr>
-          <w:rFonts w:ascii="Open Sans Light" w:eastAsia="Open Sans Light" w:hAnsi="Open Sans Light" w:cs="Open Sans Light"/>
-          <w:sz w:val="20"/>
-          <w:szCs w:val="20"/>
-          <w:lang w:val="ca-ES"/>
-        </w:rPr>
-        <w:t>(LCSP), no s’està alterant l'objecte del contracte per evitar l'aplicació de les regles generals de</w:t>
-      </w:r>
-    </w:p>
-    <w:p>
-      <w:pPr>
-        <w:spacing w:after="0" w:line="240" w:lineRule="auto"/>
-        <w:jc w:val="both"/>
-        <w:rPr>
-          <w:rFonts w:ascii="Open Sans Light" w:eastAsia="Open Sans Light" w:hAnsi="Open Sans Light" w:cs="Open Sans Light"/>
-          <w:sz w:val="20"/>
-          <w:szCs w:val="20"/>
-          <w:lang w:val="ca-ES"/>
-        </w:rPr>
-      </w:pPr>
-      <w:r>
-        <w:rPr>
-          <w:rFonts w:ascii="Open Sans Light" w:eastAsia="Open Sans Light" w:hAnsi="Open Sans Light" w:cs="Open Sans Light"/>
-          <w:sz w:val="20"/>
-          <w:szCs w:val="20"/>
-          <w:lang w:val="ca-ES"/>
-        </w:rPr>
-        <w:t>contractació. L’import del preu del contracte és suficient per fer front a les obligacions que</w:t>
-      </w:r>
-    </w:p>
-    <w:p>
-      <w:pPr>
-        <w:spacing w:after="0" w:line="240" w:lineRule="auto"/>
-        <w:jc w:val="both"/>
-        <w:rPr>
-          <w:rFonts w:ascii="Open Sans Light" w:eastAsia="Open Sans Light" w:hAnsi="Open Sans Light" w:cs="Open Sans Light"/>
-          <w:sz w:val="20"/>
-          <w:szCs w:val="20"/>
-          <w:lang w:val="ca-ES"/>
-        </w:rPr>
-      </w:pPr>
-      <w:r>
-        <w:rPr>
-          <w:rFonts w:ascii="Open Sans Light" w:eastAsia="Open Sans Light" w:hAnsi="Open Sans Light" w:cs="Open Sans Light"/>
-          <w:sz w:val="20"/>
-          <w:szCs w:val="20"/>
-          <w:lang w:val="ca-ES"/>
-        </w:rPr>
-        <w:t>puguin derivar per aquest objecte durant tot l’exercici pressupostari i, per tant, no es produeix</w:t>
-      </w:r>
-    </w:p>
-    <w:p>
-      <w:pPr>
-        <w:spacing w:after="0" w:line="240" w:lineRule="auto"/>
-        <w:jc w:val="both"/>
-        <w:rPr>
-          <w:rFonts w:ascii="Open Sans Light" w:eastAsia="Open Sans Light" w:hAnsi="Open Sans Light" w:cs="Open Sans Light"/>
-          <w:sz w:val="20"/>
-          <w:szCs w:val="20"/>
-          <w:lang w:val="ca-ES"/>
-        </w:rPr>
-      </w:pPr>
-      <w:r>
-        <w:rPr>
-          <w:rFonts w:ascii="Open Sans Light" w:eastAsia="Open Sans Light" w:hAnsi="Open Sans Light" w:cs="Open Sans Light"/>
-          <w:sz w:val="20"/>
-          <w:szCs w:val="20"/>
-          <w:lang w:val="ca-ES"/>
-        </w:rPr>
-        <w:t>fraccionament.</w:t>
-      </w:r>
-    </w:p>
-    <w:p>
-      <w:pPr>
-        <w:spacing w:after="0" w:line="240" w:lineRule="auto"/>
-        <w:jc w:val="both"/>
-        <w:rPr>
-          <w:rFonts w:ascii="Open Sans Light" w:eastAsia="Open Sans Light" w:hAnsi="Open Sans Light" w:cs="Open Sans Light"/>
-          <w:sz w:val="20"/>
-          <w:szCs w:val="20"/>
-          <w:lang w:val="ca-ES"/>
         </w:rPr>
       </w:pPr>
     </w:p>
@@ -2618,7 +3195,6 @@
           <w:rFonts w:ascii="Open Sans Light" w:eastAsia="Open Sans Light" w:hAnsi="Open Sans Light" w:cs="Open Sans Light"/>
           <w:sz w:val="20"/>
           <w:szCs w:val="20"/>
-          <w:lang w:val="ca-ES"/>
         </w:rPr>
       </w:pPr>
       <w:r>
@@ -2626,9 +3202,1144 @@
           <w:rFonts w:ascii="Open Sans Light" w:eastAsia="Open Sans Light" w:hAnsi="Open Sans Light" w:cs="Open Sans Light"/>
           <w:sz w:val="20"/>
           <w:szCs w:val="20"/>
-          <w:lang w:val="ca-ES"/>
-        </w:rPr>
-        <w:t>A més, s’ajusta al que estableix en la base 49 de les d’execució del pressupost vigent del Consell</w:t>
+        </w:rPr>
+        <w:t xml:space="preserve">La </w:t>
+      </w:r>
+      <w:proofErr w:type="spellStart"/>
+      <w:r>
+        <w:rPr>
+          <w:rFonts w:ascii="Open Sans Light" w:eastAsia="Open Sans Light" w:hAnsi="Open Sans Light" w:cs="Open Sans Light"/>
+          <w:sz w:val="20"/>
+          <w:szCs w:val="20"/>
+        </w:rPr>
+        <w:t>necessitat</w:t>
+      </w:r>
+      <w:proofErr w:type="spellEnd"/>
+      <w:r>
+        <w:rPr>
+          <w:rFonts w:ascii="Open Sans Light" w:eastAsia="Open Sans Light" w:hAnsi="Open Sans Light" w:cs="Open Sans Light"/>
+          <w:sz w:val="20"/>
+          <w:szCs w:val="20"/>
+        </w:rPr>
+        <w:t xml:space="preserve"> de </w:t>
+      </w:r>
+      <w:proofErr w:type="spellStart"/>
+      <w:r>
+        <w:rPr>
+          <w:rFonts w:ascii="Open Sans Light" w:eastAsia="Open Sans Light" w:hAnsi="Open Sans Light" w:cs="Open Sans Light"/>
+          <w:sz w:val="20"/>
+          <w:szCs w:val="20"/>
+        </w:rPr>
+        <w:t>promoure</w:t>
+      </w:r>
+      <w:proofErr w:type="spellEnd"/>
+      <w:r>
+        <w:rPr>
+          <w:rFonts w:ascii="Open Sans Light" w:eastAsia="Open Sans Light" w:hAnsi="Open Sans Light" w:cs="Open Sans Light"/>
+          <w:sz w:val="20"/>
+          <w:szCs w:val="20"/>
+        </w:rPr>
+        <w:t xml:space="preserve"> la </w:t>
+      </w:r>
+      <w:proofErr w:type="spellStart"/>
+      <w:r>
+        <w:rPr>
+          <w:rFonts w:ascii="Open Sans Light" w:eastAsia="Open Sans Light" w:hAnsi="Open Sans Light" w:cs="Open Sans Light"/>
+          <w:sz w:val="20"/>
+          <w:szCs w:val="20"/>
+        </w:rPr>
+        <w:t>despesa</w:t>
+      </w:r>
+      <w:proofErr w:type="spellEnd"/>
+      <w:r>
+        <w:rPr>
+          <w:rFonts w:ascii="Open Sans Light" w:eastAsia="Open Sans Light" w:hAnsi="Open Sans Light" w:cs="Open Sans Light"/>
+          <w:sz w:val="20"/>
+          <w:szCs w:val="20"/>
+        </w:rPr>
+        <w:t xml:space="preserve">, descrita </w:t>
+      </w:r>
+      <w:proofErr w:type="spellStart"/>
+      <w:r>
+        <w:rPr>
+          <w:rFonts w:ascii="Open Sans Light" w:eastAsia="Open Sans Light" w:hAnsi="Open Sans Light" w:cs="Open Sans Light"/>
+          <w:sz w:val="20"/>
+          <w:szCs w:val="20"/>
+        </w:rPr>
+        <w:t>anteriorment</w:t>
+      </w:r>
+      <w:proofErr w:type="spellEnd"/>
+      <w:r>
+        <w:rPr>
+          <w:rFonts w:ascii="Open Sans Light" w:eastAsia="Open Sans Light" w:hAnsi="Open Sans Light" w:cs="Open Sans Light"/>
+          <w:sz w:val="20"/>
+          <w:szCs w:val="20"/>
+        </w:rPr>
+        <w:t xml:space="preserve"> </w:t>
+      </w:r>
+      <w:proofErr w:type="spellStart"/>
+      <w:r>
+        <w:rPr>
+          <w:rFonts w:ascii="Open Sans Light" w:eastAsia="Open Sans Light" w:hAnsi="Open Sans Light" w:cs="Open Sans Light"/>
+          <w:sz w:val="20"/>
+          <w:szCs w:val="20"/>
+        </w:rPr>
+        <w:t>com</w:t>
+      </w:r>
+      <w:proofErr w:type="spellEnd"/>
+      <w:r>
+        <w:rPr>
+          <w:rFonts w:ascii="Open Sans Light" w:eastAsia="Open Sans Light" w:hAnsi="Open Sans Light" w:cs="Open Sans Light"/>
+          <w:sz w:val="20"/>
+          <w:szCs w:val="20"/>
+        </w:rPr>
+        <w:t xml:space="preserve"> a {{</w:t>
+      </w:r>
+      <w:proofErr w:type="spellStart"/>
+      <w:proofErr w:type="gramStart"/>
+      <w:r>
+        <w:rPr>
+          <w:rFonts w:ascii="Open Sans Light" w:eastAsia="Open Sans Light" w:hAnsi="Open Sans Light" w:cs="Open Sans Light"/>
+          <w:sz w:val="20"/>
+          <w:szCs w:val="20"/>
+        </w:rPr>
+        <w:t>record.justificacio</w:t>
+      </w:r>
+      <w:proofErr w:type="spellEnd"/>
+      <w:proofErr w:type="gramEnd"/>
+      <w:r>
+        <w:rPr>
+          <w:rFonts w:ascii="Open Sans Light" w:eastAsia="Open Sans Light" w:hAnsi="Open Sans Light" w:cs="Open Sans Light"/>
+          <w:sz w:val="20"/>
+          <w:szCs w:val="20"/>
+        </w:rPr>
+        <w:t xml:space="preserve">}}, </w:t>
+      </w:r>
+      <w:proofErr w:type="spellStart"/>
+      <w:r>
+        <w:rPr>
+          <w:rFonts w:ascii="Open Sans Light" w:eastAsia="Open Sans Light" w:hAnsi="Open Sans Light" w:cs="Open Sans Light"/>
+          <w:sz w:val="20"/>
+          <w:szCs w:val="20"/>
+        </w:rPr>
+        <w:t>resultava</w:t>
+      </w:r>
+      <w:proofErr w:type="spellEnd"/>
+      <w:r>
+        <w:rPr>
+          <w:rFonts w:ascii="Open Sans Light" w:eastAsia="Open Sans Light" w:hAnsi="Open Sans Light" w:cs="Open Sans Light"/>
+          <w:sz w:val="20"/>
+          <w:szCs w:val="20"/>
+        </w:rPr>
+        <w:t xml:space="preserve"> </w:t>
+      </w:r>
+      <w:proofErr w:type="spellStart"/>
+      <w:r>
+        <w:rPr>
+          <w:rFonts w:ascii="Open Sans Light" w:eastAsia="Open Sans Light" w:hAnsi="Open Sans Light" w:cs="Open Sans Light"/>
+          <w:sz w:val="20"/>
+          <w:szCs w:val="20"/>
+        </w:rPr>
+        <w:t>inajornable</w:t>
+      </w:r>
+      <w:proofErr w:type="spellEnd"/>
+      <w:r>
+        <w:rPr>
+          <w:rFonts w:ascii="Open Sans Light" w:eastAsia="Open Sans Light" w:hAnsi="Open Sans Light" w:cs="Open Sans Light"/>
+          <w:sz w:val="20"/>
+          <w:szCs w:val="20"/>
+        </w:rPr>
+        <w:t xml:space="preserve"> i </w:t>
+      </w:r>
+      <w:proofErr w:type="spellStart"/>
+      <w:r>
+        <w:rPr>
+          <w:rFonts w:ascii="Open Sans Light" w:eastAsia="Open Sans Light" w:hAnsi="Open Sans Light" w:cs="Open Sans Light"/>
+          <w:sz w:val="20"/>
+          <w:szCs w:val="20"/>
+        </w:rPr>
+        <w:t>absolutament</w:t>
+      </w:r>
+      <w:proofErr w:type="spellEnd"/>
+      <w:r>
+        <w:rPr>
+          <w:rFonts w:ascii="Open Sans Light" w:eastAsia="Open Sans Light" w:hAnsi="Open Sans Light" w:cs="Open Sans Light"/>
+          <w:sz w:val="20"/>
+          <w:szCs w:val="20"/>
+        </w:rPr>
+        <w:t xml:space="preserve"> </w:t>
+      </w:r>
+      <w:proofErr w:type="spellStart"/>
+      <w:r>
+        <w:rPr>
+          <w:rFonts w:ascii="Open Sans Light" w:eastAsia="Open Sans Light" w:hAnsi="Open Sans Light" w:cs="Open Sans Light"/>
+          <w:sz w:val="20"/>
+          <w:szCs w:val="20"/>
+        </w:rPr>
+        <w:t>idònia</w:t>
+      </w:r>
+      <w:proofErr w:type="spellEnd"/>
+      <w:r>
+        <w:rPr>
+          <w:rFonts w:ascii="Open Sans Light" w:eastAsia="Open Sans Light" w:hAnsi="Open Sans Light" w:cs="Open Sans Light"/>
+          <w:sz w:val="20"/>
+          <w:szCs w:val="20"/>
+        </w:rPr>
+        <w:t xml:space="preserve"> per garantir la </w:t>
+      </w:r>
+      <w:proofErr w:type="spellStart"/>
+      <w:r>
+        <w:rPr>
+          <w:rFonts w:ascii="Open Sans Light" w:eastAsia="Open Sans Light" w:hAnsi="Open Sans Light" w:cs="Open Sans Light"/>
+          <w:sz w:val="20"/>
+          <w:szCs w:val="20"/>
+        </w:rPr>
+        <w:t>prestació</w:t>
+      </w:r>
+      <w:proofErr w:type="spellEnd"/>
+      <w:r>
+        <w:rPr>
+          <w:rFonts w:ascii="Open Sans Light" w:eastAsia="Open Sans Light" w:hAnsi="Open Sans Light" w:cs="Open Sans Light"/>
+          <w:sz w:val="20"/>
+          <w:szCs w:val="20"/>
+        </w:rPr>
+        <w:t xml:space="preserve"> continuada </w:t>
+      </w:r>
+      <w:proofErr w:type="spellStart"/>
+      <w:r>
+        <w:rPr>
+          <w:rFonts w:ascii="Open Sans Light" w:eastAsia="Open Sans Light" w:hAnsi="Open Sans Light" w:cs="Open Sans Light"/>
+          <w:sz w:val="20"/>
+          <w:szCs w:val="20"/>
+        </w:rPr>
+        <w:t>dels</w:t>
+      </w:r>
+      <w:proofErr w:type="spellEnd"/>
+      <w:r>
+        <w:rPr>
+          <w:rFonts w:ascii="Open Sans Light" w:eastAsia="Open Sans Light" w:hAnsi="Open Sans Light" w:cs="Open Sans Light"/>
+          <w:sz w:val="20"/>
+          <w:szCs w:val="20"/>
+        </w:rPr>
+        <w:t xml:space="preserve"> </w:t>
+      </w:r>
+      <w:proofErr w:type="spellStart"/>
+      <w:r>
+        <w:rPr>
+          <w:rFonts w:ascii="Open Sans Light" w:eastAsia="Open Sans Light" w:hAnsi="Open Sans Light" w:cs="Open Sans Light"/>
+          <w:sz w:val="20"/>
+          <w:szCs w:val="20"/>
+        </w:rPr>
+        <w:t>serveis</w:t>
+      </w:r>
+      <w:proofErr w:type="spellEnd"/>
+      <w:r>
+        <w:rPr>
+          <w:rFonts w:ascii="Open Sans Light" w:eastAsia="Open Sans Light" w:hAnsi="Open Sans Light" w:cs="Open Sans Light"/>
+          <w:sz w:val="20"/>
+          <w:szCs w:val="20"/>
+        </w:rPr>
+        <w:t xml:space="preserve"> i salvaguardar </w:t>
+      </w:r>
+      <w:proofErr w:type="spellStart"/>
+      <w:r>
+        <w:rPr>
+          <w:rFonts w:ascii="Open Sans Light" w:eastAsia="Open Sans Light" w:hAnsi="Open Sans Light" w:cs="Open Sans Light"/>
+          <w:sz w:val="20"/>
+          <w:szCs w:val="20"/>
+        </w:rPr>
+        <w:t>l'interès</w:t>
+      </w:r>
+      <w:proofErr w:type="spellEnd"/>
+      <w:r>
+        <w:rPr>
+          <w:rFonts w:ascii="Open Sans Light" w:eastAsia="Open Sans Light" w:hAnsi="Open Sans Light" w:cs="Open Sans Light"/>
+          <w:sz w:val="20"/>
+          <w:szCs w:val="20"/>
+        </w:rPr>
+        <w:t xml:space="preserve"> </w:t>
+      </w:r>
+      <w:proofErr w:type="spellStart"/>
+      <w:r>
+        <w:rPr>
+          <w:rFonts w:ascii="Open Sans Light" w:eastAsia="Open Sans Light" w:hAnsi="Open Sans Light" w:cs="Open Sans Light"/>
+          <w:sz w:val="20"/>
+          <w:szCs w:val="20"/>
+        </w:rPr>
+        <w:t>públic</w:t>
+      </w:r>
+      <w:proofErr w:type="spellEnd"/>
+      <w:r>
+        <w:rPr>
+          <w:rFonts w:ascii="Open Sans Light" w:eastAsia="Open Sans Light" w:hAnsi="Open Sans Light" w:cs="Open Sans Light"/>
+          <w:sz w:val="20"/>
+          <w:szCs w:val="20"/>
+        </w:rPr>
+        <w:t xml:space="preserve">. Per </w:t>
+      </w:r>
+      <w:proofErr w:type="spellStart"/>
+      <w:r>
+        <w:rPr>
+          <w:rFonts w:ascii="Open Sans Light" w:eastAsia="Open Sans Light" w:hAnsi="Open Sans Light" w:cs="Open Sans Light"/>
+          <w:sz w:val="20"/>
+          <w:szCs w:val="20"/>
+        </w:rPr>
+        <w:t>raons</w:t>
+      </w:r>
+      <w:proofErr w:type="spellEnd"/>
+      <w:r>
+        <w:rPr>
+          <w:rFonts w:ascii="Open Sans Light" w:eastAsia="Open Sans Light" w:hAnsi="Open Sans Light" w:cs="Open Sans Light"/>
+          <w:sz w:val="20"/>
+          <w:szCs w:val="20"/>
+        </w:rPr>
+        <w:t xml:space="preserve"> </w:t>
+      </w:r>
+      <w:proofErr w:type="spellStart"/>
+      <w:r>
+        <w:rPr>
+          <w:rFonts w:ascii="Open Sans Light" w:eastAsia="Open Sans Light" w:hAnsi="Open Sans Light" w:cs="Open Sans Light"/>
+          <w:sz w:val="20"/>
+          <w:szCs w:val="20"/>
+        </w:rPr>
+        <w:t>d'urgència</w:t>
+      </w:r>
+      <w:proofErr w:type="spellEnd"/>
+      <w:r>
+        <w:rPr>
+          <w:rFonts w:ascii="Open Sans Light" w:eastAsia="Open Sans Light" w:hAnsi="Open Sans Light" w:cs="Open Sans Light"/>
+          <w:sz w:val="20"/>
+          <w:szCs w:val="20"/>
+        </w:rPr>
+        <w:t xml:space="preserve"> </w:t>
+      </w:r>
+      <w:proofErr w:type="spellStart"/>
+      <w:r>
+        <w:rPr>
+          <w:rFonts w:ascii="Open Sans Light" w:eastAsia="Open Sans Light" w:hAnsi="Open Sans Light" w:cs="Open Sans Light"/>
+          <w:sz w:val="20"/>
+          <w:szCs w:val="20"/>
+        </w:rPr>
+        <w:t>sobrevinguda</w:t>
+      </w:r>
+      <w:proofErr w:type="spellEnd"/>
+      <w:r>
+        <w:rPr>
+          <w:rFonts w:ascii="Open Sans Light" w:eastAsia="Open Sans Light" w:hAnsi="Open Sans Light" w:cs="Open Sans Light"/>
+          <w:sz w:val="20"/>
+          <w:szCs w:val="20"/>
+        </w:rPr>
+        <w:t xml:space="preserve">, </w:t>
+      </w:r>
+      <w:proofErr w:type="spellStart"/>
+      <w:r>
+        <w:rPr>
+          <w:rFonts w:ascii="Open Sans Light" w:eastAsia="Open Sans Light" w:hAnsi="Open Sans Light" w:cs="Open Sans Light"/>
+          <w:sz w:val="20"/>
+          <w:szCs w:val="20"/>
+        </w:rPr>
+        <w:t>derivades</w:t>
+      </w:r>
+      <w:proofErr w:type="spellEnd"/>
+      <w:r>
+        <w:rPr>
+          <w:rFonts w:ascii="Open Sans Light" w:eastAsia="Open Sans Light" w:hAnsi="Open Sans Light" w:cs="Open Sans Light"/>
+          <w:sz w:val="20"/>
+          <w:szCs w:val="20"/>
+        </w:rPr>
+        <w:t xml:space="preserve"> de la </w:t>
+      </w:r>
+      <w:proofErr w:type="spellStart"/>
+      <w:r>
+        <w:rPr>
+          <w:rFonts w:ascii="Open Sans Light" w:eastAsia="Open Sans Light" w:hAnsi="Open Sans Light" w:cs="Open Sans Light"/>
+          <w:sz w:val="20"/>
+          <w:szCs w:val="20"/>
+        </w:rPr>
+        <w:t>impossibilitat</w:t>
+      </w:r>
+      <w:proofErr w:type="spellEnd"/>
+      <w:r>
+        <w:rPr>
+          <w:rFonts w:ascii="Open Sans Light" w:eastAsia="Open Sans Light" w:hAnsi="Open Sans Light" w:cs="Open Sans Light"/>
+          <w:sz w:val="20"/>
+          <w:szCs w:val="20"/>
+        </w:rPr>
+        <w:t xml:space="preserve"> de </w:t>
+      </w:r>
+      <w:proofErr w:type="spellStart"/>
+      <w:r>
+        <w:rPr>
+          <w:rFonts w:ascii="Open Sans Light" w:eastAsia="Open Sans Light" w:hAnsi="Open Sans Light" w:cs="Open Sans Light"/>
+          <w:sz w:val="20"/>
+          <w:szCs w:val="20"/>
+        </w:rPr>
+        <w:t>paralitzar</w:t>
+      </w:r>
+      <w:proofErr w:type="spellEnd"/>
+      <w:r>
+        <w:rPr>
+          <w:rFonts w:ascii="Open Sans Light" w:eastAsia="Open Sans Light" w:hAnsi="Open Sans Light" w:cs="Open Sans Light"/>
+          <w:sz w:val="20"/>
+          <w:szCs w:val="20"/>
+        </w:rPr>
+        <w:t xml:space="preserve"> el </w:t>
+      </w:r>
+      <w:proofErr w:type="spellStart"/>
+      <w:r>
+        <w:rPr>
+          <w:rFonts w:ascii="Open Sans Light" w:eastAsia="Open Sans Light" w:hAnsi="Open Sans Light" w:cs="Open Sans Light"/>
+          <w:sz w:val="20"/>
+          <w:szCs w:val="20"/>
+        </w:rPr>
+        <w:t>servei</w:t>
+      </w:r>
+      <w:proofErr w:type="spellEnd"/>
+      <w:r>
+        <w:rPr>
+          <w:rFonts w:ascii="Open Sans Light" w:eastAsia="Open Sans Light" w:hAnsi="Open Sans Light" w:cs="Open Sans Light"/>
+          <w:sz w:val="20"/>
+          <w:szCs w:val="20"/>
+        </w:rPr>
+        <w:t xml:space="preserve"> </w:t>
+      </w:r>
+      <w:proofErr w:type="spellStart"/>
+      <w:r>
+        <w:rPr>
+          <w:rFonts w:ascii="Open Sans Light" w:eastAsia="Open Sans Light" w:hAnsi="Open Sans Light" w:cs="Open Sans Light"/>
+          <w:sz w:val="20"/>
+          <w:szCs w:val="20"/>
+        </w:rPr>
+        <w:t>davant</w:t>
+      </w:r>
+      <w:proofErr w:type="spellEnd"/>
+      <w:r>
+        <w:rPr>
+          <w:rFonts w:ascii="Open Sans Light" w:eastAsia="Open Sans Light" w:hAnsi="Open Sans Light" w:cs="Open Sans Light"/>
+          <w:sz w:val="20"/>
+          <w:szCs w:val="20"/>
+        </w:rPr>
+        <w:t xml:space="preserve"> </w:t>
+      </w:r>
+      <w:proofErr w:type="spellStart"/>
+      <w:r>
+        <w:rPr>
+          <w:rFonts w:ascii="Open Sans Light" w:eastAsia="Open Sans Light" w:hAnsi="Open Sans Light" w:cs="Open Sans Light"/>
+          <w:sz w:val="20"/>
+          <w:szCs w:val="20"/>
+        </w:rPr>
+        <w:t>l'absència</w:t>
+      </w:r>
+      <w:proofErr w:type="spellEnd"/>
+      <w:r>
+        <w:rPr>
+          <w:rFonts w:ascii="Open Sans Light" w:eastAsia="Open Sans Light" w:hAnsi="Open Sans Light" w:cs="Open Sans Light"/>
+          <w:sz w:val="20"/>
+          <w:szCs w:val="20"/>
+        </w:rPr>
+        <w:t xml:space="preserve"> de cobertura contractual, no ha </w:t>
+      </w:r>
+      <w:proofErr w:type="spellStart"/>
+      <w:r>
+        <w:rPr>
+          <w:rFonts w:ascii="Open Sans Light" w:eastAsia="Open Sans Light" w:hAnsi="Open Sans Light" w:cs="Open Sans Light"/>
+          <w:sz w:val="20"/>
+          <w:szCs w:val="20"/>
+        </w:rPr>
+        <w:t>estat</w:t>
+      </w:r>
+      <w:proofErr w:type="spellEnd"/>
+      <w:r>
+        <w:rPr>
+          <w:rFonts w:ascii="Open Sans Light" w:eastAsia="Open Sans Light" w:hAnsi="Open Sans Light" w:cs="Open Sans Light"/>
+          <w:sz w:val="20"/>
+          <w:szCs w:val="20"/>
+        </w:rPr>
+        <w:t xml:space="preserve"> </w:t>
+      </w:r>
+      <w:proofErr w:type="spellStart"/>
+      <w:r>
+        <w:rPr>
+          <w:rFonts w:ascii="Open Sans Light" w:eastAsia="Open Sans Light" w:hAnsi="Open Sans Light" w:cs="Open Sans Light"/>
+          <w:sz w:val="20"/>
+          <w:szCs w:val="20"/>
+        </w:rPr>
+        <w:t>possible</w:t>
+      </w:r>
+      <w:proofErr w:type="spellEnd"/>
+      <w:r>
+        <w:rPr>
+          <w:rFonts w:ascii="Open Sans Light" w:eastAsia="Open Sans Light" w:hAnsi="Open Sans Light" w:cs="Open Sans Light"/>
+          <w:sz w:val="20"/>
+          <w:szCs w:val="20"/>
+        </w:rPr>
+        <w:t xml:space="preserve"> tramitar </w:t>
+      </w:r>
+      <w:proofErr w:type="spellStart"/>
+      <w:r>
+        <w:rPr>
+          <w:rFonts w:ascii="Open Sans Light" w:eastAsia="Open Sans Light" w:hAnsi="Open Sans Light" w:cs="Open Sans Light"/>
+          <w:sz w:val="20"/>
+          <w:szCs w:val="20"/>
+        </w:rPr>
+        <w:t>l'expedient</w:t>
+      </w:r>
+      <w:proofErr w:type="spellEnd"/>
+      <w:r>
+        <w:rPr>
+          <w:rFonts w:ascii="Open Sans Light" w:eastAsia="Open Sans Light" w:hAnsi="Open Sans Light" w:cs="Open Sans Light"/>
+          <w:sz w:val="20"/>
+          <w:szCs w:val="20"/>
+        </w:rPr>
+        <w:t xml:space="preserve"> de </w:t>
+      </w:r>
+      <w:proofErr w:type="spellStart"/>
+      <w:r>
+        <w:rPr>
+          <w:rFonts w:ascii="Open Sans Light" w:eastAsia="Open Sans Light" w:hAnsi="Open Sans Light" w:cs="Open Sans Light"/>
+          <w:sz w:val="20"/>
+          <w:szCs w:val="20"/>
+        </w:rPr>
+        <w:t>contractació</w:t>
+      </w:r>
+      <w:proofErr w:type="spellEnd"/>
+      <w:r>
+        <w:rPr>
+          <w:rFonts w:ascii="Open Sans Light" w:eastAsia="Open Sans Light" w:hAnsi="Open Sans Light" w:cs="Open Sans Light"/>
+          <w:sz w:val="20"/>
+          <w:szCs w:val="20"/>
+        </w:rPr>
+        <w:t xml:space="preserve"> </w:t>
+      </w:r>
+      <w:proofErr w:type="spellStart"/>
+      <w:r>
+        <w:rPr>
+          <w:rFonts w:ascii="Open Sans Light" w:eastAsia="Open Sans Light" w:hAnsi="Open Sans Light" w:cs="Open Sans Light"/>
+          <w:sz w:val="20"/>
+          <w:szCs w:val="20"/>
+        </w:rPr>
+        <w:t>reglat</w:t>
+      </w:r>
+      <w:proofErr w:type="spellEnd"/>
+      <w:r>
+        <w:rPr>
+          <w:rFonts w:ascii="Open Sans Light" w:eastAsia="Open Sans Light" w:hAnsi="Open Sans Light" w:cs="Open Sans Light"/>
+          <w:sz w:val="20"/>
+          <w:szCs w:val="20"/>
+        </w:rPr>
+        <w:t xml:space="preserve"> </w:t>
+      </w:r>
+      <w:proofErr w:type="spellStart"/>
+      <w:r>
+        <w:rPr>
+          <w:rFonts w:ascii="Open Sans Light" w:eastAsia="Open Sans Light" w:hAnsi="Open Sans Light" w:cs="Open Sans Light"/>
+          <w:sz w:val="20"/>
+          <w:szCs w:val="20"/>
+        </w:rPr>
+        <w:t>establert</w:t>
+      </w:r>
+      <w:proofErr w:type="spellEnd"/>
+      <w:r>
+        <w:rPr>
+          <w:rFonts w:ascii="Open Sans Light" w:eastAsia="Open Sans Light" w:hAnsi="Open Sans Light" w:cs="Open Sans Light"/>
+          <w:sz w:val="20"/>
+          <w:szCs w:val="20"/>
+        </w:rPr>
+        <w:t xml:space="preserve"> a la </w:t>
+      </w:r>
+      <w:proofErr w:type="spellStart"/>
+      <w:r>
+        <w:rPr>
+          <w:rFonts w:ascii="Open Sans Light" w:eastAsia="Open Sans Light" w:hAnsi="Open Sans Light" w:cs="Open Sans Light"/>
+          <w:sz w:val="20"/>
+          <w:szCs w:val="20"/>
+        </w:rPr>
+        <w:t>Llei</w:t>
+      </w:r>
+      <w:proofErr w:type="spellEnd"/>
+      <w:r>
+        <w:rPr>
+          <w:rFonts w:ascii="Open Sans Light" w:eastAsia="Open Sans Light" w:hAnsi="Open Sans Light" w:cs="Open Sans Light"/>
+          <w:sz w:val="20"/>
+          <w:szCs w:val="20"/>
+        </w:rPr>
+        <w:t xml:space="preserve"> 9/2017 de Contractes del Sector </w:t>
+      </w:r>
+      <w:proofErr w:type="spellStart"/>
+      <w:r>
+        <w:rPr>
+          <w:rFonts w:ascii="Open Sans Light" w:eastAsia="Open Sans Light" w:hAnsi="Open Sans Light" w:cs="Open Sans Light"/>
+          <w:sz w:val="20"/>
+          <w:szCs w:val="20"/>
+        </w:rPr>
+        <w:t>Públic</w:t>
+      </w:r>
+      <w:proofErr w:type="spellEnd"/>
+      <w:r>
+        <w:rPr>
+          <w:rFonts w:ascii="Open Sans Light" w:eastAsia="Open Sans Light" w:hAnsi="Open Sans Light" w:cs="Open Sans Light"/>
+          <w:sz w:val="20"/>
+          <w:szCs w:val="20"/>
+        </w:rPr>
+        <w:t xml:space="preserve">. </w:t>
+      </w:r>
+      <w:proofErr w:type="spellStart"/>
+      <w:r>
+        <w:rPr>
+          <w:rFonts w:ascii="Open Sans Light" w:eastAsia="Open Sans Light" w:hAnsi="Open Sans Light" w:cs="Open Sans Light"/>
+          <w:sz w:val="20"/>
+          <w:szCs w:val="20"/>
+        </w:rPr>
+        <w:t>Atès</w:t>
+      </w:r>
+      <w:proofErr w:type="spellEnd"/>
+      <w:r>
+        <w:rPr>
+          <w:rFonts w:ascii="Open Sans Light" w:eastAsia="Open Sans Light" w:hAnsi="Open Sans Light" w:cs="Open Sans Light"/>
+          <w:sz w:val="20"/>
+          <w:szCs w:val="20"/>
+        </w:rPr>
+        <w:t xml:space="preserve"> que </w:t>
+      </w:r>
+      <w:proofErr w:type="spellStart"/>
+      <w:r>
+        <w:rPr>
+          <w:rFonts w:ascii="Open Sans Light" w:eastAsia="Open Sans Light" w:hAnsi="Open Sans Light" w:cs="Open Sans Light"/>
+          <w:sz w:val="20"/>
+          <w:szCs w:val="20"/>
+        </w:rPr>
+        <w:t>l'Administració</w:t>
+      </w:r>
+      <w:proofErr w:type="spellEnd"/>
+      <w:r>
+        <w:rPr>
+          <w:rFonts w:ascii="Open Sans Light" w:eastAsia="Open Sans Light" w:hAnsi="Open Sans Light" w:cs="Open Sans Light"/>
+          <w:sz w:val="20"/>
+          <w:szCs w:val="20"/>
+        </w:rPr>
+        <w:t xml:space="preserve"> ha </w:t>
+      </w:r>
+      <w:proofErr w:type="spellStart"/>
+      <w:r>
+        <w:rPr>
+          <w:rFonts w:ascii="Open Sans Light" w:eastAsia="Open Sans Light" w:hAnsi="Open Sans Light" w:cs="Open Sans Light"/>
+          <w:sz w:val="20"/>
+          <w:szCs w:val="20"/>
+        </w:rPr>
+        <w:t>materialitzat</w:t>
+      </w:r>
+      <w:proofErr w:type="spellEnd"/>
+      <w:r>
+        <w:rPr>
+          <w:rFonts w:ascii="Open Sans Light" w:eastAsia="Open Sans Light" w:hAnsi="Open Sans Light" w:cs="Open Sans Light"/>
+          <w:sz w:val="20"/>
+          <w:szCs w:val="20"/>
+        </w:rPr>
+        <w:t xml:space="preserve"> i </w:t>
+      </w:r>
+      <w:proofErr w:type="spellStart"/>
+      <w:r>
+        <w:rPr>
+          <w:rFonts w:ascii="Open Sans Light" w:eastAsia="Open Sans Light" w:hAnsi="Open Sans Light" w:cs="Open Sans Light"/>
+          <w:sz w:val="20"/>
+          <w:szCs w:val="20"/>
+        </w:rPr>
+        <w:t>compromès</w:t>
+      </w:r>
+      <w:proofErr w:type="spellEnd"/>
+      <w:r>
+        <w:rPr>
+          <w:rFonts w:ascii="Open Sans Light" w:eastAsia="Open Sans Light" w:hAnsi="Open Sans Light" w:cs="Open Sans Light"/>
+          <w:sz w:val="20"/>
+          <w:szCs w:val="20"/>
+        </w:rPr>
+        <w:t xml:space="preserve"> la </w:t>
+      </w:r>
+      <w:proofErr w:type="spellStart"/>
+      <w:r>
+        <w:rPr>
+          <w:rFonts w:ascii="Open Sans Light" w:eastAsia="Open Sans Light" w:hAnsi="Open Sans Light" w:cs="Open Sans Light"/>
+          <w:sz w:val="20"/>
+          <w:szCs w:val="20"/>
+        </w:rPr>
+        <w:t>despesa</w:t>
+      </w:r>
+      <w:proofErr w:type="spellEnd"/>
+      <w:r>
+        <w:rPr>
+          <w:rFonts w:ascii="Open Sans Light" w:eastAsia="Open Sans Light" w:hAnsi="Open Sans Light" w:cs="Open Sans Light"/>
+          <w:sz w:val="20"/>
+          <w:szCs w:val="20"/>
+        </w:rPr>
+        <w:t xml:space="preserve"> </w:t>
+      </w:r>
+      <w:proofErr w:type="spellStart"/>
+      <w:r>
+        <w:rPr>
+          <w:rFonts w:ascii="Open Sans Light" w:eastAsia="Open Sans Light" w:hAnsi="Open Sans Light" w:cs="Open Sans Light"/>
+          <w:sz w:val="20"/>
+          <w:szCs w:val="20"/>
+        </w:rPr>
+        <w:t>prescindint</w:t>
+      </w:r>
+      <w:proofErr w:type="spellEnd"/>
+      <w:r>
+        <w:rPr>
+          <w:rFonts w:ascii="Open Sans Light" w:eastAsia="Open Sans Light" w:hAnsi="Open Sans Light" w:cs="Open Sans Light"/>
+          <w:sz w:val="20"/>
+          <w:szCs w:val="20"/>
+        </w:rPr>
+        <w:t xml:space="preserve"> total i </w:t>
+      </w:r>
+      <w:proofErr w:type="spellStart"/>
+      <w:r>
+        <w:rPr>
+          <w:rFonts w:ascii="Open Sans Light" w:eastAsia="Open Sans Light" w:hAnsi="Open Sans Light" w:cs="Open Sans Light"/>
+          <w:sz w:val="20"/>
+          <w:szCs w:val="20"/>
+        </w:rPr>
+        <w:t>absolutament</w:t>
+      </w:r>
+      <w:proofErr w:type="spellEnd"/>
+      <w:r>
+        <w:rPr>
+          <w:rFonts w:ascii="Open Sans Light" w:eastAsia="Open Sans Light" w:hAnsi="Open Sans Light" w:cs="Open Sans Light"/>
+          <w:sz w:val="20"/>
+          <w:szCs w:val="20"/>
+        </w:rPr>
+        <w:t xml:space="preserve"> del </w:t>
+      </w:r>
+      <w:proofErr w:type="spellStart"/>
+      <w:r>
+        <w:rPr>
+          <w:rFonts w:ascii="Open Sans Light" w:eastAsia="Open Sans Light" w:hAnsi="Open Sans Light" w:cs="Open Sans Light"/>
+          <w:sz w:val="20"/>
+          <w:szCs w:val="20"/>
+        </w:rPr>
+        <w:t>procediment</w:t>
+      </w:r>
+      <w:proofErr w:type="spellEnd"/>
+      <w:r>
+        <w:rPr>
+          <w:rFonts w:ascii="Open Sans Light" w:eastAsia="Open Sans Light" w:hAnsi="Open Sans Light" w:cs="Open Sans Light"/>
+          <w:sz w:val="20"/>
+          <w:szCs w:val="20"/>
+        </w:rPr>
+        <w:t xml:space="preserve"> </w:t>
+      </w:r>
+      <w:proofErr w:type="spellStart"/>
+      <w:r>
+        <w:rPr>
+          <w:rFonts w:ascii="Open Sans Light" w:eastAsia="Open Sans Light" w:hAnsi="Open Sans Light" w:cs="Open Sans Light"/>
+          <w:sz w:val="20"/>
+          <w:szCs w:val="20"/>
+        </w:rPr>
+        <w:t>establert</w:t>
+      </w:r>
+      <w:proofErr w:type="spellEnd"/>
+      <w:r>
+        <w:rPr>
+          <w:rFonts w:ascii="Open Sans Light" w:eastAsia="Open Sans Light" w:hAnsi="Open Sans Light" w:cs="Open Sans Light"/>
+          <w:sz w:val="20"/>
+          <w:szCs w:val="20"/>
+        </w:rPr>
+        <w:t xml:space="preserve">, </w:t>
+      </w:r>
+      <w:proofErr w:type="spellStart"/>
+      <w:r>
+        <w:rPr>
+          <w:rFonts w:ascii="Open Sans Light" w:eastAsia="Open Sans Light" w:hAnsi="Open Sans Light" w:cs="Open Sans Light"/>
+          <w:sz w:val="20"/>
+          <w:szCs w:val="20"/>
+        </w:rPr>
+        <w:t>ometent-ne</w:t>
+      </w:r>
+      <w:proofErr w:type="spellEnd"/>
+      <w:r>
+        <w:rPr>
+          <w:rFonts w:ascii="Open Sans Light" w:eastAsia="Open Sans Light" w:hAnsi="Open Sans Light" w:cs="Open Sans Light"/>
+          <w:sz w:val="20"/>
+          <w:szCs w:val="20"/>
+        </w:rPr>
+        <w:t xml:space="preserve"> la preceptiva </w:t>
+      </w:r>
+      <w:proofErr w:type="spellStart"/>
+      <w:r>
+        <w:rPr>
+          <w:rFonts w:ascii="Open Sans Light" w:eastAsia="Open Sans Light" w:hAnsi="Open Sans Light" w:cs="Open Sans Light"/>
+          <w:sz w:val="20"/>
+          <w:szCs w:val="20"/>
+        </w:rPr>
+        <w:t>fiscalització</w:t>
+      </w:r>
+      <w:proofErr w:type="spellEnd"/>
+      <w:r>
+        <w:rPr>
+          <w:rFonts w:ascii="Open Sans Light" w:eastAsia="Open Sans Light" w:hAnsi="Open Sans Light" w:cs="Open Sans Light"/>
+          <w:sz w:val="20"/>
+          <w:szCs w:val="20"/>
+        </w:rPr>
+        <w:t xml:space="preserve"> </w:t>
+      </w:r>
+      <w:proofErr w:type="spellStart"/>
+      <w:r>
+        <w:rPr>
+          <w:rFonts w:ascii="Open Sans Light" w:eastAsia="Open Sans Light" w:hAnsi="Open Sans Light" w:cs="Open Sans Light"/>
+          <w:sz w:val="20"/>
+          <w:szCs w:val="20"/>
+        </w:rPr>
+        <w:t>prèvia</w:t>
+      </w:r>
+      <w:proofErr w:type="spellEnd"/>
+      <w:r>
+        <w:rPr>
+          <w:rFonts w:ascii="Open Sans Light" w:eastAsia="Open Sans Light" w:hAnsi="Open Sans Light" w:cs="Open Sans Light"/>
+          <w:sz w:val="20"/>
+          <w:szCs w:val="20"/>
+        </w:rPr>
+        <w:t xml:space="preserve"> per </w:t>
+      </w:r>
+      <w:proofErr w:type="spellStart"/>
+      <w:r>
+        <w:rPr>
+          <w:rFonts w:ascii="Open Sans Light" w:eastAsia="Open Sans Light" w:hAnsi="Open Sans Light" w:cs="Open Sans Light"/>
+          <w:sz w:val="20"/>
+          <w:szCs w:val="20"/>
+        </w:rPr>
+        <w:t>part</w:t>
+      </w:r>
+      <w:proofErr w:type="spellEnd"/>
+      <w:r>
+        <w:rPr>
+          <w:rFonts w:ascii="Open Sans Light" w:eastAsia="Open Sans Light" w:hAnsi="Open Sans Light" w:cs="Open Sans Light"/>
+          <w:sz w:val="20"/>
+          <w:szCs w:val="20"/>
+        </w:rPr>
+        <w:t xml:space="preserve"> de la </w:t>
+      </w:r>
+      <w:proofErr w:type="spellStart"/>
+      <w:r>
+        <w:rPr>
+          <w:rFonts w:ascii="Open Sans Light" w:eastAsia="Open Sans Light" w:hAnsi="Open Sans Light" w:cs="Open Sans Light"/>
+          <w:sz w:val="20"/>
+          <w:szCs w:val="20"/>
+        </w:rPr>
+        <w:t>Intervenció</w:t>
+      </w:r>
+      <w:proofErr w:type="spellEnd"/>
+      <w:r>
+        <w:rPr>
+          <w:rFonts w:ascii="Open Sans Light" w:eastAsia="Open Sans Light" w:hAnsi="Open Sans Light" w:cs="Open Sans Light"/>
+          <w:sz w:val="20"/>
+          <w:szCs w:val="20"/>
+        </w:rPr>
+        <w:t xml:space="preserve">, </w:t>
+      </w:r>
+      <w:proofErr w:type="spellStart"/>
+      <w:r>
+        <w:rPr>
+          <w:rFonts w:ascii="Open Sans Light" w:eastAsia="Open Sans Light" w:hAnsi="Open Sans Light" w:cs="Open Sans Light"/>
+          <w:sz w:val="20"/>
+          <w:szCs w:val="20"/>
+        </w:rPr>
+        <w:t>concorre</w:t>
+      </w:r>
+      <w:proofErr w:type="spellEnd"/>
+      <w:r>
+        <w:rPr>
+          <w:rFonts w:ascii="Open Sans Light" w:eastAsia="Open Sans Light" w:hAnsi="Open Sans Light" w:cs="Open Sans Light"/>
+          <w:sz w:val="20"/>
+          <w:szCs w:val="20"/>
+        </w:rPr>
+        <w:t xml:space="preserve"> un </w:t>
+      </w:r>
+      <w:proofErr w:type="spellStart"/>
+      <w:r>
+        <w:rPr>
+          <w:rFonts w:ascii="Open Sans Light" w:eastAsia="Open Sans Light" w:hAnsi="Open Sans Light" w:cs="Open Sans Light"/>
+          <w:sz w:val="20"/>
+          <w:szCs w:val="20"/>
+        </w:rPr>
+        <w:t>supòsit</w:t>
+      </w:r>
+      <w:proofErr w:type="spellEnd"/>
+      <w:r>
+        <w:rPr>
+          <w:rFonts w:ascii="Open Sans Light" w:eastAsia="Open Sans Light" w:hAnsi="Open Sans Light" w:cs="Open Sans Light"/>
+          <w:sz w:val="20"/>
+          <w:szCs w:val="20"/>
+        </w:rPr>
+        <w:t xml:space="preserve"> de </w:t>
+      </w:r>
+      <w:proofErr w:type="spellStart"/>
+      <w:r>
+        <w:rPr>
+          <w:rFonts w:ascii="Open Sans Light" w:eastAsia="Open Sans Light" w:hAnsi="Open Sans Light" w:cs="Open Sans Light"/>
+          <w:sz w:val="20"/>
+          <w:szCs w:val="20"/>
+        </w:rPr>
+        <w:t>nul·litat</w:t>
+      </w:r>
+      <w:proofErr w:type="spellEnd"/>
+      <w:r>
+        <w:rPr>
+          <w:rFonts w:ascii="Open Sans Light" w:eastAsia="Open Sans Light" w:hAnsi="Open Sans Light" w:cs="Open Sans Light"/>
+          <w:sz w:val="20"/>
+          <w:szCs w:val="20"/>
+        </w:rPr>
+        <w:t xml:space="preserve"> de ple </w:t>
+      </w:r>
+      <w:proofErr w:type="spellStart"/>
+      <w:r>
+        <w:rPr>
+          <w:rFonts w:ascii="Open Sans Light" w:eastAsia="Open Sans Light" w:hAnsi="Open Sans Light" w:cs="Open Sans Light"/>
+          <w:sz w:val="20"/>
+          <w:szCs w:val="20"/>
+        </w:rPr>
+        <w:t>dret</w:t>
+      </w:r>
+      <w:proofErr w:type="spellEnd"/>
+      <w:r>
+        <w:rPr>
+          <w:rFonts w:ascii="Open Sans Light" w:eastAsia="Open Sans Light" w:hAnsi="Open Sans Light" w:cs="Open Sans Light"/>
+          <w:sz w:val="20"/>
+          <w:szCs w:val="20"/>
+        </w:rPr>
+        <w:t xml:space="preserve">. </w:t>
+      </w:r>
+      <w:proofErr w:type="spellStart"/>
+      <w:r>
+        <w:rPr>
+          <w:rFonts w:ascii="Open Sans Light" w:eastAsia="Open Sans Light" w:hAnsi="Open Sans Light" w:cs="Open Sans Light"/>
+          <w:sz w:val="20"/>
+          <w:szCs w:val="20"/>
+        </w:rPr>
+        <w:t>Això</w:t>
+      </w:r>
+      <w:proofErr w:type="spellEnd"/>
+      <w:r>
+        <w:rPr>
+          <w:rFonts w:ascii="Open Sans Light" w:eastAsia="Open Sans Light" w:hAnsi="Open Sans Light" w:cs="Open Sans Light"/>
+          <w:sz w:val="20"/>
+          <w:szCs w:val="20"/>
+        </w:rPr>
+        <w:t xml:space="preserve"> obliga </w:t>
+      </w:r>
+      <w:proofErr w:type="spellStart"/>
+      <w:r>
+        <w:rPr>
+          <w:rFonts w:ascii="Open Sans Light" w:eastAsia="Open Sans Light" w:hAnsi="Open Sans Light" w:cs="Open Sans Light"/>
+          <w:sz w:val="20"/>
+          <w:szCs w:val="20"/>
+        </w:rPr>
+        <w:t>inexcusablement</w:t>
+      </w:r>
+      <w:proofErr w:type="spellEnd"/>
+      <w:r>
+        <w:rPr>
+          <w:rFonts w:ascii="Open Sans Light" w:eastAsia="Open Sans Light" w:hAnsi="Open Sans Light" w:cs="Open Sans Light"/>
+          <w:sz w:val="20"/>
+          <w:szCs w:val="20"/>
+        </w:rPr>
+        <w:t xml:space="preserve"> a </w:t>
+      </w:r>
+      <w:proofErr w:type="spellStart"/>
+      <w:r>
+        <w:rPr>
+          <w:rFonts w:ascii="Open Sans Light" w:eastAsia="Open Sans Light" w:hAnsi="Open Sans Light" w:cs="Open Sans Light"/>
+          <w:sz w:val="20"/>
+          <w:szCs w:val="20"/>
+        </w:rPr>
+        <w:t>resoldre</w:t>
+      </w:r>
+      <w:proofErr w:type="spellEnd"/>
+      <w:r>
+        <w:rPr>
+          <w:rFonts w:ascii="Open Sans Light" w:eastAsia="Open Sans Light" w:hAnsi="Open Sans Light" w:cs="Open Sans Light"/>
+          <w:sz w:val="20"/>
+          <w:szCs w:val="20"/>
+        </w:rPr>
+        <w:t xml:space="preserve"> </w:t>
+      </w:r>
+      <w:proofErr w:type="spellStart"/>
+      <w:r>
+        <w:rPr>
+          <w:rFonts w:ascii="Open Sans Light" w:eastAsia="Open Sans Light" w:hAnsi="Open Sans Light" w:cs="Open Sans Light"/>
+          <w:sz w:val="20"/>
+          <w:szCs w:val="20"/>
+        </w:rPr>
+        <w:t>l'Omissió</w:t>
+      </w:r>
+      <w:proofErr w:type="spellEnd"/>
+      <w:r>
+        <w:rPr>
+          <w:rFonts w:ascii="Open Sans Light" w:eastAsia="Open Sans Light" w:hAnsi="Open Sans Light" w:cs="Open Sans Light"/>
+          <w:sz w:val="20"/>
+          <w:szCs w:val="20"/>
+        </w:rPr>
+        <w:t xml:space="preserve"> de la </w:t>
+      </w:r>
+      <w:proofErr w:type="spellStart"/>
+      <w:r>
+        <w:rPr>
+          <w:rFonts w:ascii="Open Sans Light" w:eastAsia="Open Sans Light" w:hAnsi="Open Sans Light" w:cs="Open Sans Light"/>
+          <w:sz w:val="20"/>
+          <w:szCs w:val="20"/>
+        </w:rPr>
+        <w:t>Funció</w:t>
+      </w:r>
+      <w:proofErr w:type="spellEnd"/>
+      <w:r>
+        <w:rPr>
+          <w:rFonts w:ascii="Open Sans Light" w:eastAsia="Open Sans Light" w:hAnsi="Open Sans Light" w:cs="Open Sans Light"/>
+          <w:sz w:val="20"/>
+          <w:szCs w:val="20"/>
+        </w:rPr>
+        <w:t xml:space="preserve"> Interventora (OFI) </w:t>
+      </w:r>
+      <w:proofErr w:type="spellStart"/>
+      <w:r>
+        <w:rPr>
+          <w:rFonts w:ascii="Open Sans Light" w:eastAsia="Open Sans Light" w:hAnsi="Open Sans Light" w:cs="Open Sans Light"/>
+          <w:sz w:val="20"/>
+          <w:szCs w:val="20"/>
+        </w:rPr>
+        <w:t>amb</w:t>
+      </w:r>
+      <w:proofErr w:type="spellEnd"/>
+      <w:r>
+        <w:rPr>
+          <w:rFonts w:ascii="Open Sans Light" w:eastAsia="Open Sans Light" w:hAnsi="Open Sans Light" w:cs="Open Sans Light"/>
+          <w:sz w:val="20"/>
+          <w:szCs w:val="20"/>
+        </w:rPr>
+        <w:t xml:space="preserve"> </w:t>
+      </w:r>
+      <w:proofErr w:type="spellStart"/>
+      <w:r>
+        <w:rPr>
+          <w:rFonts w:ascii="Open Sans Light" w:eastAsia="Open Sans Light" w:hAnsi="Open Sans Light" w:cs="Open Sans Light"/>
+          <w:sz w:val="20"/>
+          <w:szCs w:val="20"/>
+        </w:rPr>
+        <w:t>caràcter</w:t>
+      </w:r>
+      <w:proofErr w:type="spellEnd"/>
+      <w:r>
+        <w:rPr>
+          <w:rFonts w:ascii="Open Sans Light" w:eastAsia="Open Sans Light" w:hAnsi="Open Sans Light" w:cs="Open Sans Light"/>
+          <w:sz w:val="20"/>
+          <w:szCs w:val="20"/>
+        </w:rPr>
+        <w:t xml:space="preserve"> </w:t>
+      </w:r>
+      <w:proofErr w:type="spellStart"/>
+      <w:r>
+        <w:rPr>
+          <w:rFonts w:ascii="Open Sans Light" w:eastAsia="Open Sans Light" w:hAnsi="Open Sans Light" w:cs="Open Sans Light"/>
+          <w:sz w:val="20"/>
+          <w:szCs w:val="20"/>
+        </w:rPr>
+        <w:t>previ</w:t>
+      </w:r>
+      <w:proofErr w:type="spellEnd"/>
+      <w:r>
+        <w:rPr>
+          <w:rFonts w:ascii="Open Sans Light" w:eastAsia="Open Sans Light" w:hAnsi="Open Sans Light" w:cs="Open Sans Light"/>
+          <w:sz w:val="20"/>
+          <w:szCs w:val="20"/>
+        </w:rPr>
+        <w:t xml:space="preserve"> a la </w:t>
+      </w:r>
+      <w:proofErr w:type="spellStart"/>
+      <w:r>
+        <w:rPr>
+          <w:rFonts w:ascii="Open Sans Light" w:eastAsia="Open Sans Light" w:hAnsi="Open Sans Light" w:cs="Open Sans Light"/>
+          <w:sz w:val="20"/>
+          <w:szCs w:val="20"/>
+        </w:rPr>
+        <w:t>resolució</w:t>
+      </w:r>
+      <w:proofErr w:type="spellEnd"/>
+      <w:r>
+        <w:rPr>
+          <w:rFonts w:ascii="Open Sans Light" w:eastAsia="Open Sans Light" w:hAnsi="Open Sans Light" w:cs="Open Sans Light"/>
+          <w:sz w:val="20"/>
+          <w:szCs w:val="20"/>
+        </w:rPr>
+        <w:t xml:space="preserve"> de </w:t>
+      </w:r>
+      <w:proofErr w:type="spellStart"/>
+      <w:r>
+        <w:rPr>
+          <w:rFonts w:ascii="Open Sans Light" w:eastAsia="Open Sans Light" w:hAnsi="Open Sans Light" w:cs="Open Sans Light"/>
+          <w:sz w:val="20"/>
+          <w:szCs w:val="20"/>
+        </w:rPr>
+        <w:t>l'expedient</w:t>
+      </w:r>
+      <w:proofErr w:type="spellEnd"/>
+      <w:r>
+        <w:rPr>
+          <w:rFonts w:ascii="Open Sans Light" w:eastAsia="Open Sans Light" w:hAnsi="Open Sans Light" w:cs="Open Sans Light"/>
+          <w:sz w:val="20"/>
+          <w:szCs w:val="20"/>
+        </w:rPr>
+        <w:t xml:space="preserve"> de </w:t>
+      </w:r>
+      <w:proofErr w:type="spellStart"/>
+      <w:r>
+        <w:rPr>
+          <w:rFonts w:ascii="Open Sans Light" w:eastAsia="Open Sans Light" w:hAnsi="Open Sans Light" w:cs="Open Sans Light"/>
+          <w:sz w:val="20"/>
+          <w:szCs w:val="20"/>
+        </w:rPr>
+        <w:t>Reconeixement</w:t>
+      </w:r>
+      <w:proofErr w:type="spellEnd"/>
+      <w:r>
+        <w:rPr>
+          <w:rFonts w:ascii="Open Sans Light" w:eastAsia="Open Sans Light" w:hAnsi="Open Sans Light" w:cs="Open Sans Light"/>
+          <w:sz w:val="20"/>
+          <w:szCs w:val="20"/>
+        </w:rPr>
+        <w:t xml:space="preserve"> Extrajudicial de </w:t>
+      </w:r>
+      <w:proofErr w:type="spellStart"/>
+      <w:r>
+        <w:rPr>
+          <w:rFonts w:ascii="Open Sans Light" w:eastAsia="Open Sans Light" w:hAnsi="Open Sans Light" w:cs="Open Sans Light"/>
+          <w:sz w:val="20"/>
+          <w:szCs w:val="20"/>
+        </w:rPr>
+        <w:t>Crèdits</w:t>
+      </w:r>
+      <w:proofErr w:type="spellEnd"/>
+      <w:r>
+        <w:rPr>
+          <w:rFonts w:ascii="Open Sans Light" w:eastAsia="Open Sans Light" w:hAnsi="Open Sans Light" w:cs="Open Sans Light"/>
+          <w:sz w:val="20"/>
+          <w:szCs w:val="20"/>
+        </w:rPr>
+        <w:t xml:space="preserve"> (REC) </w:t>
+      </w:r>
+      <w:proofErr w:type="spellStart"/>
+      <w:r>
+        <w:rPr>
+          <w:rFonts w:ascii="Open Sans Light" w:eastAsia="Open Sans Light" w:hAnsi="Open Sans Light" w:cs="Open Sans Light"/>
+          <w:sz w:val="20"/>
+          <w:szCs w:val="20"/>
+        </w:rPr>
+        <w:t>corresponent</w:t>
+      </w:r>
+      <w:proofErr w:type="spellEnd"/>
+      <w:r>
+        <w:rPr>
+          <w:rFonts w:ascii="Open Sans Light" w:eastAsia="Open Sans Light" w:hAnsi="Open Sans Light" w:cs="Open Sans Light"/>
+          <w:sz w:val="20"/>
+          <w:szCs w:val="20"/>
+        </w:rPr>
+        <w:t>.</w:t>
       </w:r>
     </w:p>
     <w:p>
@@ -2639,17 +4350,87 @@
           <w:rFonts w:ascii="Open Sans Light" w:eastAsia="Open Sans Light" w:hAnsi="Open Sans Light" w:cs="Open Sans Light"/>
           <w:sz w:val="20"/>
           <w:szCs w:val="20"/>
-          <w:lang w:val="ca-ES"/>
         </w:rPr>
       </w:pPr>
-      <w:r>
-        <w:rPr>
-          <w:rFonts w:ascii="Open Sans Light" w:eastAsia="Open Sans Light" w:hAnsi="Open Sans Light" w:cs="Open Sans Light"/>
-          <w:sz w:val="20"/>
-          <w:szCs w:val="20"/>
-          <w:lang w:val="ca-ES"/>
-        </w:rPr>
-        <w:t>de Mallorca i en el Decret de la Presidència que aprova la Instrucció per gestionar els</w:t>
+    </w:p>
+    <w:p>
+      <w:pPr>
+        <w:pStyle w:val="Prrafodelista"/>
+        <w:numPr>
+          <w:ilvl w:val="0"/>
+          <w:numId w:val="3"/>
+        </w:numPr>
+        <w:spacing w:after="0" w:line="240" w:lineRule="auto"/>
+        <w:jc w:val="both"/>
+        <w:rPr>
+          <w:rFonts w:ascii="Open Sans Light" w:eastAsia="Open Sans Light" w:hAnsi="Open Sans Light" w:cs="Open Sans Light"/>
+          <w:sz w:val="20"/>
+          <w:szCs w:val="20"/>
+        </w:rPr>
+      </w:pPr>
+      <w:proofErr w:type="spellStart"/>
+      <w:r>
+        <w:rPr>
+          <w:rFonts w:ascii="Open Sans Light" w:eastAsia="Open Sans Light" w:hAnsi="Open Sans Light" w:cs="Open Sans Light"/>
+          <w:b/>
+          <w:bCs/>
+          <w:sz w:val="20"/>
+          <w:szCs w:val="20"/>
+        </w:rPr>
+        <w:t>Selecció</w:t>
+      </w:r>
+      <w:proofErr w:type="spellEnd"/>
+      <w:r>
+        <w:rPr>
+          <w:rFonts w:ascii="Open Sans Light" w:eastAsia="Open Sans Light" w:hAnsi="Open Sans Light" w:cs="Open Sans Light"/>
+          <w:b/>
+          <w:bCs/>
+          <w:sz w:val="20"/>
+          <w:szCs w:val="20"/>
+        </w:rPr>
+        <w:t xml:space="preserve"> del tercer i </w:t>
+      </w:r>
+      <w:proofErr w:type="spellStart"/>
+      <w:r>
+        <w:rPr>
+          <w:rFonts w:ascii="Open Sans Light" w:eastAsia="Open Sans Light" w:hAnsi="Open Sans Light" w:cs="Open Sans Light"/>
+          <w:b/>
+          <w:bCs/>
+          <w:sz w:val="20"/>
+          <w:szCs w:val="20"/>
+        </w:rPr>
+        <w:t>acreditació</w:t>
+      </w:r>
+      <w:proofErr w:type="spellEnd"/>
+      <w:r>
+        <w:rPr>
+          <w:rFonts w:ascii="Open Sans Light" w:eastAsia="Open Sans Light" w:hAnsi="Open Sans Light" w:cs="Open Sans Light"/>
+          <w:b/>
+          <w:bCs/>
+          <w:sz w:val="20"/>
+          <w:szCs w:val="20"/>
+        </w:rPr>
+        <w:t xml:space="preserve"> material de la </w:t>
+      </w:r>
+      <w:proofErr w:type="spellStart"/>
+      <w:r>
+        <w:rPr>
+          <w:rFonts w:ascii="Open Sans Light" w:eastAsia="Open Sans Light" w:hAnsi="Open Sans Light" w:cs="Open Sans Light"/>
+          <w:b/>
+          <w:bCs/>
+          <w:sz w:val="20"/>
+          <w:szCs w:val="20"/>
+        </w:rPr>
+        <w:t>prestació</w:t>
+      </w:r>
+      <w:proofErr w:type="spellEnd"/>
+      <w:r>
+        <w:rPr>
+          <w:rFonts w:ascii="Open Sans Light" w:eastAsia="Open Sans Light" w:hAnsi="Open Sans Light" w:cs="Open Sans Light"/>
+          <w:sz w:val="20"/>
+          <w:szCs w:val="20"/>
+        </w:rPr>
+        <w:t xml:space="preserve"> </w:t>
       </w:r>
     </w:p>
     <w:p>
@@ -2660,133 +4441,6 @@
           <w:rFonts w:ascii="Open Sans Light" w:eastAsia="Open Sans Light" w:hAnsi="Open Sans Light" w:cs="Open Sans Light"/>
           <w:sz w:val="20"/>
           <w:szCs w:val="20"/>
-          <w:lang w:val="ca-ES"/>
-        </w:rPr>
-      </w:pPr>
-      <w:r>
-        <w:rPr>
-          <w:rFonts w:ascii="Open Sans Light" w:eastAsia="Open Sans Light" w:hAnsi="Open Sans Light" w:cs="Open Sans Light"/>
-          <w:sz w:val="20"/>
-          <w:szCs w:val="20"/>
-          <w:lang w:val="ca-ES"/>
-        </w:rPr>
-        <w:t>expedients de contractació menor d’obres (imports inferiors a 40.000,00 €, IVA exclòs) i de</w:t>
-      </w:r>
-    </w:p>
-    <w:p>
-      <w:pPr>
-        <w:spacing w:after="0" w:line="240" w:lineRule="auto"/>
-        <w:jc w:val="both"/>
-        <w:rPr>
-          <w:rFonts w:ascii="Open Sans Light" w:eastAsia="Open Sans Light" w:hAnsi="Open Sans Light" w:cs="Open Sans Light"/>
-          <w:sz w:val="20"/>
-          <w:szCs w:val="20"/>
-          <w:lang w:val="ca-ES"/>
-        </w:rPr>
-      </w:pPr>
-      <w:r>
-        <w:rPr>
-          <w:rFonts w:ascii="Open Sans Light" w:eastAsia="Open Sans Light" w:hAnsi="Open Sans Light" w:cs="Open Sans Light"/>
-          <w:sz w:val="20"/>
-          <w:szCs w:val="20"/>
-          <w:lang w:val="ca-ES"/>
-        </w:rPr>
-        <w:t>subministraments i serveis (imports inferiors a 15.000 €, IVA exclòs), publicat al BOIB núm. 88 de</w:t>
-      </w:r>
-    </w:p>
-    <w:p>
-      <w:pPr>
-        <w:spacing w:after="0" w:line="240" w:lineRule="auto"/>
-        <w:jc w:val="both"/>
-        <w:rPr>
-          <w:rFonts w:ascii="Open Sans Light" w:eastAsia="Open Sans Light" w:hAnsi="Open Sans Light" w:cs="Open Sans Light"/>
-          <w:sz w:val="20"/>
-          <w:szCs w:val="20"/>
-          <w:lang w:val="ca-ES"/>
-        </w:rPr>
-      </w:pPr>
-      <w:r>
-        <w:rPr>
-          <w:rFonts w:ascii="Open Sans Light" w:eastAsia="Open Sans Light" w:hAnsi="Open Sans Light" w:cs="Open Sans Light"/>
-          <w:sz w:val="20"/>
-          <w:szCs w:val="20"/>
-          <w:lang w:val="ca-ES"/>
-        </w:rPr>
-        <w:t>7 de juliol de 2022, en la qual es regula el contingut de l’expedient del contracte menor, i a</w:t>
-      </w:r>
-    </w:p>
-    <w:p>
-      <w:pPr>
-        <w:spacing w:after="0" w:line="240" w:lineRule="auto"/>
-        <w:jc w:val="both"/>
-        <w:rPr>
-          <w:rFonts w:ascii="Open Sans Light" w:eastAsia="Open Sans Light" w:hAnsi="Open Sans Light" w:cs="Open Sans Light"/>
-          <w:sz w:val="20"/>
-          <w:szCs w:val="20"/>
-          <w:lang w:val="ca-ES"/>
-        </w:rPr>
-      </w:pPr>
-      <w:r>
-        <w:rPr>
-          <w:rFonts w:ascii="Open Sans Light" w:eastAsia="Open Sans Light" w:hAnsi="Open Sans Light" w:cs="Open Sans Light"/>
-          <w:sz w:val="20"/>
-          <w:szCs w:val="20"/>
-          <w:lang w:val="ca-ES"/>
-        </w:rPr>
-        <w:t>l’apartat B indica que els contractes menors de valor estimat inferior a 5.000,00 € (IVA exclòs) en</w:t>
-      </w:r>
-    </w:p>
-    <w:p>
-      <w:pPr>
-        <w:spacing w:after="0" w:line="240" w:lineRule="auto"/>
-        <w:jc w:val="both"/>
-        <w:rPr>
-          <w:rFonts w:ascii="Open Sans Light" w:eastAsia="Open Sans Light" w:hAnsi="Open Sans Light" w:cs="Open Sans Light"/>
-          <w:sz w:val="20"/>
-          <w:szCs w:val="20"/>
-          <w:lang w:val="ca-ES"/>
-        </w:rPr>
-      </w:pPr>
-      <w:r>
-        <w:rPr>
-          <w:rFonts w:ascii="Open Sans Light" w:eastAsia="Open Sans Light" w:hAnsi="Open Sans Light" w:cs="Open Sans Light"/>
-          <w:sz w:val="20"/>
-          <w:szCs w:val="20"/>
-          <w:lang w:val="ca-ES"/>
-        </w:rPr>
-        <w:t>còmput anual han de tenir la mateixa documentació que indica l’apartat A amb l'excepció dels</w:t>
-      </w:r>
-    </w:p>
-    <w:p>
-      <w:pPr>
-        <w:spacing w:after="0" w:line="240" w:lineRule="auto"/>
-        <w:jc w:val="both"/>
-        <w:rPr>
-          <w:rFonts w:ascii="Open Sans Light" w:eastAsia="Open Sans Light" w:hAnsi="Open Sans Light" w:cs="Open Sans Light"/>
-          <w:sz w:val="20"/>
-          <w:szCs w:val="20"/>
-          <w:lang w:val="ca-ES"/>
-        </w:rPr>
-      </w:pPr>
-      <w:r>
-        <w:rPr>
-          <w:rFonts w:ascii="Open Sans Light" w:eastAsia="Open Sans Light" w:hAnsi="Open Sans Light" w:cs="Open Sans Light"/>
-          <w:sz w:val="20"/>
-          <w:szCs w:val="20"/>
-          <w:lang w:val="ca-ES"/>
-        </w:rPr>
-        <w:t>tres pressupostos.</w:t>
-      </w:r>
-    </w:p>
-    <w:p>
-      <w:pPr>
-        <w:spacing w:after="0" w:line="240" w:lineRule="auto"/>
-        <w:jc w:val="both"/>
-        <w:rPr>
-          <w:rFonts w:ascii="Open Sans Light" w:eastAsia="Open Sans Light" w:hAnsi="Open Sans Light" w:cs="Open Sans Light"/>
-          <w:sz w:val="20"/>
-          <w:szCs w:val="20"/>
-          <w:lang w:val="ca-ES"/>
         </w:rPr>
       </w:pPr>
     </w:p>
@@ -2796,30 +4450,585 @@
         <w:jc w:val="both"/>
         <w:rPr>
           <w:rFonts w:ascii="Open Sans Light" w:eastAsia="Open Sans Light" w:hAnsi="Open Sans Light" w:cs="Open Sans Light"/>
-          <w:i/>
-          <w:sz w:val="20"/>
-          <w:szCs w:val="20"/>
-          <w:lang w:val="ca-ES"/>
+          <w:sz w:val="20"/>
+          <w:szCs w:val="20"/>
         </w:rPr>
       </w:pPr>
-      <w:r>
-        <w:rPr>
-          <w:rFonts w:ascii="Open Sans Light" w:eastAsia="Open Sans Light" w:hAnsi="Open Sans Light" w:cs="Open Sans Light"/>
-          <w:sz w:val="20"/>
-          <w:szCs w:val="20"/>
-          <w:lang w:val="ca-ES"/>
-        </w:rPr>
-        <w:t xml:space="preserve">La Base 52.2. de les mateixes bases d’Execució del pressupost indica que </w:t>
-      </w:r>
-      <w:r>
-        <w:rPr>
-          <w:rFonts w:ascii="Open Sans Light" w:eastAsia="Open Sans Light" w:hAnsi="Open Sans Light" w:cs="Open Sans Light"/>
-          <w:i/>
-          <w:sz w:val="20"/>
-          <w:szCs w:val="20"/>
-          <w:lang w:val="ca-ES"/>
-        </w:rPr>
-        <w:t>l’expedient de</w:t>
+      <w:proofErr w:type="spellStart"/>
+      <w:r>
+        <w:rPr>
+          <w:rFonts w:ascii="Open Sans Light" w:eastAsia="Open Sans Light" w:hAnsi="Open Sans Light" w:cs="Open Sans Light"/>
+          <w:sz w:val="20"/>
+          <w:szCs w:val="20"/>
+        </w:rPr>
+        <w:t>Els</w:t>
+      </w:r>
+      <w:proofErr w:type="spellEnd"/>
+      <w:r>
+        <w:rPr>
+          <w:rFonts w:ascii="Open Sans Light" w:eastAsia="Open Sans Light" w:hAnsi="Open Sans Light" w:cs="Open Sans Light"/>
+          <w:sz w:val="20"/>
+          <w:szCs w:val="20"/>
+        </w:rPr>
+        <w:t xml:space="preserve"> </w:t>
+      </w:r>
+      <w:proofErr w:type="spellStart"/>
+      <w:r>
+        <w:rPr>
+          <w:rFonts w:ascii="Open Sans Light" w:eastAsia="Open Sans Light" w:hAnsi="Open Sans Light" w:cs="Open Sans Light"/>
+          <w:sz w:val="20"/>
+          <w:szCs w:val="20"/>
+        </w:rPr>
+        <w:t>criteris</w:t>
+      </w:r>
+      <w:proofErr w:type="spellEnd"/>
+      <w:r>
+        <w:rPr>
+          <w:rFonts w:ascii="Open Sans Light" w:eastAsia="Open Sans Light" w:hAnsi="Open Sans Light" w:cs="Open Sans Light"/>
+          <w:sz w:val="20"/>
+          <w:szCs w:val="20"/>
+        </w:rPr>
+        <w:t xml:space="preserve"> </w:t>
+      </w:r>
+      <w:proofErr w:type="spellStart"/>
+      <w:r>
+        <w:rPr>
+          <w:rFonts w:ascii="Open Sans Light" w:eastAsia="Open Sans Light" w:hAnsi="Open Sans Light" w:cs="Open Sans Light"/>
+          <w:sz w:val="20"/>
+          <w:szCs w:val="20"/>
+        </w:rPr>
+        <w:t>pels</w:t>
+      </w:r>
+      <w:proofErr w:type="spellEnd"/>
+      <w:r>
+        <w:rPr>
+          <w:rFonts w:ascii="Open Sans Light" w:eastAsia="Open Sans Light" w:hAnsi="Open Sans Light" w:cs="Open Sans Light"/>
+          <w:sz w:val="20"/>
+          <w:szCs w:val="20"/>
+        </w:rPr>
+        <w:t xml:space="preserve"> </w:t>
+      </w:r>
+      <w:proofErr w:type="spellStart"/>
+      <w:r>
+        <w:rPr>
+          <w:rFonts w:ascii="Open Sans Light" w:eastAsia="Open Sans Light" w:hAnsi="Open Sans Light" w:cs="Open Sans Light"/>
+          <w:sz w:val="20"/>
+          <w:szCs w:val="20"/>
+        </w:rPr>
+        <w:t>quals</w:t>
+      </w:r>
+      <w:proofErr w:type="spellEnd"/>
+      <w:r>
+        <w:rPr>
+          <w:rFonts w:ascii="Open Sans Light" w:eastAsia="Open Sans Light" w:hAnsi="Open Sans Light" w:cs="Open Sans Light"/>
+          <w:sz w:val="20"/>
+          <w:szCs w:val="20"/>
+        </w:rPr>
+        <w:t xml:space="preserve"> es va seleccionar el </w:t>
+      </w:r>
+      <w:proofErr w:type="spellStart"/>
+      <w:r>
+        <w:rPr>
+          <w:rFonts w:ascii="Open Sans Light" w:eastAsia="Open Sans Light" w:hAnsi="Open Sans Light" w:cs="Open Sans Light"/>
+          <w:sz w:val="20"/>
+          <w:szCs w:val="20"/>
+        </w:rPr>
+        <w:t>proveïdor</w:t>
+      </w:r>
+      <w:proofErr w:type="spellEnd"/>
+      <w:r>
+        <w:rPr>
+          <w:rFonts w:ascii="Open Sans Light" w:eastAsia="Open Sans Light" w:hAnsi="Open Sans Light" w:cs="Open Sans Light"/>
+          <w:sz w:val="20"/>
+          <w:szCs w:val="20"/>
+        </w:rPr>
+        <w:t xml:space="preserve"> </w:t>
+      </w:r>
+      <w:proofErr w:type="spellStart"/>
+      <w:r>
+        <w:rPr>
+          <w:rFonts w:ascii="Open Sans Light" w:eastAsia="Open Sans Light" w:hAnsi="Open Sans Light" w:cs="Open Sans Light"/>
+          <w:sz w:val="20"/>
+          <w:szCs w:val="20"/>
+        </w:rPr>
+        <w:t>s'han</w:t>
+      </w:r>
+      <w:proofErr w:type="spellEnd"/>
+      <w:r>
+        <w:rPr>
+          <w:rFonts w:ascii="Open Sans Light" w:eastAsia="Open Sans Light" w:hAnsi="Open Sans Light" w:cs="Open Sans Light"/>
+          <w:sz w:val="20"/>
+          <w:szCs w:val="20"/>
+        </w:rPr>
+        <w:t xml:space="preserve"> </w:t>
+      </w:r>
+      <w:proofErr w:type="spellStart"/>
+      <w:r>
+        <w:rPr>
+          <w:rFonts w:ascii="Open Sans Light" w:eastAsia="Open Sans Light" w:hAnsi="Open Sans Light" w:cs="Open Sans Light"/>
+          <w:sz w:val="20"/>
+          <w:szCs w:val="20"/>
+        </w:rPr>
+        <w:t>basat</w:t>
+      </w:r>
+      <w:proofErr w:type="spellEnd"/>
+      <w:r>
+        <w:rPr>
+          <w:rFonts w:ascii="Open Sans Light" w:eastAsia="Open Sans Light" w:hAnsi="Open Sans Light" w:cs="Open Sans Light"/>
+          <w:sz w:val="20"/>
+          <w:szCs w:val="20"/>
+        </w:rPr>
+        <w:t xml:space="preserve"> </w:t>
+      </w:r>
+      <w:proofErr w:type="spellStart"/>
+      <w:r>
+        <w:rPr>
+          <w:rFonts w:ascii="Open Sans Light" w:eastAsia="Open Sans Light" w:hAnsi="Open Sans Light" w:cs="Open Sans Light"/>
+          <w:sz w:val="20"/>
+          <w:szCs w:val="20"/>
+        </w:rPr>
+        <w:t>imperativament</w:t>
+      </w:r>
+      <w:proofErr w:type="spellEnd"/>
+      <w:r>
+        <w:rPr>
+          <w:rFonts w:ascii="Open Sans Light" w:eastAsia="Open Sans Light" w:hAnsi="Open Sans Light" w:cs="Open Sans Light"/>
+          <w:sz w:val="20"/>
+          <w:szCs w:val="20"/>
+        </w:rPr>
+        <w:t xml:space="preserve"> en la </w:t>
+      </w:r>
+      <w:proofErr w:type="spellStart"/>
+      <w:r>
+        <w:rPr>
+          <w:rFonts w:ascii="Open Sans Light" w:eastAsia="Open Sans Light" w:hAnsi="Open Sans Light" w:cs="Open Sans Light"/>
+          <w:sz w:val="20"/>
+          <w:szCs w:val="20"/>
+        </w:rPr>
+        <w:t>seva</w:t>
+      </w:r>
+      <w:proofErr w:type="spellEnd"/>
+      <w:r>
+        <w:rPr>
+          <w:rFonts w:ascii="Open Sans Light" w:eastAsia="Open Sans Light" w:hAnsi="Open Sans Light" w:cs="Open Sans Light"/>
+          <w:sz w:val="20"/>
+          <w:szCs w:val="20"/>
+        </w:rPr>
+        <w:t xml:space="preserve"> </w:t>
+      </w:r>
+      <w:proofErr w:type="spellStart"/>
+      <w:r>
+        <w:rPr>
+          <w:rFonts w:ascii="Open Sans Light" w:eastAsia="Open Sans Light" w:hAnsi="Open Sans Light" w:cs="Open Sans Light"/>
+          <w:sz w:val="20"/>
+          <w:szCs w:val="20"/>
+        </w:rPr>
+        <w:t>capacitat</w:t>
+      </w:r>
+      <w:proofErr w:type="spellEnd"/>
+      <w:r>
+        <w:rPr>
+          <w:rFonts w:ascii="Open Sans Light" w:eastAsia="Open Sans Light" w:hAnsi="Open Sans Light" w:cs="Open Sans Light"/>
+          <w:sz w:val="20"/>
+          <w:szCs w:val="20"/>
+        </w:rPr>
+        <w:t xml:space="preserve"> </w:t>
+      </w:r>
+      <w:proofErr w:type="spellStart"/>
+      <w:r>
+        <w:rPr>
+          <w:rFonts w:ascii="Open Sans Light" w:eastAsia="Open Sans Light" w:hAnsi="Open Sans Light" w:cs="Open Sans Light"/>
+          <w:sz w:val="20"/>
+          <w:szCs w:val="20"/>
+        </w:rPr>
+        <w:t>tècnica</w:t>
+      </w:r>
+      <w:proofErr w:type="spellEnd"/>
+      <w:r>
+        <w:rPr>
+          <w:rFonts w:ascii="Open Sans Light" w:eastAsia="Open Sans Light" w:hAnsi="Open Sans Light" w:cs="Open Sans Light"/>
+          <w:sz w:val="20"/>
+          <w:szCs w:val="20"/>
+        </w:rPr>
+        <w:t xml:space="preserve"> i </w:t>
+      </w:r>
+      <w:proofErr w:type="spellStart"/>
+      <w:r>
+        <w:rPr>
+          <w:rFonts w:ascii="Open Sans Light" w:eastAsia="Open Sans Light" w:hAnsi="Open Sans Light" w:cs="Open Sans Light"/>
+          <w:sz w:val="20"/>
+          <w:szCs w:val="20"/>
+        </w:rPr>
+        <w:t>disponibilitat</w:t>
+      </w:r>
+      <w:proofErr w:type="spellEnd"/>
+      <w:r>
+        <w:rPr>
+          <w:rFonts w:ascii="Open Sans Light" w:eastAsia="Open Sans Light" w:hAnsi="Open Sans Light" w:cs="Open Sans Light"/>
+          <w:sz w:val="20"/>
+          <w:szCs w:val="20"/>
+        </w:rPr>
+        <w:t xml:space="preserve"> operativa </w:t>
+      </w:r>
+      <w:proofErr w:type="spellStart"/>
+      <w:r>
+        <w:rPr>
+          <w:rFonts w:ascii="Open Sans Light" w:eastAsia="Open Sans Light" w:hAnsi="Open Sans Light" w:cs="Open Sans Light"/>
+          <w:sz w:val="20"/>
+          <w:szCs w:val="20"/>
+        </w:rPr>
+        <w:t>immediata</w:t>
+      </w:r>
+      <w:proofErr w:type="spellEnd"/>
+      <w:r>
+        <w:rPr>
+          <w:rFonts w:ascii="Open Sans Light" w:eastAsia="Open Sans Light" w:hAnsi="Open Sans Light" w:cs="Open Sans Light"/>
+          <w:sz w:val="20"/>
+          <w:szCs w:val="20"/>
+        </w:rPr>
+        <w:t xml:space="preserve"> per </w:t>
+      </w:r>
+      <w:proofErr w:type="spellStart"/>
+      <w:r>
+        <w:rPr>
+          <w:rFonts w:ascii="Open Sans Light" w:eastAsia="Open Sans Light" w:hAnsi="Open Sans Light" w:cs="Open Sans Light"/>
+          <w:sz w:val="20"/>
+          <w:szCs w:val="20"/>
+        </w:rPr>
+        <w:t>fer</w:t>
+      </w:r>
+      <w:proofErr w:type="spellEnd"/>
+      <w:r>
+        <w:rPr>
+          <w:rFonts w:ascii="Open Sans Light" w:eastAsia="Open Sans Light" w:hAnsi="Open Sans Light" w:cs="Open Sans Light"/>
+          <w:sz w:val="20"/>
+          <w:szCs w:val="20"/>
+        </w:rPr>
+        <w:t xml:space="preserve"> </w:t>
+      </w:r>
+      <w:proofErr w:type="spellStart"/>
+      <w:r>
+        <w:rPr>
+          <w:rFonts w:ascii="Open Sans Light" w:eastAsia="Open Sans Light" w:hAnsi="Open Sans Light" w:cs="Open Sans Light"/>
+          <w:sz w:val="20"/>
+          <w:szCs w:val="20"/>
+        </w:rPr>
+        <w:t>front</w:t>
+      </w:r>
+      <w:proofErr w:type="spellEnd"/>
+      <w:r>
+        <w:rPr>
+          <w:rFonts w:ascii="Open Sans Light" w:eastAsia="Open Sans Light" w:hAnsi="Open Sans Light" w:cs="Open Sans Light"/>
+          <w:sz w:val="20"/>
+          <w:szCs w:val="20"/>
+        </w:rPr>
+        <w:t xml:space="preserve"> a la </w:t>
+      </w:r>
+      <w:proofErr w:type="spellStart"/>
+      <w:r>
+        <w:rPr>
+          <w:rFonts w:ascii="Open Sans Light" w:eastAsia="Open Sans Light" w:hAnsi="Open Sans Light" w:cs="Open Sans Light"/>
+          <w:sz w:val="20"/>
+          <w:szCs w:val="20"/>
+        </w:rPr>
+        <w:t>urgència</w:t>
+      </w:r>
+      <w:proofErr w:type="spellEnd"/>
+      <w:r>
+        <w:rPr>
+          <w:rFonts w:ascii="Open Sans Light" w:eastAsia="Open Sans Light" w:hAnsi="Open Sans Light" w:cs="Open Sans Light"/>
+          <w:sz w:val="20"/>
+          <w:szCs w:val="20"/>
+        </w:rPr>
+        <w:t xml:space="preserve"> del </w:t>
+      </w:r>
+      <w:proofErr w:type="spellStart"/>
+      <w:r>
+        <w:rPr>
+          <w:rFonts w:ascii="Open Sans Light" w:eastAsia="Open Sans Light" w:hAnsi="Open Sans Light" w:cs="Open Sans Light"/>
+          <w:sz w:val="20"/>
+          <w:szCs w:val="20"/>
+        </w:rPr>
+        <w:t>servei</w:t>
+      </w:r>
+      <w:proofErr w:type="spellEnd"/>
+      <w:r>
+        <w:rPr>
+          <w:rFonts w:ascii="Open Sans Light" w:eastAsia="Open Sans Light" w:hAnsi="Open Sans Light" w:cs="Open Sans Light"/>
+          <w:sz w:val="20"/>
+          <w:szCs w:val="20"/>
+        </w:rPr>
+        <w:t xml:space="preserve"> </w:t>
+      </w:r>
+      <w:proofErr w:type="spellStart"/>
+      <w:r>
+        <w:rPr>
+          <w:rFonts w:ascii="Open Sans Light" w:eastAsia="Open Sans Light" w:hAnsi="Open Sans Light" w:cs="Open Sans Light"/>
+          <w:sz w:val="20"/>
+          <w:szCs w:val="20"/>
+        </w:rPr>
+        <w:t>requerit</w:t>
+      </w:r>
+      <w:proofErr w:type="spellEnd"/>
+      <w:r>
+        <w:rPr>
+          <w:rFonts w:ascii="Open Sans Light" w:eastAsia="Open Sans Light" w:hAnsi="Open Sans Light" w:cs="Open Sans Light"/>
+          <w:sz w:val="20"/>
+          <w:szCs w:val="20"/>
+        </w:rPr>
+        <w:t xml:space="preserve">. </w:t>
+      </w:r>
+      <w:proofErr w:type="spellStart"/>
+      <w:r>
+        <w:rPr>
+          <w:rFonts w:ascii="Open Sans Light" w:eastAsia="Open Sans Light" w:hAnsi="Open Sans Light" w:cs="Open Sans Light"/>
+          <w:sz w:val="20"/>
+          <w:szCs w:val="20"/>
+        </w:rPr>
+        <w:t>Així</w:t>
+      </w:r>
+      <w:proofErr w:type="spellEnd"/>
+      <w:r>
+        <w:rPr>
+          <w:rFonts w:ascii="Open Sans Light" w:eastAsia="Open Sans Light" w:hAnsi="Open Sans Light" w:cs="Open Sans Light"/>
+          <w:sz w:val="20"/>
+          <w:szCs w:val="20"/>
+        </w:rPr>
+        <w:t xml:space="preserve"> </w:t>
+      </w:r>
+      <w:proofErr w:type="spellStart"/>
+      <w:r>
+        <w:rPr>
+          <w:rFonts w:ascii="Open Sans Light" w:eastAsia="Open Sans Light" w:hAnsi="Open Sans Light" w:cs="Open Sans Light"/>
+          <w:sz w:val="20"/>
+          <w:szCs w:val="20"/>
+        </w:rPr>
+        <w:t>mateix</w:t>
+      </w:r>
+      <w:proofErr w:type="spellEnd"/>
+      <w:r>
+        <w:rPr>
+          <w:rFonts w:ascii="Open Sans Light" w:eastAsia="Open Sans Light" w:hAnsi="Open Sans Light" w:cs="Open Sans Light"/>
+          <w:sz w:val="20"/>
+          <w:szCs w:val="20"/>
+        </w:rPr>
+        <w:t xml:space="preserve">, a través de la </w:t>
+      </w:r>
+      <w:proofErr w:type="spellStart"/>
+      <w:r>
+        <w:rPr>
+          <w:rFonts w:ascii="Open Sans Light" w:eastAsia="Open Sans Light" w:hAnsi="Open Sans Light" w:cs="Open Sans Light"/>
+          <w:sz w:val="20"/>
+          <w:szCs w:val="20"/>
+        </w:rPr>
+        <w:t>corresponent</w:t>
+      </w:r>
+      <w:proofErr w:type="spellEnd"/>
+      <w:r>
+        <w:rPr>
+          <w:rFonts w:ascii="Open Sans Light" w:eastAsia="Open Sans Light" w:hAnsi="Open Sans Light" w:cs="Open Sans Light"/>
+          <w:sz w:val="20"/>
+          <w:szCs w:val="20"/>
+        </w:rPr>
+        <w:t xml:space="preserve"> </w:t>
+      </w:r>
+      <w:proofErr w:type="spellStart"/>
+      <w:r>
+        <w:rPr>
+          <w:rFonts w:ascii="Open Sans Light" w:eastAsia="Open Sans Light" w:hAnsi="Open Sans Light" w:cs="Open Sans Light"/>
+          <w:sz w:val="20"/>
+          <w:szCs w:val="20"/>
+        </w:rPr>
+        <w:t>conformitat</w:t>
+      </w:r>
+      <w:proofErr w:type="spellEnd"/>
+      <w:r>
+        <w:rPr>
+          <w:rFonts w:ascii="Open Sans Light" w:eastAsia="Open Sans Light" w:hAnsi="Open Sans Light" w:cs="Open Sans Light"/>
+          <w:sz w:val="20"/>
+          <w:szCs w:val="20"/>
+        </w:rPr>
+        <w:t xml:space="preserve"> de la factura per </w:t>
+      </w:r>
+      <w:proofErr w:type="spellStart"/>
+      <w:r>
+        <w:rPr>
+          <w:rFonts w:ascii="Open Sans Light" w:eastAsia="Open Sans Light" w:hAnsi="Open Sans Light" w:cs="Open Sans Light"/>
+          <w:sz w:val="20"/>
+          <w:szCs w:val="20"/>
+        </w:rPr>
+        <w:t>part</w:t>
+      </w:r>
+      <w:proofErr w:type="spellEnd"/>
+      <w:r>
+        <w:rPr>
+          <w:rFonts w:ascii="Open Sans Light" w:eastAsia="Open Sans Light" w:hAnsi="Open Sans Light" w:cs="Open Sans Light"/>
+          <w:sz w:val="20"/>
+          <w:szCs w:val="20"/>
+        </w:rPr>
+        <w:t xml:space="preserve"> del responsable de la </w:t>
+      </w:r>
+      <w:proofErr w:type="spellStart"/>
+      <w:r>
+        <w:rPr>
+          <w:rFonts w:ascii="Open Sans Light" w:eastAsia="Open Sans Light" w:hAnsi="Open Sans Light" w:cs="Open Sans Light"/>
+          <w:sz w:val="20"/>
+          <w:szCs w:val="20"/>
+        </w:rPr>
+        <w:t>unitat</w:t>
+      </w:r>
+      <w:proofErr w:type="spellEnd"/>
+      <w:r>
+        <w:rPr>
+          <w:rFonts w:ascii="Open Sans Light" w:eastAsia="Open Sans Light" w:hAnsi="Open Sans Light" w:cs="Open Sans Light"/>
+          <w:sz w:val="20"/>
+          <w:szCs w:val="20"/>
+        </w:rPr>
+        <w:t xml:space="preserve"> </w:t>
+      </w:r>
+      <w:proofErr w:type="spellStart"/>
+      <w:r>
+        <w:rPr>
+          <w:rFonts w:ascii="Open Sans Light" w:eastAsia="Open Sans Light" w:hAnsi="Open Sans Light" w:cs="Open Sans Light"/>
+          <w:sz w:val="20"/>
+          <w:szCs w:val="20"/>
+        </w:rPr>
+        <w:t>encarregada</w:t>
+      </w:r>
+      <w:proofErr w:type="spellEnd"/>
+      <w:r>
+        <w:rPr>
+          <w:rFonts w:ascii="Open Sans Light" w:eastAsia="Open Sans Light" w:hAnsi="Open Sans Light" w:cs="Open Sans Light"/>
+          <w:sz w:val="20"/>
+          <w:szCs w:val="20"/>
+        </w:rPr>
+        <w:t xml:space="preserve">, </w:t>
+      </w:r>
+      <w:proofErr w:type="spellStart"/>
+      <w:r>
+        <w:rPr>
+          <w:rFonts w:ascii="Open Sans Light" w:eastAsia="Open Sans Light" w:hAnsi="Open Sans Light" w:cs="Open Sans Light"/>
+          <w:sz w:val="20"/>
+          <w:szCs w:val="20"/>
+        </w:rPr>
+        <w:t>s'acredita</w:t>
+      </w:r>
+      <w:proofErr w:type="spellEnd"/>
+      <w:r>
+        <w:rPr>
+          <w:rFonts w:ascii="Open Sans Light" w:eastAsia="Open Sans Light" w:hAnsi="Open Sans Light" w:cs="Open Sans Light"/>
+          <w:sz w:val="20"/>
+          <w:szCs w:val="20"/>
+        </w:rPr>
+        <w:t xml:space="preserve"> que les </w:t>
+      </w:r>
+      <w:proofErr w:type="spellStart"/>
+      <w:r>
+        <w:rPr>
+          <w:rFonts w:ascii="Open Sans Light" w:eastAsia="Open Sans Light" w:hAnsi="Open Sans Light" w:cs="Open Sans Light"/>
+          <w:sz w:val="20"/>
+          <w:szCs w:val="20"/>
+        </w:rPr>
+        <w:t>prestacions</w:t>
+      </w:r>
+      <w:proofErr w:type="spellEnd"/>
+      <w:r>
+        <w:rPr>
+          <w:rFonts w:ascii="Open Sans Light" w:eastAsia="Open Sans Light" w:hAnsi="Open Sans Light" w:cs="Open Sans Light"/>
+          <w:sz w:val="20"/>
+          <w:szCs w:val="20"/>
+        </w:rPr>
+        <w:t xml:space="preserve"> </w:t>
+      </w:r>
+      <w:proofErr w:type="spellStart"/>
+      <w:r>
+        <w:rPr>
+          <w:rFonts w:ascii="Open Sans Light" w:eastAsia="Open Sans Light" w:hAnsi="Open Sans Light" w:cs="Open Sans Light"/>
+          <w:sz w:val="20"/>
+          <w:szCs w:val="20"/>
+        </w:rPr>
+        <w:t>s'han</w:t>
+      </w:r>
+      <w:proofErr w:type="spellEnd"/>
+      <w:r>
+        <w:rPr>
+          <w:rFonts w:ascii="Open Sans Light" w:eastAsia="Open Sans Light" w:hAnsi="Open Sans Light" w:cs="Open Sans Light"/>
+          <w:sz w:val="20"/>
+          <w:szCs w:val="20"/>
+        </w:rPr>
+        <w:t xml:space="preserve"> </w:t>
+      </w:r>
+      <w:proofErr w:type="spellStart"/>
+      <w:r>
+        <w:rPr>
+          <w:rFonts w:ascii="Open Sans Light" w:eastAsia="Open Sans Light" w:hAnsi="Open Sans Light" w:cs="Open Sans Light"/>
+          <w:sz w:val="20"/>
+          <w:szCs w:val="20"/>
+        </w:rPr>
+        <w:t>dut</w:t>
+      </w:r>
+      <w:proofErr w:type="spellEnd"/>
+      <w:r>
+        <w:rPr>
+          <w:rFonts w:ascii="Open Sans Light" w:eastAsia="Open Sans Light" w:hAnsi="Open Sans Light" w:cs="Open Sans Light"/>
+          <w:sz w:val="20"/>
+          <w:szCs w:val="20"/>
+        </w:rPr>
+        <w:t xml:space="preserve"> a </w:t>
+      </w:r>
+      <w:proofErr w:type="spellStart"/>
+      <w:r>
+        <w:rPr>
+          <w:rFonts w:ascii="Open Sans Light" w:eastAsia="Open Sans Light" w:hAnsi="Open Sans Light" w:cs="Open Sans Light"/>
+          <w:sz w:val="20"/>
+          <w:szCs w:val="20"/>
+        </w:rPr>
+        <w:t>terme</w:t>
+      </w:r>
+      <w:proofErr w:type="spellEnd"/>
+      <w:r>
+        <w:rPr>
+          <w:rFonts w:ascii="Open Sans Light" w:eastAsia="Open Sans Light" w:hAnsi="Open Sans Light" w:cs="Open Sans Light"/>
+          <w:sz w:val="20"/>
+          <w:szCs w:val="20"/>
+        </w:rPr>
+        <w:t xml:space="preserve"> i </w:t>
+      </w:r>
+      <w:proofErr w:type="spellStart"/>
+      <w:r>
+        <w:rPr>
+          <w:rFonts w:ascii="Open Sans Light" w:eastAsia="Open Sans Light" w:hAnsi="Open Sans Light" w:cs="Open Sans Light"/>
+          <w:sz w:val="20"/>
+          <w:szCs w:val="20"/>
+        </w:rPr>
+        <w:t>executat</w:t>
+      </w:r>
+      <w:proofErr w:type="spellEnd"/>
+      <w:r>
+        <w:rPr>
+          <w:rFonts w:ascii="Open Sans Light" w:eastAsia="Open Sans Light" w:hAnsi="Open Sans Light" w:cs="Open Sans Light"/>
+          <w:sz w:val="20"/>
+          <w:szCs w:val="20"/>
+        </w:rPr>
+        <w:t xml:space="preserve"> de forma efectiva i íntegra a favor de </w:t>
+      </w:r>
+      <w:proofErr w:type="spellStart"/>
+      <w:r>
+        <w:rPr>
+          <w:rFonts w:ascii="Open Sans Light" w:eastAsia="Open Sans Light" w:hAnsi="Open Sans Light" w:cs="Open Sans Light"/>
+          <w:sz w:val="20"/>
+          <w:szCs w:val="20"/>
+        </w:rPr>
+        <w:t>l'Administració</w:t>
+      </w:r>
+      <w:proofErr w:type="spellEnd"/>
+      <w:r>
+        <w:rPr>
+          <w:rFonts w:ascii="Open Sans Light" w:eastAsia="Open Sans Light" w:hAnsi="Open Sans Light" w:cs="Open Sans Light"/>
+          <w:sz w:val="20"/>
+          <w:szCs w:val="20"/>
+        </w:rPr>
+        <w:t>.</w:t>
       </w:r>
     </w:p>
     <w:p>
@@ -2828,21 +5037,111 @@
         <w:jc w:val="both"/>
         <w:rPr>
           <w:rFonts w:ascii="Open Sans Light" w:eastAsia="Open Sans Light" w:hAnsi="Open Sans Light" w:cs="Open Sans Light"/>
-          <w:i/>
-          <w:sz w:val="20"/>
-          <w:szCs w:val="20"/>
-          <w:lang w:val="ca-ES"/>
+          <w:sz w:val="20"/>
+          <w:szCs w:val="20"/>
         </w:rPr>
       </w:pPr>
-      <w:r>
-        <w:rPr>
-          <w:rFonts w:ascii="Open Sans Light" w:eastAsia="Open Sans Light" w:hAnsi="Open Sans Light" w:cs="Open Sans Light"/>
-          <w:i/>
-          <w:sz w:val="20"/>
-          <w:szCs w:val="20"/>
-          <w:lang w:val="ca-ES"/>
-        </w:rPr>
-        <w:t>contractació en contractes menors es regirà i contindrà la documentació que disposa l’article</w:t>
+    </w:p>
+    <w:p>
+      <w:pPr>
+        <w:pStyle w:val="Prrafodelista"/>
+        <w:numPr>
+          <w:ilvl w:val="0"/>
+          <w:numId w:val="3"/>
+        </w:numPr>
+        <w:spacing w:after="0" w:line="240" w:lineRule="auto"/>
+        <w:jc w:val="both"/>
+        <w:rPr>
+          <w:rFonts w:ascii="Open Sans Light" w:eastAsia="Open Sans Light" w:hAnsi="Open Sans Light" w:cs="Open Sans Light"/>
+          <w:sz w:val="20"/>
+          <w:szCs w:val="20"/>
+        </w:rPr>
+      </w:pPr>
+      <w:proofErr w:type="spellStart"/>
+      <w:r>
+        <w:rPr>
+          <w:rFonts w:ascii="Open Sans Light" w:eastAsia="Open Sans Light" w:hAnsi="Open Sans Light" w:cs="Open Sans Light"/>
+          <w:b/>
+          <w:bCs/>
+          <w:sz w:val="20"/>
+          <w:szCs w:val="20"/>
+        </w:rPr>
+        <w:t>Justificació</w:t>
+      </w:r>
+      <w:proofErr w:type="spellEnd"/>
+      <w:r>
+        <w:rPr>
+          <w:rFonts w:ascii="Open Sans Light" w:eastAsia="Open Sans Light" w:hAnsi="Open Sans Light" w:cs="Open Sans Light"/>
+          <w:b/>
+          <w:bCs/>
+          <w:sz w:val="20"/>
+          <w:szCs w:val="20"/>
+        </w:rPr>
+        <w:t xml:space="preserve"> de </w:t>
+      </w:r>
+      <w:proofErr w:type="spellStart"/>
+      <w:r>
+        <w:rPr>
+          <w:rFonts w:ascii="Open Sans Light" w:eastAsia="Open Sans Light" w:hAnsi="Open Sans Light" w:cs="Open Sans Light"/>
+          <w:b/>
+          <w:bCs/>
+          <w:sz w:val="20"/>
+          <w:szCs w:val="20"/>
+        </w:rPr>
+        <w:t>l'import</w:t>
+      </w:r>
+      <w:proofErr w:type="spellEnd"/>
+      <w:r>
+        <w:rPr>
+          <w:rFonts w:ascii="Open Sans Light" w:eastAsia="Open Sans Light" w:hAnsi="Open Sans Light" w:cs="Open Sans Light"/>
+          <w:b/>
+          <w:bCs/>
+          <w:sz w:val="20"/>
+          <w:szCs w:val="20"/>
+        </w:rPr>
+        <w:t xml:space="preserve"> i </w:t>
+      </w:r>
+      <w:proofErr w:type="spellStart"/>
+      <w:r>
+        <w:rPr>
+          <w:rFonts w:ascii="Open Sans Light" w:eastAsia="Open Sans Light" w:hAnsi="Open Sans Light" w:cs="Open Sans Light"/>
+          <w:b/>
+          <w:bCs/>
+          <w:sz w:val="20"/>
+          <w:szCs w:val="20"/>
+        </w:rPr>
+        <w:t>dotació</w:t>
+      </w:r>
+      <w:proofErr w:type="spellEnd"/>
+      <w:r>
+        <w:rPr>
+          <w:rFonts w:ascii="Open Sans Light" w:eastAsia="Open Sans Light" w:hAnsi="Open Sans Light" w:cs="Open Sans Light"/>
+          <w:b/>
+          <w:bCs/>
+          <w:sz w:val="20"/>
+          <w:szCs w:val="20"/>
+        </w:rPr>
+        <w:t xml:space="preserve"> </w:t>
+      </w:r>
+      <w:proofErr w:type="spellStart"/>
+      <w:r>
+        <w:rPr>
+          <w:rFonts w:ascii="Open Sans Light" w:eastAsia="Open Sans Light" w:hAnsi="Open Sans Light" w:cs="Open Sans Light"/>
+          <w:b/>
+          <w:bCs/>
+          <w:sz w:val="20"/>
+          <w:szCs w:val="20"/>
+        </w:rPr>
+        <w:t>pressupostària</w:t>
+      </w:r>
+      <w:proofErr w:type="spellEnd"/>
+      <w:r>
+        <w:rPr>
+          <w:rFonts w:ascii="Open Sans Light" w:eastAsia="Open Sans Light" w:hAnsi="Open Sans Light" w:cs="Open Sans Light"/>
+          <w:sz w:val="20"/>
+          <w:szCs w:val="20"/>
+        </w:rPr>
+        <w:t xml:space="preserve"> </w:t>
       </w:r>
     </w:p>
     <w:p>
@@ -2851,22 +5150,10 @@
         <w:jc w:val="both"/>
         <w:rPr>
           <w:rFonts w:ascii="Open Sans Light" w:eastAsia="Open Sans Light" w:hAnsi="Open Sans Light" w:cs="Open Sans Light"/>
-          <w:i/>
-          <w:sz w:val="20"/>
-          <w:szCs w:val="20"/>
-          <w:lang w:val="ca-ES"/>
+          <w:sz w:val="20"/>
+          <w:szCs w:val="20"/>
         </w:rPr>
       </w:pPr>
-      <w:r>
-        <w:rPr>
-          <w:rFonts w:ascii="Open Sans Light" w:eastAsia="Open Sans Light" w:hAnsi="Open Sans Light" w:cs="Open Sans Light"/>
-          <w:i/>
-          <w:sz w:val="20"/>
-          <w:szCs w:val="20"/>
-          <w:lang w:val="ca-ES"/>
-        </w:rPr>
-        <w:t>118 de la Llei 9/2017, de 8 de novembre, de contractes del sector públic, per la que es</w:t>
-      </w:r>
     </w:p>
     <w:p>
       <w:pPr>
@@ -2874,21 +5161,1079 @@
         <w:jc w:val="both"/>
         <w:rPr>
           <w:rFonts w:ascii="Open Sans Light" w:eastAsia="Open Sans Light" w:hAnsi="Open Sans Light" w:cs="Open Sans Light"/>
-          <w:i/>
-          <w:sz w:val="20"/>
-          <w:szCs w:val="20"/>
-          <w:lang w:val="ca-ES"/>
+          <w:sz w:val="20"/>
+          <w:szCs w:val="20"/>
         </w:rPr>
       </w:pPr>
-      <w:r>
-        <w:rPr>
-          <w:rFonts w:ascii="Open Sans Light" w:eastAsia="Open Sans Light" w:hAnsi="Open Sans Light" w:cs="Open Sans Light"/>
-          <w:i/>
-          <w:sz w:val="20"/>
-          <w:szCs w:val="20"/>
-          <w:lang w:val="ca-ES"/>
-        </w:rPr>
-        <w:t>traspassen a l’ordenament jurídic espanyol les Directives del Parlament Europeu i del Consell</w:t>
+      <w:proofErr w:type="spellStart"/>
+      <w:r>
+        <w:rPr>
+          <w:rFonts w:ascii="Open Sans Light" w:eastAsia="Open Sans Light" w:hAnsi="Open Sans Light" w:cs="Open Sans Light"/>
+          <w:sz w:val="20"/>
+          <w:szCs w:val="20"/>
+        </w:rPr>
+        <w:t>L'import</w:t>
+      </w:r>
+      <w:proofErr w:type="spellEnd"/>
+      <w:r>
+        <w:rPr>
+          <w:rFonts w:ascii="Open Sans Light" w:eastAsia="Open Sans Light" w:hAnsi="Open Sans Light" w:cs="Open Sans Light"/>
+          <w:sz w:val="20"/>
+          <w:szCs w:val="20"/>
+        </w:rPr>
+        <w:t xml:space="preserve"> de les </w:t>
+      </w:r>
+      <w:proofErr w:type="spellStart"/>
+      <w:r>
+        <w:rPr>
+          <w:rFonts w:ascii="Open Sans Light" w:eastAsia="Open Sans Light" w:hAnsi="Open Sans Light" w:cs="Open Sans Light"/>
+          <w:sz w:val="20"/>
+          <w:szCs w:val="20"/>
+        </w:rPr>
+        <w:t>prestacions</w:t>
+      </w:r>
+      <w:proofErr w:type="spellEnd"/>
+      <w:r>
+        <w:rPr>
+          <w:rFonts w:ascii="Open Sans Light" w:eastAsia="Open Sans Light" w:hAnsi="Open Sans Light" w:cs="Open Sans Light"/>
+          <w:sz w:val="20"/>
+          <w:szCs w:val="20"/>
+        </w:rPr>
+        <w:t xml:space="preserve"> que es </w:t>
+      </w:r>
+      <w:proofErr w:type="spellStart"/>
+      <w:r>
+        <w:rPr>
+          <w:rFonts w:ascii="Open Sans Light" w:eastAsia="Open Sans Light" w:hAnsi="Open Sans Light" w:cs="Open Sans Light"/>
+          <w:sz w:val="20"/>
+          <w:szCs w:val="20"/>
+        </w:rPr>
+        <w:t>pretenen</w:t>
+      </w:r>
+      <w:proofErr w:type="spellEnd"/>
+      <w:r>
+        <w:rPr>
+          <w:rFonts w:ascii="Open Sans Light" w:eastAsia="Open Sans Light" w:hAnsi="Open Sans Light" w:cs="Open Sans Light"/>
+          <w:sz w:val="20"/>
+          <w:szCs w:val="20"/>
+        </w:rPr>
+        <w:t xml:space="preserve"> liquidar </w:t>
+      </w:r>
+      <w:proofErr w:type="spellStart"/>
+      <w:r>
+        <w:rPr>
+          <w:rFonts w:ascii="Open Sans Light" w:eastAsia="Open Sans Light" w:hAnsi="Open Sans Light" w:cs="Open Sans Light"/>
+          <w:sz w:val="20"/>
+          <w:szCs w:val="20"/>
+        </w:rPr>
+        <w:t>ascendeix</w:t>
+      </w:r>
+      <w:proofErr w:type="spellEnd"/>
+      <w:r>
+        <w:rPr>
+          <w:rFonts w:ascii="Open Sans Light" w:eastAsia="Open Sans Light" w:hAnsi="Open Sans Light" w:cs="Open Sans Light"/>
+          <w:sz w:val="20"/>
+          <w:szCs w:val="20"/>
+        </w:rPr>
+        <w:t xml:space="preserve"> a la </w:t>
+      </w:r>
+      <w:proofErr w:type="spellStart"/>
+      <w:r>
+        <w:rPr>
+          <w:rFonts w:ascii="Open Sans Light" w:eastAsia="Open Sans Light" w:hAnsi="Open Sans Light" w:cs="Open Sans Light"/>
+          <w:sz w:val="20"/>
+          <w:szCs w:val="20"/>
+        </w:rPr>
+        <w:t>quantitat</w:t>
+      </w:r>
+      <w:proofErr w:type="spellEnd"/>
+      <w:r>
+        <w:rPr>
+          <w:rFonts w:ascii="Open Sans Light" w:eastAsia="Open Sans Light" w:hAnsi="Open Sans Light" w:cs="Open Sans Light"/>
+          <w:sz w:val="20"/>
+          <w:szCs w:val="20"/>
+        </w:rPr>
+        <w:t xml:space="preserve"> de {{</w:t>
+      </w:r>
+      <w:proofErr w:type="spellStart"/>
+      <w:proofErr w:type="gramStart"/>
+      <w:r>
+        <w:rPr>
+          <w:rFonts w:ascii="Open Sans Light" w:eastAsia="Open Sans Light" w:hAnsi="Open Sans Light" w:cs="Open Sans Light"/>
+          <w:sz w:val="20"/>
+          <w:szCs w:val="20"/>
+        </w:rPr>
+        <w:t>record.base</w:t>
+      </w:r>
+      <w:proofErr w:type="gramEnd"/>
+      <w:r>
+        <w:rPr>
+          <w:rFonts w:ascii="Open Sans Light" w:eastAsia="Open Sans Light" w:hAnsi="Open Sans Light" w:cs="Open Sans Light"/>
+          <w:sz w:val="20"/>
+          <w:szCs w:val="20"/>
+        </w:rPr>
+        <w:t>_imposable</w:t>
+      </w:r>
+      <w:proofErr w:type="spellEnd"/>
+      <w:r>
+        <w:rPr>
+          <w:rFonts w:ascii="Open Sans Light" w:eastAsia="Open Sans Light" w:hAnsi="Open Sans Light" w:cs="Open Sans Light"/>
+          <w:sz w:val="20"/>
+          <w:szCs w:val="20"/>
+        </w:rPr>
+        <w:t xml:space="preserve">}} € (Base </w:t>
+      </w:r>
+      <w:proofErr w:type="spellStart"/>
+      <w:r>
+        <w:rPr>
+          <w:rFonts w:ascii="Open Sans Light" w:eastAsia="Open Sans Light" w:hAnsi="Open Sans Light" w:cs="Open Sans Light"/>
+          <w:sz w:val="20"/>
+          <w:szCs w:val="20"/>
+        </w:rPr>
+        <w:t>Imposable</w:t>
+      </w:r>
+      <w:proofErr w:type="spellEnd"/>
+      <w:r>
+        <w:rPr>
+          <w:rFonts w:ascii="Open Sans Light" w:eastAsia="Open Sans Light" w:hAnsi="Open Sans Light" w:cs="Open Sans Light"/>
+          <w:sz w:val="20"/>
+          <w:szCs w:val="20"/>
+        </w:rPr>
+        <w:t xml:space="preserve">) </w:t>
+      </w:r>
+      <w:proofErr w:type="spellStart"/>
+      <w:r>
+        <w:rPr>
+          <w:rFonts w:ascii="Open Sans Light" w:eastAsia="Open Sans Light" w:hAnsi="Open Sans Light" w:cs="Open Sans Light"/>
+          <w:sz w:val="20"/>
+          <w:szCs w:val="20"/>
+        </w:rPr>
+        <w:t>més</w:t>
+      </w:r>
+      <w:proofErr w:type="spellEnd"/>
+      <w:r>
+        <w:rPr>
+          <w:rFonts w:ascii="Open Sans Light" w:eastAsia="Open Sans Light" w:hAnsi="Open Sans Light" w:cs="Open Sans Light"/>
+          <w:sz w:val="20"/>
+          <w:szCs w:val="20"/>
+        </w:rPr>
+        <w:t xml:space="preserve"> {{</w:t>
+      </w:r>
+      <w:proofErr w:type="spellStart"/>
+      <w:r>
+        <w:rPr>
+          <w:rFonts w:ascii="Open Sans Light" w:eastAsia="Open Sans Light" w:hAnsi="Open Sans Light" w:cs="Open Sans Light"/>
+          <w:sz w:val="20"/>
+          <w:szCs w:val="20"/>
+        </w:rPr>
+        <w:t>record.quota_iva</w:t>
+      </w:r>
+      <w:proofErr w:type="spellEnd"/>
+      <w:r>
+        <w:rPr>
+          <w:rFonts w:ascii="Open Sans Light" w:eastAsia="Open Sans Light" w:hAnsi="Open Sans Light" w:cs="Open Sans Light"/>
+          <w:sz w:val="20"/>
+          <w:szCs w:val="20"/>
+        </w:rPr>
+        <w:t>}} € (IVA), que conformen un total de {{</w:t>
+      </w:r>
+      <w:proofErr w:type="spellStart"/>
+      <w:r>
+        <w:rPr>
+          <w:rFonts w:ascii="Open Sans Light" w:eastAsia="Open Sans Light" w:hAnsi="Open Sans Light" w:cs="Open Sans Light"/>
+          <w:sz w:val="20"/>
+          <w:szCs w:val="20"/>
+        </w:rPr>
+        <w:t>Import_total</w:t>
+      </w:r>
+      <w:proofErr w:type="spellEnd"/>
+      <w:r>
+        <w:rPr>
+          <w:rFonts w:ascii="Open Sans Light" w:eastAsia="Open Sans Light" w:hAnsi="Open Sans Light" w:cs="Open Sans Light"/>
+          <w:sz w:val="20"/>
+          <w:szCs w:val="20"/>
+        </w:rPr>
+        <w:t xml:space="preserve">_}}. </w:t>
+      </w:r>
+      <w:proofErr w:type="spellStart"/>
+      <w:r>
+        <w:rPr>
+          <w:rFonts w:ascii="Open Sans Light" w:eastAsia="Open Sans Light" w:hAnsi="Open Sans Light" w:cs="Open Sans Light"/>
+          <w:sz w:val="20"/>
+          <w:szCs w:val="20"/>
+        </w:rPr>
+        <w:t>Aquests</w:t>
+      </w:r>
+      <w:proofErr w:type="spellEnd"/>
+      <w:r>
+        <w:rPr>
+          <w:rFonts w:ascii="Open Sans Light" w:eastAsia="Open Sans Light" w:hAnsi="Open Sans Light" w:cs="Open Sans Light"/>
+          <w:sz w:val="20"/>
+          <w:szCs w:val="20"/>
+        </w:rPr>
+        <w:t xml:space="preserve"> </w:t>
+      </w:r>
+      <w:proofErr w:type="spellStart"/>
+      <w:r>
+        <w:rPr>
+          <w:rFonts w:ascii="Open Sans Light" w:eastAsia="Open Sans Light" w:hAnsi="Open Sans Light" w:cs="Open Sans Light"/>
+          <w:sz w:val="20"/>
+          <w:szCs w:val="20"/>
+        </w:rPr>
+        <w:t>preus</w:t>
+      </w:r>
+      <w:proofErr w:type="spellEnd"/>
+      <w:r>
+        <w:rPr>
+          <w:rFonts w:ascii="Open Sans Light" w:eastAsia="Open Sans Light" w:hAnsi="Open Sans Light" w:cs="Open Sans Light"/>
+          <w:sz w:val="20"/>
+          <w:szCs w:val="20"/>
+        </w:rPr>
+        <w:t xml:space="preserve"> </w:t>
+      </w:r>
+      <w:proofErr w:type="spellStart"/>
+      <w:r>
+        <w:rPr>
+          <w:rFonts w:ascii="Open Sans Light" w:eastAsia="Open Sans Light" w:hAnsi="Open Sans Light" w:cs="Open Sans Light"/>
+          <w:sz w:val="20"/>
+          <w:szCs w:val="20"/>
+        </w:rPr>
+        <w:t>aplicats</w:t>
+      </w:r>
+      <w:proofErr w:type="spellEnd"/>
+      <w:r>
+        <w:rPr>
+          <w:rFonts w:ascii="Open Sans Light" w:eastAsia="Open Sans Light" w:hAnsi="Open Sans Light" w:cs="Open Sans Light"/>
+          <w:sz w:val="20"/>
+          <w:szCs w:val="20"/>
+        </w:rPr>
+        <w:t xml:space="preserve"> </w:t>
+      </w:r>
+      <w:proofErr w:type="spellStart"/>
+      <w:r>
+        <w:rPr>
+          <w:rFonts w:ascii="Open Sans Light" w:eastAsia="Open Sans Light" w:hAnsi="Open Sans Light" w:cs="Open Sans Light"/>
+          <w:sz w:val="20"/>
+          <w:szCs w:val="20"/>
+        </w:rPr>
+        <w:t>són</w:t>
+      </w:r>
+      <w:proofErr w:type="spellEnd"/>
+      <w:r>
+        <w:rPr>
+          <w:rFonts w:ascii="Open Sans Light" w:eastAsia="Open Sans Light" w:hAnsi="Open Sans Light" w:cs="Open Sans Light"/>
+          <w:sz w:val="20"/>
+          <w:szCs w:val="20"/>
+        </w:rPr>
+        <w:t xml:space="preserve"> </w:t>
+      </w:r>
+      <w:proofErr w:type="spellStart"/>
+      <w:r>
+        <w:rPr>
+          <w:rFonts w:ascii="Open Sans Light" w:eastAsia="Open Sans Light" w:hAnsi="Open Sans Light" w:cs="Open Sans Light"/>
+          <w:sz w:val="20"/>
+          <w:szCs w:val="20"/>
+        </w:rPr>
+        <w:t>correctes</w:t>
+      </w:r>
+      <w:proofErr w:type="spellEnd"/>
+      <w:r>
+        <w:rPr>
+          <w:rFonts w:ascii="Open Sans Light" w:eastAsia="Open Sans Light" w:hAnsi="Open Sans Light" w:cs="Open Sans Light"/>
+          <w:sz w:val="20"/>
+          <w:szCs w:val="20"/>
+        </w:rPr>
+        <w:t xml:space="preserve">, </w:t>
+      </w:r>
+      <w:proofErr w:type="spellStart"/>
+      <w:r>
+        <w:rPr>
+          <w:rFonts w:ascii="Open Sans Light" w:eastAsia="Open Sans Light" w:hAnsi="Open Sans Light" w:cs="Open Sans Light"/>
+          <w:sz w:val="20"/>
+          <w:szCs w:val="20"/>
+        </w:rPr>
+        <w:t>estan</w:t>
+      </w:r>
+      <w:proofErr w:type="spellEnd"/>
+      <w:r>
+        <w:rPr>
+          <w:rFonts w:ascii="Open Sans Light" w:eastAsia="Open Sans Light" w:hAnsi="Open Sans Light" w:cs="Open Sans Light"/>
+          <w:sz w:val="20"/>
+          <w:szCs w:val="20"/>
+        </w:rPr>
+        <w:t xml:space="preserve"> </w:t>
+      </w:r>
+      <w:proofErr w:type="spellStart"/>
+      <w:r>
+        <w:rPr>
+          <w:rFonts w:ascii="Open Sans Light" w:eastAsia="Open Sans Light" w:hAnsi="Open Sans Light" w:cs="Open Sans Light"/>
+          <w:sz w:val="20"/>
+          <w:szCs w:val="20"/>
+        </w:rPr>
+        <w:t>ajustats</w:t>
+      </w:r>
+      <w:proofErr w:type="spellEnd"/>
+      <w:r>
+        <w:rPr>
+          <w:rFonts w:ascii="Open Sans Light" w:eastAsia="Open Sans Light" w:hAnsi="Open Sans Light" w:cs="Open Sans Light"/>
+          <w:sz w:val="20"/>
+          <w:szCs w:val="20"/>
+        </w:rPr>
+        <w:t xml:space="preserve"> al </w:t>
+      </w:r>
+      <w:proofErr w:type="spellStart"/>
+      <w:r>
+        <w:rPr>
+          <w:rFonts w:ascii="Open Sans Light" w:eastAsia="Open Sans Light" w:hAnsi="Open Sans Light" w:cs="Open Sans Light"/>
+          <w:sz w:val="20"/>
+          <w:szCs w:val="20"/>
+        </w:rPr>
+        <w:t>mercat</w:t>
+      </w:r>
+      <w:proofErr w:type="spellEnd"/>
+      <w:r>
+        <w:rPr>
+          <w:rFonts w:ascii="Open Sans Light" w:eastAsia="Open Sans Light" w:hAnsi="Open Sans Light" w:cs="Open Sans Light"/>
+          <w:sz w:val="20"/>
+          <w:szCs w:val="20"/>
+        </w:rPr>
+        <w:t xml:space="preserve"> i la </w:t>
+      </w:r>
+      <w:proofErr w:type="spellStart"/>
+      <w:r>
+        <w:rPr>
+          <w:rFonts w:ascii="Open Sans Light" w:eastAsia="Open Sans Light" w:hAnsi="Open Sans Light" w:cs="Open Sans Light"/>
+          <w:sz w:val="20"/>
+          <w:szCs w:val="20"/>
+        </w:rPr>
+        <w:t>indemnització</w:t>
+      </w:r>
+      <w:proofErr w:type="spellEnd"/>
+      <w:r>
+        <w:rPr>
+          <w:rFonts w:ascii="Open Sans Light" w:eastAsia="Open Sans Light" w:hAnsi="Open Sans Light" w:cs="Open Sans Light"/>
+          <w:sz w:val="20"/>
+          <w:szCs w:val="20"/>
+        </w:rPr>
+        <w:t xml:space="preserve"> substitutiva es limita </w:t>
+      </w:r>
+      <w:proofErr w:type="spellStart"/>
+      <w:r>
+        <w:rPr>
+          <w:rFonts w:ascii="Open Sans Light" w:eastAsia="Open Sans Light" w:hAnsi="Open Sans Light" w:cs="Open Sans Light"/>
+          <w:sz w:val="20"/>
+          <w:szCs w:val="20"/>
+        </w:rPr>
+        <w:t>exclusivament</w:t>
+      </w:r>
+      <w:proofErr w:type="spellEnd"/>
+      <w:r>
+        <w:rPr>
+          <w:rFonts w:ascii="Open Sans Light" w:eastAsia="Open Sans Light" w:hAnsi="Open Sans Light" w:cs="Open Sans Light"/>
+          <w:sz w:val="20"/>
+          <w:szCs w:val="20"/>
+        </w:rPr>
+        <w:t xml:space="preserve"> al valor real de les </w:t>
+      </w:r>
+      <w:proofErr w:type="spellStart"/>
+      <w:r>
+        <w:rPr>
+          <w:rFonts w:ascii="Open Sans Light" w:eastAsia="Open Sans Light" w:hAnsi="Open Sans Light" w:cs="Open Sans Light"/>
+          <w:sz w:val="20"/>
+          <w:szCs w:val="20"/>
+        </w:rPr>
+        <w:t>despeses</w:t>
+      </w:r>
+      <w:proofErr w:type="spellEnd"/>
+      <w:r>
+        <w:rPr>
+          <w:rFonts w:ascii="Open Sans Light" w:eastAsia="Open Sans Light" w:hAnsi="Open Sans Light" w:cs="Open Sans Light"/>
+          <w:sz w:val="20"/>
+          <w:szCs w:val="20"/>
+        </w:rPr>
+        <w:t xml:space="preserve"> </w:t>
+      </w:r>
+      <w:proofErr w:type="spellStart"/>
+      <w:r>
+        <w:rPr>
+          <w:rFonts w:ascii="Open Sans Light" w:eastAsia="Open Sans Light" w:hAnsi="Open Sans Light" w:cs="Open Sans Light"/>
+          <w:sz w:val="20"/>
+          <w:szCs w:val="20"/>
+        </w:rPr>
+        <w:t>ocasionades</w:t>
+      </w:r>
+      <w:proofErr w:type="spellEnd"/>
+      <w:r>
+        <w:rPr>
+          <w:rFonts w:ascii="Open Sans Light" w:eastAsia="Open Sans Light" w:hAnsi="Open Sans Light" w:cs="Open Sans Light"/>
+          <w:sz w:val="20"/>
+          <w:szCs w:val="20"/>
+        </w:rPr>
+        <w:t xml:space="preserve"> per la </w:t>
+      </w:r>
+      <w:proofErr w:type="spellStart"/>
+      <w:r>
+        <w:rPr>
+          <w:rFonts w:ascii="Open Sans Light" w:eastAsia="Open Sans Light" w:hAnsi="Open Sans Light" w:cs="Open Sans Light"/>
+          <w:sz w:val="20"/>
+          <w:szCs w:val="20"/>
+        </w:rPr>
+        <w:t>realització</w:t>
+      </w:r>
+      <w:proofErr w:type="spellEnd"/>
+      <w:r>
+        <w:rPr>
+          <w:rFonts w:ascii="Open Sans Light" w:eastAsia="Open Sans Light" w:hAnsi="Open Sans Light" w:cs="Open Sans Light"/>
+          <w:sz w:val="20"/>
+          <w:szCs w:val="20"/>
+        </w:rPr>
+        <w:t xml:space="preserve"> de la </w:t>
+      </w:r>
+      <w:proofErr w:type="spellStart"/>
+      <w:r>
+        <w:rPr>
+          <w:rFonts w:ascii="Open Sans Light" w:eastAsia="Open Sans Light" w:hAnsi="Open Sans Light" w:cs="Open Sans Light"/>
+          <w:sz w:val="20"/>
+          <w:szCs w:val="20"/>
+        </w:rPr>
+        <w:t>prestació</w:t>
+      </w:r>
+      <w:proofErr w:type="spellEnd"/>
+      <w:r>
+        <w:rPr>
+          <w:rFonts w:ascii="Open Sans Light" w:eastAsia="Open Sans Light" w:hAnsi="Open Sans Light" w:cs="Open Sans Light"/>
+          <w:sz w:val="20"/>
+          <w:szCs w:val="20"/>
+        </w:rPr>
+        <w:t xml:space="preserve">. Queden </w:t>
+      </w:r>
+      <w:proofErr w:type="spellStart"/>
+      <w:r>
+        <w:rPr>
+          <w:rFonts w:ascii="Open Sans Light" w:eastAsia="Open Sans Light" w:hAnsi="Open Sans Light" w:cs="Open Sans Light"/>
+          <w:sz w:val="20"/>
+          <w:szCs w:val="20"/>
+        </w:rPr>
+        <w:t>exclosos</w:t>
+      </w:r>
+      <w:proofErr w:type="spellEnd"/>
+      <w:r>
+        <w:rPr>
+          <w:rFonts w:ascii="Open Sans Light" w:eastAsia="Open Sans Light" w:hAnsi="Open Sans Light" w:cs="Open Sans Light"/>
+          <w:sz w:val="20"/>
+          <w:szCs w:val="20"/>
+        </w:rPr>
+        <w:t xml:space="preserve"> </w:t>
+      </w:r>
+      <w:proofErr w:type="spellStart"/>
+      <w:r>
+        <w:rPr>
+          <w:rFonts w:ascii="Open Sans Light" w:eastAsia="Open Sans Light" w:hAnsi="Open Sans Light" w:cs="Open Sans Light"/>
+          <w:sz w:val="20"/>
+          <w:szCs w:val="20"/>
+        </w:rPr>
+        <w:t>taxativament</w:t>
+      </w:r>
+      <w:proofErr w:type="spellEnd"/>
+      <w:r>
+        <w:rPr>
+          <w:rFonts w:ascii="Open Sans Light" w:eastAsia="Open Sans Light" w:hAnsi="Open Sans Light" w:cs="Open Sans Light"/>
+          <w:sz w:val="20"/>
+          <w:szCs w:val="20"/>
+        </w:rPr>
+        <w:t xml:space="preserve"> de la </w:t>
+      </w:r>
+      <w:proofErr w:type="spellStart"/>
+      <w:r>
+        <w:rPr>
+          <w:rFonts w:ascii="Open Sans Light" w:eastAsia="Open Sans Light" w:hAnsi="Open Sans Light" w:cs="Open Sans Light"/>
+          <w:sz w:val="20"/>
+          <w:szCs w:val="20"/>
+        </w:rPr>
+        <w:t>taxació</w:t>
+      </w:r>
+      <w:proofErr w:type="spellEnd"/>
+      <w:r>
+        <w:rPr>
+          <w:rFonts w:ascii="Open Sans Light" w:eastAsia="Open Sans Light" w:hAnsi="Open Sans Light" w:cs="Open Sans Light"/>
+          <w:sz w:val="20"/>
+          <w:szCs w:val="20"/>
+        </w:rPr>
+        <w:t xml:space="preserve"> </w:t>
+      </w:r>
+      <w:proofErr w:type="spellStart"/>
+      <w:r>
+        <w:rPr>
+          <w:rFonts w:ascii="Open Sans Light" w:eastAsia="Open Sans Light" w:hAnsi="Open Sans Light" w:cs="Open Sans Light"/>
+          <w:sz w:val="20"/>
+          <w:szCs w:val="20"/>
+        </w:rPr>
+        <w:t>econòmica</w:t>
+      </w:r>
+      <w:proofErr w:type="spellEnd"/>
+      <w:r>
+        <w:rPr>
+          <w:rFonts w:ascii="Open Sans Light" w:eastAsia="Open Sans Light" w:hAnsi="Open Sans Light" w:cs="Open Sans Light"/>
+          <w:sz w:val="20"/>
+          <w:szCs w:val="20"/>
+        </w:rPr>
+        <w:t xml:space="preserve"> </w:t>
+      </w:r>
+      <w:proofErr w:type="spellStart"/>
+      <w:r>
+        <w:rPr>
+          <w:rFonts w:ascii="Open Sans Light" w:eastAsia="Open Sans Light" w:hAnsi="Open Sans Light" w:cs="Open Sans Light"/>
+          <w:sz w:val="20"/>
+          <w:szCs w:val="20"/>
+        </w:rPr>
+        <w:t>tant</w:t>
+      </w:r>
+      <w:proofErr w:type="spellEnd"/>
+      <w:r>
+        <w:rPr>
+          <w:rFonts w:ascii="Open Sans Light" w:eastAsia="Open Sans Light" w:hAnsi="Open Sans Light" w:cs="Open Sans Light"/>
+          <w:sz w:val="20"/>
+          <w:szCs w:val="20"/>
+        </w:rPr>
+        <w:t xml:space="preserve"> el </w:t>
+      </w:r>
+      <w:proofErr w:type="spellStart"/>
+      <w:r>
+        <w:rPr>
+          <w:rFonts w:ascii="Open Sans Light" w:eastAsia="Open Sans Light" w:hAnsi="Open Sans Light" w:cs="Open Sans Light"/>
+          <w:sz w:val="20"/>
+          <w:szCs w:val="20"/>
+        </w:rPr>
+        <w:t>concepte</w:t>
+      </w:r>
+      <w:proofErr w:type="spellEnd"/>
+      <w:r>
+        <w:rPr>
+          <w:rFonts w:ascii="Open Sans Light" w:eastAsia="Open Sans Light" w:hAnsi="Open Sans Light" w:cs="Open Sans Light"/>
+          <w:sz w:val="20"/>
+          <w:szCs w:val="20"/>
+        </w:rPr>
+        <w:t xml:space="preserve"> de </w:t>
+      </w:r>
+      <w:proofErr w:type="spellStart"/>
+      <w:r>
+        <w:rPr>
+          <w:rFonts w:ascii="Open Sans Light" w:eastAsia="Open Sans Light" w:hAnsi="Open Sans Light" w:cs="Open Sans Light"/>
+          <w:sz w:val="20"/>
+          <w:szCs w:val="20"/>
+        </w:rPr>
+        <w:t>benefici</w:t>
+      </w:r>
+      <w:proofErr w:type="spellEnd"/>
+      <w:r>
+        <w:rPr>
+          <w:rFonts w:ascii="Open Sans Light" w:eastAsia="Open Sans Light" w:hAnsi="Open Sans Light" w:cs="Open Sans Light"/>
+          <w:sz w:val="20"/>
+          <w:szCs w:val="20"/>
+        </w:rPr>
+        <w:t xml:space="preserve"> industrial </w:t>
+      </w:r>
+      <w:proofErr w:type="spellStart"/>
+      <w:r>
+        <w:rPr>
+          <w:rFonts w:ascii="Open Sans Light" w:eastAsia="Open Sans Light" w:hAnsi="Open Sans Light" w:cs="Open Sans Light"/>
+          <w:sz w:val="20"/>
+          <w:szCs w:val="20"/>
+        </w:rPr>
+        <w:t>com</w:t>
+      </w:r>
+      <w:proofErr w:type="spellEnd"/>
+      <w:r>
+        <w:rPr>
+          <w:rFonts w:ascii="Open Sans Light" w:eastAsia="Open Sans Light" w:hAnsi="Open Sans Light" w:cs="Open Sans Light"/>
+          <w:sz w:val="20"/>
+          <w:szCs w:val="20"/>
+        </w:rPr>
+        <w:t xml:space="preserve"> </w:t>
+      </w:r>
+      <w:proofErr w:type="spellStart"/>
+      <w:r>
+        <w:rPr>
+          <w:rFonts w:ascii="Open Sans Light" w:eastAsia="Open Sans Light" w:hAnsi="Open Sans Light" w:cs="Open Sans Light"/>
+          <w:sz w:val="20"/>
+          <w:szCs w:val="20"/>
+        </w:rPr>
+        <w:t>els</w:t>
+      </w:r>
+      <w:proofErr w:type="spellEnd"/>
+      <w:r>
+        <w:rPr>
+          <w:rFonts w:ascii="Open Sans Light" w:eastAsia="Open Sans Light" w:hAnsi="Open Sans Light" w:cs="Open Sans Light"/>
+          <w:sz w:val="20"/>
+          <w:szCs w:val="20"/>
+        </w:rPr>
+        <w:t xml:space="preserve"> </w:t>
+      </w:r>
+      <w:proofErr w:type="spellStart"/>
+      <w:r>
+        <w:rPr>
+          <w:rFonts w:ascii="Open Sans Light" w:eastAsia="Open Sans Light" w:hAnsi="Open Sans Light" w:cs="Open Sans Light"/>
+          <w:sz w:val="20"/>
+          <w:szCs w:val="20"/>
+        </w:rPr>
+        <w:t>interessos</w:t>
+      </w:r>
+      <w:proofErr w:type="spellEnd"/>
+      <w:r>
+        <w:rPr>
+          <w:rFonts w:ascii="Open Sans Light" w:eastAsia="Open Sans Light" w:hAnsi="Open Sans Light" w:cs="Open Sans Light"/>
+          <w:sz w:val="20"/>
+          <w:szCs w:val="20"/>
+        </w:rPr>
+        <w:t xml:space="preserve"> de mora. </w:t>
+      </w:r>
+      <w:proofErr w:type="spellStart"/>
+      <w:r>
+        <w:rPr>
+          <w:rFonts w:ascii="Open Sans Light" w:eastAsia="Open Sans Light" w:hAnsi="Open Sans Light" w:cs="Open Sans Light"/>
+          <w:sz w:val="20"/>
+          <w:szCs w:val="20"/>
+        </w:rPr>
+        <w:t>S'informa</w:t>
+      </w:r>
+      <w:proofErr w:type="spellEnd"/>
+      <w:r>
+        <w:rPr>
+          <w:rFonts w:ascii="Open Sans Light" w:eastAsia="Open Sans Light" w:hAnsi="Open Sans Light" w:cs="Open Sans Light"/>
+          <w:sz w:val="20"/>
+          <w:szCs w:val="20"/>
+        </w:rPr>
+        <w:t xml:space="preserve"> </w:t>
+      </w:r>
+      <w:proofErr w:type="spellStart"/>
+      <w:r>
+        <w:rPr>
+          <w:rFonts w:ascii="Open Sans Light" w:eastAsia="Open Sans Light" w:hAnsi="Open Sans Light" w:cs="Open Sans Light"/>
+          <w:sz w:val="20"/>
+          <w:szCs w:val="20"/>
+        </w:rPr>
+        <w:t>igualment</w:t>
+      </w:r>
+      <w:proofErr w:type="spellEnd"/>
+      <w:r>
+        <w:rPr>
+          <w:rFonts w:ascii="Open Sans Light" w:eastAsia="Open Sans Light" w:hAnsi="Open Sans Light" w:cs="Open Sans Light"/>
+          <w:sz w:val="20"/>
+          <w:szCs w:val="20"/>
+        </w:rPr>
+        <w:t xml:space="preserve"> que </w:t>
+      </w:r>
+      <w:proofErr w:type="spellStart"/>
+      <w:r>
+        <w:rPr>
+          <w:rFonts w:ascii="Open Sans Light" w:eastAsia="Open Sans Light" w:hAnsi="Open Sans Light" w:cs="Open Sans Light"/>
+          <w:sz w:val="20"/>
+          <w:szCs w:val="20"/>
+        </w:rPr>
+        <w:t>existeix</w:t>
+      </w:r>
+      <w:proofErr w:type="spellEnd"/>
+      <w:r>
+        <w:rPr>
+          <w:rFonts w:ascii="Open Sans Light" w:eastAsia="Open Sans Light" w:hAnsi="Open Sans Light" w:cs="Open Sans Light"/>
+          <w:sz w:val="20"/>
+          <w:szCs w:val="20"/>
+        </w:rPr>
+        <w:t xml:space="preserve"> </w:t>
+      </w:r>
+      <w:proofErr w:type="spellStart"/>
+      <w:r>
+        <w:rPr>
+          <w:rFonts w:ascii="Open Sans Light" w:eastAsia="Open Sans Light" w:hAnsi="Open Sans Light" w:cs="Open Sans Light"/>
+          <w:sz w:val="20"/>
+          <w:szCs w:val="20"/>
+        </w:rPr>
+        <w:t>dotació</w:t>
+      </w:r>
+      <w:proofErr w:type="spellEnd"/>
+      <w:r>
+        <w:rPr>
+          <w:rFonts w:ascii="Open Sans Light" w:eastAsia="Open Sans Light" w:hAnsi="Open Sans Light" w:cs="Open Sans Light"/>
+          <w:sz w:val="20"/>
+          <w:szCs w:val="20"/>
+        </w:rPr>
+        <w:t xml:space="preserve"> </w:t>
+      </w:r>
+      <w:proofErr w:type="spellStart"/>
+      <w:r>
+        <w:rPr>
+          <w:rFonts w:ascii="Open Sans Light" w:eastAsia="Open Sans Light" w:hAnsi="Open Sans Light" w:cs="Open Sans Light"/>
+          <w:sz w:val="20"/>
+          <w:szCs w:val="20"/>
+        </w:rPr>
+        <w:t>pressupostària</w:t>
+      </w:r>
+      <w:proofErr w:type="spellEnd"/>
+      <w:r>
+        <w:rPr>
+          <w:rFonts w:ascii="Open Sans Light" w:eastAsia="Open Sans Light" w:hAnsi="Open Sans Light" w:cs="Open Sans Light"/>
+          <w:sz w:val="20"/>
+          <w:szCs w:val="20"/>
+        </w:rPr>
+        <w:t xml:space="preserve"> específica, </w:t>
+      </w:r>
+      <w:proofErr w:type="spellStart"/>
+      <w:r>
+        <w:rPr>
+          <w:rFonts w:ascii="Open Sans Light" w:eastAsia="Open Sans Light" w:hAnsi="Open Sans Light" w:cs="Open Sans Light"/>
+          <w:sz w:val="20"/>
+          <w:szCs w:val="20"/>
+        </w:rPr>
+        <w:t>adequada</w:t>
+      </w:r>
+      <w:proofErr w:type="spellEnd"/>
+      <w:r>
+        <w:rPr>
+          <w:rFonts w:ascii="Open Sans Light" w:eastAsia="Open Sans Light" w:hAnsi="Open Sans Light" w:cs="Open Sans Light"/>
+          <w:sz w:val="20"/>
+          <w:szCs w:val="20"/>
+        </w:rPr>
+        <w:t xml:space="preserve"> i </w:t>
+      </w:r>
+      <w:proofErr w:type="spellStart"/>
+      <w:r>
+        <w:rPr>
+          <w:rFonts w:ascii="Open Sans Light" w:eastAsia="Open Sans Light" w:hAnsi="Open Sans Light" w:cs="Open Sans Light"/>
+          <w:sz w:val="20"/>
+          <w:szCs w:val="20"/>
+        </w:rPr>
+        <w:t>suficient</w:t>
+      </w:r>
+      <w:proofErr w:type="spellEnd"/>
+      <w:r>
+        <w:rPr>
+          <w:rFonts w:ascii="Open Sans Light" w:eastAsia="Open Sans Light" w:hAnsi="Open Sans Light" w:cs="Open Sans Light"/>
+          <w:sz w:val="20"/>
+          <w:szCs w:val="20"/>
+        </w:rPr>
+        <w:t xml:space="preserve"> a </w:t>
+      </w:r>
+      <w:proofErr w:type="spellStart"/>
+      <w:r>
+        <w:rPr>
+          <w:rFonts w:ascii="Open Sans Light" w:eastAsia="Open Sans Light" w:hAnsi="Open Sans Light" w:cs="Open Sans Light"/>
+          <w:sz w:val="20"/>
+          <w:szCs w:val="20"/>
+        </w:rPr>
+        <w:t>l'aplicació</w:t>
+      </w:r>
+      <w:proofErr w:type="spellEnd"/>
+      <w:r>
+        <w:rPr>
+          <w:rFonts w:ascii="Open Sans Light" w:eastAsia="Open Sans Light" w:hAnsi="Open Sans Light" w:cs="Open Sans Light"/>
+          <w:sz w:val="20"/>
+          <w:szCs w:val="20"/>
+        </w:rPr>
+        <w:t xml:space="preserve"> </w:t>
+      </w:r>
+      <w:proofErr w:type="spellStart"/>
+      <w:r>
+        <w:rPr>
+          <w:rFonts w:ascii="Open Sans Light" w:eastAsia="Open Sans Light" w:hAnsi="Open Sans Light" w:cs="Open Sans Light"/>
+          <w:sz w:val="20"/>
+          <w:szCs w:val="20"/>
+        </w:rPr>
+        <w:t>corrent</w:t>
+      </w:r>
+      <w:proofErr w:type="spellEnd"/>
+      <w:r>
+        <w:rPr>
+          <w:rFonts w:ascii="Open Sans Light" w:eastAsia="Open Sans Light" w:hAnsi="Open Sans Light" w:cs="Open Sans Light"/>
+          <w:sz w:val="20"/>
+          <w:szCs w:val="20"/>
+        </w:rPr>
+        <w:t xml:space="preserve"> {{</w:t>
+      </w:r>
+      <w:proofErr w:type="gramStart"/>
+      <w:r>
+        <w:rPr>
+          <w:rFonts w:ascii="Open Sans Light" w:eastAsia="Open Sans Light" w:hAnsi="Open Sans Light" w:cs="Open Sans Light"/>
+          <w:sz w:val="20"/>
+          <w:szCs w:val="20"/>
+        </w:rPr>
+        <w:t>record.partida</w:t>
+      </w:r>
+      <w:proofErr w:type="gramEnd"/>
+      <w:r>
+        <w:rPr>
+          <w:rFonts w:ascii="Open Sans Light" w:eastAsia="Open Sans Light" w:hAnsi="Open Sans Light" w:cs="Open Sans Light"/>
+          <w:sz w:val="20"/>
+          <w:szCs w:val="20"/>
+        </w:rPr>
+        <w:t>_organica}}.{{record.partida_programa</w:t>
+      </w:r>
+      <w:r>
+        <w:rPr>
+          <w:rFonts w:ascii="Open Sans Light" w:eastAsia="Open Sans Light" w:hAnsi="Open Sans Light" w:cs="Open Sans Light"/>
+          <w:sz w:val="20"/>
+          <w:szCs w:val="20"/>
+        </w:rPr>
+        <w:t>}}.{{record.partida_economica}}</w:t>
+      </w:r>
+      <w:r>
+        <w:rPr>
+          <w:rFonts w:ascii="Open Sans Light" w:eastAsia="Open Sans Light" w:hAnsi="Open Sans Light" w:cs="Open Sans Light"/>
+          <w:sz w:val="20"/>
+          <w:szCs w:val="20"/>
+        </w:rPr>
+        <w:t xml:space="preserve">, de manera que </w:t>
+      </w:r>
+      <w:proofErr w:type="spellStart"/>
+      <w:r>
+        <w:rPr>
+          <w:rFonts w:ascii="Open Sans Light" w:eastAsia="Open Sans Light" w:hAnsi="Open Sans Light" w:cs="Open Sans Light"/>
+          <w:sz w:val="20"/>
+          <w:szCs w:val="20"/>
+        </w:rPr>
+        <w:t>aquesta</w:t>
+      </w:r>
+      <w:proofErr w:type="spellEnd"/>
+      <w:r>
+        <w:rPr>
+          <w:rFonts w:ascii="Open Sans Light" w:eastAsia="Open Sans Light" w:hAnsi="Open Sans Light" w:cs="Open Sans Light"/>
+          <w:sz w:val="20"/>
+          <w:szCs w:val="20"/>
+        </w:rPr>
+        <w:t xml:space="preserve"> </w:t>
+      </w:r>
+      <w:proofErr w:type="spellStart"/>
+      <w:r>
+        <w:rPr>
+          <w:rFonts w:ascii="Open Sans Light" w:eastAsia="Open Sans Light" w:hAnsi="Open Sans Light" w:cs="Open Sans Light"/>
+          <w:sz w:val="20"/>
+          <w:szCs w:val="20"/>
+        </w:rPr>
+        <w:t>imputació</w:t>
+      </w:r>
+      <w:proofErr w:type="spellEnd"/>
+      <w:r>
+        <w:rPr>
+          <w:rFonts w:ascii="Open Sans Light" w:eastAsia="Open Sans Light" w:hAnsi="Open Sans Light" w:cs="Open Sans Light"/>
+          <w:sz w:val="20"/>
+          <w:szCs w:val="20"/>
+        </w:rPr>
+        <w:t xml:space="preserve"> al </w:t>
+      </w:r>
+      <w:proofErr w:type="spellStart"/>
+      <w:r>
+        <w:rPr>
+          <w:rFonts w:ascii="Open Sans Light" w:eastAsia="Open Sans Light" w:hAnsi="Open Sans Light" w:cs="Open Sans Light"/>
+          <w:sz w:val="20"/>
+          <w:szCs w:val="20"/>
+        </w:rPr>
+        <w:t>pressupost</w:t>
+      </w:r>
+      <w:proofErr w:type="spellEnd"/>
+      <w:r>
+        <w:rPr>
+          <w:rFonts w:ascii="Open Sans Light" w:eastAsia="Open Sans Light" w:hAnsi="Open Sans Light" w:cs="Open Sans Light"/>
+          <w:sz w:val="20"/>
+          <w:szCs w:val="20"/>
+        </w:rPr>
+        <w:t xml:space="preserve"> es </w:t>
+      </w:r>
+      <w:proofErr w:type="spellStart"/>
+      <w:r>
+        <w:rPr>
+          <w:rFonts w:ascii="Open Sans Light" w:eastAsia="Open Sans Light" w:hAnsi="Open Sans Light" w:cs="Open Sans Light"/>
+          <w:sz w:val="20"/>
+          <w:szCs w:val="20"/>
+        </w:rPr>
+        <w:t>pot</w:t>
+      </w:r>
+      <w:proofErr w:type="spellEnd"/>
+      <w:r>
+        <w:rPr>
+          <w:rFonts w:ascii="Open Sans Light" w:eastAsia="Open Sans Light" w:hAnsi="Open Sans Light" w:cs="Open Sans Light"/>
+          <w:sz w:val="20"/>
+          <w:szCs w:val="20"/>
+        </w:rPr>
+        <w:t xml:space="preserve"> </w:t>
+      </w:r>
+      <w:proofErr w:type="spellStart"/>
+      <w:r>
+        <w:rPr>
+          <w:rFonts w:ascii="Open Sans Light" w:eastAsia="Open Sans Light" w:hAnsi="Open Sans Light" w:cs="Open Sans Light"/>
+          <w:sz w:val="20"/>
+          <w:szCs w:val="20"/>
+        </w:rPr>
+        <w:t>dur</w:t>
+      </w:r>
+      <w:proofErr w:type="spellEnd"/>
+      <w:r>
+        <w:rPr>
+          <w:rFonts w:ascii="Open Sans Light" w:eastAsia="Open Sans Light" w:hAnsi="Open Sans Light" w:cs="Open Sans Light"/>
+          <w:sz w:val="20"/>
+          <w:szCs w:val="20"/>
+        </w:rPr>
+        <w:t xml:space="preserve"> a </w:t>
+      </w:r>
+      <w:proofErr w:type="spellStart"/>
+      <w:r>
+        <w:rPr>
+          <w:rFonts w:ascii="Open Sans Light" w:eastAsia="Open Sans Light" w:hAnsi="Open Sans Light" w:cs="Open Sans Light"/>
+          <w:sz w:val="20"/>
+          <w:szCs w:val="20"/>
+        </w:rPr>
+        <w:t>terme</w:t>
+      </w:r>
+      <w:proofErr w:type="spellEnd"/>
+      <w:r>
+        <w:rPr>
+          <w:rFonts w:ascii="Open Sans Light" w:eastAsia="Open Sans Light" w:hAnsi="Open Sans Light" w:cs="Open Sans Light"/>
+          <w:sz w:val="20"/>
+          <w:szCs w:val="20"/>
+        </w:rPr>
+        <w:t xml:space="preserve"> </w:t>
+      </w:r>
+      <w:proofErr w:type="spellStart"/>
+      <w:r>
+        <w:rPr>
+          <w:rFonts w:ascii="Open Sans Light" w:eastAsia="Open Sans Light" w:hAnsi="Open Sans Light" w:cs="Open Sans Light"/>
+          <w:sz w:val="20"/>
+          <w:szCs w:val="20"/>
+        </w:rPr>
+        <w:t>sense</w:t>
+      </w:r>
+      <w:proofErr w:type="spellEnd"/>
+      <w:r>
+        <w:rPr>
+          <w:rFonts w:ascii="Open Sans Light" w:eastAsia="Open Sans Light" w:hAnsi="Open Sans Light" w:cs="Open Sans Light"/>
+          <w:sz w:val="20"/>
+          <w:szCs w:val="20"/>
+        </w:rPr>
+        <w:t xml:space="preserve"> que es </w:t>
+      </w:r>
+      <w:proofErr w:type="spellStart"/>
+      <w:r>
+        <w:rPr>
+          <w:rFonts w:ascii="Open Sans Light" w:eastAsia="Open Sans Light" w:hAnsi="Open Sans Light" w:cs="Open Sans Light"/>
+          <w:sz w:val="20"/>
+          <w:szCs w:val="20"/>
+        </w:rPr>
+        <w:t>produeixi</w:t>
+      </w:r>
+      <w:proofErr w:type="spellEnd"/>
+      <w:r>
+        <w:rPr>
+          <w:rFonts w:ascii="Open Sans Light" w:eastAsia="Open Sans Light" w:hAnsi="Open Sans Light" w:cs="Open Sans Light"/>
+          <w:sz w:val="20"/>
+          <w:szCs w:val="20"/>
+        </w:rPr>
+        <w:t xml:space="preserve"> </w:t>
+      </w:r>
+      <w:proofErr w:type="spellStart"/>
+      <w:r>
+        <w:rPr>
+          <w:rFonts w:ascii="Open Sans Light" w:eastAsia="Open Sans Light" w:hAnsi="Open Sans Light" w:cs="Open Sans Light"/>
+          <w:sz w:val="20"/>
+          <w:szCs w:val="20"/>
+        </w:rPr>
+        <w:t>cap</w:t>
+      </w:r>
+      <w:proofErr w:type="spellEnd"/>
+      <w:r>
+        <w:rPr>
+          <w:rFonts w:ascii="Open Sans Light" w:eastAsia="Open Sans Light" w:hAnsi="Open Sans Light" w:cs="Open Sans Light"/>
+          <w:sz w:val="20"/>
+          <w:szCs w:val="20"/>
+        </w:rPr>
+        <w:t xml:space="preserve"> </w:t>
+      </w:r>
+      <w:proofErr w:type="spellStart"/>
+      <w:r>
+        <w:rPr>
+          <w:rFonts w:ascii="Open Sans Light" w:eastAsia="Open Sans Light" w:hAnsi="Open Sans Light" w:cs="Open Sans Light"/>
+          <w:sz w:val="20"/>
+          <w:szCs w:val="20"/>
+        </w:rPr>
+        <w:t>perjudici</w:t>
+      </w:r>
+      <w:proofErr w:type="spellEnd"/>
+      <w:r>
+        <w:rPr>
+          <w:rFonts w:ascii="Open Sans Light" w:eastAsia="Open Sans Light" w:hAnsi="Open Sans Light" w:cs="Open Sans Light"/>
+          <w:sz w:val="20"/>
+          <w:szCs w:val="20"/>
+        </w:rPr>
+        <w:t xml:space="preserve"> ni </w:t>
+      </w:r>
+      <w:proofErr w:type="spellStart"/>
+      <w:r>
+        <w:rPr>
+          <w:rFonts w:ascii="Open Sans Light" w:eastAsia="Open Sans Light" w:hAnsi="Open Sans Light" w:cs="Open Sans Light"/>
+          <w:sz w:val="20"/>
+          <w:szCs w:val="20"/>
+        </w:rPr>
+        <w:t>limitació</w:t>
+      </w:r>
+      <w:proofErr w:type="spellEnd"/>
+      <w:r>
+        <w:rPr>
+          <w:rFonts w:ascii="Open Sans Light" w:eastAsia="Open Sans Light" w:hAnsi="Open Sans Light" w:cs="Open Sans Light"/>
+          <w:sz w:val="20"/>
+          <w:szCs w:val="20"/>
+        </w:rPr>
+        <w:t xml:space="preserve"> per </w:t>
+      </w:r>
+      <w:proofErr w:type="spellStart"/>
+      <w:r>
+        <w:rPr>
+          <w:rFonts w:ascii="Open Sans Light" w:eastAsia="Open Sans Light" w:hAnsi="Open Sans Light" w:cs="Open Sans Light"/>
+          <w:sz w:val="20"/>
+          <w:szCs w:val="20"/>
+        </w:rPr>
+        <w:t>atendre</w:t>
+      </w:r>
+      <w:proofErr w:type="spellEnd"/>
+      <w:r>
+        <w:rPr>
+          <w:rFonts w:ascii="Open Sans Light" w:eastAsia="Open Sans Light" w:hAnsi="Open Sans Light" w:cs="Open Sans Light"/>
+          <w:sz w:val="20"/>
+          <w:szCs w:val="20"/>
+        </w:rPr>
+        <w:t xml:space="preserve"> la resta </w:t>
+      </w:r>
+      <w:proofErr w:type="spellStart"/>
+      <w:r>
+        <w:rPr>
+          <w:rFonts w:ascii="Open Sans Light" w:eastAsia="Open Sans Light" w:hAnsi="Open Sans Light" w:cs="Open Sans Light"/>
+          <w:sz w:val="20"/>
+          <w:szCs w:val="20"/>
+        </w:rPr>
+        <w:t>d'obligacions</w:t>
+      </w:r>
+      <w:proofErr w:type="spellEnd"/>
+      <w:r>
+        <w:rPr>
+          <w:rFonts w:ascii="Open Sans Light" w:eastAsia="Open Sans Light" w:hAnsi="Open Sans Light" w:cs="Open Sans Light"/>
+          <w:sz w:val="20"/>
+          <w:szCs w:val="20"/>
+        </w:rPr>
+        <w:t xml:space="preserve"> del </w:t>
+      </w:r>
+      <w:proofErr w:type="spellStart"/>
+      <w:r>
+        <w:rPr>
+          <w:rFonts w:ascii="Open Sans Light" w:eastAsia="Open Sans Light" w:hAnsi="Open Sans Light" w:cs="Open Sans Light"/>
+          <w:sz w:val="20"/>
+          <w:szCs w:val="20"/>
+        </w:rPr>
+        <w:t>servei</w:t>
+      </w:r>
+      <w:proofErr w:type="spellEnd"/>
+      <w:r>
+        <w:rPr>
+          <w:rFonts w:ascii="Open Sans Light" w:eastAsia="Open Sans Light" w:hAnsi="Open Sans Light" w:cs="Open Sans Light"/>
+          <w:sz w:val="20"/>
+          <w:szCs w:val="20"/>
+        </w:rPr>
+        <w:t>.</w:t>
       </w:r>
     </w:p>
     <w:p>
@@ -2897,21 +6242,157 @@
         <w:jc w:val="both"/>
         <w:rPr>
           <w:rFonts w:ascii="Open Sans Light" w:eastAsia="Open Sans Light" w:hAnsi="Open Sans Light" w:cs="Open Sans Light"/>
-          <w:i/>
-          <w:sz w:val="20"/>
-          <w:szCs w:val="20"/>
-          <w:lang w:val="ca-ES"/>
+          <w:sz w:val="20"/>
+          <w:szCs w:val="20"/>
         </w:rPr>
       </w:pPr>
-      <w:r>
-        <w:rPr>
-          <w:rFonts w:ascii="Open Sans Light" w:eastAsia="Open Sans Light" w:hAnsi="Open Sans Light" w:cs="Open Sans Light"/>
-          <w:i/>
-          <w:sz w:val="20"/>
-          <w:szCs w:val="20"/>
-          <w:lang w:val="ca-ES"/>
-        </w:rPr>
-        <w:t>2014/23/UE i 2014/24/UE, de 26 de febrer de 2014.L’exempció de fiscalització prèvia dels</w:t>
+    </w:p>
+    <w:p>
+      <w:pPr>
+        <w:pStyle w:val="Prrafodelista"/>
+        <w:numPr>
+          <w:ilvl w:val="0"/>
+          <w:numId w:val="3"/>
+        </w:numPr>
+        <w:spacing w:after="0" w:line="240" w:lineRule="auto"/>
+        <w:jc w:val="both"/>
+        <w:rPr>
+          <w:rFonts w:ascii="Open Sans Light" w:eastAsia="Open Sans Light" w:hAnsi="Open Sans Light" w:cs="Open Sans Light"/>
+          <w:sz w:val="20"/>
+          <w:szCs w:val="20"/>
+        </w:rPr>
+      </w:pPr>
+      <w:proofErr w:type="spellStart"/>
+      <w:r>
+        <w:rPr>
+          <w:rFonts w:ascii="Open Sans Light" w:eastAsia="Open Sans Light" w:hAnsi="Open Sans Light" w:cs="Open Sans Light"/>
+          <w:b/>
+          <w:bCs/>
+          <w:sz w:val="20"/>
+          <w:szCs w:val="20"/>
+        </w:rPr>
+        <w:t>Declaració</w:t>
+      </w:r>
+      <w:proofErr w:type="spellEnd"/>
+      <w:r>
+        <w:rPr>
+          <w:rFonts w:ascii="Open Sans Light" w:eastAsia="Open Sans Light" w:hAnsi="Open Sans Light" w:cs="Open Sans Light"/>
+          <w:b/>
+          <w:bCs/>
+          <w:sz w:val="20"/>
+          <w:szCs w:val="20"/>
+        </w:rPr>
+        <w:t xml:space="preserve"> </w:t>
+      </w:r>
+      <w:proofErr w:type="spellStart"/>
+      <w:r>
+        <w:rPr>
+          <w:rFonts w:ascii="Open Sans Light" w:eastAsia="Open Sans Light" w:hAnsi="Open Sans Light" w:cs="Open Sans Light"/>
+          <w:b/>
+          <w:bCs/>
+          <w:sz w:val="20"/>
+          <w:szCs w:val="20"/>
+        </w:rPr>
+        <w:t>expressa</w:t>
+      </w:r>
+      <w:proofErr w:type="spellEnd"/>
+      <w:r>
+        <w:rPr>
+          <w:rFonts w:ascii="Open Sans Light" w:eastAsia="Open Sans Light" w:hAnsi="Open Sans Light" w:cs="Open Sans Light"/>
+          <w:b/>
+          <w:bCs/>
+          <w:sz w:val="20"/>
+          <w:szCs w:val="20"/>
+        </w:rPr>
+        <w:t xml:space="preserve"> sobre la </w:t>
+      </w:r>
+      <w:proofErr w:type="spellStart"/>
+      <w:r>
+        <w:rPr>
+          <w:rFonts w:ascii="Open Sans Light" w:eastAsia="Open Sans Light" w:hAnsi="Open Sans Light" w:cs="Open Sans Light"/>
+          <w:b/>
+          <w:bCs/>
+          <w:sz w:val="20"/>
+          <w:szCs w:val="20"/>
+        </w:rPr>
+        <w:t>procedència</w:t>
+      </w:r>
+      <w:proofErr w:type="spellEnd"/>
+      <w:r>
+        <w:rPr>
+          <w:rFonts w:ascii="Open Sans Light" w:eastAsia="Open Sans Light" w:hAnsi="Open Sans Light" w:cs="Open Sans Light"/>
+          <w:b/>
+          <w:bCs/>
+          <w:sz w:val="20"/>
+          <w:szCs w:val="20"/>
+        </w:rPr>
+        <w:t xml:space="preserve"> de la </w:t>
+      </w:r>
+      <w:proofErr w:type="spellStart"/>
+      <w:r>
+        <w:rPr>
+          <w:rFonts w:ascii="Open Sans Light" w:eastAsia="Open Sans Light" w:hAnsi="Open Sans Light" w:cs="Open Sans Light"/>
+          <w:b/>
+          <w:bCs/>
+          <w:sz w:val="20"/>
+          <w:szCs w:val="20"/>
+        </w:rPr>
+        <w:t>revisió</w:t>
+      </w:r>
+      <w:proofErr w:type="spellEnd"/>
+      <w:r>
+        <w:rPr>
+          <w:rFonts w:ascii="Open Sans Light" w:eastAsia="Open Sans Light" w:hAnsi="Open Sans Light" w:cs="Open Sans Light"/>
+          <w:b/>
+          <w:bCs/>
+          <w:sz w:val="20"/>
+          <w:szCs w:val="20"/>
+        </w:rPr>
+        <w:t xml:space="preserve"> </w:t>
+      </w:r>
+      <w:proofErr w:type="spellStart"/>
+      <w:r>
+        <w:rPr>
+          <w:rFonts w:ascii="Open Sans Light" w:eastAsia="Open Sans Light" w:hAnsi="Open Sans Light" w:cs="Open Sans Light"/>
+          <w:b/>
+          <w:bCs/>
+          <w:sz w:val="20"/>
+          <w:szCs w:val="20"/>
+        </w:rPr>
+        <w:t>d'actes</w:t>
+      </w:r>
+      <w:proofErr w:type="spellEnd"/>
+      <w:r>
+        <w:rPr>
+          <w:rFonts w:ascii="Open Sans Light" w:eastAsia="Open Sans Light" w:hAnsi="Open Sans Light" w:cs="Open Sans Light"/>
+          <w:b/>
+          <w:bCs/>
+          <w:sz w:val="20"/>
+          <w:szCs w:val="20"/>
+        </w:rPr>
+        <w:t xml:space="preserve"> i </w:t>
+      </w:r>
+      <w:proofErr w:type="spellStart"/>
+      <w:r>
+        <w:rPr>
+          <w:rFonts w:ascii="Open Sans Light" w:eastAsia="Open Sans Light" w:hAnsi="Open Sans Light" w:cs="Open Sans Light"/>
+          <w:b/>
+          <w:bCs/>
+          <w:sz w:val="20"/>
+          <w:szCs w:val="20"/>
+        </w:rPr>
+        <w:t>responsabilitat</w:t>
+      </w:r>
+      <w:proofErr w:type="spellEnd"/>
+      <w:r>
+        <w:rPr>
+          <w:rFonts w:ascii="Open Sans Light" w:eastAsia="Open Sans Light" w:hAnsi="Open Sans Light" w:cs="Open Sans Light"/>
+          <w:b/>
+          <w:bCs/>
+          <w:sz w:val="20"/>
+          <w:szCs w:val="20"/>
+        </w:rPr>
+        <w:t xml:space="preserve"> patrimonial</w:t>
       </w:r>
     </w:p>
     <w:p>
@@ -2920,21 +6401,1704 @@
         <w:jc w:val="both"/>
         <w:rPr>
           <w:rFonts w:ascii="Open Sans Light" w:eastAsia="Open Sans Light" w:hAnsi="Open Sans Light" w:cs="Open Sans Light"/>
-          <w:i/>
-          <w:sz w:val="20"/>
-          <w:szCs w:val="20"/>
-          <w:lang w:val="ca-ES"/>
+          <w:sz w:val="20"/>
+          <w:szCs w:val="20"/>
         </w:rPr>
       </w:pPr>
-      <w:r>
-        <w:rPr>
-          <w:rFonts w:ascii="Open Sans Light" w:eastAsia="Open Sans Light" w:hAnsi="Open Sans Light" w:cs="Open Sans Light"/>
-          <w:i/>
-          <w:sz w:val="20"/>
-          <w:szCs w:val="20"/>
-          <w:lang w:val="ca-ES"/>
-        </w:rPr>
-        <w:t>contractes menors arriba a les fases d’autorització i disposició de la despesa, però no s’estén a</w:t>
+    </w:p>
+    <w:p>
+      <w:pPr>
+        <w:spacing w:after="0" w:line="240" w:lineRule="auto"/>
+        <w:ind w:left="360"/>
+        <w:jc w:val="both"/>
+        <w:rPr>
+          <w:rFonts w:ascii="Open Sans Light" w:eastAsia="Open Sans Light" w:hAnsi="Open Sans Light" w:cs="Open Sans Light"/>
+          <w:sz w:val="20"/>
+          <w:szCs w:val="20"/>
+        </w:rPr>
+      </w:pPr>
+      <w:proofErr w:type="spellStart"/>
+      <w:r>
+        <w:rPr>
+          <w:rFonts w:ascii="Open Sans Light" w:eastAsia="Open Sans Light" w:hAnsi="Open Sans Light" w:cs="Open Sans Light"/>
+          <w:sz w:val="20"/>
+          <w:szCs w:val="20"/>
+        </w:rPr>
+        <w:lastRenderedPageBreak/>
+        <w:t>Als</w:t>
+      </w:r>
+      <w:proofErr w:type="spellEnd"/>
+      <w:r>
+        <w:rPr>
+          <w:rFonts w:ascii="Open Sans Light" w:eastAsia="Open Sans Light" w:hAnsi="Open Sans Light" w:cs="Open Sans Light"/>
+          <w:sz w:val="20"/>
+          <w:szCs w:val="20"/>
+        </w:rPr>
+        <w:t xml:space="preserve"> </w:t>
+      </w:r>
+      <w:proofErr w:type="spellStart"/>
+      <w:r>
+        <w:rPr>
+          <w:rFonts w:ascii="Open Sans Light" w:eastAsia="Open Sans Light" w:hAnsi="Open Sans Light" w:cs="Open Sans Light"/>
+          <w:sz w:val="20"/>
+          <w:szCs w:val="20"/>
+        </w:rPr>
+        <w:t>efectes</w:t>
+      </w:r>
+      <w:proofErr w:type="spellEnd"/>
+      <w:r>
+        <w:rPr>
+          <w:rFonts w:ascii="Open Sans Light" w:eastAsia="Open Sans Light" w:hAnsi="Open Sans Light" w:cs="Open Sans Light"/>
+          <w:sz w:val="20"/>
+          <w:szCs w:val="20"/>
+        </w:rPr>
+        <w:t xml:space="preserve"> de donar </w:t>
+      </w:r>
+      <w:proofErr w:type="spellStart"/>
+      <w:r>
+        <w:rPr>
+          <w:rFonts w:ascii="Open Sans Light" w:eastAsia="Open Sans Light" w:hAnsi="Open Sans Light" w:cs="Open Sans Light"/>
+          <w:sz w:val="20"/>
+          <w:szCs w:val="20"/>
+        </w:rPr>
+        <w:t>compliment</w:t>
+      </w:r>
+      <w:proofErr w:type="spellEnd"/>
+      <w:r>
+        <w:rPr>
+          <w:rFonts w:ascii="Open Sans Light" w:eastAsia="Open Sans Light" w:hAnsi="Open Sans Light" w:cs="Open Sans Light"/>
+          <w:sz w:val="20"/>
+          <w:szCs w:val="20"/>
+        </w:rPr>
+        <w:t xml:space="preserve"> </w:t>
+      </w:r>
+      <w:proofErr w:type="spellStart"/>
+      <w:r>
+        <w:rPr>
+          <w:rFonts w:ascii="Open Sans Light" w:eastAsia="Open Sans Light" w:hAnsi="Open Sans Light" w:cs="Open Sans Light"/>
+          <w:sz w:val="20"/>
+          <w:szCs w:val="20"/>
+        </w:rPr>
+        <w:t>estricte</w:t>
+      </w:r>
+      <w:proofErr w:type="spellEnd"/>
+      <w:r>
+        <w:rPr>
+          <w:rFonts w:ascii="Open Sans Light" w:eastAsia="Open Sans Light" w:hAnsi="Open Sans Light" w:cs="Open Sans Light"/>
+          <w:sz w:val="20"/>
+          <w:szCs w:val="20"/>
+        </w:rPr>
+        <w:t xml:space="preserve"> a la </w:t>
+      </w:r>
+      <w:proofErr w:type="spellStart"/>
+      <w:r>
+        <w:rPr>
+          <w:rFonts w:ascii="Open Sans Light" w:eastAsia="Open Sans Light" w:hAnsi="Open Sans Light" w:cs="Open Sans Light"/>
+          <w:sz w:val="20"/>
+          <w:szCs w:val="20"/>
+        </w:rPr>
+        <w:t>prevenció</w:t>
+      </w:r>
+      <w:proofErr w:type="spellEnd"/>
+      <w:r>
+        <w:rPr>
+          <w:rFonts w:ascii="Open Sans Light" w:eastAsia="Open Sans Light" w:hAnsi="Open Sans Light" w:cs="Open Sans Light"/>
+          <w:sz w:val="20"/>
+          <w:szCs w:val="20"/>
+        </w:rPr>
+        <w:t xml:space="preserve"> </w:t>
+      </w:r>
+      <w:proofErr w:type="spellStart"/>
+      <w:r>
+        <w:rPr>
+          <w:rFonts w:ascii="Open Sans Light" w:eastAsia="Open Sans Light" w:hAnsi="Open Sans Light" w:cs="Open Sans Light"/>
+          <w:sz w:val="20"/>
+          <w:szCs w:val="20"/>
+        </w:rPr>
+        <w:t>d'un</w:t>
+      </w:r>
+      <w:proofErr w:type="spellEnd"/>
+      <w:r>
+        <w:rPr>
+          <w:rFonts w:ascii="Open Sans Light" w:eastAsia="Open Sans Light" w:hAnsi="Open Sans Light" w:cs="Open Sans Light"/>
+          <w:sz w:val="20"/>
+          <w:szCs w:val="20"/>
+        </w:rPr>
+        <w:t xml:space="preserve"> </w:t>
+      </w:r>
+      <w:proofErr w:type="spellStart"/>
+      <w:r>
+        <w:rPr>
+          <w:rFonts w:ascii="Open Sans Light" w:eastAsia="Open Sans Light" w:hAnsi="Open Sans Light" w:cs="Open Sans Light"/>
+          <w:sz w:val="20"/>
+          <w:szCs w:val="20"/>
+        </w:rPr>
+        <w:t>possible</w:t>
+      </w:r>
+      <w:proofErr w:type="spellEnd"/>
+      <w:r>
+        <w:rPr>
+          <w:rFonts w:ascii="Open Sans Light" w:eastAsia="Open Sans Light" w:hAnsi="Open Sans Light" w:cs="Open Sans Light"/>
+          <w:sz w:val="20"/>
+          <w:szCs w:val="20"/>
+        </w:rPr>
+        <w:t xml:space="preserve"> </w:t>
+      </w:r>
+      <w:proofErr w:type="spellStart"/>
+      <w:r>
+        <w:rPr>
+          <w:rFonts w:ascii="Open Sans Light" w:eastAsia="Open Sans Light" w:hAnsi="Open Sans Light" w:cs="Open Sans Light"/>
+          <w:sz w:val="20"/>
+          <w:szCs w:val="20"/>
+        </w:rPr>
+        <w:t>enriquiment</w:t>
+      </w:r>
+      <w:proofErr w:type="spellEnd"/>
+      <w:r>
+        <w:rPr>
+          <w:rFonts w:ascii="Open Sans Light" w:eastAsia="Open Sans Light" w:hAnsi="Open Sans Light" w:cs="Open Sans Light"/>
+          <w:sz w:val="20"/>
+          <w:szCs w:val="20"/>
+        </w:rPr>
+        <w:t xml:space="preserve"> </w:t>
+      </w:r>
+      <w:proofErr w:type="spellStart"/>
+      <w:r>
+        <w:rPr>
+          <w:rFonts w:ascii="Open Sans Light" w:eastAsia="Open Sans Light" w:hAnsi="Open Sans Light" w:cs="Open Sans Light"/>
+          <w:sz w:val="20"/>
+          <w:szCs w:val="20"/>
+        </w:rPr>
+        <w:t>injust</w:t>
+      </w:r>
+      <w:proofErr w:type="spellEnd"/>
+      <w:r>
+        <w:rPr>
+          <w:rFonts w:ascii="Open Sans Light" w:eastAsia="Open Sans Light" w:hAnsi="Open Sans Light" w:cs="Open Sans Light"/>
+          <w:sz w:val="20"/>
+          <w:szCs w:val="20"/>
+        </w:rPr>
+        <w:t xml:space="preserve"> a favor de </w:t>
+      </w:r>
+      <w:proofErr w:type="spellStart"/>
+      <w:r>
+        <w:rPr>
+          <w:rFonts w:ascii="Open Sans Light" w:eastAsia="Open Sans Light" w:hAnsi="Open Sans Light" w:cs="Open Sans Light"/>
+          <w:sz w:val="20"/>
+          <w:szCs w:val="20"/>
+        </w:rPr>
+        <w:t>l'Administració</w:t>
+      </w:r>
+      <w:proofErr w:type="spellEnd"/>
+      <w:r>
+        <w:rPr>
+          <w:rFonts w:ascii="Open Sans Light" w:eastAsia="Open Sans Light" w:hAnsi="Open Sans Light" w:cs="Open Sans Light"/>
+          <w:sz w:val="20"/>
+          <w:szCs w:val="20"/>
+        </w:rPr>
+        <w:t xml:space="preserve">, i tal </w:t>
+      </w:r>
+      <w:proofErr w:type="spellStart"/>
+      <w:r>
+        <w:rPr>
+          <w:rFonts w:ascii="Open Sans Light" w:eastAsia="Open Sans Light" w:hAnsi="Open Sans Light" w:cs="Open Sans Light"/>
+          <w:sz w:val="20"/>
+          <w:szCs w:val="20"/>
+        </w:rPr>
+        <w:t>com</w:t>
+      </w:r>
+      <w:proofErr w:type="spellEnd"/>
+      <w:r>
+        <w:rPr>
+          <w:rFonts w:ascii="Open Sans Light" w:eastAsia="Open Sans Light" w:hAnsi="Open Sans Light" w:cs="Open Sans Light"/>
+          <w:sz w:val="20"/>
+          <w:szCs w:val="20"/>
+        </w:rPr>
+        <w:t xml:space="preserve"> </w:t>
+      </w:r>
+      <w:proofErr w:type="spellStart"/>
+      <w:r>
+        <w:rPr>
+          <w:rFonts w:ascii="Open Sans Light" w:eastAsia="Open Sans Light" w:hAnsi="Open Sans Light" w:cs="Open Sans Light"/>
+          <w:sz w:val="20"/>
+          <w:szCs w:val="20"/>
+        </w:rPr>
+        <w:t>requereix</w:t>
+      </w:r>
+      <w:proofErr w:type="spellEnd"/>
+      <w:r>
+        <w:rPr>
+          <w:rFonts w:ascii="Open Sans Light" w:eastAsia="Open Sans Light" w:hAnsi="Open Sans Light" w:cs="Open Sans Light"/>
+          <w:sz w:val="20"/>
+          <w:szCs w:val="20"/>
+        </w:rPr>
+        <w:t xml:space="preserve"> la Base 29.7.a), es formula la </w:t>
+      </w:r>
+      <w:proofErr w:type="spellStart"/>
+      <w:r>
+        <w:rPr>
+          <w:rFonts w:ascii="Open Sans Light" w:eastAsia="Open Sans Light" w:hAnsi="Open Sans Light" w:cs="Open Sans Light"/>
+          <w:sz w:val="20"/>
+          <w:szCs w:val="20"/>
+        </w:rPr>
+        <w:t>següent</w:t>
+      </w:r>
+      <w:proofErr w:type="spellEnd"/>
+      <w:r>
+        <w:rPr>
+          <w:rFonts w:ascii="Open Sans Light" w:eastAsia="Open Sans Light" w:hAnsi="Open Sans Light" w:cs="Open Sans Light"/>
+          <w:sz w:val="20"/>
+          <w:szCs w:val="20"/>
+        </w:rPr>
+        <w:t xml:space="preserve"> </w:t>
+      </w:r>
+      <w:proofErr w:type="spellStart"/>
+      <w:r>
+        <w:rPr>
+          <w:rFonts w:ascii="Open Sans Light" w:eastAsia="Open Sans Light" w:hAnsi="Open Sans Light" w:cs="Open Sans Light"/>
+          <w:sz w:val="20"/>
+          <w:szCs w:val="20"/>
+        </w:rPr>
+        <w:t>declaració</w:t>
+      </w:r>
+      <w:proofErr w:type="spellEnd"/>
+      <w:r>
+        <w:rPr>
+          <w:rFonts w:ascii="Open Sans Light" w:eastAsia="Open Sans Light" w:hAnsi="Open Sans Light" w:cs="Open Sans Light"/>
+          <w:sz w:val="20"/>
+          <w:szCs w:val="20"/>
+        </w:rPr>
+        <w:t xml:space="preserve"> </w:t>
+      </w:r>
+      <w:proofErr w:type="spellStart"/>
+      <w:r>
+        <w:rPr>
+          <w:rFonts w:ascii="Open Sans Light" w:eastAsia="Open Sans Light" w:hAnsi="Open Sans Light" w:cs="Open Sans Light"/>
+          <w:sz w:val="20"/>
+          <w:szCs w:val="20"/>
+        </w:rPr>
+        <w:t>expressa</w:t>
+      </w:r>
+      <w:proofErr w:type="spellEnd"/>
+      <w:r>
+        <w:rPr>
+          <w:rFonts w:ascii="Open Sans Light" w:eastAsia="Open Sans Light" w:hAnsi="Open Sans Light" w:cs="Open Sans Light"/>
+          <w:sz w:val="20"/>
+          <w:szCs w:val="20"/>
+        </w:rPr>
+        <w:t>:</w:t>
+      </w:r>
+    </w:p>
+    <w:p>
+      <w:pPr>
+        <w:spacing w:after="0" w:line="240" w:lineRule="auto"/>
+        <w:ind w:left="360"/>
+        <w:jc w:val="both"/>
+        <w:rPr>
+          <w:rFonts w:ascii="Open Sans Light" w:eastAsia="Open Sans Light" w:hAnsi="Open Sans Light" w:cs="Open Sans Light"/>
+          <w:sz w:val="20"/>
+          <w:szCs w:val="20"/>
+        </w:rPr>
+      </w:pPr>
+    </w:p>
+    <w:p>
+      <w:pPr>
+        <w:numPr>
+          <w:ilvl w:val="0"/>
+          <w:numId w:val="2"/>
+        </w:numPr>
+        <w:spacing w:after="0" w:line="240" w:lineRule="auto"/>
+        <w:jc w:val="both"/>
+        <w:rPr>
+          <w:rFonts w:ascii="Open Sans Light" w:eastAsia="Open Sans Light" w:hAnsi="Open Sans Light" w:cs="Open Sans Light"/>
+          <w:sz w:val="20"/>
+          <w:szCs w:val="20"/>
+        </w:rPr>
+      </w:pPr>
+      <w:proofErr w:type="spellStart"/>
+      <w:r>
+        <w:rPr>
+          <w:rFonts w:ascii="Open Sans Light" w:eastAsia="Open Sans Light" w:hAnsi="Open Sans Light" w:cs="Open Sans Light"/>
+          <w:sz w:val="20"/>
+          <w:szCs w:val="20"/>
+        </w:rPr>
+        <w:t>Atesa</w:t>
+      </w:r>
+      <w:proofErr w:type="spellEnd"/>
+      <w:r>
+        <w:rPr>
+          <w:rFonts w:ascii="Open Sans Light" w:eastAsia="Open Sans Light" w:hAnsi="Open Sans Light" w:cs="Open Sans Light"/>
+          <w:sz w:val="20"/>
+          <w:szCs w:val="20"/>
+        </w:rPr>
+        <w:t xml:space="preserve"> la </w:t>
+      </w:r>
+      <w:proofErr w:type="spellStart"/>
+      <w:r>
+        <w:rPr>
+          <w:rFonts w:ascii="Open Sans Light" w:eastAsia="Open Sans Light" w:hAnsi="Open Sans Light" w:cs="Open Sans Light"/>
+          <w:sz w:val="20"/>
+          <w:szCs w:val="20"/>
+        </w:rPr>
+        <w:t>naturalesa</w:t>
+      </w:r>
+      <w:proofErr w:type="spellEnd"/>
+      <w:r>
+        <w:rPr>
+          <w:rFonts w:ascii="Open Sans Light" w:eastAsia="Open Sans Light" w:hAnsi="Open Sans Light" w:cs="Open Sans Light"/>
+          <w:sz w:val="20"/>
+          <w:szCs w:val="20"/>
+        </w:rPr>
+        <w:t xml:space="preserve"> fungible o de </w:t>
+      </w:r>
+      <w:proofErr w:type="spellStart"/>
+      <w:r>
+        <w:rPr>
+          <w:rFonts w:ascii="Open Sans Light" w:eastAsia="Open Sans Light" w:hAnsi="Open Sans Light" w:cs="Open Sans Light"/>
+          <w:sz w:val="20"/>
+          <w:szCs w:val="20"/>
+        </w:rPr>
+        <w:t>tracte</w:t>
+      </w:r>
+      <w:proofErr w:type="spellEnd"/>
+      <w:r>
+        <w:rPr>
+          <w:rFonts w:ascii="Open Sans Light" w:eastAsia="Open Sans Light" w:hAnsi="Open Sans Light" w:cs="Open Sans Light"/>
+          <w:sz w:val="20"/>
+          <w:szCs w:val="20"/>
+        </w:rPr>
+        <w:t xml:space="preserve"> </w:t>
+      </w:r>
+      <w:proofErr w:type="spellStart"/>
+      <w:r>
+        <w:rPr>
+          <w:rFonts w:ascii="Open Sans Light" w:eastAsia="Open Sans Light" w:hAnsi="Open Sans Light" w:cs="Open Sans Light"/>
+          <w:sz w:val="20"/>
+          <w:szCs w:val="20"/>
+        </w:rPr>
+        <w:t>continuat</w:t>
+      </w:r>
+      <w:proofErr w:type="spellEnd"/>
+      <w:r>
+        <w:rPr>
+          <w:rFonts w:ascii="Open Sans Light" w:eastAsia="Open Sans Light" w:hAnsi="Open Sans Light" w:cs="Open Sans Light"/>
+          <w:sz w:val="20"/>
+          <w:szCs w:val="20"/>
+        </w:rPr>
+        <w:t xml:space="preserve"> de la </w:t>
+      </w:r>
+      <w:proofErr w:type="spellStart"/>
+      <w:r>
+        <w:rPr>
+          <w:rFonts w:ascii="Open Sans Light" w:eastAsia="Open Sans Light" w:hAnsi="Open Sans Light" w:cs="Open Sans Light"/>
+          <w:sz w:val="20"/>
+          <w:szCs w:val="20"/>
+        </w:rPr>
+        <w:t>prestació</w:t>
+      </w:r>
+      <w:proofErr w:type="spellEnd"/>
+      <w:r>
+        <w:rPr>
+          <w:rFonts w:ascii="Open Sans Light" w:eastAsia="Open Sans Light" w:hAnsi="Open Sans Light" w:cs="Open Sans Light"/>
+          <w:sz w:val="20"/>
+          <w:szCs w:val="20"/>
+        </w:rPr>
+        <w:t xml:space="preserve"> o </w:t>
+      </w:r>
+      <w:proofErr w:type="spellStart"/>
+      <w:r>
+        <w:rPr>
+          <w:rFonts w:ascii="Open Sans Light" w:eastAsia="Open Sans Light" w:hAnsi="Open Sans Light" w:cs="Open Sans Light"/>
+          <w:sz w:val="20"/>
+          <w:szCs w:val="20"/>
+        </w:rPr>
+        <w:t>subministrament</w:t>
+      </w:r>
+      <w:proofErr w:type="spellEnd"/>
+      <w:r>
+        <w:rPr>
+          <w:rFonts w:ascii="Open Sans Light" w:eastAsia="Open Sans Light" w:hAnsi="Open Sans Light" w:cs="Open Sans Light"/>
+          <w:sz w:val="20"/>
+          <w:szCs w:val="20"/>
+        </w:rPr>
+        <w:t xml:space="preserve">, no </w:t>
+      </w:r>
+      <w:proofErr w:type="spellStart"/>
+      <w:r>
+        <w:rPr>
+          <w:rFonts w:ascii="Open Sans Light" w:eastAsia="Open Sans Light" w:hAnsi="Open Sans Light" w:cs="Open Sans Light"/>
+          <w:sz w:val="20"/>
+          <w:szCs w:val="20"/>
+        </w:rPr>
+        <w:t>és</w:t>
+      </w:r>
+      <w:proofErr w:type="spellEnd"/>
+      <w:r>
+        <w:rPr>
+          <w:rFonts w:ascii="Open Sans Light" w:eastAsia="Open Sans Light" w:hAnsi="Open Sans Light" w:cs="Open Sans Light"/>
+          <w:sz w:val="20"/>
+          <w:szCs w:val="20"/>
+        </w:rPr>
+        <w:t xml:space="preserve"> </w:t>
+      </w:r>
+      <w:proofErr w:type="spellStart"/>
+      <w:r>
+        <w:rPr>
+          <w:rFonts w:ascii="Open Sans Light" w:eastAsia="Open Sans Light" w:hAnsi="Open Sans Light" w:cs="Open Sans Light"/>
+          <w:sz w:val="20"/>
+          <w:szCs w:val="20"/>
+        </w:rPr>
+        <w:t>materialment</w:t>
+      </w:r>
+      <w:proofErr w:type="spellEnd"/>
+      <w:r>
+        <w:rPr>
+          <w:rFonts w:ascii="Open Sans Light" w:eastAsia="Open Sans Light" w:hAnsi="Open Sans Light" w:cs="Open Sans Light"/>
+          <w:sz w:val="20"/>
+          <w:szCs w:val="20"/>
+        </w:rPr>
+        <w:t xml:space="preserve"> </w:t>
+      </w:r>
+      <w:proofErr w:type="spellStart"/>
+      <w:r>
+        <w:rPr>
+          <w:rFonts w:ascii="Open Sans Light" w:eastAsia="Open Sans Light" w:hAnsi="Open Sans Light" w:cs="Open Sans Light"/>
+          <w:sz w:val="20"/>
+          <w:szCs w:val="20"/>
+        </w:rPr>
+        <w:t>possible</w:t>
+      </w:r>
+      <w:proofErr w:type="spellEnd"/>
+      <w:r>
+        <w:rPr>
+          <w:rFonts w:ascii="Open Sans Light" w:eastAsia="Open Sans Light" w:hAnsi="Open Sans Light" w:cs="Open Sans Light"/>
+          <w:sz w:val="20"/>
+          <w:szCs w:val="20"/>
+        </w:rPr>
+        <w:t xml:space="preserve"> </w:t>
+      </w:r>
+      <w:proofErr w:type="spellStart"/>
+      <w:r>
+        <w:rPr>
+          <w:rFonts w:ascii="Open Sans Light" w:eastAsia="Open Sans Light" w:hAnsi="Open Sans Light" w:cs="Open Sans Light"/>
+          <w:sz w:val="20"/>
+          <w:szCs w:val="20"/>
+        </w:rPr>
+        <w:t>procedir</w:t>
+      </w:r>
+      <w:proofErr w:type="spellEnd"/>
+      <w:r>
+        <w:rPr>
+          <w:rFonts w:ascii="Open Sans Light" w:eastAsia="Open Sans Light" w:hAnsi="Open Sans Light" w:cs="Open Sans Light"/>
+          <w:sz w:val="20"/>
+          <w:szCs w:val="20"/>
+        </w:rPr>
+        <w:t xml:space="preserve"> a la </w:t>
+      </w:r>
+      <w:proofErr w:type="spellStart"/>
+      <w:r>
+        <w:rPr>
+          <w:rFonts w:ascii="Open Sans Light" w:eastAsia="Open Sans Light" w:hAnsi="Open Sans Light" w:cs="Open Sans Light"/>
+          <w:sz w:val="20"/>
+          <w:szCs w:val="20"/>
+        </w:rPr>
+        <w:t>restitució</w:t>
+      </w:r>
+      <w:proofErr w:type="spellEnd"/>
+      <w:r>
+        <w:rPr>
+          <w:rFonts w:ascii="Open Sans Light" w:eastAsia="Open Sans Light" w:hAnsi="Open Sans Light" w:cs="Open Sans Light"/>
+          <w:sz w:val="20"/>
+          <w:szCs w:val="20"/>
+        </w:rPr>
+        <w:t xml:space="preserve"> del </w:t>
+      </w:r>
+      <w:proofErr w:type="spellStart"/>
+      <w:r>
+        <w:rPr>
+          <w:rFonts w:ascii="Open Sans Light" w:eastAsia="Open Sans Light" w:hAnsi="Open Sans Light" w:cs="Open Sans Light"/>
+          <w:sz w:val="20"/>
+          <w:szCs w:val="20"/>
+        </w:rPr>
+        <w:t>bé</w:t>
+      </w:r>
+      <w:proofErr w:type="spellEnd"/>
+      <w:r>
+        <w:rPr>
+          <w:rFonts w:ascii="Open Sans Light" w:eastAsia="Open Sans Light" w:hAnsi="Open Sans Light" w:cs="Open Sans Light"/>
+          <w:sz w:val="20"/>
+          <w:szCs w:val="20"/>
+        </w:rPr>
+        <w:t xml:space="preserve"> </w:t>
+      </w:r>
+      <w:proofErr w:type="spellStart"/>
+      <w:r>
+        <w:rPr>
+          <w:rFonts w:ascii="Open Sans Light" w:eastAsia="Open Sans Light" w:hAnsi="Open Sans Light" w:cs="Open Sans Light"/>
+          <w:sz w:val="20"/>
+          <w:szCs w:val="20"/>
+        </w:rPr>
+        <w:t>rebut</w:t>
+      </w:r>
+      <w:proofErr w:type="spellEnd"/>
+      <w:r>
+        <w:rPr>
+          <w:rFonts w:ascii="Open Sans Light" w:eastAsia="Open Sans Light" w:hAnsi="Open Sans Light" w:cs="Open Sans Light"/>
+          <w:sz w:val="20"/>
+          <w:szCs w:val="20"/>
+        </w:rPr>
+        <w:t xml:space="preserve"> ni a la </w:t>
+      </w:r>
+      <w:proofErr w:type="spellStart"/>
+      <w:r>
+        <w:rPr>
+          <w:rFonts w:ascii="Open Sans Light" w:eastAsia="Open Sans Light" w:hAnsi="Open Sans Light" w:cs="Open Sans Light"/>
+          <w:sz w:val="20"/>
+          <w:szCs w:val="20"/>
+        </w:rPr>
+        <w:t>devolució</w:t>
+      </w:r>
+      <w:proofErr w:type="spellEnd"/>
+      <w:r>
+        <w:rPr>
+          <w:rFonts w:ascii="Open Sans Light" w:eastAsia="Open Sans Light" w:hAnsi="Open Sans Light" w:cs="Open Sans Light"/>
+          <w:sz w:val="20"/>
+          <w:szCs w:val="20"/>
+        </w:rPr>
+        <w:t xml:space="preserve"> de </w:t>
+      </w:r>
+      <w:proofErr w:type="spellStart"/>
+      <w:r>
+        <w:rPr>
+          <w:rFonts w:ascii="Open Sans Light" w:eastAsia="Open Sans Light" w:hAnsi="Open Sans Light" w:cs="Open Sans Light"/>
+          <w:sz w:val="20"/>
+          <w:szCs w:val="20"/>
+        </w:rPr>
+        <w:t>l'aportat</w:t>
+      </w:r>
+      <w:proofErr w:type="spellEnd"/>
+      <w:r>
+        <w:rPr>
+          <w:rFonts w:ascii="Open Sans Light" w:eastAsia="Open Sans Light" w:hAnsi="Open Sans Light" w:cs="Open Sans Light"/>
+          <w:sz w:val="20"/>
+          <w:szCs w:val="20"/>
+        </w:rPr>
+        <w:t>.</w:t>
+      </w:r>
+    </w:p>
+    <w:p>
+      <w:pPr>
+        <w:numPr>
+          <w:ilvl w:val="0"/>
+          <w:numId w:val="2"/>
+        </w:numPr>
+        <w:spacing w:after="0" w:line="240" w:lineRule="auto"/>
+        <w:jc w:val="both"/>
+        <w:rPr>
+          <w:rFonts w:ascii="Open Sans Light" w:eastAsia="Open Sans Light" w:hAnsi="Open Sans Light" w:cs="Open Sans Light"/>
+          <w:sz w:val="20"/>
+          <w:szCs w:val="20"/>
+        </w:rPr>
+      </w:pPr>
+      <w:r>
+        <w:rPr>
+          <w:rFonts w:ascii="Open Sans Light" w:eastAsia="Open Sans Light" w:hAnsi="Open Sans Light" w:cs="Open Sans Light"/>
+          <w:sz w:val="20"/>
+          <w:szCs w:val="20"/>
+        </w:rPr>
+        <w:t xml:space="preserve">En </w:t>
+      </w:r>
+      <w:proofErr w:type="spellStart"/>
+      <w:r>
+        <w:rPr>
+          <w:rFonts w:ascii="Open Sans Light" w:eastAsia="Open Sans Light" w:hAnsi="Open Sans Light" w:cs="Open Sans Light"/>
+          <w:sz w:val="20"/>
+          <w:szCs w:val="20"/>
+        </w:rPr>
+        <w:t>tractar</w:t>
+      </w:r>
+      <w:proofErr w:type="spellEnd"/>
+      <w:r>
+        <w:rPr>
+          <w:rFonts w:ascii="Open Sans Light" w:eastAsia="Open Sans Light" w:hAnsi="Open Sans Light" w:cs="Open Sans Light"/>
+          <w:sz w:val="20"/>
+          <w:szCs w:val="20"/>
+        </w:rPr>
+        <w:t xml:space="preserve">-se </w:t>
+      </w:r>
+      <w:proofErr w:type="spellStart"/>
+      <w:r>
+        <w:rPr>
+          <w:rFonts w:ascii="Open Sans Light" w:eastAsia="Open Sans Light" w:hAnsi="Open Sans Light" w:cs="Open Sans Light"/>
+          <w:sz w:val="20"/>
+          <w:szCs w:val="20"/>
+        </w:rPr>
+        <w:t>d'una</w:t>
+      </w:r>
+      <w:proofErr w:type="spellEnd"/>
+      <w:r>
+        <w:rPr>
+          <w:rFonts w:ascii="Open Sans Light" w:eastAsia="Open Sans Light" w:hAnsi="Open Sans Light" w:cs="Open Sans Light"/>
+          <w:sz w:val="20"/>
+          <w:szCs w:val="20"/>
+        </w:rPr>
+        <w:t xml:space="preserve"> </w:t>
+      </w:r>
+      <w:proofErr w:type="spellStart"/>
+      <w:r>
+        <w:rPr>
+          <w:rFonts w:ascii="Open Sans Light" w:eastAsia="Open Sans Light" w:hAnsi="Open Sans Light" w:cs="Open Sans Light"/>
+          <w:sz w:val="20"/>
+          <w:szCs w:val="20"/>
+        </w:rPr>
+        <w:t>actuació</w:t>
+      </w:r>
+      <w:proofErr w:type="spellEnd"/>
+      <w:r>
+        <w:rPr>
+          <w:rFonts w:ascii="Open Sans Light" w:eastAsia="Open Sans Light" w:hAnsi="Open Sans Light" w:cs="Open Sans Light"/>
+          <w:sz w:val="20"/>
+          <w:szCs w:val="20"/>
+        </w:rPr>
+        <w:t xml:space="preserve"> per la </w:t>
+      </w:r>
+      <w:proofErr w:type="spellStart"/>
+      <w:r>
+        <w:rPr>
+          <w:rFonts w:ascii="Open Sans Light" w:eastAsia="Open Sans Light" w:hAnsi="Open Sans Light" w:cs="Open Sans Light"/>
+          <w:sz w:val="20"/>
+          <w:szCs w:val="20"/>
+        </w:rPr>
+        <w:t>via</w:t>
+      </w:r>
+      <w:proofErr w:type="spellEnd"/>
+      <w:r>
+        <w:rPr>
+          <w:rFonts w:ascii="Open Sans Light" w:eastAsia="Open Sans Light" w:hAnsi="Open Sans Light" w:cs="Open Sans Light"/>
+          <w:sz w:val="20"/>
+          <w:szCs w:val="20"/>
+        </w:rPr>
+        <w:t xml:space="preserve"> de </w:t>
+      </w:r>
+      <w:proofErr w:type="spellStart"/>
+      <w:r>
+        <w:rPr>
+          <w:rFonts w:ascii="Open Sans Light" w:eastAsia="Open Sans Light" w:hAnsi="Open Sans Light" w:cs="Open Sans Light"/>
+          <w:sz w:val="20"/>
+          <w:szCs w:val="20"/>
+        </w:rPr>
+        <w:t>fet</w:t>
+      </w:r>
+      <w:proofErr w:type="spellEnd"/>
+      <w:r>
+        <w:rPr>
+          <w:rFonts w:ascii="Open Sans Light" w:eastAsia="Open Sans Light" w:hAnsi="Open Sans Light" w:cs="Open Sans Light"/>
+          <w:sz w:val="20"/>
+          <w:szCs w:val="20"/>
+        </w:rPr>
+        <w:t xml:space="preserve">, no </w:t>
+      </w:r>
+      <w:proofErr w:type="spellStart"/>
+      <w:r>
+        <w:rPr>
+          <w:rFonts w:ascii="Open Sans Light" w:eastAsia="Open Sans Light" w:hAnsi="Open Sans Light" w:cs="Open Sans Light"/>
+          <w:sz w:val="20"/>
+          <w:szCs w:val="20"/>
+        </w:rPr>
+        <w:t>s'ha</w:t>
+      </w:r>
+      <w:proofErr w:type="spellEnd"/>
+      <w:r>
+        <w:rPr>
+          <w:rFonts w:ascii="Open Sans Light" w:eastAsia="Open Sans Light" w:hAnsi="Open Sans Light" w:cs="Open Sans Light"/>
+          <w:sz w:val="20"/>
+          <w:szCs w:val="20"/>
+        </w:rPr>
+        <w:t xml:space="preserve"> </w:t>
+      </w:r>
+      <w:proofErr w:type="spellStart"/>
+      <w:r>
+        <w:rPr>
+          <w:rFonts w:ascii="Open Sans Light" w:eastAsia="Open Sans Light" w:hAnsi="Open Sans Light" w:cs="Open Sans Light"/>
+          <w:sz w:val="20"/>
+          <w:szCs w:val="20"/>
+        </w:rPr>
+        <w:t>dictat</w:t>
+      </w:r>
+      <w:proofErr w:type="spellEnd"/>
+      <w:r>
+        <w:rPr>
+          <w:rFonts w:ascii="Open Sans Light" w:eastAsia="Open Sans Light" w:hAnsi="Open Sans Light" w:cs="Open Sans Light"/>
+          <w:sz w:val="20"/>
+          <w:szCs w:val="20"/>
+        </w:rPr>
+        <w:t xml:space="preserve"> </w:t>
+      </w:r>
+      <w:proofErr w:type="spellStart"/>
+      <w:r>
+        <w:rPr>
+          <w:rFonts w:ascii="Open Sans Light" w:eastAsia="Open Sans Light" w:hAnsi="Open Sans Light" w:cs="Open Sans Light"/>
+          <w:sz w:val="20"/>
+          <w:szCs w:val="20"/>
+        </w:rPr>
+        <w:t>cap</w:t>
+      </w:r>
+      <w:proofErr w:type="spellEnd"/>
+      <w:r>
+        <w:rPr>
+          <w:rFonts w:ascii="Open Sans Light" w:eastAsia="Open Sans Light" w:hAnsi="Open Sans Light" w:cs="Open Sans Light"/>
+          <w:sz w:val="20"/>
+          <w:szCs w:val="20"/>
+        </w:rPr>
+        <w:t xml:space="preserve"> </w:t>
+      </w:r>
+      <w:proofErr w:type="spellStart"/>
+      <w:r>
+        <w:rPr>
+          <w:rFonts w:ascii="Open Sans Light" w:eastAsia="Open Sans Light" w:hAnsi="Open Sans Light" w:cs="Open Sans Light"/>
+          <w:sz w:val="20"/>
+          <w:szCs w:val="20"/>
+        </w:rPr>
+        <w:t>acte</w:t>
+      </w:r>
+      <w:proofErr w:type="spellEnd"/>
+      <w:r>
+        <w:rPr>
+          <w:rFonts w:ascii="Open Sans Light" w:eastAsia="Open Sans Light" w:hAnsi="Open Sans Light" w:cs="Open Sans Light"/>
+          <w:sz w:val="20"/>
+          <w:szCs w:val="20"/>
+        </w:rPr>
+        <w:t xml:space="preserve"> </w:t>
+      </w:r>
+      <w:proofErr w:type="spellStart"/>
+      <w:r>
+        <w:rPr>
+          <w:rFonts w:ascii="Open Sans Light" w:eastAsia="Open Sans Light" w:hAnsi="Open Sans Light" w:cs="Open Sans Light"/>
+          <w:sz w:val="20"/>
+          <w:szCs w:val="20"/>
+        </w:rPr>
+        <w:t>administratiu</w:t>
+      </w:r>
+      <w:proofErr w:type="spellEnd"/>
+      <w:r>
+        <w:rPr>
+          <w:rFonts w:ascii="Open Sans Light" w:eastAsia="Open Sans Light" w:hAnsi="Open Sans Light" w:cs="Open Sans Light"/>
+          <w:sz w:val="20"/>
+          <w:szCs w:val="20"/>
+        </w:rPr>
+        <w:t xml:space="preserve"> </w:t>
+      </w:r>
+      <w:proofErr w:type="spellStart"/>
+      <w:r>
+        <w:rPr>
+          <w:rFonts w:ascii="Open Sans Light" w:eastAsia="Open Sans Light" w:hAnsi="Open Sans Light" w:cs="Open Sans Light"/>
+          <w:sz w:val="20"/>
+          <w:szCs w:val="20"/>
+        </w:rPr>
+        <w:t>previ</w:t>
+      </w:r>
+      <w:proofErr w:type="spellEnd"/>
+      <w:r>
+        <w:rPr>
+          <w:rFonts w:ascii="Open Sans Light" w:eastAsia="Open Sans Light" w:hAnsi="Open Sans Light" w:cs="Open Sans Light"/>
+          <w:sz w:val="20"/>
+          <w:szCs w:val="20"/>
+        </w:rPr>
+        <w:t xml:space="preserve"> </w:t>
+      </w:r>
+      <w:proofErr w:type="spellStart"/>
+      <w:r>
+        <w:rPr>
+          <w:rFonts w:ascii="Open Sans Light" w:eastAsia="Open Sans Light" w:hAnsi="Open Sans Light" w:cs="Open Sans Light"/>
+          <w:sz w:val="20"/>
+          <w:szCs w:val="20"/>
+        </w:rPr>
+        <w:t>d'adjudicació</w:t>
+      </w:r>
+      <w:proofErr w:type="spellEnd"/>
+      <w:r>
+        <w:rPr>
+          <w:rFonts w:ascii="Open Sans Light" w:eastAsia="Open Sans Light" w:hAnsi="Open Sans Light" w:cs="Open Sans Light"/>
+          <w:sz w:val="20"/>
+          <w:szCs w:val="20"/>
+        </w:rPr>
+        <w:t xml:space="preserve"> susceptible de ser </w:t>
+      </w:r>
+      <w:proofErr w:type="spellStart"/>
+      <w:r>
+        <w:rPr>
+          <w:rFonts w:ascii="Open Sans Light" w:eastAsia="Open Sans Light" w:hAnsi="Open Sans Light" w:cs="Open Sans Light"/>
+          <w:sz w:val="20"/>
+          <w:szCs w:val="20"/>
+        </w:rPr>
+        <w:t>revisat</w:t>
+      </w:r>
+      <w:proofErr w:type="spellEnd"/>
+      <w:r>
+        <w:rPr>
+          <w:rFonts w:ascii="Open Sans Light" w:eastAsia="Open Sans Light" w:hAnsi="Open Sans Light" w:cs="Open Sans Light"/>
+          <w:sz w:val="20"/>
+          <w:szCs w:val="20"/>
+        </w:rPr>
+        <w:t xml:space="preserve"> </w:t>
+      </w:r>
+      <w:proofErr w:type="spellStart"/>
+      <w:r>
+        <w:rPr>
+          <w:rFonts w:ascii="Open Sans Light" w:eastAsia="Open Sans Light" w:hAnsi="Open Sans Light" w:cs="Open Sans Light"/>
+          <w:sz w:val="20"/>
+          <w:szCs w:val="20"/>
+        </w:rPr>
+        <w:t>d'ofici</w:t>
+      </w:r>
+      <w:proofErr w:type="spellEnd"/>
+      <w:r>
+        <w:rPr>
+          <w:rFonts w:ascii="Open Sans Light" w:eastAsia="Open Sans Light" w:hAnsi="Open Sans Light" w:cs="Open Sans Light"/>
+          <w:sz w:val="20"/>
+          <w:szCs w:val="20"/>
+        </w:rPr>
+        <w:t>.</w:t>
+      </w:r>
+    </w:p>
+    <w:p>
+      <w:pPr>
+        <w:numPr>
+          <w:ilvl w:val="0"/>
+          <w:numId w:val="2"/>
+        </w:numPr>
+        <w:spacing w:after="0" w:line="240" w:lineRule="auto"/>
+        <w:jc w:val="both"/>
+        <w:rPr>
+          <w:rFonts w:ascii="Open Sans Light" w:eastAsia="Open Sans Light" w:hAnsi="Open Sans Light" w:cs="Open Sans Light"/>
+          <w:sz w:val="20"/>
+          <w:szCs w:val="20"/>
+        </w:rPr>
+      </w:pPr>
+      <w:proofErr w:type="spellStart"/>
+      <w:r>
+        <w:rPr>
+          <w:rFonts w:ascii="Open Sans Light" w:eastAsia="Open Sans Light" w:hAnsi="Open Sans Light" w:cs="Open Sans Light"/>
+          <w:sz w:val="20"/>
+          <w:szCs w:val="20"/>
+        </w:rPr>
+        <w:t>L'actuació</w:t>
+      </w:r>
+      <w:proofErr w:type="spellEnd"/>
+      <w:r>
+        <w:rPr>
+          <w:rFonts w:ascii="Open Sans Light" w:eastAsia="Open Sans Light" w:hAnsi="Open Sans Light" w:cs="Open Sans Light"/>
+          <w:sz w:val="20"/>
+          <w:szCs w:val="20"/>
+        </w:rPr>
+        <w:t xml:space="preserve"> per </w:t>
+      </w:r>
+      <w:proofErr w:type="spellStart"/>
+      <w:r>
+        <w:rPr>
+          <w:rFonts w:ascii="Open Sans Light" w:eastAsia="Open Sans Light" w:hAnsi="Open Sans Light" w:cs="Open Sans Light"/>
+          <w:sz w:val="20"/>
+          <w:szCs w:val="20"/>
+        </w:rPr>
+        <w:t>part</w:t>
+      </w:r>
+      <w:proofErr w:type="spellEnd"/>
+      <w:r>
+        <w:rPr>
+          <w:rFonts w:ascii="Open Sans Light" w:eastAsia="Open Sans Light" w:hAnsi="Open Sans Light" w:cs="Open Sans Light"/>
+          <w:sz w:val="20"/>
+          <w:szCs w:val="20"/>
+        </w:rPr>
+        <w:t xml:space="preserve"> del </w:t>
+      </w:r>
+      <w:proofErr w:type="spellStart"/>
+      <w:r>
+        <w:rPr>
+          <w:rFonts w:ascii="Open Sans Light" w:eastAsia="Open Sans Light" w:hAnsi="Open Sans Light" w:cs="Open Sans Light"/>
+          <w:sz w:val="20"/>
+          <w:szCs w:val="20"/>
+        </w:rPr>
+        <w:t>proveïdor</w:t>
+      </w:r>
+      <w:proofErr w:type="spellEnd"/>
+      <w:r>
+        <w:rPr>
+          <w:rFonts w:ascii="Open Sans Light" w:eastAsia="Open Sans Light" w:hAnsi="Open Sans Light" w:cs="Open Sans Light"/>
+          <w:sz w:val="20"/>
+          <w:szCs w:val="20"/>
+        </w:rPr>
+        <w:t xml:space="preserve"> ha </w:t>
+      </w:r>
+      <w:proofErr w:type="spellStart"/>
+      <w:r>
+        <w:rPr>
+          <w:rFonts w:ascii="Open Sans Light" w:eastAsia="Open Sans Light" w:hAnsi="Open Sans Light" w:cs="Open Sans Light"/>
+          <w:sz w:val="20"/>
+          <w:szCs w:val="20"/>
+        </w:rPr>
+        <w:t>estat</w:t>
+      </w:r>
+      <w:proofErr w:type="spellEnd"/>
+      <w:r>
+        <w:rPr>
+          <w:rFonts w:ascii="Open Sans Light" w:eastAsia="Open Sans Light" w:hAnsi="Open Sans Light" w:cs="Open Sans Light"/>
+          <w:sz w:val="20"/>
+          <w:szCs w:val="20"/>
+        </w:rPr>
+        <w:t xml:space="preserve"> </w:t>
+      </w:r>
+      <w:proofErr w:type="spellStart"/>
+      <w:r>
+        <w:rPr>
+          <w:rFonts w:ascii="Open Sans Light" w:eastAsia="Open Sans Light" w:hAnsi="Open Sans Light" w:cs="Open Sans Light"/>
+          <w:sz w:val="20"/>
+          <w:szCs w:val="20"/>
+        </w:rPr>
+        <w:t>realitzada</w:t>
+      </w:r>
+      <w:proofErr w:type="spellEnd"/>
+      <w:r>
+        <w:rPr>
+          <w:rFonts w:ascii="Open Sans Light" w:eastAsia="Open Sans Light" w:hAnsi="Open Sans Light" w:cs="Open Sans Light"/>
+          <w:sz w:val="20"/>
+          <w:szCs w:val="20"/>
+        </w:rPr>
+        <w:t xml:space="preserve"> de bona fe i sota la </w:t>
+      </w:r>
+      <w:proofErr w:type="spellStart"/>
+      <w:r>
+        <w:rPr>
+          <w:rFonts w:ascii="Open Sans Light" w:eastAsia="Open Sans Light" w:hAnsi="Open Sans Light" w:cs="Open Sans Light"/>
+          <w:sz w:val="20"/>
+          <w:szCs w:val="20"/>
+        </w:rPr>
+        <w:t>necessitat</w:t>
+      </w:r>
+      <w:proofErr w:type="spellEnd"/>
+      <w:r>
+        <w:rPr>
+          <w:rFonts w:ascii="Open Sans Light" w:eastAsia="Open Sans Light" w:hAnsi="Open Sans Light" w:cs="Open Sans Light"/>
+          <w:sz w:val="20"/>
+          <w:szCs w:val="20"/>
+        </w:rPr>
+        <w:t xml:space="preserve"> emparada per </w:t>
+      </w:r>
+      <w:proofErr w:type="spellStart"/>
+      <w:r>
+        <w:rPr>
+          <w:rFonts w:ascii="Open Sans Light" w:eastAsia="Open Sans Light" w:hAnsi="Open Sans Light" w:cs="Open Sans Light"/>
+          <w:sz w:val="20"/>
+          <w:szCs w:val="20"/>
+        </w:rPr>
+        <w:t>l'Administració</w:t>
+      </w:r>
+      <w:proofErr w:type="spellEnd"/>
+      <w:r>
+        <w:rPr>
+          <w:rFonts w:ascii="Open Sans Light" w:eastAsia="Open Sans Light" w:hAnsi="Open Sans Light" w:cs="Open Sans Light"/>
+          <w:sz w:val="20"/>
+          <w:szCs w:val="20"/>
+        </w:rPr>
+        <w:t xml:space="preserve"> de </w:t>
+      </w:r>
+      <w:proofErr w:type="spellStart"/>
+      <w:r>
+        <w:rPr>
+          <w:rFonts w:ascii="Open Sans Light" w:eastAsia="Open Sans Light" w:hAnsi="Open Sans Light" w:cs="Open Sans Light"/>
+          <w:sz w:val="20"/>
+          <w:szCs w:val="20"/>
+        </w:rPr>
+        <w:t>satisfer</w:t>
+      </w:r>
+      <w:proofErr w:type="spellEnd"/>
+      <w:r>
+        <w:rPr>
+          <w:rFonts w:ascii="Open Sans Light" w:eastAsia="Open Sans Light" w:hAnsi="Open Sans Light" w:cs="Open Sans Light"/>
+          <w:sz w:val="20"/>
+          <w:szCs w:val="20"/>
+        </w:rPr>
+        <w:t xml:space="preserve"> un </w:t>
+      </w:r>
+      <w:proofErr w:type="spellStart"/>
+      <w:r>
+        <w:rPr>
+          <w:rFonts w:ascii="Open Sans Light" w:eastAsia="Open Sans Light" w:hAnsi="Open Sans Light" w:cs="Open Sans Light"/>
+          <w:sz w:val="20"/>
+          <w:szCs w:val="20"/>
+        </w:rPr>
+        <w:t>servei</w:t>
+      </w:r>
+      <w:proofErr w:type="spellEnd"/>
+      <w:r>
+        <w:rPr>
+          <w:rFonts w:ascii="Open Sans Light" w:eastAsia="Open Sans Light" w:hAnsi="Open Sans Light" w:cs="Open Sans Light"/>
+          <w:sz w:val="20"/>
+          <w:szCs w:val="20"/>
+        </w:rPr>
+        <w:t xml:space="preserve"> </w:t>
+      </w:r>
+      <w:proofErr w:type="spellStart"/>
+      <w:r>
+        <w:rPr>
+          <w:rFonts w:ascii="Open Sans Light" w:eastAsia="Open Sans Light" w:hAnsi="Open Sans Light" w:cs="Open Sans Light"/>
+          <w:sz w:val="20"/>
+          <w:szCs w:val="20"/>
+        </w:rPr>
+        <w:t>públic</w:t>
+      </w:r>
+      <w:proofErr w:type="spellEnd"/>
+      <w:r>
+        <w:rPr>
+          <w:rFonts w:ascii="Open Sans Light" w:eastAsia="Open Sans Light" w:hAnsi="Open Sans Light" w:cs="Open Sans Light"/>
+          <w:sz w:val="20"/>
+          <w:szCs w:val="20"/>
+        </w:rPr>
+        <w:t>.</w:t>
+      </w:r>
+    </w:p>
+    <w:p>
+      <w:pPr>
+        <w:numPr>
+          <w:ilvl w:val="0"/>
+          <w:numId w:val="2"/>
+        </w:numPr>
+        <w:spacing w:after="0" w:line="240" w:lineRule="auto"/>
+        <w:jc w:val="both"/>
+        <w:rPr>
+          <w:rFonts w:ascii="Open Sans Light" w:eastAsia="Open Sans Light" w:hAnsi="Open Sans Light" w:cs="Open Sans Light"/>
+          <w:sz w:val="20"/>
+          <w:szCs w:val="20"/>
+        </w:rPr>
+      </w:pPr>
+      <w:proofErr w:type="spellStart"/>
+      <w:r>
+        <w:rPr>
+          <w:rFonts w:ascii="Open Sans Light" w:eastAsia="Open Sans Light" w:hAnsi="Open Sans Light" w:cs="Open Sans Light"/>
+          <w:sz w:val="20"/>
+          <w:szCs w:val="20"/>
+        </w:rPr>
+        <w:t>L'import</w:t>
+      </w:r>
+      <w:proofErr w:type="spellEnd"/>
+      <w:r>
+        <w:rPr>
+          <w:rFonts w:ascii="Open Sans Light" w:eastAsia="Open Sans Light" w:hAnsi="Open Sans Light" w:cs="Open Sans Light"/>
+          <w:sz w:val="20"/>
+          <w:szCs w:val="20"/>
+        </w:rPr>
+        <w:t xml:space="preserve"> </w:t>
+      </w:r>
+      <w:proofErr w:type="spellStart"/>
+      <w:r>
+        <w:rPr>
+          <w:rFonts w:ascii="Open Sans Light" w:eastAsia="Open Sans Light" w:hAnsi="Open Sans Light" w:cs="Open Sans Light"/>
+          <w:sz w:val="20"/>
+          <w:szCs w:val="20"/>
+        </w:rPr>
+        <w:t>establert</w:t>
+      </w:r>
+      <w:proofErr w:type="spellEnd"/>
+      <w:r>
+        <w:rPr>
+          <w:rFonts w:ascii="Open Sans Light" w:eastAsia="Open Sans Light" w:hAnsi="Open Sans Light" w:cs="Open Sans Light"/>
+          <w:sz w:val="20"/>
+          <w:szCs w:val="20"/>
+        </w:rPr>
+        <w:t xml:space="preserve"> ({{</w:t>
+      </w:r>
+      <w:proofErr w:type="spellStart"/>
+      <w:r>
+        <w:rPr>
+          <w:rFonts w:ascii="Open Sans Light" w:eastAsia="Open Sans Light" w:hAnsi="Open Sans Light" w:cs="Open Sans Light"/>
+          <w:sz w:val="20"/>
+          <w:szCs w:val="20"/>
+        </w:rPr>
+        <w:t>Import_total</w:t>
+      </w:r>
+      <w:proofErr w:type="spellEnd"/>
+      <w:r>
+        <w:rPr>
+          <w:rFonts w:ascii="Open Sans Light" w:eastAsia="Open Sans Light" w:hAnsi="Open Sans Light" w:cs="Open Sans Light"/>
+          <w:sz w:val="20"/>
+          <w:szCs w:val="20"/>
+        </w:rPr>
+        <w:t xml:space="preserve">_}}) </w:t>
+      </w:r>
+      <w:proofErr w:type="spellStart"/>
+      <w:r>
+        <w:rPr>
+          <w:rFonts w:ascii="Open Sans Light" w:eastAsia="Open Sans Light" w:hAnsi="Open Sans Light" w:cs="Open Sans Light"/>
+          <w:sz w:val="20"/>
+          <w:szCs w:val="20"/>
+        </w:rPr>
+        <w:t>constitueix</w:t>
+      </w:r>
+      <w:proofErr w:type="spellEnd"/>
+      <w:r>
+        <w:rPr>
+          <w:rFonts w:ascii="Open Sans Light" w:eastAsia="Open Sans Light" w:hAnsi="Open Sans Light" w:cs="Open Sans Light"/>
+          <w:sz w:val="20"/>
+          <w:szCs w:val="20"/>
+        </w:rPr>
+        <w:t xml:space="preserve"> </w:t>
+      </w:r>
+      <w:proofErr w:type="spellStart"/>
+      <w:r>
+        <w:rPr>
+          <w:rFonts w:ascii="Open Sans Light" w:eastAsia="Open Sans Light" w:hAnsi="Open Sans Light" w:cs="Open Sans Light"/>
+          <w:sz w:val="20"/>
+          <w:szCs w:val="20"/>
+        </w:rPr>
+        <w:t>exclusivament</w:t>
+      </w:r>
+      <w:proofErr w:type="spellEnd"/>
+      <w:r>
+        <w:rPr>
+          <w:rFonts w:ascii="Open Sans Light" w:eastAsia="Open Sans Light" w:hAnsi="Open Sans Light" w:cs="Open Sans Light"/>
+          <w:sz w:val="20"/>
+          <w:szCs w:val="20"/>
+        </w:rPr>
+        <w:t xml:space="preserve"> la </w:t>
+      </w:r>
+      <w:proofErr w:type="spellStart"/>
+      <w:r>
+        <w:rPr>
+          <w:rFonts w:ascii="Open Sans Light" w:eastAsia="Open Sans Light" w:hAnsi="Open Sans Light" w:cs="Open Sans Light"/>
+          <w:sz w:val="20"/>
+          <w:szCs w:val="20"/>
+        </w:rPr>
+        <w:t>indemnització</w:t>
+      </w:r>
+      <w:proofErr w:type="spellEnd"/>
+      <w:r>
+        <w:rPr>
+          <w:rFonts w:ascii="Open Sans Light" w:eastAsia="Open Sans Light" w:hAnsi="Open Sans Light" w:cs="Open Sans Light"/>
+          <w:sz w:val="20"/>
+          <w:szCs w:val="20"/>
+        </w:rPr>
+        <w:t xml:space="preserve"> equitativa </w:t>
+      </w:r>
+      <w:proofErr w:type="spellStart"/>
+      <w:r>
+        <w:rPr>
+          <w:rFonts w:ascii="Open Sans Light" w:eastAsia="Open Sans Light" w:hAnsi="Open Sans Light" w:cs="Open Sans Light"/>
+          <w:sz w:val="20"/>
+          <w:szCs w:val="20"/>
+        </w:rPr>
+        <w:t>pertinent</w:t>
+      </w:r>
+      <w:proofErr w:type="spellEnd"/>
+      <w:r>
+        <w:rPr>
+          <w:rFonts w:ascii="Open Sans Light" w:eastAsia="Open Sans Light" w:hAnsi="Open Sans Light" w:cs="Open Sans Light"/>
+          <w:sz w:val="20"/>
+          <w:szCs w:val="20"/>
+        </w:rPr>
+        <w:t xml:space="preserve">. </w:t>
+      </w:r>
+      <w:proofErr w:type="spellStart"/>
+      <w:r>
+        <w:rPr>
+          <w:rFonts w:ascii="Open Sans Light" w:eastAsia="Open Sans Light" w:hAnsi="Open Sans Light" w:cs="Open Sans Light"/>
+          <w:sz w:val="20"/>
+          <w:szCs w:val="20"/>
+        </w:rPr>
+        <w:t>Aquesta</w:t>
+      </w:r>
+      <w:proofErr w:type="spellEnd"/>
+      <w:r>
+        <w:rPr>
+          <w:rFonts w:ascii="Open Sans Light" w:eastAsia="Open Sans Light" w:hAnsi="Open Sans Light" w:cs="Open Sans Light"/>
+          <w:sz w:val="20"/>
+          <w:szCs w:val="20"/>
+        </w:rPr>
+        <w:t xml:space="preserve"> </w:t>
+      </w:r>
+      <w:proofErr w:type="spellStart"/>
+      <w:r>
+        <w:rPr>
+          <w:rFonts w:ascii="Open Sans Light" w:eastAsia="Open Sans Light" w:hAnsi="Open Sans Light" w:cs="Open Sans Light"/>
+          <w:sz w:val="20"/>
+          <w:szCs w:val="20"/>
+        </w:rPr>
+        <w:t>quantia</w:t>
+      </w:r>
+      <w:proofErr w:type="spellEnd"/>
+      <w:r>
+        <w:rPr>
+          <w:rFonts w:ascii="Open Sans Light" w:eastAsia="Open Sans Light" w:hAnsi="Open Sans Light" w:cs="Open Sans Light"/>
+          <w:sz w:val="20"/>
+          <w:szCs w:val="20"/>
+        </w:rPr>
+        <w:t xml:space="preserve"> </w:t>
+      </w:r>
+      <w:proofErr w:type="spellStart"/>
+      <w:r>
+        <w:rPr>
+          <w:rFonts w:ascii="Open Sans Light" w:eastAsia="Open Sans Light" w:hAnsi="Open Sans Light" w:cs="Open Sans Light"/>
+          <w:sz w:val="20"/>
+          <w:szCs w:val="20"/>
+        </w:rPr>
+        <w:t>compensatòria</w:t>
+      </w:r>
+      <w:proofErr w:type="spellEnd"/>
+      <w:r>
+        <w:rPr>
+          <w:rFonts w:ascii="Open Sans Light" w:eastAsia="Open Sans Light" w:hAnsi="Open Sans Light" w:cs="Open Sans Light"/>
+          <w:sz w:val="20"/>
+          <w:szCs w:val="20"/>
+        </w:rPr>
+        <w:t xml:space="preserve"> es considera inferior o, en el </w:t>
+      </w:r>
+      <w:proofErr w:type="spellStart"/>
+      <w:r>
+        <w:rPr>
+          <w:rFonts w:ascii="Open Sans Light" w:eastAsia="Open Sans Light" w:hAnsi="Open Sans Light" w:cs="Open Sans Light"/>
+          <w:sz w:val="20"/>
+          <w:szCs w:val="20"/>
+        </w:rPr>
+        <w:t>seu</w:t>
+      </w:r>
+      <w:proofErr w:type="spellEnd"/>
+      <w:r>
+        <w:rPr>
+          <w:rFonts w:ascii="Open Sans Light" w:eastAsia="Open Sans Light" w:hAnsi="Open Sans Light" w:cs="Open Sans Light"/>
+          <w:sz w:val="20"/>
+          <w:szCs w:val="20"/>
+        </w:rPr>
+        <w:t xml:space="preserve"> </w:t>
+      </w:r>
+      <w:proofErr w:type="spellStart"/>
+      <w:r>
+        <w:rPr>
+          <w:rFonts w:ascii="Open Sans Light" w:eastAsia="Open Sans Light" w:hAnsi="Open Sans Light" w:cs="Open Sans Light"/>
+          <w:sz w:val="20"/>
+          <w:szCs w:val="20"/>
+        </w:rPr>
+        <w:t>defecte</w:t>
+      </w:r>
+      <w:proofErr w:type="spellEnd"/>
+      <w:r>
+        <w:rPr>
+          <w:rFonts w:ascii="Open Sans Light" w:eastAsia="Open Sans Light" w:hAnsi="Open Sans Light" w:cs="Open Sans Light"/>
+          <w:sz w:val="20"/>
+          <w:szCs w:val="20"/>
+        </w:rPr>
+        <w:t xml:space="preserve">, </w:t>
+      </w:r>
+      <w:proofErr w:type="spellStart"/>
+      <w:r>
+        <w:rPr>
+          <w:rFonts w:ascii="Open Sans Light" w:eastAsia="Open Sans Light" w:hAnsi="Open Sans Light" w:cs="Open Sans Light"/>
+          <w:sz w:val="20"/>
+          <w:szCs w:val="20"/>
+        </w:rPr>
+        <w:t>idèntica</w:t>
+      </w:r>
+      <w:proofErr w:type="spellEnd"/>
+      <w:r>
+        <w:rPr>
+          <w:rFonts w:ascii="Open Sans Light" w:eastAsia="Open Sans Light" w:hAnsi="Open Sans Light" w:cs="Open Sans Light"/>
+          <w:sz w:val="20"/>
+          <w:szCs w:val="20"/>
+        </w:rPr>
+        <w:t xml:space="preserve"> a la que es </w:t>
+      </w:r>
+      <w:proofErr w:type="spellStart"/>
+      <w:r>
+        <w:rPr>
+          <w:rFonts w:ascii="Open Sans Light" w:eastAsia="Open Sans Light" w:hAnsi="Open Sans Light" w:cs="Open Sans Light"/>
+          <w:sz w:val="20"/>
+          <w:szCs w:val="20"/>
+        </w:rPr>
+        <w:t>derivaria</w:t>
+      </w:r>
+      <w:proofErr w:type="spellEnd"/>
+      <w:r>
+        <w:rPr>
+          <w:rFonts w:ascii="Open Sans Light" w:eastAsia="Open Sans Light" w:hAnsi="Open Sans Light" w:cs="Open Sans Light"/>
+          <w:sz w:val="20"/>
+          <w:szCs w:val="20"/>
+        </w:rPr>
+        <w:t xml:space="preserve"> </w:t>
+      </w:r>
+      <w:proofErr w:type="spellStart"/>
+      <w:r>
+        <w:rPr>
+          <w:rFonts w:ascii="Open Sans Light" w:eastAsia="Open Sans Light" w:hAnsi="Open Sans Light" w:cs="Open Sans Light"/>
+          <w:sz w:val="20"/>
+          <w:szCs w:val="20"/>
+        </w:rPr>
+        <w:t>d'una</w:t>
+      </w:r>
+      <w:proofErr w:type="spellEnd"/>
+      <w:r>
+        <w:rPr>
+          <w:rFonts w:ascii="Open Sans Light" w:eastAsia="Open Sans Light" w:hAnsi="Open Sans Light" w:cs="Open Sans Light"/>
+          <w:sz w:val="20"/>
+          <w:szCs w:val="20"/>
+        </w:rPr>
+        <w:t xml:space="preserve"> futura </w:t>
+      </w:r>
+      <w:proofErr w:type="spellStart"/>
+      <w:r>
+        <w:rPr>
+          <w:rFonts w:ascii="Open Sans Light" w:eastAsia="Open Sans Light" w:hAnsi="Open Sans Light" w:cs="Open Sans Light"/>
+          <w:sz w:val="20"/>
+          <w:szCs w:val="20"/>
+        </w:rPr>
+        <w:t>reclamació</w:t>
+      </w:r>
+      <w:proofErr w:type="spellEnd"/>
+      <w:r>
+        <w:rPr>
+          <w:rFonts w:ascii="Open Sans Light" w:eastAsia="Open Sans Light" w:hAnsi="Open Sans Light" w:cs="Open Sans Light"/>
+          <w:sz w:val="20"/>
+          <w:szCs w:val="20"/>
+        </w:rPr>
+        <w:t xml:space="preserve"> judicial per </w:t>
+      </w:r>
+      <w:proofErr w:type="spellStart"/>
+      <w:r>
+        <w:rPr>
+          <w:rFonts w:ascii="Open Sans Light" w:eastAsia="Open Sans Light" w:hAnsi="Open Sans Light" w:cs="Open Sans Light"/>
+          <w:sz w:val="20"/>
+          <w:szCs w:val="20"/>
+        </w:rPr>
+        <w:t>danys</w:t>
+      </w:r>
+      <w:proofErr w:type="spellEnd"/>
+      <w:r>
+        <w:rPr>
+          <w:rFonts w:ascii="Open Sans Light" w:eastAsia="Open Sans Light" w:hAnsi="Open Sans Light" w:cs="Open Sans Light"/>
+          <w:sz w:val="20"/>
+          <w:szCs w:val="20"/>
+        </w:rPr>
+        <w:t xml:space="preserve"> i </w:t>
+      </w:r>
+      <w:proofErr w:type="spellStart"/>
+      <w:r>
+        <w:rPr>
+          <w:rFonts w:ascii="Open Sans Light" w:eastAsia="Open Sans Light" w:hAnsi="Open Sans Light" w:cs="Open Sans Light"/>
+          <w:sz w:val="20"/>
+          <w:szCs w:val="20"/>
+        </w:rPr>
+        <w:t>perjudicis</w:t>
+      </w:r>
+      <w:proofErr w:type="spellEnd"/>
+      <w:r>
+        <w:rPr>
+          <w:rFonts w:ascii="Open Sans Light" w:eastAsia="Open Sans Light" w:hAnsi="Open Sans Light" w:cs="Open Sans Light"/>
+          <w:sz w:val="20"/>
+          <w:szCs w:val="20"/>
+        </w:rPr>
+        <w:t xml:space="preserve"> formulada </w:t>
+      </w:r>
+      <w:proofErr w:type="spellStart"/>
+      <w:r>
+        <w:rPr>
+          <w:rFonts w:ascii="Open Sans Light" w:eastAsia="Open Sans Light" w:hAnsi="Open Sans Light" w:cs="Open Sans Light"/>
+          <w:sz w:val="20"/>
+          <w:szCs w:val="20"/>
+        </w:rPr>
+        <w:t>pel</w:t>
+      </w:r>
+      <w:proofErr w:type="spellEnd"/>
+      <w:r>
+        <w:rPr>
+          <w:rFonts w:ascii="Open Sans Light" w:eastAsia="Open Sans Light" w:hAnsi="Open Sans Light" w:cs="Open Sans Light"/>
+          <w:sz w:val="20"/>
+          <w:szCs w:val="20"/>
+        </w:rPr>
+        <w:t xml:space="preserve"> </w:t>
+      </w:r>
+      <w:proofErr w:type="spellStart"/>
+      <w:r>
+        <w:rPr>
+          <w:rFonts w:ascii="Open Sans Light" w:eastAsia="Open Sans Light" w:hAnsi="Open Sans Light" w:cs="Open Sans Light"/>
+          <w:sz w:val="20"/>
+          <w:szCs w:val="20"/>
+        </w:rPr>
+        <w:t>proveïdor</w:t>
+      </w:r>
+      <w:proofErr w:type="spellEnd"/>
+      <w:r>
+        <w:rPr>
+          <w:rFonts w:ascii="Open Sans Light" w:eastAsia="Open Sans Light" w:hAnsi="Open Sans Light" w:cs="Open Sans Light"/>
+          <w:sz w:val="20"/>
+          <w:szCs w:val="20"/>
+        </w:rPr>
+        <w:t xml:space="preserve">. </w:t>
+      </w:r>
+      <w:proofErr w:type="spellStart"/>
+      <w:r>
+        <w:rPr>
+          <w:rFonts w:ascii="Open Sans Light" w:eastAsia="Open Sans Light" w:hAnsi="Open Sans Light" w:cs="Open Sans Light"/>
+          <w:sz w:val="20"/>
+          <w:szCs w:val="20"/>
+        </w:rPr>
+        <w:t>Escau</w:t>
+      </w:r>
+      <w:proofErr w:type="spellEnd"/>
+      <w:r>
+        <w:rPr>
+          <w:rFonts w:ascii="Open Sans Light" w:eastAsia="Open Sans Light" w:hAnsi="Open Sans Light" w:cs="Open Sans Light"/>
+          <w:sz w:val="20"/>
+          <w:szCs w:val="20"/>
+        </w:rPr>
+        <w:t xml:space="preserve">, per </w:t>
+      </w:r>
+      <w:proofErr w:type="spellStart"/>
+      <w:r>
+        <w:rPr>
+          <w:rFonts w:ascii="Open Sans Light" w:eastAsia="Open Sans Light" w:hAnsi="Open Sans Light" w:cs="Open Sans Light"/>
+          <w:sz w:val="20"/>
+          <w:szCs w:val="20"/>
+        </w:rPr>
+        <w:t>tant</w:t>
+      </w:r>
+      <w:proofErr w:type="spellEnd"/>
+      <w:r>
+        <w:rPr>
+          <w:rFonts w:ascii="Open Sans Light" w:eastAsia="Open Sans Light" w:hAnsi="Open Sans Light" w:cs="Open Sans Light"/>
+          <w:sz w:val="20"/>
+          <w:szCs w:val="20"/>
+        </w:rPr>
+        <w:t xml:space="preserve">, acudir a la </w:t>
+      </w:r>
+      <w:proofErr w:type="spellStart"/>
+      <w:r>
+        <w:rPr>
+          <w:rFonts w:ascii="Open Sans Light" w:eastAsia="Open Sans Light" w:hAnsi="Open Sans Light" w:cs="Open Sans Light"/>
+          <w:sz w:val="20"/>
+          <w:szCs w:val="20"/>
+        </w:rPr>
+        <w:t>via</w:t>
+      </w:r>
+      <w:proofErr w:type="spellEnd"/>
+      <w:r>
+        <w:rPr>
+          <w:rFonts w:ascii="Open Sans Light" w:eastAsia="Open Sans Light" w:hAnsi="Open Sans Light" w:cs="Open Sans Light"/>
+          <w:sz w:val="20"/>
+          <w:szCs w:val="20"/>
+        </w:rPr>
+        <w:t xml:space="preserve"> de la </w:t>
+      </w:r>
+      <w:proofErr w:type="spellStart"/>
+      <w:r>
+        <w:rPr>
+          <w:rFonts w:ascii="Open Sans Light" w:eastAsia="Open Sans Light" w:hAnsi="Open Sans Light" w:cs="Open Sans Light"/>
+          <w:sz w:val="20"/>
+          <w:szCs w:val="20"/>
+        </w:rPr>
+        <w:t>indemnització</w:t>
+      </w:r>
+      <w:proofErr w:type="spellEnd"/>
+      <w:r>
+        <w:rPr>
+          <w:rFonts w:ascii="Open Sans Light" w:eastAsia="Open Sans Light" w:hAnsi="Open Sans Light" w:cs="Open Sans Light"/>
+          <w:sz w:val="20"/>
+          <w:szCs w:val="20"/>
+        </w:rPr>
+        <w:t xml:space="preserve"> de </w:t>
+      </w:r>
+      <w:proofErr w:type="spellStart"/>
+      <w:r>
+        <w:rPr>
+          <w:rFonts w:ascii="Open Sans Light" w:eastAsia="Open Sans Light" w:hAnsi="Open Sans Light" w:cs="Open Sans Light"/>
+          <w:sz w:val="20"/>
+          <w:szCs w:val="20"/>
+        </w:rPr>
+        <w:t>danys</w:t>
+      </w:r>
+      <w:proofErr w:type="spellEnd"/>
+      <w:r>
+        <w:rPr>
+          <w:rFonts w:ascii="Open Sans Light" w:eastAsia="Open Sans Light" w:hAnsi="Open Sans Light" w:cs="Open Sans Light"/>
+          <w:sz w:val="20"/>
+          <w:szCs w:val="20"/>
+        </w:rPr>
+        <w:t xml:space="preserve"> i </w:t>
+      </w:r>
+      <w:proofErr w:type="spellStart"/>
+      <w:r>
+        <w:rPr>
+          <w:rFonts w:ascii="Open Sans Light" w:eastAsia="Open Sans Light" w:hAnsi="Open Sans Light" w:cs="Open Sans Light"/>
+          <w:sz w:val="20"/>
+          <w:szCs w:val="20"/>
+        </w:rPr>
+        <w:t>perjudicis</w:t>
+      </w:r>
+      <w:proofErr w:type="spellEnd"/>
+      <w:r>
+        <w:rPr>
+          <w:rFonts w:ascii="Open Sans Light" w:eastAsia="Open Sans Light" w:hAnsi="Open Sans Light" w:cs="Open Sans Light"/>
+          <w:sz w:val="20"/>
+          <w:szCs w:val="20"/>
+        </w:rPr>
+        <w:t xml:space="preserve"> derivada de la </w:t>
+      </w:r>
+      <w:proofErr w:type="spellStart"/>
+      <w:r>
+        <w:rPr>
+          <w:rFonts w:ascii="Open Sans Light" w:eastAsia="Open Sans Light" w:hAnsi="Open Sans Light" w:cs="Open Sans Light"/>
+          <w:sz w:val="20"/>
+          <w:szCs w:val="20"/>
+        </w:rPr>
+        <w:t>responsabilitat</w:t>
+      </w:r>
+      <w:proofErr w:type="spellEnd"/>
+      <w:r>
+        <w:rPr>
+          <w:rFonts w:ascii="Open Sans Light" w:eastAsia="Open Sans Light" w:hAnsi="Open Sans Light" w:cs="Open Sans Light"/>
+          <w:sz w:val="20"/>
+          <w:szCs w:val="20"/>
+        </w:rPr>
+        <w:t xml:space="preserve"> patrimonial de </w:t>
+      </w:r>
+      <w:proofErr w:type="spellStart"/>
+      <w:r>
+        <w:rPr>
+          <w:rFonts w:ascii="Open Sans Light" w:eastAsia="Open Sans Light" w:hAnsi="Open Sans Light" w:cs="Open Sans Light"/>
+          <w:sz w:val="20"/>
+          <w:szCs w:val="20"/>
+        </w:rPr>
+        <w:t>l'Administració</w:t>
+      </w:r>
+      <w:proofErr w:type="spellEnd"/>
+      <w:r>
+        <w:rPr>
+          <w:rFonts w:ascii="Open Sans Light" w:eastAsia="Open Sans Light" w:hAnsi="Open Sans Light" w:cs="Open Sans Light"/>
+          <w:sz w:val="20"/>
+          <w:szCs w:val="20"/>
+        </w:rPr>
+        <w:t xml:space="preserve"> </w:t>
+      </w:r>
+      <w:proofErr w:type="spellStart"/>
+      <w:r>
+        <w:rPr>
+          <w:rFonts w:ascii="Open Sans Light" w:eastAsia="Open Sans Light" w:hAnsi="Open Sans Light" w:cs="Open Sans Light"/>
+          <w:sz w:val="20"/>
+          <w:szCs w:val="20"/>
+        </w:rPr>
+        <w:t>com</w:t>
+      </w:r>
+      <w:proofErr w:type="spellEnd"/>
+      <w:r>
+        <w:rPr>
+          <w:rFonts w:ascii="Open Sans Light" w:eastAsia="Open Sans Light" w:hAnsi="Open Sans Light" w:cs="Open Sans Light"/>
+          <w:sz w:val="20"/>
+          <w:szCs w:val="20"/>
+        </w:rPr>
+        <w:t xml:space="preserve"> a </w:t>
+      </w:r>
+      <w:proofErr w:type="spellStart"/>
+      <w:r>
+        <w:rPr>
+          <w:rFonts w:ascii="Open Sans Light" w:eastAsia="Open Sans Light" w:hAnsi="Open Sans Light" w:cs="Open Sans Light"/>
+          <w:sz w:val="20"/>
+          <w:szCs w:val="20"/>
+        </w:rPr>
+        <w:t>conseqüència</w:t>
+      </w:r>
+      <w:proofErr w:type="spellEnd"/>
+      <w:r>
+        <w:rPr>
+          <w:rFonts w:ascii="Open Sans Light" w:eastAsia="Open Sans Light" w:hAnsi="Open Sans Light" w:cs="Open Sans Light"/>
+          <w:sz w:val="20"/>
+          <w:szCs w:val="20"/>
+        </w:rPr>
+        <w:t xml:space="preserve"> </w:t>
+      </w:r>
+      <w:proofErr w:type="spellStart"/>
+      <w:r>
+        <w:rPr>
+          <w:rFonts w:ascii="Open Sans Light" w:eastAsia="Open Sans Light" w:hAnsi="Open Sans Light" w:cs="Open Sans Light"/>
+          <w:sz w:val="20"/>
+          <w:szCs w:val="20"/>
+        </w:rPr>
+        <w:t>d'haver</w:t>
+      </w:r>
+      <w:proofErr w:type="spellEnd"/>
+      <w:r>
+        <w:rPr>
+          <w:rFonts w:ascii="Open Sans Light" w:eastAsia="Open Sans Light" w:hAnsi="Open Sans Light" w:cs="Open Sans Light"/>
+          <w:sz w:val="20"/>
+          <w:szCs w:val="20"/>
+        </w:rPr>
+        <w:t xml:space="preserve">-se </w:t>
+      </w:r>
+      <w:proofErr w:type="spellStart"/>
+      <w:r>
+        <w:rPr>
+          <w:rFonts w:ascii="Open Sans Light" w:eastAsia="Open Sans Light" w:hAnsi="Open Sans Light" w:cs="Open Sans Light"/>
+          <w:sz w:val="20"/>
+          <w:szCs w:val="20"/>
+        </w:rPr>
+        <w:t>produït</w:t>
+      </w:r>
+      <w:proofErr w:type="spellEnd"/>
+      <w:r>
+        <w:rPr>
+          <w:rFonts w:ascii="Open Sans Light" w:eastAsia="Open Sans Light" w:hAnsi="Open Sans Light" w:cs="Open Sans Light"/>
+          <w:sz w:val="20"/>
+          <w:szCs w:val="20"/>
+        </w:rPr>
+        <w:t xml:space="preserve"> un </w:t>
+      </w:r>
+      <w:proofErr w:type="spellStart"/>
+      <w:r>
+        <w:rPr>
+          <w:rFonts w:ascii="Open Sans Light" w:eastAsia="Open Sans Light" w:hAnsi="Open Sans Light" w:cs="Open Sans Light"/>
+          <w:sz w:val="20"/>
+          <w:szCs w:val="20"/>
+        </w:rPr>
+        <w:t>enriquiment</w:t>
+      </w:r>
+      <w:proofErr w:type="spellEnd"/>
+      <w:r>
+        <w:rPr>
+          <w:rFonts w:ascii="Open Sans Light" w:eastAsia="Open Sans Light" w:hAnsi="Open Sans Light" w:cs="Open Sans Light"/>
+          <w:sz w:val="20"/>
+          <w:szCs w:val="20"/>
+        </w:rPr>
+        <w:t xml:space="preserve"> </w:t>
+      </w:r>
+      <w:proofErr w:type="spellStart"/>
+      <w:r>
+        <w:rPr>
+          <w:rFonts w:ascii="Open Sans Light" w:eastAsia="Open Sans Light" w:hAnsi="Open Sans Light" w:cs="Open Sans Light"/>
+          <w:sz w:val="20"/>
+          <w:szCs w:val="20"/>
+        </w:rPr>
+        <w:t>injust</w:t>
+      </w:r>
+      <w:proofErr w:type="spellEnd"/>
+      <w:r>
+        <w:rPr>
+          <w:rFonts w:ascii="Open Sans Light" w:eastAsia="Open Sans Light" w:hAnsi="Open Sans Light" w:cs="Open Sans Light"/>
+          <w:sz w:val="20"/>
+          <w:szCs w:val="20"/>
+        </w:rPr>
+        <w:t xml:space="preserve"> al </w:t>
+      </w:r>
+      <w:proofErr w:type="spellStart"/>
+      <w:r>
+        <w:rPr>
+          <w:rFonts w:ascii="Open Sans Light" w:eastAsia="Open Sans Light" w:hAnsi="Open Sans Light" w:cs="Open Sans Light"/>
+          <w:sz w:val="20"/>
+          <w:szCs w:val="20"/>
+        </w:rPr>
+        <w:t>seu</w:t>
+      </w:r>
+      <w:proofErr w:type="spellEnd"/>
+      <w:r>
+        <w:rPr>
+          <w:rFonts w:ascii="Open Sans Light" w:eastAsia="Open Sans Light" w:hAnsi="Open Sans Light" w:cs="Open Sans Light"/>
+          <w:sz w:val="20"/>
+          <w:szCs w:val="20"/>
+        </w:rPr>
+        <w:t xml:space="preserve"> favor.</w:t>
       </w:r>
     </w:p>
     <w:p>
@@ -2943,33 +8107,12 @@
         <w:jc w:val="both"/>
         <w:rPr>
           <w:rFonts w:ascii="Open Sans Light" w:eastAsia="Open Sans Light" w:hAnsi="Open Sans Light" w:cs="Open Sans Light"/>
-          <w:i/>
-          <w:sz w:val="20"/>
-          <w:szCs w:val="20"/>
-          <w:lang w:val="ca-ES"/>
+          <w:sz w:val="20"/>
+          <w:szCs w:val="20"/>
         </w:rPr>
       </w:pPr>
-      <w:r>
-        <w:rPr>
-          <w:rFonts w:ascii="Open Sans Light" w:eastAsia="Open Sans Light" w:hAnsi="Open Sans Light" w:cs="Open Sans Light"/>
-          <w:i/>
-          <w:sz w:val="20"/>
-          <w:szCs w:val="20"/>
-          <w:lang w:val="ca-ES"/>
-        </w:rPr>
-        <w:t>la fase de reconeixement de l’obligació.</w:t>
-      </w:r>
-    </w:p>
-    <w:p>
-      <w:pPr>
-        <w:spacing w:after="0" w:line="240" w:lineRule="auto"/>
-        <w:jc w:val="both"/>
-        <w:rPr>
-          <w:rFonts w:ascii="Open Sans Light" w:eastAsia="Open Sans Light" w:hAnsi="Open Sans Light" w:cs="Open Sans Light"/>
-          <w:sz w:val="20"/>
-          <w:szCs w:val="20"/>
-        </w:rPr>
-      </w:pPr>
+      <w:bookmarkStart w:id="0" w:name="_GoBack"/>
+      <w:bookmarkEnd w:id="0"/>
     </w:p>
     <w:p>
       <w:pPr>
@@ -3037,6 +8180,245 @@
 <file path=word/numbering.xml><?xml version="1.0" encoding="utf-8"?>
 <w:numbering xmlns:wpc="http://schemas.microsoft.com/office/word/2010/wordprocessingCanvas" xmlns:cx="http://schemas.microsoft.com/office/drawing/2014/chartex" xmlns:mc="http://schemas.openxmlformats.org/markup-compatibility/2006" xmlns:o="urn:schemas-microsoft-com:office:office" xmlns:r="http://schemas.openxmlformats.org/officeDocument/2006/relationships" xmlns:m="http://schemas.openxmlformats.org/officeDocument/2006/math" xmlns:v="urn:schemas-microsoft-com:vml" xmlns:wp14="http://schemas.microsoft.com/office/word/2010/wordprocessingDrawing" xmlns:wp="http://schemas.openxmlformats.org/drawingml/2006/wordprocessingDrawing" xmlns:w10="urn:schemas-microsoft-com:office:word" xmlns:w="http://schemas.openxmlformats.org/wordprocessingml/2006/main" xmlns:w14="http://schemas.microsoft.com/office/word/2010/wordml" xmlns:w15="http://schemas.microsoft.com/office/word/2012/wordml" xmlns:w16se="http://schemas.microsoft.com/office/word/2015/wordml/symex" xmlns:wpg="http://schemas.microsoft.com/office/word/2010/wordprocessingGroup" xmlns:wpi="http://schemas.microsoft.com/office/word/2010/wordprocessingInk" xmlns:wne="http://schemas.microsoft.com/office/word/2006/wordml" xmlns:wps="http://schemas.microsoft.com/office/word/2010/wordprocessingShape" mc:Ignorable="w14 w15 w16se wp14">
   <w:abstractNum w:abstractNumId="0" w15:restartNumberingAfterBreak="0">
+    <w:nsid w:val="38EC6F55"/>
+    <w:multiLevelType w:val="hybridMultilevel"/>
+    <w:tmpl w:val="0CD23FF8"/>
+    <w:lvl w:ilvl="0" w:tplc="F8822F7C">
+      <w:start w:val="1"/>
+      <w:numFmt w:val="decimal"/>
+      <w:lvlText w:val="%1."/>
+      <w:lvlJc w:val="left"/>
+      <w:pPr>
+        <w:ind w:left="720" w:hanging="360"/>
+      </w:pPr>
+      <w:rPr>
+        <w:rFonts w:hint="default"/>
+        <w:b/>
+      </w:rPr>
+    </w:lvl>
+    <w:lvl w:ilvl="1" w:tplc="0C0A0019" w:tentative="1">
+      <w:start w:val="1"/>
+      <w:numFmt w:val="lowerLetter"/>
+      <w:lvlText w:val="%2."/>
+      <w:lvlJc w:val="left"/>
+      <w:pPr>
+        <w:ind w:left="1440" w:hanging="360"/>
+      </w:pPr>
+    </w:lvl>
+    <w:lvl w:ilvl="2" w:tplc="0C0A001B" w:tentative="1">
+      <w:start w:val="1"/>
+      <w:numFmt w:val="lowerRoman"/>
+      <w:lvlText w:val="%3."/>
+      <w:lvlJc w:val="right"/>
+      <w:pPr>
+        <w:ind w:left="2160" w:hanging="180"/>
+      </w:pPr>
+    </w:lvl>
+    <w:lvl w:ilvl="3" w:tplc="0C0A000F" w:tentative="1">
+      <w:start w:val="1"/>
+      <w:numFmt w:val="decimal"/>
+      <w:lvlText w:val="%4."/>
+      <w:lvlJc w:val="left"/>
+      <w:pPr>
+        <w:ind w:left="2880" w:hanging="360"/>
+      </w:pPr>
+    </w:lvl>
+    <w:lvl w:ilvl="4" w:tplc="0C0A0019" w:tentative="1">
+      <w:start w:val="1"/>
+      <w:numFmt w:val="lowerLetter"/>
+      <w:lvlText w:val="%5."/>
+      <w:lvlJc w:val="left"/>
+      <w:pPr>
+        <w:ind w:left="3600" w:hanging="360"/>
+      </w:pPr>
+    </w:lvl>
+    <w:lvl w:ilvl="5" w:tplc="0C0A001B" w:tentative="1">
+      <w:start w:val="1"/>
+      <w:numFmt w:val="lowerRoman"/>
+      <w:lvlText w:val="%6."/>
+      <w:lvlJc w:val="right"/>
+      <w:pPr>
+        <w:ind w:left="4320" w:hanging="180"/>
+      </w:pPr>
+    </w:lvl>
+    <w:lvl w:ilvl="6" w:tplc="0C0A000F" w:tentative="1">
+      <w:start w:val="1"/>
+      <w:numFmt w:val="decimal"/>
+      <w:lvlText w:val="%7."/>
+      <w:lvlJc w:val="left"/>
+      <w:pPr>
+        <w:ind w:left="5040" w:hanging="360"/>
+      </w:pPr>
+    </w:lvl>
+    <w:lvl w:ilvl="7" w:tplc="0C0A0019" w:tentative="1">
+      <w:start w:val="1"/>
+      <w:numFmt w:val="lowerLetter"/>
+      <w:lvlText w:val="%8."/>
+      <w:lvlJc w:val="left"/>
+      <w:pPr>
+        <w:ind w:left="5760" w:hanging="360"/>
+      </w:pPr>
+    </w:lvl>
+    <w:lvl w:ilvl="8" w:tplc="0C0A001B" w:tentative="1">
+      <w:start w:val="1"/>
+      <w:numFmt w:val="lowerRoman"/>
+      <w:lvlText w:val="%9."/>
+      <w:lvlJc w:val="right"/>
+      <w:pPr>
+        <w:ind w:left="6480" w:hanging="180"/>
+      </w:pPr>
+    </w:lvl>
+  </w:abstractNum>
+  <w:abstractNum w:abstractNumId="1" w15:restartNumberingAfterBreak="0">
+    <w:nsid w:val="4BA65B1B"/>
+    <w:multiLevelType w:val="multilevel"/>
+    <w:tmpl w:val="A73AFDE8"/>
+    <w:lvl w:ilvl="0">
+      <w:start w:val="1"/>
+      <w:numFmt w:val="bullet"/>
+      <w:lvlText w:val=""/>
+      <w:lvlJc w:val="left"/>
+      <w:pPr>
+        <w:tabs>
+          <w:tab w:val="num" w:pos="720"/>
+        </w:tabs>
+        <w:ind w:left="720" w:hanging="360"/>
+      </w:pPr>
+      <w:rPr>
+        <w:rFonts w:ascii="Symbol" w:hAnsi="Symbol" w:hint="default"/>
+        <w:sz w:val="20"/>
+      </w:rPr>
+    </w:lvl>
+    <w:lvl w:ilvl="1" w:tentative="1">
+      <w:start w:val="1"/>
+      <w:numFmt w:val="bullet"/>
+      <w:lvlText w:val="o"/>
+      <w:lvlJc w:val="left"/>
+      <w:pPr>
+        <w:tabs>
+          <w:tab w:val="num" w:pos="1440"/>
+        </w:tabs>
+        <w:ind w:left="1440" w:hanging="360"/>
+      </w:pPr>
+      <w:rPr>
+        <w:rFonts w:ascii="Courier New" w:hAnsi="Courier New" w:hint="default"/>
+        <w:sz w:val="20"/>
+      </w:rPr>
+    </w:lvl>
+    <w:lvl w:ilvl="2" w:tentative="1">
+      <w:start w:val="1"/>
+      <w:numFmt w:val="bullet"/>
+      <w:lvlText w:val=""/>
+      <w:lvlJc w:val="left"/>
+      <w:pPr>
+        <w:tabs>
+          <w:tab w:val="num" w:pos="2160"/>
+        </w:tabs>
+        <w:ind w:left="2160" w:hanging="360"/>
+      </w:pPr>
+      <w:rPr>
+        <w:rFonts w:ascii="Wingdings" w:hAnsi="Wingdings" w:hint="default"/>
+        <w:sz w:val="20"/>
+      </w:rPr>
+    </w:lvl>
+    <w:lvl w:ilvl="3" w:tentative="1">
+      <w:start w:val="1"/>
+      <w:numFmt w:val="bullet"/>
+      <w:lvlText w:val=""/>
+      <w:lvlJc w:val="left"/>
+      <w:pPr>
+        <w:tabs>
+          <w:tab w:val="num" w:pos="2880"/>
+        </w:tabs>
+        <w:ind w:left="2880" w:hanging="360"/>
+      </w:pPr>
+      <w:rPr>
+        <w:rFonts w:ascii="Wingdings" w:hAnsi="Wingdings" w:hint="default"/>
+        <w:sz w:val="20"/>
+      </w:rPr>
+    </w:lvl>
+    <w:lvl w:ilvl="4" w:tentative="1">
+      <w:start w:val="1"/>
+      <w:numFmt w:val="bullet"/>
+      <w:lvlText w:val=""/>
+      <w:lvlJc w:val="left"/>
+      <w:pPr>
+        <w:tabs>
+          <w:tab w:val="num" w:pos="3600"/>
+        </w:tabs>
+        <w:ind w:left="3600" w:hanging="360"/>
+      </w:pPr>
+      <w:rPr>
+        <w:rFonts w:ascii="Wingdings" w:hAnsi="Wingdings" w:hint="default"/>
+        <w:sz w:val="20"/>
+      </w:rPr>
+    </w:lvl>
+    <w:lvl w:ilvl="5" w:tentative="1">
+      <w:start w:val="1"/>
+      <w:numFmt w:val="bullet"/>
+      <w:lvlText w:val=""/>
+      <w:lvlJc w:val="left"/>
+      <w:pPr>
+        <w:tabs>
+          <w:tab w:val="num" w:pos="4320"/>
+        </w:tabs>
+        <w:ind w:left="4320" w:hanging="360"/>
+      </w:pPr>
+      <w:rPr>
+        <w:rFonts w:ascii="Wingdings" w:hAnsi="Wingdings" w:hint="default"/>
+        <w:sz w:val="20"/>
+      </w:rPr>
+    </w:lvl>
+    <w:lvl w:ilvl="6" w:tentative="1">
+      <w:start w:val="1"/>
+      <w:numFmt w:val="bullet"/>
+      <w:lvlText w:val=""/>
+      <w:lvlJc w:val="left"/>
+      <w:pPr>
+        <w:tabs>
+          <w:tab w:val="num" w:pos="5040"/>
+        </w:tabs>
+        <w:ind w:left="5040" w:hanging="360"/>
+      </w:pPr>
+      <w:rPr>
+        <w:rFonts w:ascii="Wingdings" w:hAnsi="Wingdings" w:hint="default"/>
+        <w:sz w:val="20"/>
+      </w:rPr>
+    </w:lvl>
+    <w:lvl w:ilvl="7" w:tentative="1">
+      <w:start w:val="1"/>
+      <w:numFmt w:val="bullet"/>
+      <w:lvlText w:val=""/>
+      <w:lvlJc w:val="left"/>
+      <w:pPr>
+        <w:tabs>
+          <w:tab w:val="num" w:pos="5760"/>
+        </w:tabs>
+        <w:ind w:left="5760" w:hanging="360"/>
+      </w:pPr>
+      <w:rPr>
+        <w:rFonts w:ascii="Wingdings" w:hAnsi="Wingdings" w:hint="default"/>
+        <w:sz w:val="20"/>
+      </w:rPr>
+    </w:lvl>
+    <w:lvl w:ilvl="8" w:tentative="1">
+      <w:start w:val="1"/>
+      <w:numFmt w:val="bullet"/>
+      <w:lvlText w:val=""/>
+      <w:lvlJc w:val="left"/>
+      <w:pPr>
+        <w:tabs>
+          <w:tab w:val="num" w:pos="6480"/>
+        </w:tabs>
+        <w:ind w:left="6480" w:hanging="360"/>
+      </w:pPr>
+      <w:rPr>
+        <w:rFonts w:ascii="Wingdings" w:hAnsi="Wingdings" w:hint="default"/>
+        <w:sz w:val="20"/>
+      </w:rPr>
+    </w:lvl>
+  </w:abstractNum>
+  <w:abstractNum w:abstractNumId="2" w15:restartNumberingAfterBreak="0">
     <w:nsid w:val="7327C953"/>
     <w:multiLevelType w:val="hybridMultilevel"/>
     <w:tmpl w:val="1D84D526"/>
@@ -3150,6 +8532,12 @@
     </w:lvl>
   </w:abstractNum>
   <w:num w:numId="1">
+    <w:abstractNumId w:val="2"/>
+  </w:num>
+  <w:num w:numId="2">
+    <w:abstractNumId w:val="1"/>
+  </w:num>
+  <w:num w:numId="3">
     <w:abstractNumId w:val="0"/>
   </w:num>
 </w:numbering>
@@ -3552,7 +8940,6 @@
   <w:style w:type="character" w:default="1" w:styleId="Fuentedeprrafopredeter">
     <w:name w:val="Default Paragraph Font"/>
     <w:uiPriority w:val="1"/>
-    <w:semiHidden/>
     <w:unhideWhenUsed/>
   </w:style>
   <w:style w:type="table" w:default="1" w:styleId="Tablanormal">
@@ -3896,17 +9283,6 @@
 </file>
 
 <file path=customXml/item1.xml><?xml version="1.0" encoding="utf-8"?>
-<p:properties xmlns:p="http://schemas.microsoft.com/office/2006/metadata/properties" xmlns:xsi="http://www.w3.org/2001/XMLSchema-instance" xmlns:pc="http://schemas.microsoft.com/office/infopath/2007/PartnerControls">
-  <documentManagement>
-    <TaxCatchAll xmlns="108d9c73-5d46-4471-9bd8-029f5de3680f" xsi:nil="true"/>
-    <lcf76f155ced4ddcb4097134ff3c332f xmlns="74cf42d7-5302-4f1c-a14a-4e00bba5b2a8">
-      <Terms xmlns="http://schemas.microsoft.com/office/infopath/2007/PartnerControls"/>
-    </lcf76f155ced4ddcb4097134ff3c332f>
-  </documentManagement>
-</p:properties>
-</file>
-
-<file path=customXml/item2.xml><?xml version="1.0" encoding="utf-8"?>
 <ct:contentTypeSchema xmlns:ct="http://schemas.microsoft.com/office/2006/metadata/contentType" xmlns:ma="http://schemas.microsoft.com/office/2006/metadata/properties/metaAttributes" ct:_="" ma:_="" ma:contentTypeName="Documento" ma:contentTypeID="0x010100BEA9B1C7EBF6D3438CD7ED5E9E199432" ma:contentTypeVersion="14" ma:contentTypeDescription="Crear nuevo documento." ma:contentTypeScope="" ma:versionID="2e283e6bc3a5fbbefccc32c5f809dde4">
   <xsd:schema xmlns:xsd="http://www.w3.org/2001/XMLSchema" xmlns:xs="http://www.w3.org/2001/XMLSchema" xmlns:p="http://schemas.microsoft.com/office/2006/metadata/properties" xmlns:ns2="74cf42d7-5302-4f1c-a14a-4e00bba5b2a8" xmlns:ns3="108d9c73-5d46-4471-9bd8-029f5de3680f" targetNamespace="http://schemas.microsoft.com/office/2006/metadata/properties" ma:root="true" ma:fieldsID="670afdc93dcbe6e64409644886b33f83" ns2:_="" ns3:_="">
     <xsd:import namespace="74cf42d7-5302-4f1c-a14a-4e00bba5b2a8"/>
@@ -4135,6 +9511,17 @@
 </ct:contentTypeSchema>
 </file>
 
+<file path=customXml/item2.xml><?xml version="1.0" encoding="utf-8"?>
+<p:properties xmlns:p="http://schemas.microsoft.com/office/2006/metadata/properties" xmlns:xsi="http://www.w3.org/2001/XMLSchema-instance" xmlns:pc="http://schemas.microsoft.com/office/infopath/2007/PartnerControls">
+  <documentManagement>
+    <TaxCatchAll xmlns="108d9c73-5d46-4471-9bd8-029f5de3680f" xsi:nil="true"/>
+    <lcf76f155ced4ddcb4097134ff3c332f xmlns="74cf42d7-5302-4f1c-a14a-4e00bba5b2a8">
+      <Terms xmlns="http://schemas.microsoft.com/office/infopath/2007/PartnerControls"/>
+    </lcf76f155ced4ddcb4097134ff3c332f>
+  </documentManagement>
+</p:properties>
+</file>
+
 <file path=customXml/item3.xml><?xml version="1.0" encoding="utf-8"?>
 <?mso-contentType ?>
 <FormTemplates xmlns="http://schemas.microsoft.com/sharepoint/v3/contenttype/forms">
@@ -4149,17 +9536,6 @@
 </file>
 
 <file path=customXml/itemProps1.xml><?xml version="1.0" encoding="utf-8"?>
-<ds:datastoreItem xmlns:ds="http://schemas.openxmlformats.org/officeDocument/2006/customXml" ds:itemID="{EF14DB54-CEC9-47B5-A13D-53C8A329E037}">
-  <ds:schemaRefs>
-    <ds:schemaRef ds:uri="http://schemas.microsoft.com/office/2006/metadata/properties"/>
-    <ds:schemaRef ds:uri="http://schemas.microsoft.com/office/infopath/2007/PartnerControls"/>
-    <ds:schemaRef ds:uri="108d9c73-5d46-4471-9bd8-029f5de3680f"/>
-    <ds:schemaRef ds:uri="74cf42d7-5302-4f1c-a14a-4e00bba5b2a8"/>
-  </ds:schemaRefs>
-</ds:datastoreItem>
-</file>
-
-<file path=customXml/itemProps2.xml><?xml version="1.0" encoding="utf-8"?>
 <ds:datastoreItem xmlns:ds="http://schemas.openxmlformats.org/officeDocument/2006/customXml" ds:itemID="{02882DF2-B128-4C90-8FFD-571E4B92AFFE}">
   <ds:schemaRefs>
     <ds:schemaRef ds:uri="http://schemas.microsoft.com/office/2006/metadata/contentType"/>
@@ -4178,6 +9554,17 @@
 </ds:datastoreItem>
 </file>
 
+<file path=customXml/itemProps2.xml><?xml version="1.0" encoding="utf-8"?>
+<ds:datastoreItem xmlns:ds="http://schemas.openxmlformats.org/officeDocument/2006/customXml" ds:itemID="{EF14DB54-CEC9-47B5-A13D-53C8A329E037}">
+  <ds:schemaRefs>
+    <ds:schemaRef ds:uri="http://schemas.microsoft.com/office/2006/metadata/properties"/>
+    <ds:schemaRef ds:uri="http://schemas.microsoft.com/office/infopath/2007/PartnerControls"/>
+    <ds:schemaRef ds:uri="108d9c73-5d46-4471-9bd8-029f5de3680f"/>
+    <ds:schemaRef ds:uri="74cf42d7-5302-4f1c-a14a-4e00bba5b2a8"/>
+  </ds:schemaRefs>
+</ds:datastoreItem>
+</file>
+
 <file path=customXml/itemProps3.xml><?xml version="1.0" encoding="utf-8"?>
 <ds:datastoreItem xmlns:ds="http://schemas.openxmlformats.org/officeDocument/2006/customXml" ds:itemID="{150801C8-2C01-424E-BC6C-56C9B08C462E}">
   <ds:schemaRefs>
@@ -4187,7 +9574,7 @@
 </file>
 
 <file path=customXml/itemProps4.xml><?xml version="1.0" encoding="utf-8"?>
-<ds:datastoreItem xmlns:ds="http://schemas.openxmlformats.org/officeDocument/2006/customXml" ds:itemID="{96CAEDA6-5BB3-4A57-AE2B-5CDEB6AEA9CC}">
+<ds:datastoreItem xmlns:ds="http://schemas.openxmlformats.org/officeDocument/2006/customXml" ds:itemID="{674F2FC3-3A79-4A0F-B418-1B0E47EEC5F2}">
   <ds:schemaRefs>
     <ds:schemaRef ds:uri="http://schemas.openxmlformats.org/officeDocument/2006/bibliography"/>
   </ds:schemaRefs>

--- a/public/templates/Informe_de_necessitats_OFI.docx
+++ b/public/templates/Informe_de_necessitats_OFI.docx
@@ -1168,27 +1168,20 @@
           <w:szCs w:val="20"/>
           <w:lang w:val="ca-ES" w:eastAsia="es-ES"/>
         </w:rPr>
-        <w:t>4. Especificacions tècniques de la prestació</w:t>
-      </w:r>
-    </w:p>
-    <w:p>
-      <w:pPr>
-        <w:spacing w:before="100" w:beforeAutospacing="1" w:after="100" w:afterAutospacing="1" w:line="240" w:lineRule="auto"/>
-        <w:rPr>
-          <w:rFonts w:ascii="Open Sans Light" w:eastAsia="Times New Roman" w:hAnsi="Open Sans Light" w:cs="Open Sans Light"/>
-          <w:sz w:val="20"/>
-          <w:szCs w:val="20"/>
-          <w:lang w:val="ca-ES" w:eastAsia="es-ES"/>
-        </w:rPr>
-      </w:pPr>
-      <w:r>
-        <w:rPr>
-          <w:rFonts w:ascii="Open Sans Light" w:eastAsia="Times New Roman" w:hAnsi="Open Sans Light" w:cs="Open Sans Light"/>
-          <w:sz w:val="20"/>
-          <w:szCs w:val="20"/>
-          <w:lang w:val="ca-ES" w:eastAsia="es-ES"/>
-        </w:rPr>
-        <w:t>Les prestacions a realitzar consisteixen en:</w:t>
+        <w:t>4. Especificacions tècni</w:t>
+      </w:r>
+      <w:bookmarkStart w:id="0" w:name="_GoBack"/>
+      <w:bookmarkEnd w:id="0"/>
+      <w:r>
+        <w:rPr>
+          <w:rFonts w:ascii="Open Sans Light" w:eastAsia="Times New Roman" w:hAnsi="Open Sans Light" w:cs="Open Sans Light"/>
+          <w:b/>
+          <w:bCs/>
+          <w:sz w:val="20"/>
+          <w:szCs w:val="20"/>
+          <w:lang w:val="ca-ES" w:eastAsia="es-ES"/>
+        </w:rPr>
+        <w:t>ques de la prestació</w:t>
       </w:r>
     </w:p>
     <w:p>
@@ -1998,10 +1991,9 @@
       <w:pPr>
         <w:spacing w:before="100" w:beforeAutospacing="1" w:after="100" w:afterAutospacing="1" w:line="240" w:lineRule="auto"/>
         <w:rPr>
-          <w:rFonts w:ascii="Open Sans Light" w:eastAsia="Times New Roman" w:hAnsi="Open Sans Light" w:cs="Open Sans Light"/>
-          <w:sz w:val="20"/>
-          <w:szCs w:val="20"/>
-          <w:lang w:val="ca-ES" w:eastAsia="es-ES"/>
+          <w:rFonts w:ascii="Open Sans Light" w:eastAsia="Open Sans Light" w:hAnsi="Open Sans Light" w:cs="Open Sans Light"/>
+          <w:sz w:val="20"/>
+          <w:szCs w:val="20"/>
         </w:rPr>
       </w:pPr>
       <w:r>
@@ -2076,6 +2068,233 @@
       </w:pPr>
       <w:r>
         <w:rPr>
+          <w:rFonts w:ascii="Open Sans Light" w:eastAsia="Open Sans Light" w:hAnsi="Open Sans Light" w:cs="Open Sans Light"/>
+          <w:sz w:val="20"/>
+          <w:szCs w:val="20"/>
+        </w:rPr>
+        <w:fldChar w:fldCharType="begin"/>
+      </w:r>
+      <w:r>
+        <w:rPr>
+          <w:rFonts w:ascii="Open Sans Light" w:eastAsia="Open Sans Light" w:hAnsi="Open Sans Light" w:cs="Open Sans Light"/>
+          <w:sz w:val="20"/>
+          <w:szCs w:val="20"/>
+        </w:rPr>
+        <w:instrText xml:space="preserve"> MERGEFIELD "Característiques_tècniques_especificaci" </w:instrText>
+      </w:r>
+      <w:r>
+        <w:rPr>
+          <w:rFonts w:ascii="Open Sans Light" w:eastAsia="Open Sans Light" w:hAnsi="Open Sans Light" w:cs="Open Sans Light"/>
+          <w:sz w:val="20"/>
+          <w:szCs w:val="20"/>
+        </w:rPr>
+        <w:fldChar w:fldCharType="separate"/>
+      </w:r>
+      <w:r>
+        <w:rPr>
+          <w:rFonts w:ascii="Open Sans Light" w:eastAsia="Open Sans Light" w:hAnsi="Open Sans Light" w:cs="Open Sans Light"/>
+          <w:noProof/>
+          <w:sz w:val="20"/>
+          <w:szCs w:val="20"/>
+        </w:rPr>
+        <w:t>{{record.</w:t>
+      </w:r>
+      <w:r>
+        <w:rPr>
+          <w:rFonts w:ascii="Open Sans Light" w:eastAsia="Open Sans Light" w:hAnsi="Open Sans Light" w:cs="Open Sans Light"/>
+          <w:noProof/>
+          <w:sz w:val="20"/>
+          <w:szCs w:val="20"/>
+        </w:rPr>
+        <w:t>explicacio</w:t>
+      </w:r>
+      <w:r>
+        <w:rPr>
+          <w:rFonts w:ascii="Open Sans Light" w:eastAsia="Open Sans Light" w:hAnsi="Open Sans Light" w:cs="Open Sans Light"/>
+          <w:noProof/>
+          <w:sz w:val="20"/>
+          <w:szCs w:val="20"/>
+        </w:rPr>
+        <w:t>_no_contractacio</w:t>
+      </w:r>
+      <w:r>
+        <w:rPr>
+          <w:rFonts w:ascii="Open Sans Light" w:eastAsia="Open Sans Light" w:hAnsi="Open Sans Light" w:cs="Open Sans Light"/>
+          <w:noProof/>
+          <w:sz w:val="20"/>
+          <w:szCs w:val="20"/>
+        </w:rPr>
+        <w:t>}}</w:t>
+      </w:r>
+      <w:r>
+        <w:rPr>
+          <w:rFonts w:ascii="Open Sans Light" w:eastAsia="Open Sans Light" w:hAnsi="Open Sans Light" w:cs="Open Sans Light"/>
+          <w:sz w:val="20"/>
+          <w:szCs w:val="20"/>
+        </w:rPr>
+        <w:fldChar w:fldCharType="end"/>
+      </w:r>
+    </w:p>
+    <w:p>
+      <w:pPr>
+        <w:spacing w:before="100" w:beforeAutospacing="1" w:after="100" w:afterAutospacing="1" w:line="240" w:lineRule="auto"/>
+        <w:rPr>
+          <w:rFonts w:ascii="Open Sans Light" w:eastAsia="Times New Roman" w:hAnsi="Open Sans Light" w:cs="Open Sans Light"/>
+          <w:sz w:val="20"/>
+          <w:szCs w:val="20"/>
+          <w:lang w:val="ca-ES" w:eastAsia="es-ES"/>
+        </w:rPr>
+      </w:pPr>
+      <w:r>
+        <w:rPr>
+          <w:rFonts w:ascii="Open Sans Light" w:eastAsia="Times New Roman" w:hAnsi="Open Sans Light" w:cs="Open Sans Light"/>
+          <w:sz w:val="20"/>
+          <w:szCs w:val="20"/>
+          <w:lang w:val="ca-ES" w:eastAsia="es-ES"/>
+        </w:rPr>
+        <w:t>En</w:t>
+      </w:r>
+      <w:r>
+        <w:rPr>
+          <w:rFonts w:ascii="Open Sans Light" w:eastAsia="Times New Roman" w:hAnsi="Open Sans Light" w:cs="Open Sans Light"/>
+          <w:sz w:val="20"/>
+          <w:szCs w:val="20"/>
+          <w:lang w:val="ca-ES" w:eastAsia="es-ES"/>
+        </w:rPr>
+        <w:t xml:space="preserve"> qualsevol cas</w:t>
+      </w:r>
+      <w:r>
+        <w:rPr>
+          <w:rFonts w:ascii="Open Sans Light" w:eastAsia="Times New Roman" w:hAnsi="Open Sans Light" w:cs="Open Sans Light"/>
+          <w:sz w:val="20"/>
+          <w:szCs w:val="20"/>
+          <w:lang w:val="ca-ES" w:eastAsia="es-ES"/>
+        </w:rPr>
+        <w:t xml:space="preserve">, la prestació </w:t>
+      </w:r>
+      <w:r>
+        <w:rPr>
+          <w:rFonts w:ascii="Open Sans Light" w:eastAsia="Times New Roman" w:hAnsi="Open Sans Light" w:cs="Open Sans Light"/>
+          <w:sz w:val="20"/>
+          <w:szCs w:val="20"/>
+          <w:lang w:val="ca-ES" w:eastAsia="es-ES"/>
+        </w:rPr>
+        <w:t>és</w:t>
+      </w:r>
+      <w:r>
+        <w:rPr>
+          <w:rFonts w:ascii="Open Sans Light" w:eastAsia="Times New Roman" w:hAnsi="Open Sans Light" w:cs="Open Sans Light"/>
+          <w:sz w:val="20"/>
+          <w:szCs w:val="20"/>
+          <w:lang w:val="ca-ES" w:eastAsia="es-ES"/>
+        </w:rPr>
+        <w:t xml:space="preserve"> imprescindible pel correcte funcionament del servei, i la seva interrupció </w:t>
+      </w:r>
+      <w:r>
+        <w:rPr>
+          <w:rFonts w:ascii="Open Sans Light" w:eastAsia="Times New Roman" w:hAnsi="Open Sans Light" w:cs="Open Sans Light"/>
+          <w:sz w:val="20"/>
+          <w:szCs w:val="20"/>
+          <w:lang w:val="ca-ES" w:eastAsia="es-ES"/>
+        </w:rPr>
+        <w:t>provocaria</w:t>
+      </w:r>
+      <w:r>
+        <w:rPr>
+          <w:rFonts w:ascii="Open Sans Light" w:eastAsia="Times New Roman" w:hAnsi="Open Sans Light" w:cs="Open Sans Light"/>
+          <w:sz w:val="20"/>
+          <w:szCs w:val="20"/>
+          <w:lang w:val="ca-ES" w:eastAsia="es-ES"/>
+        </w:rPr>
+        <w:t xml:space="preserve"> un perjudici greu, motiu pel qual el </w:t>
+      </w:r>
+      <w:r>
+        <w:rPr>
+          <w:rFonts w:ascii="Open Sans Light" w:eastAsia="Times New Roman" w:hAnsi="Open Sans Light" w:cs="Open Sans Light"/>
+          <w:sz w:val="20"/>
+          <w:szCs w:val="20"/>
+          <w:lang w:val="ca-ES" w:eastAsia="es-ES"/>
+        </w:rPr>
+        <w:t>centre/servei</w:t>
+      </w:r>
+      <w:r>
+        <w:rPr>
+          <w:rFonts w:ascii="Open Sans Light" w:eastAsia="Times New Roman" w:hAnsi="Open Sans Light" w:cs="Open Sans Light"/>
+          <w:sz w:val="20"/>
+          <w:szCs w:val="20"/>
+          <w:lang w:val="ca-ES" w:eastAsia="es-ES"/>
+        </w:rPr>
+        <w:t xml:space="preserve"> </w:t>
+      </w:r>
+      <w:r>
+        <w:rPr>
+          <w:rFonts w:ascii="Open Sans Light" w:eastAsia="Times New Roman" w:hAnsi="Open Sans Light" w:cs="Open Sans Light"/>
+          <w:sz w:val="20"/>
+          <w:szCs w:val="20"/>
+          <w:lang w:val="ca-ES" w:eastAsia="es-ES"/>
+        </w:rPr>
+        <w:fldChar w:fldCharType="begin"/>
+      </w:r>
+      <w:r>
+        <w:rPr>
+          <w:rFonts w:ascii="Open Sans Light" w:eastAsia="Times New Roman" w:hAnsi="Open Sans Light" w:cs="Open Sans Light"/>
+          <w:sz w:val="20"/>
+          <w:szCs w:val="20"/>
+          <w:lang w:val="ca-ES" w:eastAsia="es-ES"/>
+        </w:rPr>
+        <w:instrText xml:space="preserve"> MERGEFIELD Òrgan_de_contractació </w:instrText>
+      </w:r>
+      <w:r>
+        <w:rPr>
+          <w:rFonts w:ascii="Open Sans Light" w:eastAsia="Times New Roman" w:hAnsi="Open Sans Light" w:cs="Open Sans Light"/>
+          <w:sz w:val="20"/>
+          <w:szCs w:val="20"/>
+          <w:lang w:val="ca-ES" w:eastAsia="es-ES"/>
+        </w:rPr>
+        <w:fldChar w:fldCharType="separate"/>
+      </w:r>
+      <w:r>
+        <w:rPr>
+          <w:rFonts w:ascii="Open Sans Light" w:eastAsia="Times New Roman" w:hAnsi="Open Sans Light" w:cs="Open Sans Light"/>
+          <w:sz w:val="20"/>
+          <w:szCs w:val="20"/>
+          <w:lang w:val="ca-ES" w:eastAsia="es-ES"/>
+        </w:rPr>
+        <w:t>{{record.centre_servei}}</w:t>
+      </w:r>
+      <w:r>
+        <w:rPr>
+          <w:rFonts w:ascii="Open Sans Light" w:eastAsia="Times New Roman" w:hAnsi="Open Sans Light" w:cs="Open Sans Light"/>
+          <w:sz w:val="20"/>
+          <w:szCs w:val="20"/>
+          <w:lang w:val="ca-ES" w:eastAsia="es-ES"/>
+        </w:rPr>
+        <w:fldChar w:fldCharType="end"/>
+      </w:r>
+      <w:r>
+        <w:rPr>
+          <w:rFonts w:ascii="Open Sans Light" w:eastAsia="Times New Roman" w:hAnsi="Open Sans Light" w:cs="Open Sans Light"/>
+          <w:sz w:val="20"/>
+          <w:szCs w:val="20"/>
+          <w:lang w:val="ca-ES" w:eastAsia="es-ES"/>
+        </w:rPr>
+        <w:t xml:space="preserve"> permet</w:t>
+      </w:r>
+      <w:r>
+        <w:rPr>
+          <w:rFonts w:ascii="Open Sans Light" w:eastAsia="Times New Roman" w:hAnsi="Open Sans Light" w:cs="Open Sans Light"/>
+          <w:sz w:val="20"/>
+          <w:szCs w:val="20"/>
+          <w:lang w:val="ca-ES" w:eastAsia="es-ES"/>
+        </w:rPr>
+        <w:t xml:space="preserve"> la continuïtat de la prestació fins a la regularització administrativa. </w:t>
+      </w:r>
+    </w:p>
+    <w:p>
+      <w:pPr>
+        <w:spacing w:before="100" w:beforeAutospacing="1" w:after="100" w:afterAutospacing="1" w:line="240" w:lineRule="auto"/>
+        <w:outlineLvl w:val="1"/>
+        <w:rPr>
           <w:rFonts w:ascii="Open Sans Light" w:eastAsia="Times New Roman" w:hAnsi="Open Sans Light" w:cs="Open Sans Light"/>
           <w:b/>
           <w:bCs/>
@@ -2083,158 +2302,169 @@
           <w:szCs w:val="20"/>
           <w:lang w:val="ca-ES" w:eastAsia="es-ES"/>
         </w:rPr>
-        <w:t>Explicació global:</w:t>
-      </w:r>
-      <w:r>
-        <w:rPr>
-          <w:rFonts w:ascii="Open Sans Light" w:eastAsia="Times New Roman" w:hAnsi="Open Sans Light" w:cs="Open Sans Light"/>
-          <w:sz w:val="20"/>
-          <w:szCs w:val="20"/>
-          <w:lang w:val="ca-ES" w:eastAsia="es-ES"/>
-        </w:rPr>
-        <w:br/>
-        <w:t>En</w:t>
-      </w:r>
-      <w:r>
-        <w:rPr>
-          <w:rFonts w:ascii="Open Sans Light" w:eastAsia="Times New Roman" w:hAnsi="Open Sans Light" w:cs="Open Sans Light"/>
-          <w:sz w:val="20"/>
-          <w:szCs w:val="20"/>
-          <w:lang w:val="ca-ES" w:eastAsia="es-ES"/>
-        </w:rPr>
-        <w:t xml:space="preserve"> qualsevol cas</w:t>
-      </w:r>
-      <w:r>
-        <w:rPr>
-          <w:rFonts w:ascii="Open Sans Light" w:eastAsia="Times New Roman" w:hAnsi="Open Sans Light" w:cs="Open Sans Light"/>
-          <w:sz w:val="20"/>
-          <w:szCs w:val="20"/>
-          <w:lang w:val="ca-ES" w:eastAsia="es-ES"/>
-        </w:rPr>
-        <w:t xml:space="preserve">, la prestació </w:t>
-      </w:r>
-      <w:r>
-        <w:rPr>
-          <w:rFonts w:ascii="Open Sans Light" w:eastAsia="Times New Roman" w:hAnsi="Open Sans Light" w:cs="Open Sans Light"/>
-          <w:sz w:val="20"/>
-          <w:szCs w:val="20"/>
-          <w:lang w:val="ca-ES" w:eastAsia="es-ES"/>
-        </w:rPr>
-        <w:t>és</w:t>
-      </w:r>
-      <w:r>
-        <w:rPr>
-          <w:rFonts w:ascii="Open Sans Light" w:eastAsia="Times New Roman" w:hAnsi="Open Sans Light" w:cs="Open Sans Light"/>
-          <w:sz w:val="20"/>
-          <w:szCs w:val="20"/>
-          <w:lang w:val="ca-ES" w:eastAsia="es-ES"/>
-        </w:rPr>
-        <w:t xml:space="preserve"> imprescindible pel correcte funcionament del servei, i la seva interrupció </w:t>
-      </w:r>
-      <w:r>
-        <w:rPr>
-          <w:rFonts w:ascii="Open Sans Light" w:eastAsia="Times New Roman" w:hAnsi="Open Sans Light" w:cs="Open Sans Light"/>
-          <w:sz w:val="20"/>
-          <w:szCs w:val="20"/>
-          <w:lang w:val="ca-ES" w:eastAsia="es-ES"/>
-        </w:rPr>
-        <w:t>provocaria</w:t>
-      </w:r>
-      <w:r>
-        <w:rPr>
-          <w:rFonts w:ascii="Open Sans Light" w:eastAsia="Times New Roman" w:hAnsi="Open Sans Light" w:cs="Open Sans Light"/>
-          <w:sz w:val="20"/>
-          <w:szCs w:val="20"/>
-          <w:lang w:val="ca-ES" w:eastAsia="es-ES"/>
-        </w:rPr>
-        <w:t xml:space="preserve"> un perjudici greu, motiu pel qual el </w:t>
-      </w:r>
-      <w:r>
-        <w:rPr>
-          <w:rFonts w:ascii="Open Sans Light" w:eastAsia="Times New Roman" w:hAnsi="Open Sans Light" w:cs="Open Sans Light"/>
-          <w:sz w:val="20"/>
-          <w:szCs w:val="20"/>
-          <w:lang w:val="ca-ES" w:eastAsia="es-ES"/>
-        </w:rPr>
-        <w:t>centre/servei</w:t>
-      </w:r>
-      <w:r>
-        <w:rPr>
-          <w:rFonts w:ascii="Open Sans Light" w:eastAsia="Times New Roman" w:hAnsi="Open Sans Light" w:cs="Open Sans Light"/>
-          <w:sz w:val="20"/>
-          <w:szCs w:val="20"/>
-          <w:lang w:val="ca-ES" w:eastAsia="es-ES"/>
-        </w:rPr>
-        <w:t xml:space="preserve"> </w:t>
-      </w:r>
-      <w:r>
-        <w:rPr>
-          <w:rFonts w:ascii="Open Sans Light" w:eastAsia="Times New Roman" w:hAnsi="Open Sans Light" w:cs="Open Sans Light"/>
-          <w:sz w:val="20"/>
-          <w:szCs w:val="20"/>
-          <w:lang w:val="ca-ES" w:eastAsia="es-ES"/>
-        </w:rPr>
-        <w:fldChar w:fldCharType="begin"/>
-      </w:r>
-      <w:r>
-        <w:rPr>
-          <w:rFonts w:ascii="Open Sans Light" w:eastAsia="Times New Roman" w:hAnsi="Open Sans Light" w:cs="Open Sans Light"/>
-          <w:sz w:val="20"/>
-          <w:szCs w:val="20"/>
-          <w:lang w:val="ca-ES" w:eastAsia="es-ES"/>
-        </w:rPr>
-        <w:instrText xml:space="preserve"> MERGEFIELD Òrgan_de_contractació </w:instrText>
-      </w:r>
-      <w:r>
-        <w:rPr>
-          <w:rFonts w:ascii="Open Sans Light" w:eastAsia="Times New Roman" w:hAnsi="Open Sans Light" w:cs="Open Sans Light"/>
-          <w:sz w:val="20"/>
-          <w:szCs w:val="20"/>
-          <w:lang w:val="ca-ES" w:eastAsia="es-ES"/>
-        </w:rPr>
-        <w:fldChar w:fldCharType="separate"/>
-      </w:r>
-      <w:r>
-        <w:rPr>
-          <w:rFonts w:ascii="Open Sans Light" w:eastAsia="Times New Roman" w:hAnsi="Open Sans Light" w:cs="Open Sans Light"/>
-          <w:sz w:val="20"/>
-          <w:szCs w:val="20"/>
-          <w:lang w:val="ca-ES" w:eastAsia="es-ES"/>
-        </w:rPr>
-        <w:t>{{record.centre_servei}}</w:t>
-      </w:r>
-      <w:r>
-        <w:rPr>
-          <w:rFonts w:ascii="Open Sans Light" w:eastAsia="Times New Roman" w:hAnsi="Open Sans Light" w:cs="Open Sans Light"/>
-          <w:sz w:val="20"/>
-          <w:szCs w:val="20"/>
-          <w:lang w:val="ca-ES" w:eastAsia="es-ES"/>
-        </w:rPr>
-        <w:fldChar w:fldCharType="end"/>
-      </w:r>
-      <w:r>
-        <w:rPr>
-          <w:rFonts w:ascii="Open Sans Light" w:eastAsia="Times New Roman" w:hAnsi="Open Sans Light" w:cs="Open Sans Light"/>
-          <w:sz w:val="20"/>
-          <w:szCs w:val="20"/>
-          <w:lang w:val="ca-ES" w:eastAsia="es-ES"/>
-        </w:rPr>
-        <w:t xml:space="preserve"> permet</w:t>
-      </w:r>
-      <w:r>
-        <w:rPr>
-          <w:rFonts w:ascii="Open Sans Light" w:eastAsia="Times New Roman" w:hAnsi="Open Sans Light" w:cs="Open Sans Light"/>
-          <w:sz w:val="20"/>
-          <w:szCs w:val="20"/>
-          <w:lang w:val="ca-ES" w:eastAsia="es-ES"/>
-        </w:rPr>
-        <w:t xml:space="preserve"> la continuïtat de la prestació fins a la regularització administrativa. </w:t>
+      </w:pPr>
+      <w:r>
+        <w:rPr>
+          <w:rFonts w:ascii="Open Sans Light" w:eastAsia="Times New Roman" w:hAnsi="Open Sans Light" w:cs="Open Sans Light"/>
+          <w:b/>
+          <w:bCs/>
+          <w:sz w:val="20"/>
+          <w:szCs w:val="20"/>
+          <w:lang w:val="ca-ES" w:eastAsia="es-ES"/>
+        </w:rPr>
+        <w:lastRenderedPageBreak/>
+        <w:t>8. Des de quan s’està fent aquest</w:t>
+      </w:r>
+      <w:r>
+        <w:rPr>
+          <w:rFonts w:ascii="Open Sans Light" w:eastAsia="Times New Roman" w:hAnsi="Open Sans Light" w:cs="Open Sans Light"/>
+          <w:b/>
+          <w:bCs/>
+          <w:sz w:val="20"/>
+          <w:szCs w:val="20"/>
+          <w:lang w:val="ca-ES" w:eastAsia="es-ES"/>
+        </w:rPr>
+        <w:t>a despesa</w:t>
+      </w:r>
+      <w:r>
+        <w:rPr>
+          <w:rFonts w:ascii="Open Sans Light" w:eastAsia="Times New Roman" w:hAnsi="Open Sans Light" w:cs="Open Sans Light"/>
+          <w:b/>
+          <w:bCs/>
+          <w:sz w:val="20"/>
+          <w:szCs w:val="20"/>
+          <w:lang w:val="ca-ES" w:eastAsia="es-ES"/>
+        </w:rPr>
+        <w:t xml:space="preserve"> amb omissió</w:t>
       </w:r>
     </w:p>
     <w:p>
       <w:pPr>
         <w:spacing w:before="100" w:beforeAutospacing="1" w:after="100" w:afterAutospacing="1" w:line="240" w:lineRule="auto"/>
-        <w:outlineLvl w:val="1"/>
+        <w:rPr>
+          <w:rFonts w:ascii="Open Sans Light" w:eastAsia="Times New Roman" w:hAnsi="Open Sans Light" w:cs="Open Sans Light"/>
+          <w:sz w:val="20"/>
+          <w:szCs w:val="20"/>
+          <w:lang w:val="ca-ES" w:eastAsia="es-ES"/>
+        </w:rPr>
+      </w:pPr>
+      <w:r>
+        <w:rPr>
+          <w:rFonts w:ascii="Open Sans Light" w:eastAsia="Times New Roman" w:hAnsi="Open Sans Light" w:cs="Open Sans Light"/>
+          <w:sz w:val="20"/>
+          <w:szCs w:val="20"/>
+          <w:lang w:val="ca-ES" w:eastAsia="es-ES"/>
+        </w:rPr>
+        <w:t xml:space="preserve">La despesa s’ha realitzat amb omissió de fiscalització prèvia </w:t>
+      </w:r>
+      <w:r>
+        <w:rPr>
+          <w:rFonts w:ascii="Open Sans Light" w:eastAsia="Times New Roman" w:hAnsi="Open Sans Light" w:cs="Open Sans Light"/>
+          <w:sz w:val="20"/>
+          <w:szCs w:val="20"/>
+          <w:lang w:val="ca-ES" w:eastAsia="es-ES"/>
+        </w:rPr>
+        <w:t>des del</w:t>
+      </w:r>
+      <w:r>
+        <w:rPr>
+          <w:rFonts w:ascii="Open Sans Light" w:eastAsia="Times New Roman" w:hAnsi="Open Sans Light" w:cs="Open Sans Light"/>
+          <w:sz w:val="20"/>
+          <w:szCs w:val="20"/>
+          <w:lang w:val="ca-ES" w:eastAsia="es-ES"/>
+        </w:rPr>
+        <w:t xml:space="preserve"> dia</w:t>
+      </w:r>
+      <w:r>
+        <w:rPr>
+          <w:rFonts w:ascii="Open Sans Light" w:eastAsia="Times New Roman" w:hAnsi="Open Sans Light" w:cs="Open Sans Light"/>
+          <w:sz w:val="20"/>
+          <w:szCs w:val="20"/>
+          <w:lang w:val="ca-ES" w:eastAsia="es-ES"/>
+        </w:rPr>
+        <w:t xml:space="preserve"> </w:t>
+      </w:r>
+      <w:r>
+        <w:rPr>
+          <w:rFonts w:ascii="Open Sans Light" w:eastAsia="Open Sans Light" w:hAnsi="Open Sans Light" w:cs="Open Sans Light"/>
+          <w:sz w:val="20"/>
+          <w:szCs w:val="20"/>
+        </w:rPr>
+        <w:fldChar w:fldCharType="begin"/>
+      </w:r>
+      <w:r>
+        <w:rPr>
+          <w:rFonts w:ascii="Open Sans Light" w:eastAsia="Open Sans Light" w:hAnsi="Open Sans Light" w:cs="Open Sans Light"/>
+          <w:sz w:val="20"/>
+          <w:szCs w:val="20"/>
+        </w:rPr>
+        <w:instrText xml:space="preserve"> MERGEFIELD "Característiques_tècniques_especificaci" </w:instrText>
+      </w:r>
+      <w:r>
+        <w:rPr>
+          <w:rFonts w:ascii="Open Sans Light" w:eastAsia="Open Sans Light" w:hAnsi="Open Sans Light" w:cs="Open Sans Light"/>
+          <w:sz w:val="20"/>
+          <w:szCs w:val="20"/>
+        </w:rPr>
+        <w:fldChar w:fldCharType="separate"/>
+      </w:r>
+      <w:r>
+        <w:rPr>
+          <w:rFonts w:ascii="Open Sans Light" w:eastAsia="Open Sans Light" w:hAnsi="Open Sans Light" w:cs="Open Sans Light"/>
+          <w:noProof/>
+          <w:sz w:val="20"/>
+          <w:szCs w:val="20"/>
+        </w:rPr>
+        <w:t>{{record.</w:t>
+      </w:r>
+      <w:r>
+        <w:rPr>
+          <w:rFonts w:ascii="Open Sans Light" w:eastAsia="Open Sans Light" w:hAnsi="Open Sans Light" w:cs="Open Sans Light"/>
+          <w:noProof/>
+          <w:sz w:val="20"/>
+          <w:szCs w:val="20"/>
+        </w:rPr>
+        <w:t>data_ofi_inicial</w:t>
+      </w:r>
+      <w:r>
+        <w:rPr>
+          <w:rFonts w:ascii="Open Sans Light" w:eastAsia="Open Sans Light" w:hAnsi="Open Sans Light" w:cs="Open Sans Light"/>
+          <w:noProof/>
+          <w:sz w:val="20"/>
+          <w:szCs w:val="20"/>
+        </w:rPr>
+        <w:t>}}</w:t>
+      </w:r>
+      <w:r>
+        <w:rPr>
+          <w:rFonts w:ascii="Open Sans Light" w:eastAsia="Open Sans Light" w:hAnsi="Open Sans Light" w:cs="Open Sans Light"/>
+          <w:sz w:val="20"/>
+          <w:szCs w:val="20"/>
+        </w:rPr>
+        <w:fldChar w:fldCharType="end"/>
+      </w:r>
+      <w:r>
+        <w:rPr>
+          <w:rFonts w:ascii="Open Sans Light" w:eastAsia="Times New Roman" w:hAnsi="Open Sans Light" w:cs="Open Sans Light"/>
+          <w:sz w:val="20"/>
+          <w:szCs w:val="20"/>
+          <w:lang w:val="ca-ES" w:eastAsia="es-ES"/>
+        </w:rPr>
+        <w:t xml:space="preserve">, coincidint amb la finalització </w:t>
+      </w:r>
+      <w:r>
+        <w:rPr>
+          <w:rFonts w:ascii="Open Sans Light" w:eastAsia="Times New Roman" w:hAnsi="Open Sans Light" w:cs="Open Sans Light"/>
+          <w:sz w:val="20"/>
+          <w:szCs w:val="20"/>
+          <w:lang w:val="ca-ES" w:eastAsia="es-ES"/>
+        </w:rPr>
+        <w:t>del contracte/concert o amb l’inici de la prestació no tramitada.</w:t>
+      </w:r>
+    </w:p>
+    <w:p>
+      <w:pPr>
+        <w:spacing w:before="100" w:beforeAutospacing="1" w:after="100" w:afterAutospacing="1" w:line="240" w:lineRule="auto"/>
         <w:rPr>
           <w:rFonts w:ascii="Open Sans Light" w:eastAsia="Times New Roman" w:hAnsi="Open Sans Light" w:cs="Open Sans Light"/>
           <w:b/>
@@ -2253,178 +2483,107 @@
           <w:szCs w:val="20"/>
           <w:lang w:val="ca-ES" w:eastAsia="es-ES"/>
         </w:rPr>
-        <w:lastRenderedPageBreak/>
-        <w:t>8. Des de quan s’està fent aquest</w:t>
-      </w:r>
-      <w:r>
-        <w:rPr>
-          <w:rFonts w:ascii="Open Sans Light" w:eastAsia="Times New Roman" w:hAnsi="Open Sans Light" w:cs="Open Sans Light"/>
-          <w:b/>
-          <w:bCs/>
-          <w:sz w:val="20"/>
-          <w:szCs w:val="20"/>
-          <w:lang w:val="ca-ES" w:eastAsia="es-ES"/>
-        </w:rPr>
-        <w:t>a despesa</w:t>
-      </w:r>
-      <w:r>
-        <w:rPr>
-          <w:rFonts w:ascii="Open Sans Light" w:eastAsia="Times New Roman" w:hAnsi="Open Sans Light" w:cs="Open Sans Light"/>
-          <w:b/>
-          <w:bCs/>
-          <w:sz w:val="20"/>
-          <w:szCs w:val="20"/>
-          <w:lang w:val="ca-ES" w:eastAsia="es-ES"/>
-        </w:rPr>
-        <w:t xml:space="preserve"> amb omissió</w:t>
+        <w:t>9. Justificació dels imports de les prestacions que es pretenen liquidar</w:t>
       </w:r>
     </w:p>
     <w:p>
       <w:pPr>
         <w:spacing w:before="100" w:beforeAutospacing="1" w:after="100" w:afterAutospacing="1" w:line="240" w:lineRule="auto"/>
-        <w:rPr>
-          <w:rFonts w:ascii="Open Sans Light" w:eastAsia="Times New Roman" w:hAnsi="Open Sans Light" w:cs="Open Sans Light"/>
-          <w:sz w:val="20"/>
-          <w:szCs w:val="20"/>
-          <w:lang w:val="ca-ES" w:eastAsia="es-ES"/>
-        </w:rPr>
-      </w:pPr>
-      <w:r>
-        <w:rPr>
-          <w:rFonts w:ascii="Open Sans Light" w:eastAsia="Times New Roman" w:hAnsi="Open Sans Light" w:cs="Open Sans Light"/>
-          <w:sz w:val="20"/>
-          <w:szCs w:val="20"/>
-          <w:lang w:val="ca-ES" w:eastAsia="es-ES"/>
-        </w:rPr>
-        <w:t xml:space="preserve">La despesa s’ha realitzat amb omissió de fiscalització prèvia </w:t>
-      </w:r>
-      <w:r>
-        <w:rPr>
-          <w:rFonts w:ascii="Open Sans Light" w:eastAsia="Times New Roman" w:hAnsi="Open Sans Light" w:cs="Open Sans Light"/>
-          <w:sz w:val="20"/>
-          <w:szCs w:val="20"/>
-          <w:lang w:val="ca-ES" w:eastAsia="es-ES"/>
-        </w:rPr>
-        <w:t>des del</w:t>
-      </w:r>
-      <w:r>
-        <w:rPr>
-          <w:rFonts w:ascii="Open Sans Light" w:eastAsia="Times New Roman" w:hAnsi="Open Sans Light" w:cs="Open Sans Light"/>
-          <w:sz w:val="20"/>
-          <w:szCs w:val="20"/>
-          <w:lang w:val="ca-ES" w:eastAsia="es-ES"/>
-        </w:rPr>
-        <w:t xml:space="preserve"> dia</w:t>
-      </w:r>
-      <w:r>
-        <w:rPr>
-          <w:rFonts w:ascii="Open Sans Light" w:eastAsia="Times New Roman" w:hAnsi="Open Sans Light" w:cs="Open Sans Light"/>
-          <w:sz w:val="20"/>
-          <w:szCs w:val="20"/>
-          <w:lang w:val="ca-ES" w:eastAsia="es-ES"/>
-        </w:rPr>
-        <w:t xml:space="preserve"> </w:t>
-      </w:r>
-      <w:r>
-        <w:rPr>
-          <w:rFonts w:ascii="Open Sans Light" w:eastAsia="Open Sans Light" w:hAnsi="Open Sans Light" w:cs="Open Sans Light"/>
-          <w:sz w:val="20"/>
-          <w:szCs w:val="20"/>
-        </w:rPr>
-        <w:fldChar w:fldCharType="begin"/>
-      </w:r>
-      <w:r>
-        <w:rPr>
-          <w:rFonts w:ascii="Open Sans Light" w:eastAsia="Open Sans Light" w:hAnsi="Open Sans Light" w:cs="Open Sans Light"/>
-          <w:sz w:val="20"/>
-          <w:szCs w:val="20"/>
-        </w:rPr>
-        <w:instrText xml:space="preserve"> MERGEFIELD "Característiques_tècniques_especificaci" </w:instrText>
-      </w:r>
-      <w:r>
-        <w:rPr>
-          <w:rFonts w:ascii="Open Sans Light" w:eastAsia="Open Sans Light" w:hAnsi="Open Sans Light" w:cs="Open Sans Light"/>
-          <w:sz w:val="20"/>
-          <w:szCs w:val="20"/>
-        </w:rPr>
-        <w:fldChar w:fldCharType="separate"/>
-      </w:r>
-      <w:r>
-        <w:rPr>
-          <w:rFonts w:ascii="Open Sans Light" w:eastAsia="Open Sans Light" w:hAnsi="Open Sans Light" w:cs="Open Sans Light"/>
-          <w:noProof/>
-          <w:sz w:val="20"/>
-          <w:szCs w:val="20"/>
-        </w:rPr>
-        <w:t>{{record.</w:t>
-      </w:r>
-      <w:r>
-        <w:rPr>
-          <w:rFonts w:ascii="Open Sans Light" w:eastAsia="Open Sans Light" w:hAnsi="Open Sans Light" w:cs="Open Sans Light"/>
-          <w:noProof/>
-          <w:sz w:val="20"/>
-          <w:szCs w:val="20"/>
-        </w:rPr>
-        <w:t>data_ofi_inicial</w:t>
-      </w:r>
-      <w:r>
-        <w:rPr>
-          <w:rFonts w:ascii="Open Sans Light" w:eastAsia="Open Sans Light" w:hAnsi="Open Sans Light" w:cs="Open Sans Light"/>
-          <w:noProof/>
-          <w:sz w:val="20"/>
-          <w:szCs w:val="20"/>
-        </w:rPr>
-        <w:t>}}</w:t>
-      </w:r>
-      <w:r>
-        <w:rPr>
-          <w:rFonts w:ascii="Open Sans Light" w:eastAsia="Open Sans Light" w:hAnsi="Open Sans Light" w:cs="Open Sans Light"/>
-          <w:sz w:val="20"/>
-          <w:szCs w:val="20"/>
-        </w:rPr>
-        <w:fldChar w:fldCharType="end"/>
-      </w:r>
-      <w:r>
-        <w:rPr>
-          <w:rFonts w:ascii="Open Sans Light" w:eastAsia="Times New Roman" w:hAnsi="Open Sans Light" w:cs="Open Sans Light"/>
-          <w:sz w:val="20"/>
-          <w:szCs w:val="20"/>
-          <w:lang w:val="ca-ES" w:eastAsia="es-ES"/>
-        </w:rPr>
-        <w:t xml:space="preserve">, coincidint amb la finalització </w:t>
-      </w:r>
-      <w:r>
-        <w:rPr>
-          <w:rFonts w:ascii="Open Sans Light" w:eastAsia="Times New Roman" w:hAnsi="Open Sans Light" w:cs="Open Sans Light"/>
-          <w:sz w:val="20"/>
-          <w:szCs w:val="20"/>
-          <w:lang w:val="ca-ES" w:eastAsia="es-ES"/>
-        </w:rPr>
-        <w:t>del contracte/concert o amb l’inici de la prestació no tramitada.</w:t>
+        <w:jc w:val="both"/>
+        <w:rPr>
+          <w:rFonts w:ascii="Open Sans Light" w:eastAsia="Times New Roman" w:hAnsi="Open Sans Light" w:cs="Open Sans Light"/>
+          <w:sz w:val="20"/>
+          <w:szCs w:val="20"/>
+          <w:lang w:val="ca-ES" w:eastAsia="es-ES"/>
+        </w:rPr>
+      </w:pPr>
+      <w:r>
+        <w:rPr>
+          <w:rFonts w:ascii="Open Sans Light" w:eastAsia="Times New Roman" w:hAnsi="Open Sans Light" w:cs="Open Sans Light"/>
+          <w:sz w:val="20"/>
+          <w:szCs w:val="20"/>
+          <w:lang w:val="ca-ES" w:eastAsia="es-ES"/>
+        </w:rPr>
+        <w:t>Els imports de les prestacions objecte d’aquest informe s’ajusten als preus de mercat, tal com exigeix la normativa d’aplicació. A aquests efectes, el tècnic responsable ha realitzat les comprovacions oportunes i acredita que els imports responen a valors econòmicament ajustats i proporcionats, d’</w:t>
+      </w:r>
+      <w:r>
+        <w:rPr>
+          <w:rFonts w:ascii="Open Sans Light" w:eastAsia="Times New Roman" w:hAnsi="Open Sans Light" w:cs="Open Sans Light"/>
+          <w:sz w:val="20"/>
+          <w:szCs w:val="20"/>
+          <w:lang w:val="ca-ES" w:eastAsia="es-ES"/>
+        </w:rPr>
+        <w:t>acord amb els criteris següents:</w:t>
       </w:r>
     </w:p>
     <w:p>
       <w:pPr>
         <w:spacing w:before="100" w:beforeAutospacing="1" w:after="100" w:afterAutospacing="1" w:line="240" w:lineRule="auto"/>
-        <w:rPr>
-          <w:rFonts w:ascii="Open Sans Light" w:eastAsia="Times New Roman" w:hAnsi="Open Sans Light" w:cs="Open Sans Light"/>
-          <w:b/>
-          <w:bCs/>
-          <w:sz w:val="20"/>
-          <w:szCs w:val="20"/>
-          <w:lang w:val="ca-ES" w:eastAsia="es-ES"/>
-        </w:rPr>
-      </w:pPr>
-      <w:r>
-        <w:rPr>
-          <w:rFonts w:ascii="Open Sans Light" w:eastAsia="Times New Roman" w:hAnsi="Open Sans Light" w:cs="Open Sans Light"/>
-          <w:b/>
-          <w:bCs/>
-          <w:sz w:val="20"/>
-          <w:szCs w:val="20"/>
-          <w:lang w:val="ca-ES" w:eastAsia="es-ES"/>
-        </w:rPr>
-        <w:t>9. Justificació dels imports de les prestacions que es pretenen liquidar</w:t>
+        <w:jc w:val="both"/>
+        <w:rPr>
+          <w:rFonts w:ascii="Open Sans Light" w:eastAsia="Open Sans Light" w:hAnsi="Open Sans Light" w:cs="Open Sans Light"/>
+          <w:sz w:val="20"/>
+          <w:szCs w:val="20"/>
+        </w:rPr>
+      </w:pPr>
+      <w:r>
+        <w:rPr>
+          <w:rFonts w:ascii="Open Sans Light" w:eastAsia="Open Sans Light" w:hAnsi="Open Sans Light" w:cs="Open Sans Light"/>
+          <w:sz w:val="20"/>
+          <w:szCs w:val="20"/>
+        </w:rPr>
+        <w:fldChar w:fldCharType="begin"/>
+      </w:r>
+      <w:r>
+        <w:rPr>
+          <w:rFonts w:ascii="Open Sans Light" w:eastAsia="Open Sans Light" w:hAnsi="Open Sans Light" w:cs="Open Sans Light"/>
+          <w:sz w:val="20"/>
+          <w:szCs w:val="20"/>
+        </w:rPr>
+        <w:instrText xml:space="preserve"> MERGEFIELD "Característiques_tècniques_especificaci" </w:instrText>
+      </w:r>
+      <w:r>
+        <w:rPr>
+          <w:rFonts w:ascii="Open Sans Light" w:eastAsia="Open Sans Light" w:hAnsi="Open Sans Light" w:cs="Open Sans Light"/>
+          <w:sz w:val="20"/>
+          <w:szCs w:val="20"/>
+        </w:rPr>
+        <w:fldChar w:fldCharType="separate"/>
+      </w:r>
+      <w:r>
+        <w:rPr>
+          <w:rFonts w:ascii="Open Sans Light" w:eastAsia="Open Sans Light" w:hAnsi="Open Sans Light" w:cs="Open Sans Light"/>
+          <w:noProof/>
+          <w:sz w:val="20"/>
+          <w:szCs w:val="20"/>
+        </w:rPr>
+        <w:t>{{record.</w:t>
+      </w:r>
+      <w:r>
+        <w:rPr>
+          <w:rFonts w:ascii="Open Sans Light" w:eastAsia="Open Sans Light" w:hAnsi="Open Sans Light" w:cs="Open Sans Light"/>
+          <w:noProof/>
+          <w:sz w:val="20"/>
+          <w:szCs w:val="20"/>
+        </w:rPr>
+        <w:t>justificacio_preu</w:t>
+      </w:r>
+      <w:r>
+        <w:rPr>
+          <w:rFonts w:ascii="Open Sans Light" w:eastAsia="Open Sans Light" w:hAnsi="Open Sans Light" w:cs="Open Sans Light"/>
+          <w:noProof/>
+          <w:sz w:val="20"/>
+          <w:szCs w:val="20"/>
+        </w:rPr>
+        <w:t>}}</w:t>
+      </w:r>
+      <w:r>
+        <w:rPr>
+          <w:rFonts w:ascii="Open Sans Light" w:eastAsia="Open Sans Light" w:hAnsi="Open Sans Light" w:cs="Open Sans Light"/>
+          <w:sz w:val="20"/>
+          <w:szCs w:val="20"/>
+        </w:rPr>
+        <w:fldChar w:fldCharType="end"/>
       </w:r>
     </w:p>
     <w:p>
@@ -2440,36 +2599,6 @@
       </w:pPr>
       <w:r>
         <w:rPr>
-          <w:rFonts w:ascii="Open Sans Light" w:eastAsia="Times New Roman" w:hAnsi="Open Sans Light" w:cs="Open Sans Light"/>
-          <w:sz w:val="20"/>
-          <w:szCs w:val="20"/>
-          <w:lang w:val="ca-ES" w:eastAsia="es-ES"/>
-        </w:rPr>
-        <w:t>Els imports de les prestacions objecte d’aquest informe s’ajusten als preus de mercat, tal com exigeix la normativa d’aplicació. A aquests efectes, el tècnic responsable ha realitzat les comprovacions oportunes i acredita que els imports responen a valors econòmicament ajustats i proporcionats, d’</w:t>
-      </w:r>
-      <w:r>
-        <w:rPr>
-          <w:rFonts w:ascii="Open Sans Light" w:eastAsia="Times New Roman" w:hAnsi="Open Sans Light" w:cs="Open Sans Light"/>
-          <w:sz w:val="20"/>
-          <w:szCs w:val="20"/>
-          <w:lang w:val="ca-ES" w:eastAsia="es-ES"/>
-        </w:rPr>
-        <w:t>acord amb els criteris següents:</w:t>
-      </w:r>
-    </w:p>
-    <w:p>
-      <w:pPr>
-        <w:spacing w:before="100" w:beforeAutospacing="1" w:after="100" w:afterAutospacing="1" w:line="240" w:lineRule="auto"/>
-        <w:jc w:val="both"/>
-        <w:rPr>
-          <w:rFonts w:ascii="Open Sans Light" w:eastAsia="Times New Roman" w:hAnsi="Open Sans Light" w:cs="Open Sans Light"/>
-          <w:sz w:val="20"/>
-          <w:szCs w:val="20"/>
-          <w:lang w:val="ca-ES" w:eastAsia="es-ES"/>
-        </w:rPr>
-      </w:pPr>
-      <w:r>
-        <w:rPr>
           <w:rFonts w:ascii="Open Sans Light" w:eastAsia="Open Sans Light" w:hAnsi="Open Sans Light" w:cs="Open Sans Light"/>
           <w:sz w:val="20"/>
           <w:szCs w:val="20"/>
@@ -2508,10 +2637,17 @@
           <w:sz w:val="20"/>
           <w:szCs w:val="20"/>
         </w:rPr>
-        <w:t>justificacio_preu</w:t>
-      </w:r>
-      <w:bookmarkStart w:id="0" w:name="_GoBack"/>
-      <w:bookmarkEnd w:id="0"/>
+        <w:t>explicacio</w:t>
+      </w:r>
+      <w:r>
+        <w:rPr>
+          <w:rFonts w:ascii="Open Sans Light" w:eastAsia="Open Sans Light" w:hAnsi="Open Sans Light" w:cs="Open Sans Light"/>
+          <w:noProof/>
+          <w:sz w:val="20"/>
+          <w:szCs w:val="20"/>
+        </w:rPr>
+        <w:t>_preu</w:t>
+      </w:r>
       <w:r>
         <w:rPr>
           <w:rFonts w:ascii="Open Sans Light" w:eastAsia="Open Sans Light" w:hAnsi="Open Sans Light" w:cs="Open Sans Light"/>
@@ -3562,6 +3698,7 @@
   <w:style w:type="character" w:default="1" w:styleId="Fuentedeprrafopredeter">
     <w:name w:val="Default Paragraph Font"/>
     <w:uiPriority w:val="1"/>
+    <w:semiHidden/>
     <w:unhideWhenUsed/>
   </w:style>
   <w:style w:type="table" w:default="1" w:styleId="Tablanormal">
@@ -3916,15 +4053,6 @@
 </file>
 
 <file path=customXml/item2.xml><?xml version="1.0" encoding="utf-8"?>
-<?mso-contentType ?>
-<FormTemplates xmlns="http://schemas.microsoft.com/sharepoint/v3/contenttype/forms">
-  <Display>DocumentLibraryForm</Display>
-  <Edit>DocumentLibraryForm</Edit>
-  <New>DocumentLibraryForm</New>
-</FormTemplates>
-</file>
-
-<file path=customXml/item3.xml><?xml version="1.0" encoding="utf-8"?>
 <ct:contentTypeSchema xmlns:ct="http://schemas.microsoft.com/office/2006/metadata/contentType" xmlns:ma="http://schemas.microsoft.com/office/2006/metadata/properties/metaAttributes" ct:_="" ma:_="" ma:contentTypeName="Documento" ma:contentTypeID="0x010100BEA9B1C7EBF6D3438CD7ED5E9E199432" ma:contentTypeVersion="14" ma:contentTypeDescription="Crear nuevo documento." ma:contentTypeScope="" ma:versionID="2e283e6bc3a5fbbefccc32c5f809dde4">
   <xsd:schema xmlns:xsd="http://www.w3.org/2001/XMLSchema" xmlns:xs="http://www.w3.org/2001/XMLSchema" xmlns:p="http://schemas.microsoft.com/office/2006/metadata/properties" xmlns:ns2="74cf42d7-5302-4f1c-a14a-4e00bba5b2a8" xmlns:ns3="108d9c73-5d46-4471-9bd8-029f5de3680f" targetNamespace="http://schemas.microsoft.com/office/2006/metadata/properties" ma:root="true" ma:fieldsID="670afdc93dcbe6e64409644886b33f83" ns2:_="" ns3:_="">
     <xsd:import namespace="74cf42d7-5302-4f1c-a14a-4e00bba5b2a8"/>
@@ -4153,6 +4281,15 @@
 </ct:contentTypeSchema>
 </file>
 
+<file path=customXml/item3.xml><?xml version="1.0" encoding="utf-8"?>
+<?mso-contentType ?>
+<FormTemplates xmlns="http://schemas.microsoft.com/sharepoint/v3/contenttype/forms">
+  <Display>DocumentLibraryForm</Display>
+  <Edit>DocumentLibraryForm</Edit>
+  <New>DocumentLibraryForm</New>
+</FormTemplates>
+</file>
+
 <file path=customXml/item4.xml><?xml version="1.0" encoding="utf-8"?>
 <b:Sources xmlns:b="http://schemas.openxmlformats.org/officeDocument/2006/bibliography" xmlns="http://schemas.openxmlformats.org/officeDocument/2006/bibliography" SelectedStyle="\APASixthEditionOfficeOnline.xsl" StyleName="APA" Version="6"/>
 </file>
@@ -4169,14 +4306,6 @@
 </file>
 
 <file path=customXml/itemProps2.xml><?xml version="1.0" encoding="utf-8"?>
-<ds:datastoreItem xmlns:ds="http://schemas.openxmlformats.org/officeDocument/2006/customXml" ds:itemID="{150801C8-2C01-424E-BC6C-56C9B08C462E}">
-  <ds:schemaRefs>
-    <ds:schemaRef ds:uri="http://schemas.microsoft.com/sharepoint/v3/contenttype/forms"/>
-  </ds:schemaRefs>
-</ds:datastoreItem>
-</file>
-
-<file path=customXml/itemProps3.xml><?xml version="1.0" encoding="utf-8"?>
 <ds:datastoreItem xmlns:ds="http://schemas.openxmlformats.org/officeDocument/2006/customXml" ds:itemID="{02882DF2-B128-4C90-8FFD-571E4B92AFFE}">
   <ds:schemaRefs>
     <ds:schemaRef ds:uri="http://schemas.microsoft.com/office/2006/metadata/contentType"/>
@@ -4195,8 +4324,16 @@
 </ds:datastoreItem>
 </file>
 
+<file path=customXml/itemProps3.xml><?xml version="1.0" encoding="utf-8"?>
+<ds:datastoreItem xmlns:ds="http://schemas.openxmlformats.org/officeDocument/2006/customXml" ds:itemID="{150801C8-2C01-424E-BC6C-56C9B08C462E}">
+  <ds:schemaRefs>
+    <ds:schemaRef ds:uri="http://schemas.microsoft.com/sharepoint/v3/contenttype/forms"/>
+  </ds:schemaRefs>
+</ds:datastoreItem>
+</file>
+
 <file path=customXml/itemProps4.xml><?xml version="1.0" encoding="utf-8"?>
-<ds:datastoreItem xmlns:ds="http://schemas.openxmlformats.org/officeDocument/2006/customXml" ds:itemID="{5A1DDA70-5BAD-4CEE-ABE6-658F6B2C75BF}">
+<ds:datastoreItem xmlns:ds="http://schemas.openxmlformats.org/officeDocument/2006/customXml" ds:itemID="{7F102218-426B-4983-8477-E5076A01DD42}">
   <ds:schemaRefs>
     <ds:schemaRef ds:uri="http://schemas.openxmlformats.org/officeDocument/2006/bibliography"/>
   </ds:schemaRefs>

--- a/public/templates/Informe_de_necessitats_OFI.docx
+++ b/public/templates/Informe_de_necessitats_OFI.docx
@@ -285,18 +285,8 @@
           <w:sz w:val="20"/>
           <w:szCs w:val="20"/>
         </w:rPr>
-        <w:t xml:space="preserve"> </w:t>
-      </w:r>
-      <w:proofErr w:type="spellStart"/>
-      <w:r>
-        <w:rPr>
-          <w:rFonts w:ascii="Open Sans Light" w:eastAsia="Open Sans Light" w:hAnsi="Open Sans Light" w:cs="Open Sans Light"/>
-          <w:sz w:val="20"/>
-          <w:szCs w:val="20"/>
-        </w:rPr>
-        <w:t>dies</w:t>
-      </w:r>
-      <w:proofErr w:type="spellEnd"/>
+        <w:t xml:space="preserve"> dies</w:t>
+      </w:r>
     </w:p>
     <w:p>
       <w:pPr>
@@ -1168,20 +1158,7 @@
           <w:szCs w:val="20"/>
           <w:lang w:val="ca-ES" w:eastAsia="es-ES"/>
         </w:rPr>
-        <w:t>4. Especificacions tècni</w:t>
-      </w:r>
-      <w:bookmarkStart w:id="0" w:name="_GoBack"/>
-      <w:bookmarkEnd w:id="0"/>
-      <w:r>
-        <w:rPr>
-          <w:rFonts w:ascii="Open Sans Light" w:eastAsia="Times New Roman" w:hAnsi="Open Sans Light" w:cs="Open Sans Light"/>
-          <w:b/>
-          <w:bCs/>
-          <w:sz w:val="20"/>
-          <w:szCs w:val="20"/>
-          <w:lang w:val="ca-ES" w:eastAsia="es-ES"/>
-        </w:rPr>
-        <w:t>ques de la prestació</w:t>
+        <w:t>4. Especificacions tècniques de la prestació</w:t>
       </w:r>
     </w:p>
     <w:p>
@@ -1696,7 +1673,6 @@
           <w:rFonts w:ascii="Open Sans Light" w:eastAsia="Open Sans Light" w:hAnsi="Open Sans Light" w:cs="Open Sans Light"/>
           <w:sz w:val="20"/>
           <w:szCs w:val="20"/>
-          <w:lang w:val="ca-ES"/>
         </w:rPr>
       </w:pPr>
       <w:r>
@@ -1877,10 +1853,163 @@
           <w:szCs w:val="20"/>
         </w:rPr>
         <w:t>)</w:t>
+      </w:r>
+      <w:r>
+        <w:rPr>
+          <w:rFonts w:ascii="Open Sans Light" w:eastAsia="Open Sans Light" w:hAnsi="Open Sans Light" w:cs="Open Sans Light"/>
+          <w:sz w:val="20"/>
+          <w:szCs w:val="20"/>
+        </w:rPr>
+        <w:t>.</w:t>
       </w:r>
     </w:p>
     <w:p>
       <w:pPr>
+        <w:rPr>
+          <w:rFonts w:ascii="Open Sans Light" w:eastAsia="Open Sans Light" w:hAnsi="Open Sans Light" w:cs="Open Sans Light"/>
+          <w:sz w:val="20"/>
+          <w:szCs w:val="20"/>
+        </w:rPr>
+      </w:pPr>
+      <w:proofErr w:type="spellStart"/>
+      <w:r>
+        <w:rPr>
+          <w:rFonts w:ascii="Open Sans Light" w:eastAsia="Open Sans Light" w:hAnsi="Open Sans Light" w:cs="Open Sans Light"/>
+          <w:sz w:val="20"/>
+          <w:szCs w:val="20"/>
+        </w:rPr>
+        <w:t>Aquest</w:t>
+      </w:r>
+      <w:proofErr w:type="spellEnd"/>
+      <w:r>
+        <w:rPr>
+          <w:rFonts w:ascii="Open Sans Light" w:eastAsia="Open Sans Light" w:hAnsi="Open Sans Light" w:cs="Open Sans Light"/>
+          <w:sz w:val="20"/>
+          <w:szCs w:val="20"/>
+        </w:rPr>
+        <w:t xml:space="preserve"> tercer ha </w:t>
+      </w:r>
+      <w:proofErr w:type="spellStart"/>
+      <w:r>
+        <w:rPr>
+          <w:rFonts w:ascii="Open Sans Light" w:eastAsia="Open Sans Light" w:hAnsi="Open Sans Light" w:cs="Open Sans Light"/>
+          <w:sz w:val="20"/>
+          <w:szCs w:val="20"/>
+        </w:rPr>
+        <w:t>estat</w:t>
+      </w:r>
+      <w:proofErr w:type="spellEnd"/>
+      <w:r>
+        <w:rPr>
+          <w:rFonts w:ascii="Open Sans Light" w:eastAsia="Open Sans Light" w:hAnsi="Open Sans Light" w:cs="Open Sans Light"/>
+          <w:sz w:val="20"/>
+          <w:szCs w:val="20"/>
+        </w:rPr>
+        <w:t xml:space="preserve"> </w:t>
+      </w:r>
+      <w:proofErr w:type="spellStart"/>
+      <w:r>
+        <w:rPr>
+          <w:rFonts w:ascii="Open Sans Light" w:eastAsia="Open Sans Light" w:hAnsi="Open Sans Light" w:cs="Open Sans Light"/>
+          <w:sz w:val="20"/>
+          <w:szCs w:val="20"/>
+        </w:rPr>
+        <w:t>seleccionat</w:t>
+      </w:r>
+      <w:proofErr w:type="spellEnd"/>
+      <w:r>
+        <w:rPr>
+          <w:rFonts w:ascii="Open Sans Light" w:eastAsia="Open Sans Light" w:hAnsi="Open Sans Light" w:cs="Open Sans Light"/>
+          <w:sz w:val="20"/>
+          <w:szCs w:val="20"/>
+        </w:rPr>
+        <w:t xml:space="preserve"> </w:t>
+      </w:r>
+      <w:proofErr w:type="spellStart"/>
+      <w:r>
+        <w:rPr>
+          <w:rFonts w:ascii="Open Sans Light" w:eastAsia="Open Sans Light" w:hAnsi="Open Sans Light" w:cs="Open Sans Light"/>
+          <w:sz w:val="20"/>
+          <w:szCs w:val="20"/>
+        </w:rPr>
+        <w:t>baix</w:t>
+      </w:r>
+      <w:proofErr w:type="spellEnd"/>
+      <w:r>
+        <w:rPr>
+          <w:rFonts w:ascii="Open Sans Light" w:eastAsia="Open Sans Light" w:hAnsi="Open Sans Light" w:cs="Open Sans Light"/>
+          <w:sz w:val="20"/>
+          <w:szCs w:val="20"/>
+        </w:rPr>
+        <w:t xml:space="preserve"> el </w:t>
+      </w:r>
+      <w:proofErr w:type="spellStart"/>
+      <w:r>
+        <w:rPr>
+          <w:rFonts w:ascii="Open Sans Light" w:eastAsia="Open Sans Light" w:hAnsi="Open Sans Light" w:cs="Open Sans Light"/>
+          <w:sz w:val="20"/>
+          <w:szCs w:val="20"/>
+        </w:rPr>
+        <w:t>criteri</w:t>
+      </w:r>
+      <w:proofErr w:type="spellEnd"/>
+      <w:r>
+        <w:rPr>
+          <w:rFonts w:ascii="Open Sans Light" w:eastAsia="Open Sans Light" w:hAnsi="Open Sans Light" w:cs="Open Sans Light"/>
+          <w:sz w:val="20"/>
+          <w:szCs w:val="20"/>
+        </w:rPr>
+        <w:t xml:space="preserve"> de </w:t>
+      </w:r>
+      <w:r>
+        <w:rPr>
+          <w:rFonts w:ascii="Open Sans Light" w:eastAsia="Open Sans Light" w:hAnsi="Open Sans Light" w:cs="Open Sans Light"/>
+          <w:sz w:val="20"/>
+          <w:szCs w:val="20"/>
+        </w:rPr>
+        <w:t>{{</w:t>
+      </w:r>
+      <w:bookmarkStart w:id="0" w:name="_GoBack"/>
+      <w:bookmarkEnd w:id="0"/>
+      <w:proofErr w:type="spellStart"/>
+      <w:proofErr w:type="gramStart"/>
+      <w:r>
+        <w:rPr>
+          <w:rFonts w:ascii="Open Sans Light" w:eastAsia="Open Sans Light" w:hAnsi="Open Sans Light" w:cs="Open Sans Light"/>
+          <w:sz w:val="20"/>
+          <w:szCs w:val="20"/>
+        </w:rPr>
+        <w:t>record.</w:t>
+      </w:r>
+      <w:r>
+        <w:rPr>
+          <w:rFonts w:ascii="Open Sans Light" w:eastAsia="Open Sans Light" w:hAnsi="Open Sans Light" w:cs="Open Sans Light"/>
+          <w:sz w:val="20"/>
+          <w:szCs w:val="20"/>
+        </w:rPr>
+        <w:t>motivacio</w:t>
+      </w:r>
+      <w:proofErr w:type="gramEnd"/>
+      <w:r>
+        <w:rPr>
+          <w:rFonts w:ascii="Open Sans Light" w:eastAsia="Open Sans Light" w:hAnsi="Open Sans Light" w:cs="Open Sans Light"/>
+          <w:sz w:val="20"/>
+          <w:szCs w:val="20"/>
+        </w:rPr>
+        <w:t>_seleccio</w:t>
+      </w:r>
+      <w:proofErr w:type="spellEnd"/>
+      <w:r>
+        <w:rPr>
+          <w:rFonts w:ascii="Open Sans Light" w:eastAsia="Open Sans Light" w:hAnsi="Open Sans Light" w:cs="Open Sans Light"/>
+          <w:sz w:val="20"/>
+          <w:szCs w:val="20"/>
+        </w:rPr>
+        <w:t>}}</w:t>
+      </w:r>
+    </w:p>
+    <w:p>
+      <w:pPr>
         <w:spacing w:before="100" w:beforeAutospacing="1" w:after="100" w:afterAutospacing="1" w:line="240" w:lineRule="auto"/>
         <w:outlineLvl w:val="1"/>
         <w:rPr>
@@ -2106,16 +2235,7 @@
           <w:sz w:val="20"/>
           <w:szCs w:val="20"/>
         </w:rPr>
-        <w:t>explicacio</w:t>
-      </w:r>
-      <w:r>
-        <w:rPr>
-          <w:rFonts w:ascii="Open Sans Light" w:eastAsia="Open Sans Light" w:hAnsi="Open Sans Light" w:cs="Open Sans Light"/>
-          <w:noProof/>
-          <w:sz w:val="20"/>
-          <w:szCs w:val="20"/>
-        </w:rPr>
-        <w:t>_no_contractacio</w:t>
+        <w:t>explicacio_no_contractacio</w:t>
       </w:r>
       <w:r>
         <w:rPr>
@@ -2637,16 +2757,7 @@
           <w:sz w:val="20"/>
           <w:szCs w:val="20"/>
         </w:rPr>
-        <w:t>explicacio</w:t>
-      </w:r>
-      <w:r>
-        <w:rPr>
-          <w:rFonts w:ascii="Open Sans Light" w:eastAsia="Open Sans Light" w:hAnsi="Open Sans Light" w:cs="Open Sans Light"/>
-          <w:noProof/>
-          <w:sz w:val="20"/>
-          <w:szCs w:val="20"/>
-        </w:rPr>
-        <w:t>_preu</w:t>
+        <w:t>explicacio_preu</w:t>
       </w:r>
       <w:r>
         <w:rPr>
@@ -4042,17 +4153,6 @@
 </file>
 
 <file path=customXml/item1.xml><?xml version="1.0" encoding="utf-8"?>
-<p:properties xmlns:p="http://schemas.microsoft.com/office/2006/metadata/properties" xmlns:xsi="http://www.w3.org/2001/XMLSchema-instance" xmlns:pc="http://schemas.microsoft.com/office/infopath/2007/PartnerControls">
-  <documentManagement>
-    <TaxCatchAll xmlns="108d9c73-5d46-4471-9bd8-029f5de3680f" xsi:nil="true"/>
-    <lcf76f155ced4ddcb4097134ff3c332f xmlns="74cf42d7-5302-4f1c-a14a-4e00bba5b2a8">
-      <Terms xmlns="http://schemas.microsoft.com/office/infopath/2007/PartnerControls"/>
-    </lcf76f155ced4ddcb4097134ff3c332f>
-  </documentManagement>
-</p:properties>
-</file>
-
-<file path=customXml/item2.xml><?xml version="1.0" encoding="utf-8"?>
 <ct:contentTypeSchema xmlns:ct="http://schemas.microsoft.com/office/2006/metadata/contentType" xmlns:ma="http://schemas.microsoft.com/office/2006/metadata/properties/metaAttributes" ct:_="" ma:_="" ma:contentTypeName="Documento" ma:contentTypeID="0x010100BEA9B1C7EBF6D3438CD7ED5E9E199432" ma:contentTypeVersion="14" ma:contentTypeDescription="Crear nuevo documento." ma:contentTypeScope="" ma:versionID="2e283e6bc3a5fbbefccc32c5f809dde4">
   <xsd:schema xmlns:xsd="http://www.w3.org/2001/XMLSchema" xmlns:xs="http://www.w3.org/2001/XMLSchema" xmlns:p="http://schemas.microsoft.com/office/2006/metadata/properties" xmlns:ns2="74cf42d7-5302-4f1c-a14a-4e00bba5b2a8" xmlns:ns3="108d9c73-5d46-4471-9bd8-029f5de3680f" targetNamespace="http://schemas.microsoft.com/office/2006/metadata/properties" ma:root="true" ma:fieldsID="670afdc93dcbe6e64409644886b33f83" ns2:_="" ns3:_="">
     <xsd:import namespace="74cf42d7-5302-4f1c-a14a-4e00bba5b2a8"/>
@@ -4281,6 +4381,17 @@
 </ct:contentTypeSchema>
 </file>
 
+<file path=customXml/item2.xml><?xml version="1.0" encoding="utf-8"?>
+<p:properties xmlns:p="http://schemas.microsoft.com/office/2006/metadata/properties" xmlns:xsi="http://www.w3.org/2001/XMLSchema-instance" xmlns:pc="http://schemas.microsoft.com/office/infopath/2007/PartnerControls">
+  <documentManagement>
+    <TaxCatchAll xmlns="108d9c73-5d46-4471-9bd8-029f5de3680f" xsi:nil="true"/>
+    <lcf76f155ced4ddcb4097134ff3c332f xmlns="74cf42d7-5302-4f1c-a14a-4e00bba5b2a8">
+      <Terms xmlns="http://schemas.microsoft.com/office/infopath/2007/PartnerControls"/>
+    </lcf76f155ced4ddcb4097134ff3c332f>
+  </documentManagement>
+</p:properties>
+</file>
+
 <file path=customXml/item3.xml><?xml version="1.0" encoding="utf-8"?>
 <?mso-contentType ?>
 <FormTemplates xmlns="http://schemas.microsoft.com/sharepoint/v3/contenttype/forms">
@@ -4295,17 +4406,6 @@
 </file>
 
 <file path=customXml/itemProps1.xml><?xml version="1.0" encoding="utf-8"?>
-<ds:datastoreItem xmlns:ds="http://schemas.openxmlformats.org/officeDocument/2006/customXml" ds:itemID="{EF14DB54-CEC9-47B5-A13D-53C8A329E037}">
-  <ds:schemaRefs>
-    <ds:schemaRef ds:uri="http://schemas.microsoft.com/office/2006/metadata/properties"/>
-    <ds:schemaRef ds:uri="http://schemas.microsoft.com/office/infopath/2007/PartnerControls"/>
-    <ds:schemaRef ds:uri="108d9c73-5d46-4471-9bd8-029f5de3680f"/>
-    <ds:schemaRef ds:uri="74cf42d7-5302-4f1c-a14a-4e00bba5b2a8"/>
-  </ds:schemaRefs>
-</ds:datastoreItem>
-</file>
-
-<file path=customXml/itemProps2.xml><?xml version="1.0" encoding="utf-8"?>
 <ds:datastoreItem xmlns:ds="http://schemas.openxmlformats.org/officeDocument/2006/customXml" ds:itemID="{02882DF2-B128-4C90-8FFD-571E4B92AFFE}">
   <ds:schemaRefs>
     <ds:schemaRef ds:uri="http://schemas.microsoft.com/office/2006/metadata/contentType"/>
@@ -4324,6 +4424,17 @@
 </ds:datastoreItem>
 </file>
 
+<file path=customXml/itemProps2.xml><?xml version="1.0" encoding="utf-8"?>
+<ds:datastoreItem xmlns:ds="http://schemas.openxmlformats.org/officeDocument/2006/customXml" ds:itemID="{EF14DB54-CEC9-47B5-A13D-53C8A329E037}">
+  <ds:schemaRefs>
+    <ds:schemaRef ds:uri="http://schemas.microsoft.com/office/2006/metadata/properties"/>
+    <ds:schemaRef ds:uri="http://schemas.microsoft.com/office/infopath/2007/PartnerControls"/>
+    <ds:schemaRef ds:uri="108d9c73-5d46-4471-9bd8-029f5de3680f"/>
+    <ds:schemaRef ds:uri="74cf42d7-5302-4f1c-a14a-4e00bba5b2a8"/>
+  </ds:schemaRefs>
+</ds:datastoreItem>
+</file>
+
 <file path=customXml/itemProps3.xml><?xml version="1.0" encoding="utf-8"?>
 <ds:datastoreItem xmlns:ds="http://schemas.openxmlformats.org/officeDocument/2006/customXml" ds:itemID="{150801C8-2C01-424E-BC6C-56C9B08C462E}">
   <ds:schemaRefs>
@@ -4333,7 +4444,7 @@
 </file>
 
 <file path=customXml/itemProps4.xml><?xml version="1.0" encoding="utf-8"?>
-<ds:datastoreItem xmlns:ds="http://schemas.openxmlformats.org/officeDocument/2006/customXml" ds:itemID="{7F102218-426B-4983-8477-E5076A01DD42}">
+<ds:datastoreItem xmlns:ds="http://schemas.openxmlformats.org/officeDocument/2006/customXml" ds:itemID="{BDF5D54B-53B0-4C6A-A229-338C1DC0DEF9}">
   <ds:schemaRefs>
     <ds:schemaRef ds:uri="http://schemas.openxmlformats.org/officeDocument/2006/bibliography"/>
   </ds:schemaRefs>
